--- a/central_server/Tesztelési dokumentáció.docx
+++ b/central_server/Tesztelési dokumentáció.docx
@@ -1,7 +1,7 @@
 
 <file path=word/document.xml><?xml version="1.0" encoding="utf-8"?>
-<w:document xmlns:wpc="http://schemas.microsoft.com/office/word/2010/wordprocessingCanvas" xmlns:cx="http://schemas.microsoft.com/office/drawing/2014/chartex" xmlns:cx1="http://schemas.microsoft.com/office/drawing/2015/9/8/chartex" xmlns:cx2="http://schemas.microsoft.com/office/drawing/2015/10/21/chartex" xmlns:cx3="http://schemas.microsoft.com/office/drawing/2016/5/9/chartex" xmlns:cx4="http://schemas.microsoft.com/office/drawing/2016/5/10/chartex" xmlns:cx5="http://schemas.microsoft.com/office/drawing/2016/5/11/chartex" xmlns:cx6="http://schemas.microsoft.com/office/drawing/2016/5/12/chartex" xmlns:cx7="http://schemas.microsoft.com/office/drawing/2016/5/13/chartex" xmlns:cx8="http://schemas.microsoft.com/office/drawing/2016/5/14/chartex" xmlns:mc="http://schemas.openxmlformats.org/markup-compatibility/2006" xmlns:aink="http://schemas.microsoft.com/office/drawing/2016/ink" xmlns:am3d="http://schemas.microsoft.com/office/drawing/2017/model3d" xmlns:o="urn:schemas-microsoft-com:office:office" xmlns:oel="http://schemas.microsoft.com/office/2019/extlst" xmlns:r="http://schemas.openxmlformats.org/officeDocument/2006/relationships" xmlns:m="http://schemas.openxmlformats.org/officeDocument/2006/math" xmlns:v="urn:schemas-microsoft-com:vml" xmlns:wp14="http://schemas.microsoft.com/office/word/2010/wordprocessingDrawing" xmlns:wp="http://schemas.openxmlformats.org/drawingml/2006/wordprocessingDrawing" xmlns:w10="urn:schemas-microsoft-com:office:word" xmlns:w="http://schemas.openxmlformats.org/wordprocessingml/2006/main" xmlns:w14="http://schemas.microsoft.com/office/word/2010/wordml" xmlns:w15="http://schemas.microsoft.com/office/word/2012/wordml" xmlns:w16cex="http://schemas.microsoft.com/office/word/2018/wordml/cex" xmlns:w16cid="http://schemas.microsoft.com/office/word/2016/wordml/cid" xmlns:w16="http://schemas.microsoft.com/office/word/2018/wordml" xmlns:w16du="http://schemas.microsoft.com/office/word/2023/wordml/word16du" xmlns:w16sdtdh="http://schemas.microsoft.com/office/word/2020/wordml/sdtdatahash" xmlns:w16sdtfl="http://schemas.microsoft.com/office/word/2024/wordml/sdtformatlock" xmlns:w16se="http://schemas.microsoft.com/office/word/2015/wordml/symex" xmlns:wpg="http://schemas.microsoft.com/office/word/2010/wordprocessingGroup" xmlns:wpi="http://schemas.microsoft.com/office/word/2010/wordprocessingInk" xmlns:wne="http://schemas.microsoft.com/office/word/2006/wordml" xmlns:wps="http://schemas.microsoft.com/office/word/2010/wordprocessingShape" mc:Ignorable="w14 w15 w16se w16cid w16 w16cex w16sdtdh w16sdtfl w16du wp14">
-  <w:background w:color="D8D8D8" w:themeColor="background1" w:themeShade="D8"/>
+<w:document xmlns:wpc="http://schemas.microsoft.com/office/word/2010/wordprocessingCanvas" xmlns:cx="http://schemas.microsoft.com/office/drawing/2014/chartex" xmlns:cx1="http://schemas.microsoft.com/office/drawing/2015/9/8/chartex" xmlns:cx2="http://schemas.microsoft.com/office/drawing/2015/10/21/chartex" xmlns:cx3="http://schemas.microsoft.com/office/drawing/2016/5/9/chartex" xmlns:cx4="http://schemas.microsoft.com/office/drawing/2016/5/10/chartex" xmlns:cx5="http://schemas.microsoft.com/office/drawing/2016/5/11/chartex" xmlns:cx6="http://schemas.microsoft.com/office/drawing/2016/5/12/chartex" xmlns:cx7="http://schemas.microsoft.com/office/drawing/2016/5/13/chartex" xmlns:cx8="http://schemas.microsoft.com/office/drawing/2016/5/14/chartex" xmlns:mc="http://schemas.openxmlformats.org/markup-compatibility/2006" xmlns:aink="http://schemas.microsoft.com/office/drawing/2016/ink" xmlns:am3d="http://schemas.microsoft.com/office/drawing/2017/model3d" xmlns:o="urn:schemas-microsoft-com:office:office" xmlns:r="http://schemas.openxmlformats.org/officeDocument/2006/relationships" xmlns:m="http://schemas.openxmlformats.org/officeDocument/2006/math" xmlns:v="urn:schemas-microsoft-com:vml" xmlns:wp14="http://schemas.microsoft.com/office/word/2010/wordprocessingDrawing" xmlns:wp="http://schemas.openxmlformats.org/drawingml/2006/wordprocessingDrawing" xmlns:w10="urn:schemas-microsoft-com:office:word" xmlns:w="http://schemas.openxmlformats.org/wordprocessingml/2006/main" xmlns:w14="http://schemas.microsoft.com/office/word/2010/wordml" xmlns:w15="http://schemas.microsoft.com/office/word/2012/wordml" xmlns:w16cex="http://schemas.microsoft.com/office/word/2018/wordml/cex" xmlns:w16cid="http://schemas.microsoft.com/office/word/2016/wordml/cid" xmlns:w16="http://schemas.microsoft.com/office/word/2018/wordml" xmlns:w16sdtdh="http://schemas.microsoft.com/office/word/2020/wordml/sdtdatahash" xmlns:w16se="http://schemas.microsoft.com/office/word/2015/wordml/symex" xmlns:wpg="http://schemas.microsoft.com/office/word/2010/wordprocessingGroup" xmlns:wpi="http://schemas.microsoft.com/office/word/2010/wordprocessingInk" xmlns:wne="http://schemas.microsoft.com/office/word/2006/wordml" xmlns:wps="http://schemas.microsoft.com/office/word/2010/wordprocessingShape" mc:Ignorable="w14 w15 w16se w16cid w16 w16cex w16sdtdh wp14">
+  <w:background w:color="FFFFFF" w:themeColor="background1"/>
   <w:body>
     <w:p>
       <w:pPr>
@@ -98,7 +98,25 @@
           <w:sz w:val="24"/>
           <w:szCs w:val="24"/>
         </w:rPr>
-        <w:t>A teszteléshez használt eszköz a go programozási nyelv beépített testing package-e.</w:t>
+        <w:t xml:space="preserve">A teszteléshez használt eszköz a go programozási nyelv beépített testing </w:t>
+      </w:r>
+      <w:proofErr w:type="spellStart"/>
+      <w:r>
+        <w:rPr>
+          <w:rFonts w:ascii="Times New Roman" w:hAnsi="Times New Roman" w:cs="Times New Roman"/>
+          <w:sz w:val="24"/>
+          <w:szCs w:val="24"/>
+        </w:rPr>
+        <w:t>package</w:t>
+      </w:r>
+      <w:proofErr w:type="spellEnd"/>
+      <w:r>
+        <w:rPr>
+          <w:rFonts w:ascii="Times New Roman" w:hAnsi="Times New Roman" w:cs="Times New Roman"/>
+          <w:sz w:val="24"/>
+          <w:szCs w:val="24"/>
+        </w:rPr>
+        <w:t>-e.</w:t>
       </w:r>
     </w:p>
     <w:p>
@@ -113,6 +131,7 @@
           <w:szCs w:val="28"/>
         </w:rPr>
       </w:pPr>
+      <w:proofErr w:type="spellStart"/>
       <w:r>
         <w:rPr>
           <w:rFonts w:ascii="Times New Roman" w:hAnsi="Times New Roman" w:cs="Times New Roman"/>
@@ -121,34 +140,219 @@
           <w:sz w:val="28"/>
           <w:szCs w:val="28"/>
         </w:rPr>
-        <w:t>Request queue</w:t>
-      </w:r>
-    </w:p>
-    <w:p>
-      <w:pPr>
-        <w:spacing w:line="360" w:lineRule="auto"/>
-        <w:jc w:val="both"/>
-        <w:rPr>
-          <w:rFonts w:ascii="Times New Roman" w:hAnsi="Times New Roman" w:cs="Times New Roman"/>
-          <w:sz w:val="24"/>
-          <w:szCs w:val="24"/>
-        </w:rPr>
-      </w:pPr>
-      <w:r>
-        <w:rPr>
-          <w:rFonts w:ascii="Times New Roman" w:hAnsi="Times New Roman" w:cs="Times New Roman"/>
-          <w:sz w:val="24"/>
-          <w:szCs w:val="24"/>
-        </w:rPr>
-        <w:t>Ez a teszt a beérkezett keresési kérelmek tárolására, valamint azok feldolgozásának elindítására használt async request queue működését ellenőrzi. A queue mögött egy singly linked list található, az ezt kezelő műveletek kerülnek ellenőrzésre.</w:t>
-      </w:r>
-      <w:r>
-        <w:rPr>
-          <w:rFonts w:ascii="Times New Roman" w:hAnsi="Times New Roman" w:cs="Times New Roman"/>
-          <w:sz w:val="24"/>
-          <w:szCs w:val="24"/>
-        </w:rPr>
-        <w:t xml:space="preserve"> A queue minden művelete thread-safe módon történik a mutexeknek köszönhetően, ám ez a teszt még nem szimulál több klienst, ennek ellenőrzéséhez</w:t>
+        <w:t>Request</w:t>
+      </w:r>
+      <w:proofErr w:type="spellEnd"/>
+      <w:r>
+        <w:rPr>
+          <w:rFonts w:ascii="Times New Roman" w:hAnsi="Times New Roman" w:cs="Times New Roman"/>
+          <w:b/>
+          <w:bCs/>
+          <w:sz w:val="28"/>
+          <w:szCs w:val="28"/>
+        </w:rPr>
+        <w:t xml:space="preserve"> </w:t>
+      </w:r>
+      <w:proofErr w:type="spellStart"/>
+      <w:r>
+        <w:rPr>
+          <w:rFonts w:ascii="Times New Roman" w:hAnsi="Times New Roman" w:cs="Times New Roman"/>
+          <w:b/>
+          <w:bCs/>
+          <w:sz w:val="28"/>
+          <w:szCs w:val="28"/>
+        </w:rPr>
+        <w:t>queue</w:t>
+      </w:r>
+      <w:proofErr w:type="spellEnd"/>
+    </w:p>
+    <w:p>
+      <w:pPr>
+        <w:spacing w:line="360" w:lineRule="auto"/>
+        <w:jc w:val="both"/>
+        <w:rPr>
+          <w:rFonts w:ascii="Times New Roman" w:hAnsi="Times New Roman" w:cs="Times New Roman"/>
+          <w:sz w:val="24"/>
+          <w:szCs w:val="24"/>
+        </w:rPr>
+      </w:pPr>
+      <w:r>
+        <w:rPr>
+          <w:rFonts w:ascii="Times New Roman" w:hAnsi="Times New Roman" w:cs="Times New Roman"/>
+          <w:sz w:val="24"/>
+          <w:szCs w:val="24"/>
+        </w:rPr>
+        <w:t xml:space="preserve">Ez a teszt a beérkezett keresési kérelmek tárolására, valamint azok feldolgozásának elindítására használt </w:t>
+      </w:r>
+      <w:proofErr w:type="spellStart"/>
+      <w:r>
+        <w:rPr>
+          <w:rFonts w:ascii="Times New Roman" w:hAnsi="Times New Roman" w:cs="Times New Roman"/>
+          <w:sz w:val="24"/>
+          <w:szCs w:val="24"/>
+        </w:rPr>
+        <w:t>async</w:t>
+      </w:r>
+      <w:proofErr w:type="spellEnd"/>
+      <w:r>
+        <w:rPr>
+          <w:rFonts w:ascii="Times New Roman" w:hAnsi="Times New Roman" w:cs="Times New Roman"/>
+          <w:sz w:val="24"/>
+          <w:szCs w:val="24"/>
+        </w:rPr>
+        <w:t xml:space="preserve"> </w:t>
+      </w:r>
+      <w:proofErr w:type="spellStart"/>
+      <w:r>
+        <w:rPr>
+          <w:rFonts w:ascii="Times New Roman" w:hAnsi="Times New Roman" w:cs="Times New Roman"/>
+          <w:sz w:val="24"/>
+          <w:szCs w:val="24"/>
+        </w:rPr>
+        <w:t>request</w:t>
+      </w:r>
+      <w:proofErr w:type="spellEnd"/>
+      <w:r>
+        <w:rPr>
+          <w:rFonts w:ascii="Times New Roman" w:hAnsi="Times New Roman" w:cs="Times New Roman"/>
+          <w:sz w:val="24"/>
+          <w:szCs w:val="24"/>
+        </w:rPr>
+        <w:t xml:space="preserve"> </w:t>
+      </w:r>
+      <w:proofErr w:type="spellStart"/>
+      <w:r>
+        <w:rPr>
+          <w:rFonts w:ascii="Times New Roman" w:hAnsi="Times New Roman" w:cs="Times New Roman"/>
+          <w:sz w:val="24"/>
+          <w:szCs w:val="24"/>
+        </w:rPr>
+        <w:t>queue</w:t>
+      </w:r>
+      <w:proofErr w:type="spellEnd"/>
+      <w:r>
+        <w:rPr>
+          <w:rFonts w:ascii="Times New Roman" w:hAnsi="Times New Roman" w:cs="Times New Roman"/>
+          <w:sz w:val="24"/>
+          <w:szCs w:val="24"/>
+        </w:rPr>
+        <w:t xml:space="preserve"> működését ellenőrzi. A </w:t>
+      </w:r>
+      <w:proofErr w:type="spellStart"/>
+      <w:r>
+        <w:rPr>
+          <w:rFonts w:ascii="Times New Roman" w:hAnsi="Times New Roman" w:cs="Times New Roman"/>
+          <w:sz w:val="24"/>
+          <w:szCs w:val="24"/>
+        </w:rPr>
+        <w:t>queue</w:t>
+      </w:r>
+      <w:proofErr w:type="spellEnd"/>
+      <w:r>
+        <w:rPr>
+          <w:rFonts w:ascii="Times New Roman" w:hAnsi="Times New Roman" w:cs="Times New Roman"/>
+          <w:sz w:val="24"/>
+          <w:szCs w:val="24"/>
+        </w:rPr>
+        <w:t xml:space="preserve"> mögött egy </w:t>
+      </w:r>
+      <w:proofErr w:type="spellStart"/>
+      <w:r>
+        <w:rPr>
+          <w:rFonts w:ascii="Times New Roman" w:hAnsi="Times New Roman" w:cs="Times New Roman"/>
+          <w:sz w:val="24"/>
+          <w:szCs w:val="24"/>
+        </w:rPr>
+        <w:t>singly</w:t>
+      </w:r>
+      <w:proofErr w:type="spellEnd"/>
+      <w:r>
+        <w:rPr>
+          <w:rFonts w:ascii="Times New Roman" w:hAnsi="Times New Roman" w:cs="Times New Roman"/>
+          <w:sz w:val="24"/>
+          <w:szCs w:val="24"/>
+        </w:rPr>
+        <w:t xml:space="preserve"> linked </w:t>
+      </w:r>
+      <w:proofErr w:type="spellStart"/>
+      <w:r>
+        <w:rPr>
+          <w:rFonts w:ascii="Times New Roman" w:hAnsi="Times New Roman" w:cs="Times New Roman"/>
+          <w:sz w:val="24"/>
+          <w:szCs w:val="24"/>
+        </w:rPr>
+        <w:t>list</w:t>
+      </w:r>
+      <w:proofErr w:type="spellEnd"/>
+      <w:r>
+        <w:rPr>
+          <w:rFonts w:ascii="Times New Roman" w:hAnsi="Times New Roman" w:cs="Times New Roman"/>
+          <w:sz w:val="24"/>
+          <w:szCs w:val="24"/>
+        </w:rPr>
+        <w:t xml:space="preserve"> található, az ezt kezelő műveletek kerülnek ellenőrzésre.</w:t>
+      </w:r>
+      <w:r>
+        <w:rPr>
+          <w:rFonts w:ascii="Times New Roman" w:hAnsi="Times New Roman" w:cs="Times New Roman"/>
+          <w:sz w:val="24"/>
+          <w:szCs w:val="24"/>
+        </w:rPr>
+        <w:t xml:space="preserve"> A </w:t>
+      </w:r>
+      <w:proofErr w:type="spellStart"/>
+      <w:r>
+        <w:rPr>
+          <w:rFonts w:ascii="Times New Roman" w:hAnsi="Times New Roman" w:cs="Times New Roman"/>
+          <w:sz w:val="24"/>
+          <w:szCs w:val="24"/>
+        </w:rPr>
+        <w:t>queue</w:t>
+      </w:r>
+      <w:proofErr w:type="spellEnd"/>
+      <w:r>
+        <w:rPr>
+          <w:rFonts w:ascii="Times New Roman" w:hAnsi="Times New Roman" w:cs="Times New Roman"/>
+          <w:sz w:val="24"/>
+          <w:szCs w:val="24"/>
+        </w:rPr>
+        <w:t xml:space="preserve"> minden művelete </w:t>
+      </w:r>
+      <w:proofErr w:type="spellStart"/>
+      <w:r>
+        <w:rPr>
+          <w:rFonts w:ascii="Times New Roman" w:hAnsi="Times New Roman" w:cs="Times New Roman"/>
+          <w:sz w:val="24"/>
+          <w:szCs w:val="24"/>
+        </w:rPr>
+        <w:t>thread-safe</w:t>
+      </w:r>
+      <w:proofErr w:type="spellEnd"/>
+      <w:r>
+        <w:rPr>
+          <w:rFonts w:ascii="Times New Roman" w:hAnsi="Times New Roman" w:cs="Times New Roman"/>
+          <w:sz w:val="24"/>
+          <w:szCs w:val="24"/>
+        </w:rPr>
+        <w:t xml:space="preserve"> módon történik a </w:t>
+      </w:r>
+      <w:proofErr w:type="spellStart"/>
+      <w:r>
+        <w:rPr>
+          <w:rFonts w:ascii="Times New Roman" w:hAnsi="Times New Roman" w:cs="Times New Roman"/>
+          <w:sz w:val="24"/>
+          <w:szCs w:val="24"/>
+        </w:rPr>
+        <w:t>mutexeknek</w:t>
+      </w:r>
+      <w:proofErr w:type="spellEnd"/>
+      <w:r>
+        <w:rPr>
+          <w:rFonts w:ascii="Times New Roman" w:hAnsi="Times New Roman" w:cs="Times New Roman"/>
+          <w:sz w:val="24"/>
+          <w:szCs w:val="24"/>
+        </w:rPr>
+        <w:t xml:space="preserve"> köszönhetően, ám ez a teszt még nem szimulál több klienst, ennek ellenőrzéséhez</w:t>
       </w:r>
       <w:r>
         <w:rPr>
@@ -196,15 +400,105 @@
           <w:sz w:val="24"/>
           <w:szCs w:val="24"/>
         </w:rPr>
-        <w:t>A teszt létrehoz egy új SearchRequestQueue-t, aminek az IsTesting tulajdonságát beállítja true-ra. Ez azért kell, hogy ne kezdje el a Enqueue esetén azonnal a kérés feldolgozását</w:t>
-      </w:r>
-      <w:r>
-        <w:rPr>
-          <w:rFonts w:ascii="Times New Roman" w:hAnsi="Times New Roman" w:cs="Times New Roman"/>
-          <w:sz w:val="24"/>
-          <w:szCs w:val="24"/>
-        </w:rPr>
-        <w:t xml:space="preserve"> (azaz kivételét a queue-ból)</w:t>
+        <w:t xml:space="preserve">A teszt létrehoz egy új </w:t>
+      </w:r>
+      <w:proofErr w:type="spellStart"/>
+      <w:r>
+        <w:rPr>
+          <w:rFonts w:ascii="Times New Roman" w:hAnsi="Times New Roman" w:cs="Times New Roman"/>
+          <w:sz w:val="24"/>
+          <w:szCs w:val="24"/>
+        </w:rPr>
+        <w:t>SearchRequestQueue</w:t>
+      </w:r>
+      <w:proofErr w:type="spellEnd"/>
+      <w:r>
+        <w:rPr>
+          <w:rFonts w:ascii="Times New Roman" w:hAnsi="Times New Roman" w:cs="Times New Roman"/>
+          <w:sz w:val="24"/>
+          <w:szCs w:val="24"/>
+        </w:rPr>
+        <w:t xml:space="preserve">-t, aminek az </w:t>
+      </w:r>
+      <w:proofErr w:type="spellStart"/>
+      <w:r>
+        <w:rPr>
+          <w:rFonts w:ascii="Times New Roman" w:hAnsi="Times New Roman" w:cs="Times New Roman"/>
+          <w:sz w:val="24"/>
+          <w:szCs w:val="24"/>
+        </w:rPr>
+        <w:t>IsTesting</w:t>
+      </w:r>
+      <w:proofErr w:type="spellEnd"/>
+      <w:r>
+        <w:rPr>
+          <w:rFonts w:ascii="Times New Roman" w:hAnsi="Times New Roman" w:cs="Times New Roman"/>
+          <w:sz w:val="24"/>
+          <w:szCs w:val="24"/>
+        </w:rPr>
+        <w:t xml:space="preserve"> tulajdonságát beállítja </w:t>
+      </w:r>
+      <w:proofErr w:type="spellStart"/>
+      <w:r>
+        <w:rPr>
+          <w:rFonts w:ascii="Times New Roman" w:hAnsi="Times New Roman" w:cs="Times New Roman"/>
+          <w:sz w:val="24"/>
+          <w:szCs w:val="24"/>
+        </w:rPr>
+        <w:t>true-ra</w:t>
+      </w:r>
+      <w:proofErr w:type="spellEnd"/>
+      <w:r>
+        <w:rPr>
+          <w:rFonts w:ascii="Times New Roman" w:hAnsi="Times New Roman" w:cs="Times New Roman"/>
+          <w:sz w:val="24"/>
+          <w:szCs w:val="24"/>
+        </w:rPr>
+        <w:t xml:space="preserve">. Ez azért kell, hogy ne kezdje el a </w:t>
+      </w:r>
+      <w:proofErr w:type="spellStart"/>
+      <w:r>
+        <w:rPr>
+          <w:rFonts w:ascii="Times New Roman" w:hAnsi="Times New Roman" w:cs="Times New Roman"/>
+          <w:sz w:val="24"/>
+          <w:szCs w:val="24"/>
+        </w:rPr>
+        <w:t>Enqueue</w:t>
+      </w:r>
+      <w:proofErr w:type="spellEnd"/>
+      <w:r>
+        <w:rPr>
+          <w:rFonts w:ascii="Times New Roman" w:hAnsi="Times New Roman" w:cs="Times New Roman"/>
+          <w:sz w:val="24"/>
+          <w:szCs w:val="24"/>
+        </w:rPr>
+        <w:t xml:space="preserve"> esetén azonnal a kérés feldolgozását</w:t>
+      </w:r>
+      <w:r>
+        <w:rPr>
+          <w:rFonts w:ascii="Times New Roman" w:hAnsi="Times New Roman" w:cs="Times New Roman"/>
+          <w:sz w:val="24"/>
+          <w:szCs w:val="24"/>
+        </w:rPr>
+        <w:t xml:space="preserve"> (azaz kivételét a </w:t>
+      </w:r>
+      <w:proofErr w:type="spellStart"/>
+      <w:r>
+        <w:rPr>
+          <w:rFonts w:ascii="Times New Roman" w:hAnsi="Times New Roman" w:cs="Times New Roman"/>
+          <w:sz w:val="24"/>
+          <w:szCs w:val="24"/>
+        </w:rPr>
+        <w:t>queue-ból</w:t>
+      </w:r>
+      <w:proofErr w:type="spellEnd"/>
+      <w:r>
+        <w:rPr>
+          <w:rFonts w:ascii="Times New Roman" w:hAnsi="Times New Roman" w:cs="Times New Roman"/>
+          <w:sz w:val="24"/>
+          <w:szCs w:val="24"/>
+        </w:rPr>
+        <w:t>)</w:t>
       </w:r>
       <w:r>
         <w:rPr>
@@ -220,15 +514,141 @@
           <w:sz w:val="24"/>
           <w:szCs w:val="24"/>
         </w:rPr>
-        <w:t xml:space="preserve"> A queue-nak átadásra kerül egy callback függvény, a teszt esetében ez a testHandleProcess függvény (később kifejtve), ami akkor fut le, ha a queue.Process függvény meghívásra kerül, ami elindítja egy kérés feldolgozását a callback meghívásával</w:t>
-      </w:r>
-      <w:r>
-        <w:rPr>
-          <w:rFonts w:ascii="Times New Roman" w:hAnsi="Times New Roman" w:cs="Times New Roman"/>
-          <w:sz w:val="24"/>
-          <w:szCs w:val="24"/>
-        </w:rPr>
-        <w:t xml:space="preserve"> (éles környezetben kívülről csak a Process függvény hívandó, mivel az meghívja a Dequeue függvényt, ám a teszt mindkettő működését ellenőrzi)</w:t>
+        <w:t xml:space="preserve"> A </w:t>
+      </w:r>
+      <w:proofErr w:type="spellStart"/>
+      <w:r>
+        <w:rPr>
+          <w:rFonts w:ascii="Times New Roman" w:hAnsi="Times New Roman" w:cs="Times New Roman"/>
+          <w:sz w:val="24"/>
+          <w:szCs w:val="24"/>
+        </w:rPr>
+        <w:t>queue-nak</w:t>
+      </w:r>
+      <w:proofErr w:type="spellEnd"/>
+      <w:r>
+        <w:rPr>
+          <w:rFonts w:ascii="Times New Roman" w:hAnsi="Times New Roman" w:cs="Times New Roman"/>
+          <w:sz w:val="24"/>
+          <w:szCs w:val="24"/>
+        </w:rPr>
+        <w:t xml:space="preserve"> átadásra kerül egy </w:t>
+      </w:r>
+      <w:proofErr w:type="spellStart"/>
+      <w:r>
+        <w:rPr>
+          <w:rFonts w:ascii="Times New Roman" w:hAnsi="Times New Roman" w:cs="Times New Roman"/>
+          <w:sz w:val="24"/>
+          <w:szCs w:val="24"/>
+        </w:rPr>
+        <w:t>callback</w:t>
+      </w:r>
+      <w:proofErr w:type="spellEnd"/>
+      <w:r>
+        <w:rPr>
+          <w:rFonts w:ascii="Times New Roman" w:hAnsi="Times New Roman" w:cs="Times New Roman"/>
+          <w:sz w:val="24"/>
+          <w:szCs w:val="24"/>
+        </w:rPr>
+        <w:t xml:space="preserve"> függvény, a teszt esetében ez a </w:t>
+      </w:r>
+      <w:proofErr w:type="spellStart"/>
+      <w:r>
+        <w:rPr>
+          <w:rFonts w:ascii="Times New Roman" w:hAnsi="Times New Roman" w:cs="Times New Roman"/>
+          <w:sz w:val="24"/>
+          <w:szCs w:val="24"/>
+        </w:rPr>
+        <w:t>testHandleProcess</w:t>
+      </w:r>
+      <w:proofErr w:type="spellEnd"/>
+      <w:r>
+        <w:rPr>
+          <w:rFonts w:ascii="Times New Roman" w:hAnsi="Times New Roman" w:cs="Times New Roman"/>
+          <w:sz w:val="24"/>
+          <w:szCs w:val="24"/>
+        </w:rPr>
+        <w:t xml:space="preserve"> függvény (később kifejtve), ami akkor fut le, ha a </w:t>
+      </w:r>
+      <w:proofErr w:type="spellStart"/>
+      <w:r>
+        <w:rPr>
+          <w:rFonts w:ascii="Times New Roman" w:hAnsi="Times New Roman" w:cs="Times New Roman"/>
+          <w:sz w:val="24"/>
+          <w:szCs w:val="24"/>
+        </w:rPr>
+        <w:t>queue.Process</w:t>
+      </w:r>
+      <w:proofErr w:type="spellEnd"/>
+      <w:r>
+        <w:rPr>
+          <w:rFonts w:ascii="Times New Roman" w:hAnsi="Times New Roman" w:cs="Times New Roman"/>
+          <w:sz w:val="24"/>
+          <w:szCs w:val="24"/>
+        </w:rPr>
+        <w:t xml:space="preserve"> függvény meghívásra kerül, ami elindítja egy kérés feldolgozását a </w:t>
+      </w:r>
+      <w:proofErr w:type="spellStart"/>
+      <w:r>
+        <w:rPr>
+          <w:rFonts w:ascii="Times New Roman" w:hAnsi="Times New Roman" w:cs="Times New Roman"/>
+          <w:sz w:val="24"/>
+          <w:szCs w:val="24"/>
+        </w:rPr>
+        <w:t>callback</w:t>
+      </w:r>
+      <w:proofErr w:type="spellEnd"/>
+      <w:r>
+        <w:rPr>
+          <w:rFonts w:ascii="Times New Roman" w:hAnsi="Times New Roman" w:cs="Times New Roman"/>
+          <w:sz w:val="24"/>
+          <w:szCs w:val="24"/>
+        </w:rPr>
+        <w:t xml:space="preserve"> meghívásával</w:t>
+      </w:r>
+      <w:r>
+        <w:rPr>
+          <w:rFonts w:ascii="Times New Roman" w:hAnsi="Times New Roman" w:cs="Times New Roman"/>
+          <w:sz w:val="24"/>
+          <w:szCs w:val="24"/>
+        </w:rPr>
+        <w:t xml:space="preserve"> (éles környezetben kívülről csak a </w:t>
+      </w:r>
+      <w:proofErr w:type="spellStart"/>
+      <w:r>
+        <w:rPr>
+          <w:rFonts w:ascii="Times New Roman" w:hAnsi="Times New Roman" w:cs="Times New Roman"/>
+          <w:sz w:val="24"/>
+          <w:szCs w:val="24"/>
+        </w:rPr>
+        <w:t>Process</w:t>
+      </w:r>
+      <w:proofErr w:type="spellEnd"/>
+      <w:r>
+        <w:rPr>
+          <w:rFonts w:ascii="Times New Roman" w:hAnsi="Times New Roman" w:cs="Times New Roman"/>
+          <w:sz w:val="24"/>
+          <w:szCs w:val="24"/>
+        </w:rPr>
+        <w:t xml:space="preserve"> függvény hívandó, mivel az meghívja a </w:t>
+      </w:r>
+      <w:proofErr w:type="spellStart"/>
+      <w:r>
+        <w:rPr>
+          <w:rFonts w:ascii="Times New Roman" w:hAnsi="Times New Roman" w:cs="Times New Roman"/>
+          <w:sz w:val="24"/>
+          <w:szCs w:val="24"/>
+        </w:rPr>
+        <w:t>Dequeue</w:t>
+      </w:r>
+      <w:proofErr w:type="spellEnd"/>
+      <w:r>
+        <w:rPr>
+          <w:rFonts w:ascii="Times New Roman" w:hAnsi="Times New Roman" w:cs="Times New Roman"/>
+          <w:sz w:val="24"/>
+          <w:szCs w:val="24"/>
+        </w:rPr>
+        <w:t xml:space="preserve"> függvényt, ám a teszt mindkettő működését ellenőrzi)</w:t>
       </w:r>
       <w:r>
         <w:rPr>
@@ -260,7 +680,43 @@
           <w:sz w:val="24"/>
           <w:szCs w:val="24"/>
         </w:rPr>
-        <w:t>Ezután a teszt létrehoz 4 keresési kérést (SearchRequestNode), amiket majd behelyez a queue-ba, és ellenőrzi, hogy minden megfelelően működik-e.</w:t>
+        <w:t>Ezután a teszt létrehoz 4 keresési kérést (</w:t>
+      </w:r>
+      <w:proofErr w:type="spellStart"/>
+      <w:r>
+        <w:rPr>
+          <w:rFonts w:ascii="Times New Roman" w:hAnsi="Times New Roman" w:cs="Times New Roman"/>
+          <w:sz w:val="24"/>
+          <w:szCs w:val="24"/>
+        </w:rPr>
+        <w:t>SearchRequestNode</w:t>
+      </w:r>
+      <w:proofErr w:type="spellEnd"/>
+      <w:r>
+        <w:rPr>
+          <w:rFonts w:ascii="Times New Roman" w:hAnsi="Times New Roman" w:cs="Times New Roman"/>
+          <w:sz w:val="24"/>
+          <w:szCs w:val="24"/>
+        </w:rPr>
+        <w:t xml:space="preserve">), amiket majd behelyez a </w:t>
+      </w:r>
+      <w:proofErr w:type="spellStart"/>
+      <w:r>
+        <w:rPr>
+          <w:rFonts w:ascii="Times New Roman" w:hAnsi="Times New Roman" w:cs="Times New Roman"/>
+          <w:sz w:val="24"/>
+          <w:szCs w:val="24"/>
+        </w:rPr>
+        <w:t>queue-ba</w:t>
+      </w:r>
+      <w:proofErr w:type="spellEnd"/>
+      <w:r>
+        <w:rPr>
+          <w:rFonts w:ascii="Times New Roman" w:hAnsi="Times New Roman" w:cs="Times New Roman"/>
+          <w:sz w:val="24"/>
+          <w:szCs w:val="24"/>
+        </w:rPr>
+        <w:t>, és ellenőrzi, hogy minden megfelelően működik-e.</w:t>
       </w:r>
     </w:p>
     <w:p>
@@ -284,7 +740,79 @@
           <w:sz w:val="24"/>
           <w:szCs w:val="24"/>
         </w:rPr>
-        <w:t>A teszt ellenőrzi, hogy az üres queue head pointere nil.</w:t>
+        <w:t xml:space="preserve">A teszt ellenőrzi, hogy az üres </w:t>
+      </w:r>
+      <w:proofErr w:type="spellStart"/>
+      <w:r>
+        <w:rPr>
+          <w:rFonts w:ascii="Times New Roman" w:hAnsi="Times New Roman" w:cs="Times New Roman"/>
+          <w:sz w:val="24"/>
+          <w:szCs w:val="24"/>
+        </w:rPr>
+        <w:t>queue</w:t>
+      </w:r>
+      <w:proofErr w:type="spellEnd"/>
+      <w:r>
+        <w:rPr>
+          <w:rFonts w:ascii="Times New Roman" w:hAnsi="Times New Roman" w:cs="Times New Roman"/>
+          <w:sz w:val="24"/>
+          <w:szCs w:val="24"/>
+        </w:rPr>
+        <w:t xml:space="preserve"> </w:t>
+      </w:r>
+      <w:proofErr w:type="spellStart"/>
+      <w:r>
+        <w:rPr>
+          <w:rFonts w:ascii="Times New Roman" w:hAnsi="Times New Roman" w:cs="Times New Roman"/>
+          <w:sz w:val="24"/>
+          <w:szCs w:val="24"/>
+        </w:rPr>
+        <w:t>head</w:t>
+      </w:r>
+      <w:proofErr w:type="spellEnd"/>
+      <w:r>
+        <w:rPr>
+          <w:rFonts w:ascii="Times New Roman" w:hAnsi="Times New Roman" w:cs="Times New Roman"/>
+          <w:sz w:val="24"/>
+          <w:szCs w:val="24"/>
+        </w:rPr>
+        <w:t xml:space="preserve"> </w:t>
+      </w:r>
+      <w:proofErr w:type="spellStart"/>
+      <w:r>
+        <w:rPr>
+          <w:rFonts w:ascii="Times New Roman" w:hAnsi="Times New Roman" w:cs="Times New Roman"/>
+          <w:sz w:val="24"/>
+          <w:szCs w:val="24"/>
+        </w:rPr>
+        <w:t>pointere</w:t>
+      </w:r>
+      <w:proofErr w:type="spellEnd"/>
+      <w:r>
+        <w:rPr>
+          <w:rFonts w:ascii="Times New Roman" w:hAnsi="Times New Roman" w:cs="Times New Roman"/>
+          <w:sz w:val="24"/>
+          <w:szCs w:val="24"/>
+        </w:rPr>
+        <w:t xml:space="preserve"> </w:t>
+      </w:r>
+      <w:proofErr w:type="spellStart"/>
+      <w:r>
+        <w:rPr>
+          <w:rFonts w:ascii="Times New Roman" w:hAnsi="Times New Roman" w:cs="Times New Roman"/>
+          <w:sz w:val="24"/>
+          <w:szCs w:val="24"/>
+        </w:rPr>
+        <w:t>nil</w:t>
+      </w:r>
+      <w:proofErr w:type="spellEnd"/>
+      <w:r>
+        <w:rPr>
+          <w:rFonts w:ascii="Times New Roman" w:hAnsi="Times New Roman" w:cs="Times New Roman"/>
+          <w:sz w:val="24"/>
+          <w:szCs w:val="24"/>
+        </w:rPr>
+        <w:t>.</w:t>
       </w:r>
     </w:p>
     <w:p>
@@ -308,15 +836,69 @@
           <w:sz w:val="24"/>
           <w:szCs w:val="24"/>
         </w:rPr>
-        <w:t>A teszt Enqueue-val behelyezi az első keresési kérést</w:t>
-      </w:r>
-      <w:r>
-        <w:rPr>
-          <w:rFonts w:ascii="Times New Roman" w:hAnsi="Times New Roman" w:cs="Times New Roman"/>
-          <w:sz w:val="24"/>
-          <w:szCs w:val="24"/>
-        </w:rPr>
-        <w:t>, majd ellenőrzi, hogy a head pointer és a tail pointer arra mutat-e.</w:t>
+        <w:t xml:space="preserve">A teszt </w:t>
+      </w:r>
+      <w:proofErr w:type="spellStart"/>
+      <w:r>
+        <w:rPr>
+          <w:rFonts w:ascii="Times New Roman" w:hAnsi="Times New Roman" w:cs="Times New Roman"/>
+          <w:sz w:val="24"/>
+          <w:szCs w:val="24"/>
+        </w:rPr>
+        <w:t>Enqueue-val</w:t>
+      </w:r>
+      <w:proofErr w:type="spellEnd"/>
+      <w:r>
+        <w:rPr>
+          <w:rFonts w:ascii="Times New Roman" w:hAnsi="Times New Roman" w:cs="Times New Roman"/>
+          <w:sz w:val="24"/>
+          <w:szCs w:val="24"/>
+        </w:rPr>
+        <w:t xml:space="preserve"> behelyezi az első keresési kérést</w:t>
+      </w:r>
+      <w:r>
+        <w:rPr>
+          <w:rFonts w:ascii="Times New Roman" w:hAnsi="Times New Roman" w:cs="Times New Roman"/>
+          <w:sz w:val="24"/>
+          <w:szCs w:val="24"/>
+        </w:rPr>
+        <w:t xml:space="preserve">, majd ellenőrzi, hogy a </w:t>
+      </w:r>
+      <w:proofErr w:type="spellStart"/>
+      <w:r>
+        <w:rPr>
+          <w:rFonts w:ascii="Times New Roman" w:hAnsi="Times New Roman" w:cs="Times New Roman"/>
+          <w:sz w:val="24"/>
+          <w:szCs w:val="24"/>
+        </w:rPr>
+        <w:t>head</w:t>
+      </w:r>
+      <w:proofErr w:type="spellEnd"/>
+      <w:r>
+        <w:rPr>
+          <w:rFonts w:ascii="Times New Roman" w:hAnsi="Times New Roman" w:cs="Times New Roman"/>
+          <w:sz w:val="24"/>
+          <w:szCs w:val="24"/>
+        </w:rPr>
+        <w:t xml:space="preserve"> pointer és a </w:t>
+      </w:r>
+      <w:proofErr w:type="spellStart"/>
+      <w:r>
+        <w:rPr>
+          <w:rFonts w:ascii="Times New Roman" w:hAnsi="Times New Roman" w:cs="Times New Roman"/>
+          <w:sz w:val="24"/>
+          <w:szCs w:val="24"/>
+        </w:rPr>
+        <w:t>tail</w:t>
+      </w:r>
+      <w:proofErr w:type="spellEnd"/>
+      <w:r>
+        <w:rPr>
+          <w:rFonts w:ascii="Times New Roman" w:hAnsi="Times New Roman" w:cs="Times New Roman"/>
+          <w:sz w:val="24"/>
+          <w:szCs w:val="24"/>
+        </w:rPr>
+        <w:t xml:space="preserve"> pointer arra mutat-e.</w:t>
       </w:r>
     </w:p>
     <w:p>
@@ -340,7 +922,79 @@
           <w:sz w:val="24"/>
           <w:szCs w:val="24"/>
         </w:rPr>
-        <w:t>A teszt Enqueue-val behelyezi a második keresési kérést, majd ellenőrzi, hogy a head pointer az elsőre, a tail pointer a másodikra, a head.Next pointer szintén a másodikra mutat-e.</w:t>
+        <w:t xml:space="preserve">A teszt </w:t>
+      </w:r>
+      <w:proofErr w:type="spellStart"/>
+      <w:r>
+        <w:rPr>
+          <w:rFonts w:ascii="Times New Roman" w:hAnsi="Times New Roman" w:cs="Times New Roman"/>
+          <w:sz w:val="24"/>
+          <w:szCs w:val="24"/>
+        </w:rPr>
+        <w:t>Enqueue-val</w:t>
+      </w:r>
+      <w:proofErr w:type="spellEnd"/>
+      <w:r>
+        <w:rPr>
+          <w:rFonts w:ascii="Times New Roman" w:hAnsi="Times New Roman" w:cs="Times New Roman"/>
+          <w:sz w:val="24"/>
+          <w:szCs w:val="24"/>
+        </w:rPr>
+        <w:t xml:space="preserve"> behelyezi a második keresési kérést, majd ellenőrzi, hogy a </w:t>
+      </w:r>
+      <w:proofErr w:type="spellStart"/>
+      <w:r>
+        <w:rPr>
+          <w:rFonts w:ascii="Times New Roman" w:hAnsi="Times New Roman" w:cs="Times New Roman"/>
+          <w:sz w:val="24"/>
+          <w:szCs w:val="24"/>
+        </w:rPr>
+        <w:t>head</w:t>
+      </w:r>
+      <w:proofErr w:type="spellEnd"/>
+      <w:r>
+        <w:rPr>
+          <w:rFonts w:ascii="Times New Roman" w:hAnsi="Times New Roman" w:cs="Times New Roman"/>
+          <w:sz w:val="24"/>
+          <w:szCs w:val="24"/>
+        </w:rPr>
+        <w:t xml:space="preserve"> pointer az elsőre, a </w:t>
+      </w:r>
+      <w:proofErr w:type="spellStart"/>
+      <w:r>
+        <w:rPr>
+          <w:rFonts w:ascii="Times New Roman" w:hAnsi="Times New Roman" w:cs="Times New Roman"/>
+          <w:sz w:val="24"/>
+          <w:szCs w:val="24"/>
+        </w:rPr>
+        <w:t>tail</w:t>
+      </w:r>
+      <w:proofErr w:type="spellEnd"/>
+      <w:r>
+        <w:rPr>
+          <w:rFonts w:ascii="Times New Roman" w:hAnsi="Times New Roman" w:cs="Times New Roman"/>
+          <w:sz w:val="24"/>
+          <w:szCs w:val="24"/>
+        </w:rPr>
+        <w:t xml:space="preserve"> pointer a másodikra, a </w:t>
+      </w:r>
+      <w:proofErr w:type="spellStart"/>
+      <w:r>
+        <w:rPr>
+          <w:rFonts w:ascii="Times New Roman" w:hAnsi="Times New Roman" w:cs="Times New Roman"/>
+          <w:sz w:val="24"/>
+          <w:szCs w:val="24"/>
+        </w:rPr>
+        <w:t>head.Next</w:t>
+      </w:r>
+      <w:proofErr w:type="spellEnd"/>
+      <w:r>
+        <w:rPr>
+          <w:rFonts w:ascii="Times New Roman" w:hAnsi="Times New Roman" w:cs="Times New Roman"/>
+          <w:sz w:val="24"/>
+          <w:szCs w:val="24"/>
+        </w:rPr>
+        <w:t xml:space="preserve"> pointer szintén a másodikra mutat-e.</w:t>
       </w:r>
     </w:p>
     <w:p>
@@ -365,7 +1019,115 @@
           <w:szCs w:val="24"/>
         </w:rPr>
         <w:lastRenderedPageBreak/>
-        <w:t>A teszt Enqueue-val behelyezi a harmadik keresési kérést, majd ellenőrzi, hogy a head pointer az elsőre, a tail pointer a harmadikra, a head.Next pointer a másodikra, a második Next pointere pedig a harmadikra mutat-e.</w:t>
+        <w:t xml:space="preserve">A teszt </w:t>
+      </w:r>
+      <w:proofErr w:type="spellStart"/>
+      <w:r>
+        <w:rPr>
+          <w:rFonts w:ascii="Times New Roman" w:hAnsi="Times New Roman" w:cs="Times New Roman"/>
+          <w:sz w:val="24"/>
+          <w:szCs w:val="24"/>
+        </w:rPr>
+        <w:t>Enqueue-val</w:t>
+      </w:r>
+      <w:proofErr w:type="spellEnd"/>
+      <w:r>
+        <w:rPr>
+          <w:rFonts w:ascii="Times New Roman" w:hAnsi="Times New Roman" w:cs="Times New Roman"/>
+          <w:sz w:val="24"/>
+          <w:szCs w:val="24"/>
+        </w:rPr>
+        <w:t xml:space="preserve"> behelyezi a harmadik keresési kérést, majd ellenőrzi, hogy a </w:t>
+      </w:r>
+      <w:proofErr w:type="spellStart"/>
+      <w:r>
+        <w:rPr>
+          <w:rFonts w:ascii="Times New Roman" w:hAnsi="Times New Roman" w:cs="Times New Roman"/>
+          <w:sz w:val="24"/>
+          <w:szCs w:val="24"/>
+        </w:rPr>
+        <w:t>head</w:t>
+      </w:r>
+      <w:proofErr w:type="spellEnd"/>
+      <w:r>
+        <w:rPr>
+          <w:rFonts w:ascii="Times New Roman" w:hAnsi="Times New Roman" w:cs="Times New Roman"/>
+          <w:sz w:val="24"/>
+          <w:szCs w:val="24"/>
+        </w:rPr>
+        <w:t xml:space="preserve"> pointer az elsőre, a </w:t>
+      </w:r>
+      <w:proofErr w:type="spellStart"/>
+      <w:r>
+        <w:rPr>
+          <w:rFonts w:ascii="Times New Roman" w:hAnsi="Times New Roman" w:cs="Times New Roman"/>
+          <w:sz w:val="24"/>
+          <w:szCs w:val="24"/>
+        </w:rPr>
+        <w:t>tail</w:t>
+      </w:r>
+      <w:proofErr w:type="spellEnd"/>
+      <w:r>
+        <w:rPr>
+          <w:rFonts w:ascii="Times New Roman" w:hAnsi="Times New Roman" w:cs="Times New Roman"/>
+          <w:sz w:val="24"/>
+          <w:szCs w:val="24"/>
+        </w:rPr>
+        <w:t xml:space="preserve"> pointer a harmadikra, a </w:t>
+      </w:r>
+      <w:proofErr w:type="spellStart"/>
+      <w:r>
+        <w:rPr>
+          <w:rFonts w:ascii="Times New Roman" w:hAnsi="Times New Roman" w:cs="Times New Roman"/>
+          <w:sz w:val="24"/>
+          <w:szCs w:val="24"/>
+        </w:rPr>
+        <w:t>head.Next</w:t>
+      </w:r>
+      <w:proofErr w:type="spellEnd"/>
+      <w:r>
+        <w:rPr>
+          <w:rFonts w:ascii="Times New Roman" w:hAnsi="Times New Roman" w:cs="Times New Roman"/>
+          <w:sz w:val="24"/>
+          <w:szCs w:val="24"/>
+        </w:rPr>
+        <w:t xml:space="preserve"> pointer a másodikra, a második </w:t>
+      </w:r>
+      <w:proofErr w:type="spellStart"/>
+      <w:r>
+        <w:rPr>
+          <w:rFonts w:ascii="Times New Roman" w:hAnsi="Times New Roman" w:cs="Times New Roman"/>
+          <w:sz w:val="24"/>
+          <w:szCs w:val="24"/>
+        </w:rPr>
+        <w:t>Next</w:t>
+      </w:r>
+      <w:proofErr w:type="spellEnd"/>
+      <w:r>
+        <w:rPr>
+          <w:rFonts w:ascii="Times New Roman" w:hAnsi="Times New Roman" w:cs="Times New Roman"/>
+          <w:sz w:val="24"/>
+          <w:szCs w:val="24"/>
+        </w:rPr>
+        <w:t xml:space="preserve"> </w:t>
+      </w:r>
+      <w:proofErr w:type="spellStart"/>
+      <w:r>
+        <w:rPr>
+          <w:rFonts w:ascii="Times New Roman" w:hAnsi="Times New Roman" w:cs="Times New Roman"/>
+          <w:sz w:val="24"/>
+          <w:szCs w:val="24"/>
+        </w:rPr>
+        <w:t>pointere</w:t>
+      </w:r>
+      <w:proofErr w:type="spellEnd"/>
+      <w:r>
+        <w:rPr>
+          <w:rFonts w:ascii="Times New Roman" w:hAnsi="Times New Roman" w:cs="Times New Roman"/>
+          <w:sz w:val="24"/>
+          <w:szCs w:val="24"/>
+        </w:rPr>
+        <w:t xml:space="preserve"> pedig a harmadikra mutat-e.</w:t>
       </w:r>
     </w:p>
     <w:p>
@@ -389,23 +1151,123 @@
           <w:sz w:val="24"/>
           <w:szCs w:val="24"/>
         </w:rPr>
-        <w:t>A teszt ezután Dequeue-val kiveszi az első elemet</w:t>
-      </w:r>
-      <w:r>
-        <w:rPr>
-          <w:rFonts w:ascii="Times New Roman" w:hAnsi="Times New Roman" w:cs="Times New Roman"/>
-          <w:sz w:val="24"/>
-          <w:szCs w:val="24"/>
-        </w:rPr>
-        <w:t xml:space="preserve"> a queue-ból</w:t>
-      </w:r>
-      <w:r>
-        <w:rPr>
-          <w:rFonts w:ascii="Times New Roman" w:hAnsi="Times New Roman" w:cs="Times New Roman"/>
-          <w:sz w:val="24"/>
-          <w:szCs w:val="24"/>
-        </w:rPr>
-        <w:t xml:space="preserve"> (ezt a függvényt normál használat mellett csak a Process függvény hívja meg, de a működését tesztelni kell), majd ellenőrzi, hogy a head pointer a másodikra, a head.Next pointer a harmadikra, a tail pointer szintén a harmadikra, a visszakapott pointer pedig az elsőre mutat-e.</w:t>
+        <w:t xml:space="preserve">A teszt ezután </w:t>
+      </w:r>
+      <w:proofErr w:type="spellStart"/>
+      <w:r>
+        <w:rPr>
+          <w:rFonts w:ascii="Times New Roman" w:hAnsi="Times New Roman" w:cs="Times New Roman"/>
+          <w:sz w:val="24"/>
+          <w:szCs w:val="24"/>
+        </w:rPr>
+        <w:t>Dequeue-val</w:t>
+      </w:r>
+      <w:proofErr w:type="spellEnd"/>
+      <w:r>
+        <w:rPr>
+          <w:rFonts w:ascii="Times New Roman" w:hAnsi="Times New Roman" w:cs="Times New Roman"/>
+          <w:sz w:val="24"/>
+          <w:szCs w:val="24"/>
+        </w:rPr>
+        <w:t xml:space="preserve"> kiveszi az első elemet</w:t>
+      </w:r>
+      <w:r>
+        <w:rPr>
+          <w:rFonts w:ascii="Times New Roman" w:hAnsi="Times New Roman" w:cs="Times New Roman"/>
+          <w:sz w:val="24"/>
+          <w:szCs w:val="24"/>
+        </w:rPr>
+        <w:t xml:space="preserve"> a </w:t>
+      </w:r>
+      <w:proofErr w:type="spellStart"/>
+      <w:r>
+        <w:rPr>
+          <w:rFonts w:ascii="Times New Roman" w:hAnsi="Times New Roman" w:cs="Times New Roman"/>
+          <w:sz w:val="24"/>
+          <w:szCs w:val="24"/>
+        </w:rPr>
+        <w:t>queue-ból</w:t>
+      </w:r>
+      <w:proofErr w:type="spellEnd"/>
+      <w:r>
+        <w:rPr>
+          <w:rFonts w:ascii="Times New Roman" w:hAnsi="Times New Roman" w:cs="Times New Roman"/>
+          <w:sz w:val="24"/>
+          <w:szCs w:val="24"/>
+        </w:rPr>
+        <w:t xml:space="preserve"> (ezt a függvényt normál használat mellett csak a </w:t>
+      </w:r>
+      <w:proofErr w:type="spellStart"/>
+      <w:r>
+        <w:rPr>
+          <w:rFonts w:ascii="Times New Roman" w:hAnsi="Times New Roman" w:cs="Times New Roman"/>
+          <w:sz w:val="24"/>
+          <w:szCs w:val="24"/>
+        </w:rPr>
+        <w:t>Process</w:t>
+      </w:r>
+      <w:proofErr w:type="spellEnd"/>
+      <w:r>
+        <w:rPr>
+          <w:rFonts w:ascii="Times New Roman" w:hAnsi="Times New Roman" w:cs="Times New Roman"/>
+          <w:sz w:val="24"/>
+          <w:szCs w:val="24"/>
+        </w:rPr>
+        <w:t xml:space="preserve"> függvény hívja meg, de a működését tesztelni kell), majd ellenőrzi, hogy a </w:t>
+      </w:r>
+      <w:proofErr w:type="spellStart"/>
+      <w:r>
+        <w:rPr>
+          <w:rFonts w:ascii="Times New Roman" w:hAnsi="Times New Roman" w:cs="Times New Roman"/>
+          <w:sz w:val="24"/>
+          <w:szCs w:val="24"/>
+        </w:rPr>
+        <w:t>head</w:t>
+      </w:r>
+      <w:proofErr w:type="spellEnd"/>
+      <w:r>
+        <w:rPr>
+          <w:rFonts w:ascii="Times New Roman" w:hAnsi="Times New Roman" w:cs="Times New Roman"/>
+          <w:sz w:val="24"/>
+          <w:szCs w:val="24"/>
+        </w:rPr>
+        <w:t xml:space="preserve"> pointer a másodikra, a </w:t>
+      </w:r>
+      <w:proofErr w:type="spellStart"/>
+      <w:r>
+        <w:rPr>
+          <w:rFonts w:ascii="Times New Roman" w:hAnsi="Times New Roman" w:cs="Times New Roman"/>
+          <w:sz w:val="24"/>
+          <w:szCs w:val="24"/>
+        </w:rPr>
+        <w:t>head.Next</w:t>
+      </w:r>
+      <w:proofErr w:type="spellEnd"/>
+      <w:r>
+        <w:rPr>
+          <w:rFonts w:ascii="Times New Roman" w:hAnsi="Times New Roman" w:cs="Times New Roman"/>
+          <w:sz w:val="24"/>
+          <w:szCs w:val="24"/>
+        </w:rPr>
+        <w:t xml:space="preserve"> pointer a harmadikra, a </w:t>
+      </w:r>
+      <w:proofErr w:type="spellStart"/>
+      <w:r>
+        <w:rPr>
+          <w:rFonts w:ascii="Times New Roman" w:hAnsi="Times New Roman" w:cs="Times New Roman"/>
+          <w:sz w:val="24"/>
+          <w:szCs w:val="24"/>
+        </w:rPr>
+        <w:t>tail</w:t>
+      </w:r>
+      <w:proofErr w:type="spellEnd"/>
+      <w:r>
+        <w:rPr>
+          <w:rFonts w:ascii="Times New Roman" w:hAnsi="Times New Roman" w:cs="Times New Roman"/>
+          <w:sz w:val="24"/>
+          <w:szCs w:val="24"/>
+        </w:rPr>
+        <w:t xml:space="preserve"> pointer szintén a harmadikra, a visszakapott pointer pedig az elsőre mutat-e.</w:t>
       </w:r>
     </w:p>
     <w:p>
@@ -429,23 +1291,123 @@
           <w:sz w:val="24"/>
           <w:szCs w:val="24"/>
         </w:rPr>
-        <w:t>A teszt ezután Dequeue-val kiveszi az első elemet</w:t>
-      </w:r>
-      <w:r>
-        <w:rPr>
-          <w:rFonts w:ascii="Times New Roman" w:hAnsi="Times New Roman" w:cs="Times New Roman"/>
-          <w:sz w:val="24"/>
-          <w:szCs w:val="24"/>
-        </w:rPr>
-        <w:t xml:space="preserve"> a queue-ból</w:t>
-      </w:r>
-      <w:r>
-        <w:rPr>
-          <w:rFonts w:ascii="Times New Roman" w:hAnsi="Times New Roman" w:cs="Times New Roman"/>
-          <w:sz w:val="24"/>
-          <w:szCs w:val="24"/>
-        </w:rPr>
-        <w:t>, majd ellenőrzi, hogy a head pointer a harmadikra, a head.Next pointer nilre, a tail pointer szintén a harmadikra, a visszakapott pointer pedig a másodikra mutat-e.</w:t>
+        <w:t xml:space="preserve">A teszt ezután </w:t>
+      </w:r>
+      <w:proofErr w:type="spellStart"/>
+      <w:r>
+        <w:rPr>
+          <w:rFonts w:ascii="Times New Roman" w:hAnsi="Times New Roman" w:cs="Times New Roman"/>
+          <w:sz w:val="24"/>
+          <w:szCs w:val="24"/>
+        </w:rPr>
+        <w:t>Dequeue-val</w:t>
+      </w:r>
+      <w:proofErr w:type="spellEnd"/>
+      <w:r>
+        <w:rPr>
+          <w:rFonts w:ascii="Times New Roman" w:hAnsi="Times New Roman" w:cs="Times New Roman"/>
+          <w:sz w:val="24"/>
+          <w:szCs w:val="24"/>
+        </w:rPr>
+        <w:t xml:space="preserve"> kiveszi az első elemet</w:t>
+      </w:r>
+      <w:r>
+        <w:rPr>
+          <w:rFonts w:ascii="Times New Roman" w:hAnsi="Times New Roman" w:cs="Times New Roman"/>
+          <w:sz w:val="24"/>
+          <w:szCs w:val="24"/>
+        </w:rPr>
+        <w:t xml:space="preserve"> a </w:t>
+      </w:r>
+      <w:proofErr w:type="spellStart"/>
+      <w:r>
+        <w:rPr>
+          <w:rFonts w:ascii="Times New Roman" w:hAnsi="Times New Roman" w:cs="Times New Roman"/>
+          <w:sz w:val="24"/>
+          <w:szCs w:val="24"/>
+        </w:rPr>
+        <w:t>queue-ból</w:t>
+      </w:r>
+      <w:proofErr w:type="spellEnd"/>
+      <w:r>
+        <w:rPr>
+          <w:rFonts w:ascii="Times New Roman" w:hAnsi="Times New Roman" w:cs="Times New Roman"/>
+          <w:sz w:val="24"/>
+          <w:szCs w:val="24"/>
+        </w:rPr>
+        <w:t xml:space="preserve">, majd ellenőrzi, hogy a </w:t>
+      </w:r>
+      <w:proofErr w:type="spellStart"/>
+      <w:r>
+        <w:rPr>
+          <w:rFonts w:ascii="Times New Roman" w:hAnsi="Times New Roman" w:cs="Times New Roman"/>
+          <w:sz w:val="24"/>
+          <w:szCs w:val="24"/>
+        </w:rPr>
+        <w:t>head</w:t>
+      </w:r>
+      <w:proofErr w:type="spellEnd"/>
+      <w:r>
+        <w:rPr>
+          <w:rFonts w:ascii="Times New Roman" w:hAnsi="Times New Roman" w:cs="Times New Roman"/>
+          <w:sz w:val="24"/>
+          <w:szCs w:val="24"/>
+        </w:rPr>
+        <w:t xml:space="preserve"> pointer a harmadikra, a </w:t>
+      </w:r>
+      <w:proofErr w:type="spellStart"/>
+      <w:r>
+        <w:rPr>
+          <w:rFonts w:ascii="Times New Roman" w:hAnsi="Times New Roman" w:cs="Times New Roman"/>
+          <w:sz w:val="24"/>
+          <w:szCs w:val="24"/>
+        </w:rPr>
+        <w:t>head.Next</w:t>
+      </w:r>
+      <w:proofErr w:type="spellEnd"/>
+      <w:r>
+        <w:rPr>
+          <w:rFonts w:ascii="Times New Roman" w:hAnsi="Times New Roman" w:cs="Times New Roman"/>
+          <w:sz w:val="24"/>
+          <w:szCs w:val="24"/>
+        </w:rPr>
+        <w:t xml:space="preserve"> pointer </w:t>
+      </w:r>
+      <w:proofErr w:type="spellStart"/>
+      <w:r>
+        <w:rPr>
+          <w:rFonts w:ascii="Times New Roman" w:hAnsi="Times New Roman" w:cs="Times New Roman"/>
+          <w:sz w:val="24"/>
+          <w:szCs w:val="24"/>
+        </w:rPr>
+        <w:t>nilre</w:t>
+      </w:r>
+      <w:proofErr w:type="spellEnd"/>
+      <w:r>
+        <w:rPr>
+          <w:rFonts w:ascii="Times New Roman" w:hAnsi="Times New Roman" w:cs="Times New Roman"/>
+          <w:sz w:val="24"/>
+          <w:szCs w:val="24"/>
+        </w:rPr>
+        <w:t xml:space="preserve">, a </w:t>
+      </w:r>
+      <w:proofErr w:type="spellStart"/>
+      <w:r>
+        <w:rPr>
+          <w:rFonts w:ascii="Times New Roman" w:hAnsi="Times New Roman" w:cs="Times New Roman"/>
+          <w:sz w:val="24"/>
+          <w:szCs w:val="24"/>
+        </w:rPr>
+        <w:t>tail</w:t>
+      </w:r>
+      <w:proofErr w:type="spellEnd"/>
+      <w:r>
+        <w:rPr>
+          <w:rFonts w:ascii="Times New Roman" w:hAnsi="Times New Roman" w:cs="Times New Roman"/>
+          <w:sz w:val="24"/>
+          <w:szCs w:val="24"/>
+        </w:rPr>
+        <w:t xml:space="preserve"> pointer szintén a harmadikra, a visszakapott pointer pedig a másodikra mutat-e.</w:t>
       </w:r>
     </w:p>
     <w:p>
@@ -469,15 +1431,69 @@
           <w:sz w:val="24"/>
           <w:szCs w:val="24"/>
         </w:rPr>
-        <w:t>A teszt ezután meghívja a queue.Process függvényt, ami elindítja a sorban következő kérés feldolgozását, a callback meghívásával</w:t>
-      </w:r>
-      <w:r>
-        <w:rPr>
-          <w:rFonts w:ascii="Times New Roman" w:hAnsi="Times New Roman" w:cs="Times New Roman"/>
-          <w:sz w:val="24"/>
-          <w:szCs w:val="24"/>
-        </w:rPr>
-        <w:t>, amivel együtt átáll STATUS_ANSWERING-re, ami azt jelenti, hogy nem kezdődhet meg következő kérés feldolgozása, ameddig a jelenlegi nem végzett (FinishProcess függvény meghívásával jelezhető a feldolgozás vége)</w:t>
+        <w:t xml:space="preserve">A teszt ezután meghívja a </w:t>
+      </w:r>
+      <w:proofErr w:type="spellStart"/>
+      <w:r>
+        <w:rPr>
+          <w:rFonts w:ascii="Times New Roman" w:hAnsi="Times New Roman" w:cs="Times New Roman"/>
+          <w:sz w:val="24"/>
+          <w:szCs w:val="24"/>
+        </w:rPr>
+        <w:t>queue.Process</w:t>
+      </w:r>
+      <w:proofErr w:type="spellEnd"/>
+      <w:r>
+        <w:rPr>
+          <w:rFonts w:ascii="Times New Roman" w:hAnsi="Times New Roman" w:cs="Times New Roman"/>
+          <w:sz w:val="24"/>
+          <w:szCs w:val="24"/>
+        </w:rPr>
+        <w:t xml:space="preserve"> függvényt, ami elindítja a sorban következő kérés feldolgozását, a </w:t>
+      </w:r>
+      <w:proofErr w:type="spellStart"/>
+      <w:r>
+        <w:rPr>
+          <w:rFonts w:ascii="Times New Roman" w:hAnsi="Times New Roman" w:cs="Times New Roman"/>
+          <w:sz w:val="24"/>
+          <w:szCs w:val="24"/>
+        </w:rPr>
+        <w:t>callback</w:t>
+      </w:r>
+      <w:proofErr w:type="spellEnd"/>
+      <w:r>
+        <w:rPr>
+          <w:rFonts w:ascii="Times New Roman" w:hAnsi="Times New Roman" w:cs="Times New Roman"/>
+          <w:sz w:val="24"/>
+          <w:szCs w:val="24"/>
+        </w:rPr>
+        <w:t xml:space="preserve"> meghívásával</w:t>
+      </w:r>
+      <w:r>
+        <w:rPr>
+          <w:rFonts w:ascii="Times New Roman" w:hAnsi="Times New Roman" w:cs="Times New Roman"/>
+          <w:sz w:val="24"/>
+          <w:szCs w:val="24"/>
+        </w:rPr>
+        <w:t>, amivel együtt átáll STATUS_ANSWERING-re, ami azt jelenti, hogy nem kezdődhet meg következő kérés feldolgozása, ameddig a jelenlegi nem végzett (</w:t>
+      </w:r>
+      <w:proofErr w:type="spellStart"/>
+      <w:r>
+        <w:rPr>
+          <w:rFonts w:ascii="Times New Roman" w:hAnsi="Times New Roman" w:cs="Times New Roman"/>
+          <w:sz w:val="24"/>
+          <w:szCs w:val="24"/>
+        </w:rPr>
+        <w:t>FinishProcess</w:t>
+      </w:r>
+      <w:proofErr w:type="spellEnd"/>
+      <w:r>
+        <w:rPr>
+          <w:rFonts w:ascii="Times New Roman" w:hAnsi="Times New Roman" w:cs="Times New Roman"/>
+          <w:sz w:val="24"/>
+          <w:szCs w:val="24"/>
+        </w:rPr>
+        <w:t xml:space="preserve"> függvény meghívásával jelezhető a feldolgozás vége)</w:t>
       </w:r>
       <w:r>
         <w:rPr>
@@ -501,8 +1517,18 @@
           <w:sz w:val="24"/>
           <w:szCs w:val="24"/>
         </w:rPr>
-        <w:t>A callback</w:t>
-      </w:r>
+        <w:t xml:space="preserve">A </w:t>
+      </w:r>
+      <w:proofErr w:type="spellStart"/>
+      <w:r>
+        <w:rPr>
+          <w:rFonts w:ascii="Times New Roman" w:hAnsi="Times New Roman" w:cs="Times New Roman"/>
+          <w:sz w:val="24"/>
+          <w:szCs w:val="24"/>
+        </w:rPr>
+        <w:t>callback</w:t>
+      </w:r>
+      <w:proofErr w:type="spellEnd"/>
       <w:r>
         <w:rPr>
           <w:rFonts w:ascii="Times New Roman" w:hAnsi="Times New Roman" w:cs="Times New Roman"/>
@@ -517,23 +1543,113 @@
           <w:sz w:val="24"/>
           <w:szCs w:val="24"/>
         </w:rPr>
-        <w:t xml:space="preserve"> teszt esetén a testHandleCallback függvény, ami ellenőrzi hányadik alkalommal fut le</w:t>
-      </w:r>
-      <w:r>
-        <w:rPr>
-          <w:rFonts w:ascii="Times New Roman" w:hAnsi="Times New Roman" w:cs="Times New Roman"/>
-          <w:sz w:val="24"/>
-          <w:szCs w:val="24"/>
-        </w:rPr>
-        <w:t xml:space="preserve"> (erre a called változót használja, amit minden lefutásakor megnövel eggyel)</w:t>
-      </w:r>
-      <w:r>
-        <w:rPr>
-          <w:rFonts w:ascii="Times New Roman" w:hAnsi="Times New Roman" w:cs="Times New Roman"/>
-          <w:sz w:val="24"/>
-          <w:szCs w:val="24"/>
-        </w:rPr>
-        <w:t>, első alkalommal ellenőrzi, hogy a paraméterként megkapott kérés a harmadik-e, és annak Next pointere nil.</w:t>
+        <w:t xml:space="preserve"> teszt esetén a </w:t>
+      </w:r>
+      <w:proofErr w:type="spellStart"/>
+      <w:r>
+        <w:rPr>
+          <w:rFonts w:ascii="Times New Roman" w:hAnsi="Times New Roman" w:cs="Times New Roman"/>
+          <w:sz w:val="24"/>
+          <w:szCs w:val="24"/>
+        </w:rPr>
+        <w:t>testHandleCallback</w:t>
+      </w:r>
+      <w:proofErr w:type="spellEnd"/>
+      <w:r>
+        <w:rPr>
+          <w:rFonts w:ascii="Times New Roman" w:hAnsi="Times New Roman" w:cs="Times New Roman"/>
+          <w:sz w:val="24"/>
+          <w:szCs w:val="24"/>
+        </w:rPr>
+        <w:t xml:space="preserve"> függvény, ami ellenőrzi hányadik alkalommal fut le</w:t>
+      </w:r>
+      <w:r>
+        <w:rPr>
+          <w:rFonts w:ascii="Times New Roman" w:hAnsi="Times New Roman" w:cs="Times New Roman"/>
+          <w:sz w:val="24"/>
+          <w:szCs w:val="24"/>
+        </w:rPr>
+        <w:t xml:space="preserve"> (erre a </w:t>
+      </w:r>
+      <w:proofErr w:type="spellStart"/>
+      <w:r>
+        <w:rPr>
+          <w:rFonts w:ascii="Times New Roman" w:hAnsi="Times New Roman" w:cs="Times New Roman"/>
+          <w:sz w:val="24"/>
+          <w:szCs w:val="24"/>
+        </w:rPr>
+        <w:t>called</w:t>
+      </w:r>
+      <w:proofErr w:type="spellEnd"/>
+      <w:r>
+        <w:rPr>
+          <w:rFonts w:ascii="Times New Roman" w:hAnsi="Times New Roman" w:cs="Times New Roman"/>
+          <w:sz w:val="24"/>
+          <w:szCs w:val="24"/>
+        </w:rPr>
+        <w:t xml:space="preserve"> változót használja, amit minden lefutásakor megnövel eggyel)</w:t>
+      </w:r>
+      <w:r>
+        <w:rPr>
+          <w:rFonts w:ascii="Times New Roman" w:hAnsi="Times New Roman" w:cs="Times New Roman"/>
+          <w:sz w:val="24"/>
+          <w:szCs w:val="24"/>
+        </w:rPr>
+        <w:t xml:space="preserve">, első alkalommal ellenőrzi, hogy a paraméterként megkapott kérés a harmadik-e, és annak </w:t>
+      </w:r>
+      <w:proofErr w:type="spellStart"/>
+      <w:r>
+        <w:rPr>
+          <w:rFonts w:ascii="Times New Roman" w:hAnsi="Times New Roman" w:cs="Times New Roman"/>
+          <w:sz w:val="24"/>
+          <w:szCs w:val="24"/>
+        </w:rPr>
+        <w:t>Next</w:t>
+      </w:r>
+      <w:proofErr w:type="spellEnd"/>
+      <w:r>
+        <w:rPr>
+          <w:rFonts w:ascii="Times New Roman" w:hAnsi="Times New Roman" w:cs="Times New Roman"/>
+          <w:sz w:val="24"/>
+          <w:szCs w:val="24"/>
+        </w:rPr>
+        <w:t xml:space="preserve"> </w:t>
+      </w:r>
+      <w:proofErr w:type="spellStart"/>
+      <w:r>
+        <w:rPr>
+          <w:rFonts w:ascii="Times New Roman" w:hAnsi="Times New Roman" w:cs="Times New Roman"/>
+          <w:sz w:val="24"/>
+          <w:szCs w:val="24"/>
+        </w:rPr>
+        <w:t>pointere</w:t>
+      </w:r>
+      <w:proofErr w:type="spellEnd"/>
+      <w:r>
+        <w:rPr>
+          <w:rFonts w:ascii="Times New Roman" w:hAnsi="Times New Roman" w:cs="Times New Roman"/>
+          <w:sz w:val="24"/>
+          <w:szCs w:val="24"/>
+        </w:rPr>
+        <w:t xml:space="preserve"> </w:t>
+      </w:r>
+      <w:proofErr w:type="spellStart"/>
+      <w:r>
+        <w:rPr>
+          <w:rFonts w:ascii="Times New Roman" w:hAnsi="Times New Roman" w:cs="Times New Roman"/>
+          <w:sz w:val="24"/>
+          <w:szCs w:val="24"/>
+        </w:rPr>
+        <w:t>nil</w:t>
+      </w:r>
+      <w:proofErr w:type="spellEnd"/>
+      <w:r>
+        <w:rPr>
+          <w:rFonts w:ascii="Times New Roman" w:hAnsi="Times New Roman" w:cs="Times New Roman"/>
+          <w:sz w:val="24"/>
+          <w:szCs w:val="24"/>
+        </w:rPr>
+        <w:t>.</w:t>
       </w:r>
     </w:p>
     <w:p>
@@ -557,7 +1673,115 @@
           <w:sz w:val="24"/>
           <w:szCs w:val="24"/>
         </w:rPr>
-        <w:t>A teszt a callback lefutása után ellenőrzi, hogy a queue STATUS_ANSWERING-ben maradt-e, a callback egyszer lett-e meghívva, a head pointer és a tail pointer is nil-e.</w:t>
+        <w:t xml:space="preserve">A teszt a </w:t>
+      </w:r>
+      <w:proofErr w:type="spellStart"/>
+      <w:r>
+        <w:rPr>
+          <w:rFonts w:ascii="Times New Roman" w:hAnsi="Times New Roman" w:cs="Times New Roman"/>
+          <w:sz w:val="24"/>
+          <w:szCs w:val="24"/>
+        </w:rPr>
+        <w:t>callback</w:t>
+      </w:r>
+      <w:proofErr w:type="spellEnd"/>
+      <w:r>
+        <w:rPr>
+          <w:rFonts w:ascii="Times New Roman" w:hAnsi="Times New Roman" w:cs="Times New Roman"/>
+          <w:sz w:val="24"/>
+          <w:szCs w:val="24"/>
+        </w:rPr>
+        <w:t xml:space="preserve"> lefutása után ellenőrzi, hogy a </w:t>
+      </w:r>
+      <w:proofErr w:type="spellStart"/>
+      <w:r>
+        <w:rPr>
+          <w:rFonts w:ascii="Times New Roman" w:hAnsi="Times New Roman" w:cs="Times New Roman"/>
+          <w:sz w:val="24"/>
+          <w:szCs w:val="24"/>
+        </w:rPr>
+        <w:t>queue</w:t>
+      </w:r>
+      <w:proofErr w:type="spellEnd"/>
+      <w:r>
+        <w:rPr>
+          <w:rFonts w:ascii="Times New Roman" w:hAnsi="Times New Roman" w:cs="Times New Roman"/>
+          <w:sz w:val="24"/>
+          <w:szCs w:val="24"/>
+        </w:rPr>
+        <w:t xml:space="preserve"> STATUS_ANSWERING-ben maradt-e, a </w:t>
+      </w:r>
+      <w:proofErr w:type="spellStart"/>
+      <w:r>
+        <w:rPr>
+          <w:rFonts w:ascii="Times New Roman" w:hAnsi="Times New Roman" w:cs="Times New Roman"/>
+          <w:sz w:val="24"/>
+          <w:szCs w:val="24"/>
+        </w:rPr>
+        <w:t>callback</w:t>
+      </w:r>
+      <w:proofErr w:type="spellEnd"/>
+      <w:r>
+        <w:rPr>
+          <w:rFonts w:ascii="Times New Roman" w:hAnsi="Times New Roman" w:cs="Times New Roman"/>
+          <w:sz w:val="24"/>
+          <w:szCs w:val="24"/>
+        </w:rPr>
+        <w:t xml:space="preserve"> egyszer lett-e meghívva, a </w:t>
+      </w:r>
+      <w:proofErr w:type="spellStart"/>
+      <w:r>
+        <w:rPr>
+          <w:rFonts w:ascii="Times New Roman" w:hAnsi="Times New Roman" w:cs="Times New Roman"/>
+          <w:sz w:val="24"/>
+          <w:szCs w:val="24"/>
+        </w:rPr>
+        <w:t>head</w:t>
+      </w:r>
+      <w:proofErr w:type="spellEnd"/>
+      <w:r>
+        <w:rPr>
+          <w:rFonts w:ascii="Times New Roman" w:hAnsi="Times New Roman" w:cs="Times New Roman"/>
+          <w:sz w:val="24"/>
+          <w:szCs w:val="24"/>
+        </w:rPr>
+        <w:t xml:space="preserve"> pointer és a </w:t>
+      </w:r>
+      <w:proofErr w:type="spellStart"/>
+      <w:r>
+        <w:rPr>
+          <w:rFonts w:ascii="Times New Roman" w:hAnsi="Times New Roman" w:cs="Times New Roman"/>
+          <w:sz w:val="24"/>
+          <w:szCs w:val="24"/>
+        </w:rPr>
+        <w:t>tail</w:t>
+      </w:r>
+      <w:proofErr w:type="spellEnd"/>
+      <w:r>
+        <w:rPr>
+          <w:rFonts w:ascii="Times New Roman" w:hAnsi="Times New Roman" w:cs="Times New Roman"/>
+          <w:sz w:val="24"/>
+          <w:szCs w:val="24"/>
+        </w:rPr>
+        <w:t xml:space="preserve"> pointer is </w:t>
+      </w:r>
+      <w:proofErr w:type="spellStart"/>
+      <w:r>
+        <w:rPr>
+          <w:rFonts w:ascii="Times New Roman" w:hAnsi="Times New Roman" w:cs="Times New Roman"/>
+          <w:sz w:val="24"/>
+          <w:szCs w:val="24"/>
+        </w:rPr>
+        <w:t>nil</w:t>
+      </w:r>
+      <w:proofErr w:type="spellEnd"/>
+      <w:r>
+        <w:rPr>
+          <w:rFonts w:ascii="Times New Roman" w:hAnsi="Times New Roman" w:cs="Times New Roman"/>
+          <w:sz w:val="24"/>
+          <w:szCs w:val="24"/>
+        </w:rPr>
+        <w:t>-e.</w:t>
       </w:r>
     </w:p>
     <w:p>
@@ -581,7 +1805,79 @@
           <w:sz w:val="24"/>
           <w:szCs w:val="24"/>
         </w:rPr>
-        <w:t>A teszt ezután meghívja a queue.Process függvényt, ami nem kezdhet meg újabb feldolgozást, mivel a FinishProcess még nem lett meghívva. A teszt ezért ellenőrzi, hogy a callback továbbra is csak egyszer volt-e meghívva, és a queue STATUS_</w:t>
+        <w:t xml:space="preserve">A teszt ezután meghívja a </w:t>
+      </w:r>
+      <w:proofErr w:type="spellStart"/>
+      <w:r>
+        <w:rPr>
+          <w:rFonts w:ascii="Times New Roman" w:hAnsi="Times New Roman" w:cs="Times New Roman"/>
+          <w:sz w:val="24"/>
+          <w:szCs w:val="24"/>
+        </w:rPr>
+        <w:t>queue.Process</w:t>
+      </w:r>
+      <w:proofErr w:type="spellEnd"/>
+      <w:r>
+        <w:rPr>
+          <w:rFonts w:ascii="Times New Roman" w:hAnsi="Times New Roman" w:cs="Times New Roman"/>
+          <w:sz w:val="24"/>
+          <w:szCs w:val="24"/>
+        </w:rPr>
+        <w:t xml:space="preserve"> függvényt, ami nem kezdhet meg újabb feldolgozást, mivel a </w:t>
+      </w:r>
+      <w:proofErr w:type="spellStart"/>
+      <w:r>
+        <w:rPr>
+          <w:rFonts w:ascii="Times New Roman" w:hAnsi="Times New Roman" w:cs="Times New Roman"/>
+          <w:sz w:val="24"/>
+          <w:szCs w:val="24"/>
+        </w:rPr>
+        <w:t>FinishProcess</w:t>
+      </w:r>
+      <w:proofErr w:type="spellEnd"/>
+      <w:r>
+        <w:rPr>
+          <w:rFonts w:ascii="Times New Roman" w:hAnsi="Times New Roman" w:cs="Times New Roman"/>
+          <w:sz w:val="24"/>
+          <w:szCs w:val="24"/>
+        </w:rPr>
+        <w:t xml:space="preserve"> még nem lett meghívva. A teszt ezért ellenőrzi, hogy a </w:t>
+      </w:r>
+      <w:proofErr w:type="spellStart"/>
+      <w:r>
+        <w:rPr>
+          <w:rFonts w:ascii="Times New Roman" w:hAnsi="Times New Roman" w:cs="Times New Roman"/>
+          <w:sz w:val="24"/>
+          <w:szCs w:val="24"/>
+        </w:rPr>
+        <w:t>callback</w:t>
+      </w:r>
+      <w:proofErr w:type="spellEnd"/>
+      <w:r>
+        <w:rPr>
+          <w:rFonts w:ascii="Times New Roman" w:hAnsi="Times New Roman" w:cs="Times New Roman"/>
+          <w:sz w:val="24"/>
+          <w:szCs w:val="24"/>
+        </w:rPr>
+        <w:t xml:space="preserve"> továbbra is csak egyszer volt-e meghívva, és a </w:t>
+      </w:r>
+      <w:proofErr w:type="spellStart"/>
+      <w:r>
+        <w:rPr>
+          <w:rFonts w:ascii="Times New Roman" w:hAnsi="Times New Roman" w:cs="Times New Roman"/>
+          <w:sz w:val="24"/>
+          <w:szCs w:val="24"/>
+        </w:rPr>
+        <w:t>queue</w:t>
+      </w:r>
+      <w:proofErr w:type="spellEnd"/>
+      <w:r>
+        <w:rPr>
+          <w:rFonts w:ascii="Times New Roman" w:hAnsi="Times New Roman" w:cs="Times New Roman"/>
+          <w:sz w:val="24"/>
+          <w:szCs w:val="24"/>
+        </w:rPr>
+        <w:t xml:space="preserve"> STATUS_</w:t>
       </w:r>
       <w:r>
         <w:rPr>
@@ -613,7 +1909,79 @@
           <w:sz w:val="24"/>
           <w:szCs w:val="24"/>
         </w:rPr>
-        <w:t>A teszt ezután meghívja a FinisProcess függvényt, jelezve ezzel, hogy a feldolgozást véget ért (éles környezetben ez elindítaná a következőt, de az IsTesting értéke miatt ez elmarad, hogy a hívás utáni állapot tesztelhető legyen). A teszt ezután ellenőrzi, hogy a callback továbbra is csak egyszer lett meghívva, valamint a queue STATUS_CAN_SEARCH-ben van.</w:t>
+        <w:t xml:space="preserve">A teszt ezután meghívja a </w:t>
+      </w:r>
+      <w:proofErr w:type="spellStart"/>
+      <w:r>
+        <w:rPr>
+          <w:rFonts w:ascii="Times New Roman" w:hAnsi="Times New Roman" w:cs="Times New Roman"/>
+          <w:sz w:val="24"/>
+          <w:szCs w:val="24"/>
+        </w:rPr>
+        <w:t>FinisProcess</w:t>
+      </w:r>
+      <w:proofErr w:type="spellEnd"/>
+      <w:r>
+        <w:rPr>
+          <w:rFonts w:ascii="Times New Roman" w:hAnsi="Times New Roman" w:cs="Times New Roman"/>
+          <w:sz w:val="24"/>
+          <w:szCs w:val="24"/>
+        </w:rPr>
+        <w:t xml:space="preserve"> függvényt, jelezve ezzel, hogy a feldolgozást véget ért (éles környezetben ez elindítaná a következőt, de az </w:t>
+      </w:r>
+      <w:proofErr w:type="spellStart"/>
+      <w:r>
+        <w:rPr>
+          <w:rFonts w:ascii="Times New Roman" w:hAnsi="Times New Roman" w:cs="Times New Roman"/>
+          <w:sz w:val="24"/>
+          <w:szCs w:val="24"/>
+        </w:rPr>
+        <w:t>IsTesting</w:t>
+      </w:r>
+      <w:proofErr w:type="spellEnd"/>
+      <w:r>
+        <w:rPr>
+          <w:rFonts w:ascii="Times New Roman" w:hAnsi="Times New Roman" w:cs="Times New Roman"/>
+          <w:sz w:val="24"/>
+          <w:szCs w:val="24"/>
+        </w:rPr>
+        <w:t xml:space="preserve"> értéke miatt ez elmarad, hogy a hívás utáni állapot tesztelhető legyen). A teszt ezután ellenőrzi, hogy a </w:t>
+      </w:r>
+      <w:proofErr w:type="spellStart"/>
+      <w:r>
+        <w:rPr>
+          <w:rFonts w:ascii="Times New Roman" w:hAnsi="Times New Roman" w:cs="Times New Roman"/>
+          <w:sz w:val="24"/>
+          <w:szCs w:val="24"/>
+        </w:rPr>
+        <w:t>callback</w:t>
+      </w:r>
+      <w:proofErr w:type="spellEnd"/>
+      <w:r>
+        <w:rPr>
+          <w:rFonts w:ascii="Times New Roman" w:hAnsi="Times New Roman" w:cs="Times New Roman"/>
+          <w:sz w:val="24"/>
+          <w:szCs w:val="24"/>
+        </w:rPr>
+        <w:t xml:space="preserve"> továbbra is csak egyszer lett meghívva, valamint a </w:t>
+      </w:r>
+      <w:proofErr w:type="spellStart"/>
+      <w:r>
+        <w:rPr>
+          <w:rFonts w:ascii="Times New Roman" w:hAnsi="Times New Roman" w:cs="Times New Roman"/>
+          <w:sz w:val="24"/>
+          <w:szCs w:val="24"/>
+        </w:rPr>
+        <w:t>queue</w:t>
+      </w:r>
+      <w:proofErr w:type="spellEnd"/>
+      <w:r>
+        <w:rPr>
+          <w:rFonts w:ascii="Times New Roman" w:hAnsi="Times New Roman" w:cs="Times New Roman"/>
+          <w:sz w:val="24"/>
+          <w:szCs w:val="24"/>
+        </w:rPr>
+        <w:t xml:space="preserve"> STATUS_CAN_SEARCH-ben van.</w:t>
       </w:r>
     </w:p>
     <w:p>
@@ -637,7 +2005,115 @@
           <w:sz w:val="24"/>
           <w:szCs w:val="24"/>
         </w:rPr>
-        <w:t>A teszt ezután Enque-val behelyezi a negyedik kérést, majd meghívja a Process függvényt. Ekkor a callback lefut, mivel második alalomról van szó, ezért azt teszteli, hogy a paraméterként kapott kérés a negyedik-e, aminek Next pointere nil.</w:t>
+        <w:t xml:space="preserve">A teszt ezután </w:t>
+      </w:r>
+      <w:proofErr w:type="spellStart"/>
+      <w:r>
+        <w:rPr>
+          <w:rFonts w:ascii="Times New Roman" w:hAnsi="Times New Roman" w:cs="Times New Roman"/>
+          <w:sz w:val="24"/>
+          <w:szCs w:val="24"/>
+        </w:rPr>
+        <w:t>Enque-val</w:t>
+      </w:r>
+      <w:proofErr w:type="spellEnd"/>
+      <w:r>
+        <w:rPr>
+          <w:rFonts w:ascii="Times New Roman" w:hAnsi="Times New Roman" w:cs="Times New Roman"/>
+          <w:sz w:val="24"/>
+          <w:szCs w:val="24"/>
+        </w:rPr>
+        <w:t xml:space="preserve"> behelyezi a negyedik kérést, majd meghívja a </w:t>
+      </w:r>
+      <w:proofErr w:type="spellStart"/>
+      <w:r>
+        <w:rPr>
+          <w:rFonts w:ascii="Times New Roman" w:hAnsi="Times New Roman" w:cs="Times New Roman"/>
+          <w:sz w:val="24"/>
+          <w:szCs w:val="24"/>
+        </w:rPr>
+        <w:t>Process</w:t>
+      </w:r>
+      <w:proofErr w:type="spellEnd"/>
+      <w:r>
+        <w:rPr>
+          <w:rFonts w:ascii="Times New Roman" w:hAnsi="Times New Roman" w:cs="Times New Roman"/>
+          <w:sz w:val="24"/>
+          <w:szCs w:val="24"/>
+        </w:rPr>
+        <w:t xml:space="preserve"> függvényt. Ekkor a </w:t>
+      </w:r>
+      <w:proofErr w:type="spellStart"/>
+      <w:r>
+        <w:rPr>
+          <w:rFonts w:ascii="Times New Roman" w:hAnsi="Times New Roman" w:cs="Times New Roman"/>
+          <w:sz w:val="24"/>
+          <w:szCs w:val="24"/>
+        </w:rPr>
+        <w:t>callback</w:t>
+      </w:r>
+      <w:proofErr w:type="spellEnd"/>
+      <w:r>
+        <w:rPr>
+          <w:rFonts w:ascii="Times New Roman" w:hAnsi="Times New Roman" w:cs="Times New Roman"/>
+          <w:sz w:val="24"/>
+          <w:szCs w:val="24"/>
+        </w:rPr>
+        <w:t xml:space="preserve"> lefut, mivel második alalomról van szó, ezért azt teszteli, hogy a paraméterként kapott kérés a negyedik-e, aminek </w:t>
+      </w:r>
+      <w:proofErr w:type="spellStart"/>
+      <w:r>
+        <w:rPr>
+          <w:rFonts w:ascii="Times New Roman" w:hAnsi="Times New Roman" w:cs="Times New Roman"/>
+          <w:sz w:val="24"/>
+          <w:szCs w:val="24"/>
+        </w:rPr>
+        <w:t>Next</w:t>
+      </w:r>
+      <w:proofErr w:type="spellEnd"/>
+      <w:r>
+        <w:rPr>
+          <w:rFonts w:ascii="Times New Roman" w:hAnsi="Times New Roman" w:cs="Times New Roman"/>
+          <w:sz w:val="24"/>
+          <w:szCs w:val="24"/>
+        </w:rPr>
+        <w:t xml:space="preserve"> </w:t>
+      </w:r>
+      <w:proofErr w:type="spellStart"/>
+      <w:r>
+        <w:rPr>
+          <w:rFonts w:ascii="Times New Roman" w:hAnsi="Times New Roman" w:cs="Times New Roman"/>
+          <w:sz w:val="24"/>
+          <w:szCs w:val="24"/>
+        </w:rPr>
+        <w:t>pointere</w:t>
+      </w:r>
+      <w:proofErr w:type="spellEnd"/>
+      <w:r>
+        <w:rPr>
+          <w:rFonts w:ascii="Times New Roman" w:hAnsi="Times New Roman" w:cs="Times New Roman"/>
+          <w:sz w:val="24"/>
+          <w:szCs w:val="24"/>
+        </w:rPr>
+        <w:t xml:space="preserve"> </w:t>
+      </w:r>
+      <w:proofErr w:type="spellStart"/>
+      <w:r>
+        <w:rPr>
+          <w:rFonts w:ascii="Times New Roman" w:hAnsi="Times New Roman" w:cs="Times New Roman"/>
+          <w:sz w:val="24"/>
+          <w:szCs w:val="24"/>
+        </w:rPr>
+        <w:t>nil</w:t>
+      </w:r>
+      <w:proofErr w:type="spellEnd"/>
+      <w:r>
+        <w:rPr>
+          <w:rFonts w:ascii="Times New Roman" w:hAnsi="Times New Roman" w:cs="Times New Roman"/>
+          <w:sz w:val="24"/>
+          <w:szCs w:val="24"/>
+        </w:rPr>
+        <w:t>.</w:t>
       </w:r>
     </w:p>
     <w:p>
@@ -661,7 +2137,43 @@
           <w:sz w:val="24"/>
           <w:szCs w:val="24"/>
         </w:rPr>
-        <w:t>A teszt a callback futása után ellenőrzi, hogy a callback kétszer lett-e meghívva, és STATUS_ANSWERING-ben maradt-e.</w:t>
+        <w:t xml:space="preserve">A teszt a </w:t>
+      </w:r>
+      <w:proofErr w:type="spellStart"/>
+      <w:r>
+        <w:rPr>
+          <w:rFonts w:ascii="Times New Roman" w:hAnsi="Times New Roman" w:cs="Times New Roman"/>
+          <w:sz w:val="24"/>
+          <w:szCs w:val="24"/>
+        </w:rPr>
+        <w:t>callback</w:t>
+      </w:r>
+      <w:proofErr w:type="spellEnd"/>
+      <w:r>
+        <w:rPr>
+          <w:rFonts w:ascii="Times New Roman" w:hAnsi="Times New Roman" w:cs="Times New Roman"/>
+          <w:sz w:val="24"/>
+          <w:szCs w:val="24"/>
+        </w:rPr>
+        <w:t xml:space="preserve"> futása után ellenőrzi, hogy a </w:t>
+      </w:r>
+      <w:proofErr w:type="spellStart"/>
+      <w:r>
+        <w:rPr>
+          <w:rFonts w:ascii="Times New Roman" w:hAnsi="Times New Roman" w:cs="Times New Roman"/>
+          <w:sz w:val="24"/>
+          <w:szCs w:val="24"/>
+        </w:rPr>
+        <w:t>callback</w:t>
+      </w:r>
+      <w:proofErr w:type="spellEnd"/>
+      <w:r>
+        <w:rPr>
+          <w:rFonts w:ascii="Times New Roman" w:hAnsi="Times New Roman" w:cs="Times New Roman"/>
+          <w:sz w:val="24"/>
+          <w:szCs w:val="24"/>
+        </w:rPr>
+        <w:t xml:space="preserve"> kétszer lett-e meghívva, és STATUS_ANSWERING-ben maradt-e.</w:t>
       </w:r>
     </w:p>
     <w:p>
@@ -686,13 +2198,67 @@
           <w:szCs w:val="24"/>
         </w:rPr>
         <w:lastRenderedPageBreak/>
-        <w:t>Végül a teszt meghívja a FinishProcess függvényt, ellenőrzi, hogy a queue STATUS_CAN_SEARCH-be került-e, és a callback továbbra is kétszer volt meghívva.</w:t>
-      </w:r>
-    </w:p>
-    <w:p>
-      <w:pPr>
-        <w:spacing w:line="360" w:lineRule="auto"/>
-        <w:jc w:val="both"/>
+        <w:t xml:space="preserve">Végül a teszt meghívja a </w:t>
+      </w:r>
+      <w:proofErr w:type="spellStart"/>
+      <w:r>
+        <w:rPr>
+          <w:rFonts w:ascii="Times New Roman" w:hAnsi="Times New Roman" w:cs="Times New Roman"/>
+          <w:sz w:val="24"/>
+          <w:szCs w:val="24"/>
+        </w:rPr>
+        <w:t>FinishProcess</w:t>
+      </w:r>
+      <w:proofErr w:type="spellEnd"/>
+      <w:r>
+        <w:rPr>
+          <w:rFonts w:ascii="Times New Roman" w:hAnsi="Times New Roman" w:cs="Times New Roman"/>
+          <w:sz w:val="24"/>
+          <w:szCs w:val="24"/>
+        </w:rPr>
+        <w:t xml:space="preserve"> függvényt, ellenőrzi, hogy a </w:t>
+      </w:r>
+      <w:proofErr w:type="spellStart"/>
+      <w:r>
+        <w:rPr>
+          <w:rFonts w:ascii="Times New Roman" w:hAnsi="Times New Roman" w:cs="Times New Roman"/>
+          <w:sz w:val="24"/>
+          <w:szCs w:val="24"/>
+        </w:rPr>
+        <w:t>queue</w:t>
+      </w:r>
+      <w:proofErr w:type="spellEnd"/>
+      <w:r>
+        <w:rPr>
+          <w:rFonts w:ascii="Times New Roman" w:hAnsi="Times New Roman" w:cs="Times New Roman"/>
+          <w:sz w:val="24"/>
+          <w:szCs w:val="24"/>
+        </w:rPr>
+        <w:t xml:space="preserve"> STATUS_CAN_SEARCH-be került-e, és a </w:t>
+      </w:r>
+      <w:proofErr w:type="spellStart"/>
+      <w:r>
+        <w:rPr>
+          <w:rFonts w:ascii="Times New Roman" w:hAnsi="Times New Roman" w:cs="Times New Roman"/>
+          <w:sz w:val="24"/>
+          <w:szCs w:val="24"/>
+        </w:rPr>
+        <w:t>callback</w:t>
+      </w:r>
+      <w:proofErr w:type="spellEnd"/>
+      <w:r>
+        <w:rPr>
+          <w:rFonts w:ascii="Times New Roman" w:hAnsi="Times New Roman" w:cs="Times New Roman"/>
+          <w:sz w:val="24"/>
+          <w:szCs w:val="24"/>
+        </w:rPr>
+        <w:t xml:space="preserve"> továbbra is kétszer volt meghívva.</w:t>
+      </w:r>
+    </w:p>
+    <w:p>
+      <w:pPr>
+        <w:spacing w:line="360" w:lineRule="auto"/>
+        <w:jc w:val="center"/>
         <w:rPr>
           <w:rFonts w:ascii="Times New Roman" w:hAnsi="Times New Roman" w:cs="Times New Roman"/>
           <w:sz w:val="24"/>
@@ -721,7 +2287,7 @@
                     </pic:cNvPicPr>
                   </pic:nvPicPr>
                   <pic:blipFill>
-                    <a:blip r:embed="rId5">
+                    <a:blip r:embed="rId7">
                       <a:extLst>
                         <a:ext uri="{28A0092B-C50C-407E-A947-70E740481C1C}">
                           <a14:useLocalDpi xmlns:a14="http://schemas.microsoft.com/office/drawing/2010/main" val="0"/>
@@ -755,6 +2321,66 @@
     </w:p>
     <w:p>
       <w:pPr>
+        <w:pStyle w:val="Listaszerbekezds"/>
+        <w:numPr>
+          <w:ilvl w:val="0"/>
+          <w:numId w:val="26"/>
+        </w:numPr>
+        <w:spacing w:line="360" w:lineRule="auto"/>
+        <w:jc w:val="center"/>
+        <w:rPr>
+          <w:rFonts w:ascii="Times New Roman" w:hAnsi="Times New Roman" w:cs="Times New Roman"/>
+          <w:sz w:val="20"/>
+          <w:szCs w:val="20"/>
+        </w:rPr>
+      </w:pPr>
+      <w:r>
+        <w:rPr>
+          <w:rFonts w:ascii="Times New Roman" w:hAnsi="Times New Roman" w:cs="Times New Roman"/>
+          <w:sz w:val="20"/>
+          <w:szCs w:val="20"/>
+        </w:rPr>
+        <w:t xml:space="preserve">ábra: </w:t>
+      </w:r>
+      <w:proofErr w:type="spellStart"/>
+      <w:r>
+        <w:rPr>
+          <w:rFonts w:ascii="Times New Roman" w:hAnsi="Times New Roman" w:cs="Times New Roman"/>
+          <w:sz w:val="20"/>
+          <w:szCs w:val="20"/>
+        </w:rPr>
+        <w:t>Request</w:t>
+      </w:r>
+      <w:proofErr w:type="spellEnd"/>
+      <w:r>
+        <w:rPr>
+          <w:rFonts w:ascii="Times New Roman" w:hAnsi="Times New Roman" w:cs="Times New Roman"/>
+          <w:sz w:val="20"/>
+          <w:szCs w:val="20"/>
+        </w:rPr>
+        <w:t xml:space="preserve"> </w:t>
+      </w:r>
+      <w:proofErr w:type="spellStart"/>
+      <w:r>
+        <w:rPr>
+          <w:rFonts w:ascii="Times New Roman" w:hAnsi="Times New Roman" w:cs="Times New Roman"/>
+          <w:sz w:val="20"/>
+          <w:szCs w:val="20"/>
+        </w:rPr>
+        <w:t>queue</w:t>
+      </w:r>
+      <w:proofErr w:type="spellEnd"/>
+      <w:r>
+        <w:rPr>
+          <w:rFonts w:ascii="Times New Roman" w:hAnsi="Times New Roman" w:cs="Times New Roman"/>
+          <w:sz w:val="20"/>
+          <w:szCs w:val="20"/>
+        </w:rPr>
+        <w:t xml:space="preserve"> tesztjeinek futása</w:t>
+      </w:r>
+    </w:p>
+    <w:p>
+      <w:pPr>
         <w:spacing w:line="360" w:lineRule="auto"/>
         <w:jc w:val="both"/>
         <w:rPr>
@@ -765,6 +2391,7 @@
           <w:szCs w:val="28"/>
         </w:rPr>
       </w:pPr>
+      <w:proofErr w:type="spellStart"/>
       <w:r>
         <w:rPr>
           <w:rFonts w:ascii="Times New Roman" w:hAnsi="Times New Roman" w:cs="Times New Roman"/>
@@ -773,26 +2400,67 @@
           <w:sz w:val="28"/>
           <w:szCs w:val="28"/>
         </w:rPr>
-        <w:t>Tcp – header</w:t>
-      </w:r>
-    </w:p>
-    <w:p>
-      <w:pPr>
-        <w:spacing w:line="360" w:lineRule="auto"/>
-        <w:jc w:val="both"/>
-        <w:rPr>
-          <w:rFonts w:ascii="Times New Roman" w:hAnsi="Times New Roman" w:cs="Times New Roman"/>
-          <w:sz w:val="24"/>
-          <w:szCs w:val="24"/>
-        </w:rPr>
-      </w:pPr>
-      <w:r>
-        <w:rPr>
-          <w:rFonts w:ascii="Times New Roman" w:hAnsi="Times New Roman" w:cs="Times New Roman"/>
-          <w:sz w:val="24"/>
-          <w:szCs w:val="24"/>
-        </w:rPr>
-        <w:t>Ez a teszt a tcp üzenetek fogadása és küldése során, a fejléc értelmezéséért és létrehozásáért felelős függvényeket teszteli.</w:t>
+        <w:t>Tcp</w:t>
+      </w:r>
+      <w:proofErr w:type="spellEnd"/>
+      <w:r>
+        <w:rPr>
+          <w:rFonts w:ascii="Times New Roman" w:hAnsi="Times New Roman" w:cs="Times New Roman"/>
+          <w:b/>
+          <w:bCs/>
+          <w:sz w:val="28"/>
+          <w:szCs w:val="28"/>
+        </w:rPr>
+        <w:t xml:space="preserve"> – </w:t>
+      </w:r>
+      <w:proofErr w:type="spellStart"/>
+      <w:r>
+        <w:rPr>
+          <w:rFonts w:ascii="Times New Roman" w:hAnsi="Times New Roman" w:cs="Times New Roman"/>
+          <w:b/>
+          <w:bCs/>
+          <w:sz w:val="28"/>
+          <w:szCs w:val="28"/>
+        </w:rPr>
+        <w:t>header</w:t>
+      </w:r>
+      <w:proofErr w:type="spellEnd"/>
+    </w:p>
+    <w:p>
+      <w:pPr>
+        <w:spacing w:line="360" w:lineRule="auto"/>
+        <w:jc w:val="both"/>
+        <w:rPr>
+          <w:rFonts w:ascii="Times New Roman" w:hAnsi="Times New Roman" w:cs="Times New Roman"/>
+          <w:sz w:val="24"/>
+          <w:szCs w:val="24"/>
+        </w:rPr>
+      </w:pPr>
+      <w:r>
+        <w:rPr>
+          <w:rFonts w:ascii="Times New Roman" w:hAnsi="Times New Roman" w:cs="Times New Roman"/>
+          <w:sz w:val="24"/>
+          <w:szCs w:val="24"/>
+        </w:rPr>
+        <w:t xml:space="preserve">Ez a teszt a </w:t>
+      </w:r>
+      <w:proofErr w:type="spellStart"/>
+      <w:r>
+        <w:rPr>
+          <w:rFonts w:ascii="Times New Roman" w:hAnsi="Times New Roman" w:cs="Times New Roman"/>
+          <w:sz w:val="24"/>
+          <w:szCs w:val="24"/>
+        </w:rPr>
+        <w:t>tcp</w:t>
+      </w:r>
+      <w:proofErr w:type="spellEnd"/>
+      <w:r>
+        <w:rPr>
+          <w:rFonts w:ascii="Times New Roman" w:hAnsi="Times New Roman" w:cs="Times New Roman"/>
+          <w:sz w:val="24"/>
+          <w:szCs w:val="24"/>
+        </w:rPr>
+        <w:t xml:space="preserve"> üzenetek fogadása és küldése során, a fejléc értelmezéséért és létrehozásáért felelős függvényeket teszteli.</w:t>
       </w:r>
       <w:r>
         <w:rPr>
@@ -827,7 +2495,43 @@
           <w:sz w:val="24"/>
           <w:szCs w:val="24"/>
         </w:rPr>
-        <w:t>Elsőnek egy beérkezett byte tömbből létrejövő TcpHeader struktúrát tesztel (TestCreateHeaderFromBuffer függvény):</w:t>
+        <w:t xml:space="preserve">Elsőnek egy beérkezett byte tömbből létrejövő </w:t>
+      </w:r>
+      <w:proofErr w:type="spellStart"/>
+      <w:r>
+        <w:rPr>
+          <w:rFonts w:ascii="Times New Roman" w:hAnsi="Times New Roman" w:cs="Times New Roman"/>
+          <w:sz w:val="24"/>
+          <w:szCs w:val="24"/>
+        </w:rPr>
+        <w:t>TcpHeader</w:t>
+      </w:r>
+      <w:proofErr w:type="spellEnd"/>
+      <w:r>
+        <w:rPr>
+          <w:rFonts w:ascii="Times New Roman" w:hAnsi="Times New Roman" w:cs="Times New Roman"/>
+          <w:sz w:val="24"/>
+          <w:szCs w:val="24"/>
+        </w:rPr>
+        <w:t xml:space="preserve"> struktúrát tesztel (</w:t>
+      </w:r>
+      <w:proofErr w:type="spellStart"/>
+      <w:r>
+        <w:rPr>
+          <w:rFonts w:ascii="Times New Roman" w:hAnsi="Times New Roman" w:cs="Times New Roman"/>
+          <w:sz w:val="24"/>
+          <w:szCs w:val="24"/>
+        </w:rPr>
+        <w:t>TestCreateHeaderFromBuffer</w:t>
+      </w:r>
+      <w:proofErr w:type="spellEnd"/>
+      <w:r>
+        <w:rPr>
+          <w:rFonts w:ascii="Times New Roman" w:hAnsi="Times New Roman" w:cs="Times New Roman"/>
+          <w:sz w:val="24"/>
+          <w:szCs w:val="24"/>
+        </w:rPr>
+        <w:t xml:space="preserve"> függvény):</w:t>
       </w:r>
     </w:p>
     <w:p>
@@ -851,7 +2555,79 @@
           <w:sz w:val="24"/>
           <w:szCs w:val="24"/>
         </w:rPr>
-        <w:t>A teszt előállítája a header buffert, 2-es verzióval, valamint 6-os üzenet hosszal.</w:t>
+        <w:t xml:space="preserve">A teszt </w:t>
+      </w:r>
+      <w:proofErr w:type="spellStart"/>
+      <w:r>
+        <w:rPr>
+          <w:rFonts w:ascii="Times New Roman" w:hAnsi="Times New Roman" w:cs="Times New Roman"/>
+          <w:sz w:val="24"/>
+          <w:szCs w:val="24"/>
+        </w:rPr>
+        <w:t>előállítája</w:t>
+      </w:r>
+      <w:proofErr w:type="spellEnd"/>
+      <w:r>
+        <w:rPr>
+          <w:rFonts w:ascii="Times New Roman" w:hAnsi="Times New Roman" w:cs="Times New Roman"/>
+          <w:sz w:val="24"/>
+          <w:szCs w:val="24"/>
+        </w:rPr>
+        <w:t xml:space="preserve"> a </w:t>
+      </w:r>
+      <w:proofErr w:type="spellStart"/>
+      <w:r>
+        <w:rPr>
+          <w:rFonts w:ascii="Times New Roman" w:hAnsi="Times New Roman" w:cs="Times New Roman"/>
+          <w:sz w:val="24"/>
+          <w:szCs w:val="24"/>
+        </w:rPr>
+        <w:t>header</w:t>
+      </w:r>
+      <w:proofErr w:type="spellEnd"/>
+      <w:r>
+        <w:rPr>
+          <w:rFonts w:ascii="Times New Roman" w:hAnsi="Times New Roman" w:cs="Times New Roman"/>
+          <w:sz w:val="24"/>
+          <w:szCs w:val="24"/>
+        </w:rPr>
+        <w:t xml:space="preserve"> </w:t>
+      </w:r>
+      <w:proofErr w:type="spellStart"/>
+      <w:r>
+        <w:rPr>
+          <w:rFonts w:ascii="Times New Roman" w:hAnsi="Times New Roman" w:cs="Times New Roman"/>
+          <w:sz w:val="24"/>
+          <w:szCs w:val="24"/>
+        </w:rPr>
+        <w:t>buffert</w:t>
+      </w:r>
+      <w:proofErr w:type="spellEnd"/>
+      <w:r>
+        <w:rPr>
+          <w:rFonts w:ascii="Times New Roman" w:hAnsi="Times New Roman" w:cs="Times New Roman"/>
+          <w:sz w:val="24"/>
+          <w:szCs w:val="24"/>
+        </w:rPr>
+        <w:t xml:space="preserve">, 2-es verzióval, valamint 6-os üzenet </w:t>
+      </w:r>
+      <w:proofErr w:type="spellStart"/>
+      <w:r>
+        <w:rPr>
+          <w:rFonts w:ascii="Times New Roman" w:hAnsi="Times New Roman" w:cs="Times New Roman"/>
+          <w:sz w:val="24"/>
+          <w:szCs w:val="24"/>
+        </w:rPr>
+        <w:t>hosszal</w:t>
+      </w:r>
+      <w:proofErr w:type="spellEnd"/>
+      <w:r>
+        <w:rPr>
+          <w:rFonts w:ascii="Times New Roman" w:hAnsi="Times New Roman" w:cs="Times New Roman"/>
+          <w:sz w:val="24"/>
+          <w:szCs w:val="24"/>
+        </w:rPr>
+        <w:t>.</w:t>
       </w:r>
     </w:p>
     <w:p>
@@ -875,7 +2651,43 @@
           <w:sz w:val="24"/>
           <w:szCs w:val="24"/>
         </w:rPr>
-        <w:t>A testWrongVersion függvény átadja a buffert és az üzenet hosszt ellenőrzésre.</w:t>
+        <w:t xml:space="preserve">A </w:t>
+      </w:r>
+      <w:proofErr w:type="spellStart"/>
+      <w:r>
+        <w:rPr>
+          <w:rFonts w:ascii="Times New Roman" w:hAnsi="Times New Roman" w:cs="Times New Roman"/>
+          <w:sz w:val="24"/>
+          <w:szCs w:val="24"/>
+        </w:rPr>
+        <w:t>testWrongVersion</w:t>
+      </w:r>
+      <w:proofErr w:type="spellEnd"/>
+      <w:r>
+        <w:rPr>
+          <w:rFonts w:ascii="Times New Roman" w:hAnsi="Times New Roman" w:cs="Times New Roman"/>
+          <w:sz w:val="24"/>
+          <w:szCs w:val="24"/>
+        </w:rPr>
+        <w:t xml:space="preserve"> függvény átadja a </w:t>
+      </w:r>
+      <w:proofErr w:type="spellStart"/>
+      <w:r>
+        <w:rPr>
+          <w:rFonts w:ascii="Times New Roman" w:hAnsi="Times New Roman" w:cs="Times New Roman"/>
+          <w:sz w:val="24"/>
+          <w:szCs w:val="24"/>
+        </w:rPr>
+        <w:t>buffert</w:t>
+      </w:r>
+      <w:proofErr w:type="spellEnd"/>
+      <w:r>
+        <w:rPr>
+          <w:rFonts w:ascii="Times New Roman" w:hAnsi="Times New Roman" w:cs="Times New Roman"/>
+          <w:sz w:val="24"/>
+          <w:szCs w:val="24"/>
+        </w:rPr>
+        <w:t xml:space="preserve"> és az üzenet hosszt ellenőrzésre.</w:t>
       </w:r>
     </w:p>
     <w:p>
@@ -899,15 +2711,141 @@
           <w:sz w:val="24"/>
           <w:szCs w:val="24"/>
         </w:rPr>
-        <w:t>A testWrongVersion ellenőrzi, hogy a kapott header verzója megegyezik-e a várttal, majd a testCreation függvény (később kifejtve) segítségével létrehozza a TcpHeader struktúrát.</w:t>
-      </w:r>
-      <w:r>
-        <w:rPr>
-          <w:rFonts w:ascii="Times New Roman" w:hAnsi="Times New Roman" w:cs="Times New Roman"/>
-          <w:sz w:val="24"/>
-          <w:szCs w:val="24"/>
-        </w:rPr>
-        <w:t xml:space="preserve"> Ezután lefuttatja rajta a ValidateHeader függvény, ami hibát kell visszadobjon, mégpedig ErrVersionMismatch hibát, ennek érkezését a teszt ellenőrzi.</w:t>
+        <w:t xml:space="preserve">A </w:t>
+      </w:r>
+      <w:proofErr w:type="spellStart"/>
+      <w:r>
+        <w:rPr>
+          <w:rFonts w:ascii="Times New Roman" w:hAnsi="Times New Roman" w:cs="Times New Roman"/>
+          <w:sz w:val="24"/>
+          <w:szCs w:val="24"/>
+        </w:rPr>
+        <w:t>testWrongVersion</w:t>
+      </w:r>
+      <w:proofErr w:type="spellEnd"/>
+      <w:r>
+        <w:rPr>
+          <w:rFonts w:ascii="Times New Roman" w:hAnsi="Times New Roman" w:cs="Times New Roman"/>
+          <w:sz w:val="24"/>
+          <w:szCs w:val="24"/>
+        </w:rPr>
+        <w:t xml:space="preserve"> ellenőrzi, hogy a kapott </w:t>
+      </w:r>
+      <w:proofErr w:type="spellStart"/>
+      <w:r>
+        <w:rPr>
+          <w:rFonts w:ascii="Times New Roman" w:hAnsi="Times New Roman" w:cs="Times New Roman"/>
+          <w:sz w:val="24"/>
+          <w:szCs w:val="24"/>
+        </w:rPr>
+        <w:t>header</w:t>
+      </w:r>
+      <w:proofErr w:type="spellEnd"/>
+      <w:r>
+        <w:rPr>
+          <w:rFonts w:ascii="Times New Roman" w:hAnsi="Times New Roman" w:cs="Times New Roman"/>
+          <w:sz w:val="24"/>
+          <w:szCs w:val="24"/>
+        </w:rPr>
+        <w:t xml:space="preserve"> </w:t>
+      </w:r>
+      <w:proofErr w:type="spellStart"/>
+      <w:r>
+        <w:rPr>
+          <w:rFonts w:ascii="Times New Roman" w:hAnsi="Times New Roman" w:cs="Times New Roman"/>
+          <w:sz w:val="24"/>
+          <w:szCs w:val="24"/>
+        </w:rPr>
+        <w:t>verzója</w:t>
+      </w:r>
+      <w:proofErr w:type="spellEnd"/>
+      <w:r>
+        <w:rPr>
+          <w:rFonts w:ascii="Times New Roman" w:hAnsi="Times New Roman" w:cs="Times New Roman"/>
+          <w:sz w:val="24"/>
+          <w:szCs w:val="24"/>
+        </w:rPr>
+        <w:t xml:space="preserve"> megegyezik-e a várttal, majd a </w:t>
+      </w:r>
+      <w:proofErr w:type="spellStart"/>
+      <w:r>
+        <w:rPr>
+          <w:rFonts w:ascii="Times New Roman" w:hAnsi="Times New Roman" w:cs="Times New Roman"/>
+          <w:sz w:val="24"/>
+          <w:szCs w:val="24"/>
+        </w:rPr>
+        <w:t>testCreation</w:t>
+      </w:r>
+      <w:proofErr w:type="spellEnd"/>
+      <w:r>
+        <w:rPr>
+          <w:rFonts w:ascii="Times New Roman" w:hAnsi="Times New Roman" w:cs="Times New Roman"/>
+          <w:sz w:val="24"/>
+          <w:szCs w:val="24"/>
+        </w:rPr>
+        <w:t xml:space="preserve"> függvény (később kifejtve) segítségével létrehozza a </w:t>
+      </w:r>
+      <w:proofErr w:type="spellStart"/>
+      <w:r>
+        <w:rPr>
+          <w:rFonts w:ascii="Times New Roman" w:hAnsi="Times New Roman" w:cs="Times New Roman"/>
+          <w:sz w:val="24"/>
+          <w:szCs w:val="24"/>
+        </w:rPr>
+        <w:t>TcpHeader</w:t>
+      </w:r>
+      <w:proofErr w:type="spellEnd"/>
+      <w:r>
+        <w:rPr>
+          <w:rFonts w:ascii="Times New Roman" w:hAnsi="Times New Roman" w:cs="Times New Roman"/>
+          <w:sz w:val="24"/>
+          <w:szCs w:val="24"/>
+        </w:rPr>
+        <w:t xml:space="preserve"> struktúrát.</w:t>
+      </w:r>
+      <w:r>
+        <w:rPr>
+          <w:rFonts w:ascii="Times New Roman" w:hAnsi="Times New Roman" w:cs="Times New Roman"/>
+          <w:sz w:val="24"/>
+          <w:szCs w:val="24"/>
+        </w:rPr>
+        <w:t xml:space="preserve"> Ezután lefuttatja rajta a </w:t>
+      </w:r>
+      <w:proofErr w:type="spellStart"/>
+      <w:r>
+        <w:rPr>
+          <w:rFonts w:ascii="Times New Roman" w:hAnsi="Times New Roman" w:cs="Times New Roman"/>
+          <w:sz w:val="24"/>
+          <w:szCs w:val="24"/>
+        </w:rPr>
+        <w:t>ValidateHeader</w:t>
+      </w:r>
+      <w:proofErr w:type="spellEnd"/>
+      <w:r>
+        <w:rPr>
+          <w:rFonts w:ascii="Times New Roman" w:hAnsi="Times New Roman" w:cs="Times New Roman"/>
+          <w:sz w:val="24"/>
+          <w:szCs w:val="24"/>
+        </w:rPr>
+        <w:t xml:space="preserve"> függvény, ami hibát kell visszadobjon, mégpedig </w:t>
+      </w:r>
+      <w:proofErr w:type="spellStart"/>
+      <w:r>
+        <w:rPr>
+          <w:rFonts w:ascii="Times New Roman" w:hAnsi="Times New Roman" w:cs="Times New Roman"/>
+          <w:sz w:val="24"/>
+          <w:szCs w:val="24"/>
+        </w:rPr>
+        <w:t>ErrVersionMismatch</w:t>
+      </w:r>
+      <w:proofErr w:type="spellEnd"/>
+      <w:r>
+        <w:rPr>
+          <w:rFonts w:ascii="Times New Roman" w:hAnsi="Times New Roman" w:cs="Times New Roman"/>
+          <w:sz w:val="24"/>
+          <w:szCs w:val="24"/>
+        </w:rPr>
+        <w:t xml:space="preserve"> hibát, ennek érkezését a teszt ellenőrzi.</w:t>
       </w:r>
     </w:p>
     <w:p>
@@ -931,7 +2869,97 @@
           <w:sz w:val="24"/>
           <w:szCs w:val="24"/>
         </w:rPr>
-        <w:t>A rossz verzió után a testCorrectVersion függvénnyel kerül ellenőrzésre a megfelelő header. Ez beállítja a verziót a megfelelőre, majd a testCreation függvény segítségével létrehozza a TcpHeader struktúrát. Meghívja rá a ValidateHeader függvényt, aminek nem szabad hibát adnia.</w:t>
+        <w:t xml:space="preserve">A rossz verzió után a </w:t>
+      </w:r>
+      <w:proofErr w:type="spellStart"/>
+      <w:r>
+        <w:rPr>
+          <w:rFonts w:ascii="Times New Roman" w:hAnsi="Times New Roman" w:cs="Times New Roman"/>
+          <w:sz w:val="24"/>
+          <w:szCs w:val="24"/>
+        </w:rPr>
+        <w:t>testCorrectVersion</w:t>
+      </w:r>
+      <w:proofErr w:type="spellEnd"/>
+      <w:r>
+        <w:rPr>
+          <w:rFonts w:ascii="Times New Roman" w:hAnsi="Times New Roman" w:cs="Times New Roman"/>
+          <w:sz w:val="24"/>
+          <w:szCs w:val="24"/>
+        </w:rPr>
+        <w:t xml:space="preserve"> függvénnyel kerül ellenőrzésre a megfelelő </w:t>
+      </w:r>
+      <w:proofErr w:type="spellStart"/>
+      <w:r>
+        <w:rPr>
+          <w:rFonts w:ascii="Times New Roman" w:hAnsi="Times New Roman" w:cs="Times New Roman"/>
+          <w:sz w:val="24"/>
+          <w:szCs w:val="24"/>
+        </w:rPr>
+        <w:t>header</w:t>
+      </w:r>
+      <w:proofErr w:type="spellEnd"/>
+      <w:r>
+        <w:rPr>
+          <w:rFonts w:ascii="Times New Roman" w:hAnsi="Times New Roman" w:cs="Times New Roman"/>
+          <w:sz w:val="24"/>
+          <w:szCs w:val="24"/>
+        </w:rPr>
+        <w:t xml:space="preserve">. Ez beállítja a verziót a megfelelőre, majd a </w:t>
+      </w:r>
+      <w:proofErr w:type="spellStart"/>
+      <w:r>
+        <w:rPr>
+          <w:rFonts w:ascii="Times New Roman" w:hAnsi="Times New Roman" w:cs="Times New Roman"/>
+          <w:sz w:val="24"/>
+          <w:szCs w:val="24"/>
+        </w:rPr>
+        <w:t>testCreation</w:t>
+      </w:r>
+      <w:proofErr w:type="spellEnd"/>
+      <w:r>
+        <w:rPr>
+          <w:rFonts w:ascii="Times New Roman" w:hAnsi="Times New Roman" w:cs="Times New Roman"/>
+          <w:sz w:val="24"/>
+          <w:szCs w:val="24"/>
+        </w:rPr>
+        <w:t xml:space="preserve"> függvény segítségével létrehozza a </w:t>
+      </w:r>
+      <w:proofErr w:type="spellStart"/>
+      <w:r>
+        <w:rPr>
+          <w:rFonts w:ascii="Times New Roman" w:hAnsi="Times New Roman" w:cs="Times New Roman"/>
+          <w:sz w:val="24"/>
+          <w:szCs w:val="24"/>
+        </w:rPr>
+        <w:t>TcpHeader</w:t>
+      </w:r>
+      <w:proofErr w:type="spellEnd"/>
+      <w:r>
+        <w:rPr>
+          <w:rFonts w:ascii="Times New Roman" w:hAnsi="Times New Roman" w:cs="Times New Roman"/>
+          <w:sz w:val="24"/>
+          <w:szCs w:val="24"/>
+        </w:rPr>
+        <w:t xml:space="preserve"> struktúrát. Meghívja rá a </w:t>
+      </w:r>
+      <w:proofErr w:type="spellStart"/>
+      <w:r>
+        <w:rPr>
+          <w:rFonts w:ascii="Times New Roman" w:hAnsi="Times New Roman" w:cs="Times New Roman"/>
+          <w:sz w:val="24"/>
+          <w:szCs w:val="24"/>
+        </w:rPr>
+        <w:t>ValidateHeader</w:t>
+      </w:r>
+      <w:proofErr w:type="spellEnd"/>
+      <w:r>
+        <w:rPr>
+          <w:rFonts w:ascii="Times New Roman" w:hAnsi="Times New Roman" w:cs="Times New Roman"/>
+          <w:sz w:val="24"/>
+          <w:szCs w:val="24"/>
+        </w:rPr>
+        <w:t xml:space="preserve"> függvényt, aminek nem szabad hibát adnia.</w:t>
       </w:r>
     </w:p>
     <w:p>
@@ -955,23 +2983,149 @@
           <w:sz w:val="24"/>
           <w:szCs w:val="24"/>
         </w:rPr>
-        <w:t>A testCreation függvény átveszi a buffert, a várt verziót (nem az aktuális protokoll verzió, hanem a teszt által elvárt, ami a testWrongVersion esetén nem a megfelelő), valamint a várt hosszt, visszaadja a bufferből létrejövő TcpHeader struktúra pointerét.</w:t>
-      </w:r>
-      <w:r>
-        <w:rPr>
-          <w:rFonts w:ascii="Times New Roman" w:hAnsi="Times New Roman" w:cs="Times New Roman"/>
-          <w:sz w:val="24"/>
-          <w:szCs w:val="24"/>
-        </w:rPr>
-        <w:t xml:space="preserve"> A tcp.CreateHeaderFromBuffer függvényt tesztelve létrehozza a struktúrát</w:t>
-      </w:r>
-      <w:r>
-        <w:rPr>
-          <w:rFonts w:ascii="Times New Roman" w:hAnsi="Times New Roman" w:cs="Times New Roman"/>
-          <w:sz w:val="24"/>
-          <w:szCs w:val="24"/>
-        </w:rPr>
-        <w:t xml:space="preserve"> (ha az nil, akkor a program hibára futott, ezért a teszt azt is ellenőrzi)</w:t>
+        <w:t xml:space="preserve">A </w:t>
+      </w:r>
+      <w:proofErr w:type="spellStart"/>
+      <w:r>
+        <w:rPr>
+          <w:rFonts w:ascii="Times New Roman" w:hAnsi="Times New Roman" w:cs="Times New Roman"/>
+          <w:sz w:val="24"/>
+          <w:szCs w:val="24"/>
+        </w:rPr>
+        <w:t>testCreation</w:t>
+      </w:r>
+      <w:proofErr w:type="spellEnd"/>
+      <w:r>
+        <w:rPr>
+          <w:rFonts w:ascii="Times New Roman" w:hAnsi="Times New Roman" w:cs="Times New Roman"/>
+          <w:sz w:val="24"/>
+          <w:szCs w:val="24"/>
+        </w:rPr>
+        <w:t xml:space="preserve"> függvény átveszi a </w:t>
+      </w:r>
+      <w:proofErr w:type="spellStart"/>
+      <w:r>
+        <w:rPr>
+          <w:rFonts w:ascii="Times New Roman" w:hAnsi="Times New Roman" w:cs="Times New Roman"/>
+          <w:sz w:val="24"/>
+          <w:szCs w:val="24"/>
+        </w:rPr>
+        <w:t>buffert</w:t>
+      </w:r>
+      <w:proofErr w:type="spellEnd"/>
+      <w:r>
+        <w:rPr>
+          <w:rFonts w:ascii="Times New Roman" w:hAnsi="Times New Roman" w:cs="Times New Roman"/>
+          <w:sz w:val="24"/>
+          <w:szCs w:val="24"/>
+        </w:rPr>
+        <w:t xml:space="preserve">, a várt verziót (nem az aktuális protokoll verzió, hanem a teszt által elvárt, ami a </w:t>
+      </w:r>
+      <w:proofErr w:type="spellStart"/>
+      <w:r>
+        <w:rPr>
+          <w:rFonts w:ascii="Times New Roman" w:hAnsi="Times New Roman" w:cs="Times New Roman"/>
+          <w:sz w:val="24"/>
+          <w:szCs w:val="24"/>
+        </w:rPr>
+        <w:t>testWrongVersion</w:t>
+      </w:r>
+      <w:proofErr w:type="spellEnd"/>
+      <w:r>
+        <w:rPr>
+          <w:rFonts w:ascii="Times New Roman" w:hAnsi="Times New Roman" w:cs="Times New Roman"/>
+          <w:sz w:val="24"/>
+          <w:szCs w:val="24"/>
+        </w:rPr>
+        <w:t xml:space="preserve"> esetén nem a megfelelő), valamint a várt hosszt, visszaadja a </w:t>
+      </w:r>
+      <w:proofErr w:type="spellStart"/>
+      <w:r>
+        <w:rPr>
+          <w:rFonts w:ascii="Times New Roman" w:hAnsi="Times New Roman" w:cs="Times New Roman"/>
+          <w:sz w:val="24"/>
+          <w:szCs w:val="24"/>
+        </w:rPr>
+        <w:t>bufferből</w:t>
+      </w:r>
+      <w:proofErr w:type="spellEnd"/>
+      <w:r>
+        <w:rPr>
+          <w:rFonts w:ascii="Times New Roman" w:hAnsi="Times New Roman" w:cs="Times New Roman"/>
+          <w:sz w:val="24"/>
+          <w:szCs w:val="24"/>
+        </w:rPr>
+        <w:t xml:space="preserve"> létrejövő </w:t>
+      </w:r>
+      <w:proofErr w:type="spellStart"/>
+      <w:r>
+        <w:rPr>
+          <w:rFonts w:ascii="Times New Roman" w:hAnsi="Times New Roman" w:cs="Times New Roman"/>
+          <w:sz w:val="24"/>
+          <w:szCs w:val="24"/>
+        </w:rPr>
+        <w:t>TcpHeader</w:t>
+      </w:r>
+      <w:proofErr w:type="spellEnd"/>
+      <w:r>
+        <w:rPr>
+          <w:rFonts w:ascii="Times New Roman" w:hAnsi="Times New Roman" w:cs="Times New Roman"/>
+          <w:sz w:val="24"/>
+          <w:szCs w:val="24"/>
+        </w:rPr>
+        <w:t xml:space="preserve"> struktúra pointerét.</w:t>
+      </w:r>
+      <w:r>
+        <w:rPr>
+          <w:rFonts w:ascii="Times New Roman" w:hAnsi="Times New Roman" w:cs="Times New Roman"/>
+          <w:sz w:val="24"/>
+          <w:szCs w:val="24"/>
+        </w:rPr>
+        <w:t xml:space="preserve"> A </w:t>
+      </w:r>
+      <w:proofErr w:type="spellStart"/>
+      <w:r>
+        <w:rPr>
+          <w:rFonts w:ascii="Times New Roman" w:hAnsi="Times New Roman" w:cs="Times New Roman"/>
+          <w:sz w:val="24"/>
+          <w:szCs w:val="24"/>
+        </w:rPr>
+        <w:t>tcp.CreateHeaderFromBuffer</w:t>
+      </w:r>
+      <w:proofErr w:type="spellEnd"/>
+      <w:r>
+        <w:rPr>
+          <w:rFonts w:ascii="Times New Roman" w:hAnsi="Times New Roman" w:cs="Times New Roman"/>
+          <w:sz w:val="24"/>
+          <w:szCs w:val="24"/>
+        </w:rPr>
+        <w:t xml:space="preserve"> függvényt tesztelve létrehozza a struktúrát</w:t>
+      </w:r>
+      <w:r>
+        <w:rPr>
+          <w:rFonts w:ascii="Times New Roman" w:hAnsi="Times New Roman" w:cs="Times New Roman"/>
+          <w:sz w:val="24"/>
+          <w:szCs w:val="24"/>
+        </w:rPr>
+        <w:t xml:space="preserve"> (ha az </w:t>
+      </w:r>
+      <w:proofErr w:type="spellStart"/>
+      <w:r>
+        <w:rPr>
+          <w:rFonts w:ascii="Times New Roman" w:hAnsi="Times New Roman" w:cs="Times New Roman"/>
+          <w:sz w:val="24"/>
+          <w:szCs w:val="24"/>
+        </w:rPr>
+        <w:t>nil</w:t>
+      </w:r>
+      <w:proofErr w:type="spellEnd"/>
+      <w:r>
+        <w:rPr>
+          <w:rFonts w:ascii="Times New Roman" w:hAnsi="Times New Roman" w:cs="Times New Roman"/>
+          <w:sz w:val="24"/>
+          <w:szCs w:val="24"/>
+        </w:rPr>
+        <w:t>, akkor a program hibára futott, ezért a teszt azt is ellenőrzi)</w:t>
       </w:r>
       <w:r>
         <w:rPr>
@@ -998,7 +3152,25 @@
           <w:sz w:val="24"/>
           <w:szCs w:val="24"/>
         </w:rPr>
-        <w:t>Másodiknak pedig egy kiküldendő adathoz fejléc byte tömböt létrehozó függvényt tesztel (TestCreateHeaderForPayload függvény):</w:t>
+        <w:t>Másodiknak pedig egy kiküldendő adathoz fejléc byte tömböt létrehozó függvényt tesztel (</w:t>
+      </w:r>
+      <w:proofErr w:type="spellStart"/>
+      <w:r>
+        <w:rPr>
+          <w:rFonts w:ascii="Times New Roman" w:hAnsi="Times New Roman" w:cs="Times New Roman"/>
+          <w:sz w:val="24"/>
+          <w:szCs w:val="24"/>
+        </w:rPr>
+        <w:t>TestCreateHeaderForPayload</w:t>
+      </w:r>
+      <w:proofErr w:type="spellEnd"/>
+      <w:r>
+        <w:rPr>
+          <w:rFonts w:ascii="Times New Roman" w:hAnsi="Times New Roman" w:cs="Times New Roman"/>
+          <w:sz w:val="24"/>
+          <w:szCs w:val="24"/>
+        </w:rPr>
+        <w:t xml:space="preserve"> függvény):</w:t>
       </w:r>
     </w:p>
     <w:p>
@@ -1022,7 +3194,98 @@
           <w:sz w:val="24"/>
           <w:szCs w:val="24"/>
         </w:rPr>
-        <w:t>A teszt létrehoz egy protokoll szerinti payloadot (első byte message type, utolsó EOF), majd a tcp.CreateHeaderForPayload függvényt tesztelve létrehoz egy byte tömböt, ami a protokoll szerinti fejléce a payloadnak.</w:t>
+        <w:lastRenderedPageBreak/>
+        <w:t xml:space="preserve">A teszt létrehoz egy protokoll szerinti </w:t>
+      </w:r>
+      <w:proofErr w:type="spellStart"/>
+      <w:r>
+        <w:rPr>
+          <w:rFonts w:ascii="Times New Roman" w:hAnsi="Times New Roman" w:cs="Times New Roman"/>
+          <w:sz w:val="24"/>
+          <w:szCs w:val="24"/>
+        </w:rPr>
+        <w:t>payloadot</w:t>
+      </w:r>
+      <w:proofErr w:type="spellEnd"/>
+      <w:r>
+        <w:rPr>
+          <w:rFonts w:ascii="Times New Roman" w:hAnsi="Times New Roman" w:cs="Times New Roman"/>
+          <w:sz w:val="24"/>
+          <w:szCs w:val="24"/>
+        </w:rPr>
+        <w:t xml:space="preserve"> (első byte </w:t>
+      </w:r>
+      <w:proofErr w:type="spellStart"/>
+      <w:r>
+        <w:rPr>
+          <w:rFonts w:ascii="Times New Roman" w:hAnsi="Times New Roman" w:cs="Times New Roman"/>
+          <w:sz w:val="24"/>
+          <w:szCs w:val="24"/>
+        </w:rPr>
+        <w:t>message</w:t>
+      </w:r>
+      <w:proofErr w:type="spellEnd"/>
+      <w:r>
+        <w:rPr>
+          <w:rFonts w:ascii="Times New Roman" w:hAnsi="Times New Roman" w:cs="Times New Roman"/>
+          <w:sz w:val="24"/>
+          <w:szCs w:val="24"/>
+        </w:rPr>
+        <w:t xml:space="preserve"> </w:t>
+      </w:r>
+      <w:proofErr w:type="spellStart"/>
+      <w:r>
+        <w:rPr>
+          <w:rFonts w:ascii="Times New Roman" w:hAnsi="Times New Roman" w:cs="Times New Roman"/>
+          <w:sz w:val="24"/>
+          <w:szCs w:val="24"/>
+        </w:rPr>
+        <w:t>type</w:t>
+      </w:r>
+      <w:proofErr w:type="spellEnd"/>
+      <w:r>
+        <w:rPr>
+          <w:rFonts w:ascii="Times New Roman" w:hAnsi="Times New Roman" w:cs="Times New Roman"/>
+          <w:sz w:val="24"/>
+          <w:szCs w:val="24"/>
+        </w:rPr>
+        <w:t xml:space="preserve">, utolsó EOF), majd a </w:t>
+      </w:r>
+      <w:proofErr w:type="spellStart"/>
+      <w:r>
+        <w:rPr>
+          <w:rFonts w:ascii="Times New Roman" w:hAnsi="Times New Roman" w:cs="Times New Roman"/>
+          <w:sz w:val="24"/>
+          <w:szCs w:val="24"/>
+        </w:rPr>
+        <w:t>tcp.CreateHeaderForPayload</w:t>
+      </w:r>
+      <w:proofErr w:type="spellEnd"/>
+      <w:r>
+        <w:rPr>
+          <w:rFonts w:ascii="Times New Roman" w:hAnsi="Times New Roman" w:cs="Times New Roman"/>
+          <w:sz w:val="24"/>
+          <w:szCs w:val="24"/>
+        </w:rPr>
+        <w:t xml:space="preserve"> függvényt tesztelve létrehoz egy byte tömböt, ami a protokoll szerinti fejléce a </w:t>
+      </w:r>
+      <w:proofErr w:type="spellStart"/>
+      <w:r>
+        <w:rPr>
+          <w:rFonts w:ascii="Times New Roman" w:hAnsi="Times New Roman" w:cs="Times New Roman"/>
+          <w:sz w:val="24"/>
+          <w:szCs w:val="24"/>
+        </w:rPr>
+        <w:t>payloadnak</w:t>
+      </w:r>
+      <w:proofErr w:type="spellEnd"/>
+      <w:r>
+        <w:rPr>
+          <w:rFonts w:ascii="Times New Roman" w:hAnsi="Times New Roman" w:cs="Times New Roman"/>
+          <w:sz w:val="24"/>
+          <w:szCs w:val="24"/>
+        </w:rPr>
+        <w:t>.</w:t>
       </w:r>
     </w:p>
     <w:p>
@@ -1046,7 +3309,6 @@
           <w:sz w:val="24"/>
           <w:szCs w:val="24"/>
         </w:rPr>
-        <w:lastRenderedPageBreak/>
         <w:t>Ellenőrzi a fejléc első byte-ját, hogy megfelel-e az aktuális verzi</w:t>
       </w:r>
       <w:r>
@@ -1087,13 +3349,49 @@
           <w:sz w:val="24"/>
           <w:szCs w:val="24"/>
         </w:rPr>
-        <w:t>Ezután ellenőrzi, hogy a maradék 4 byte-ból előállított szám megegyezik-e a payload hosszával.</w:t>
-      </w:r>
-    </w:p>
-    <w:p>
-      <w:pPr>
-        <w:spacing w:line="360" w:lineRule="auto"/>
-        <w:jc w:val="both"/>
+        <w:t>Ezután ellenőrzi, hogy a maradék 4 byte-</w:t>
+      </w:r>
+      <w:proofErr w:type="spellStart"/>
+      <w:r>
+        <w:rPr>
+          <w:rFonts w:ascii="Times New Roman" w:hAnsi="Times New Roman" w:cs="Times New Roman"/>
+          <w:sz w:val="24"/>
+          <w:szCs w:val="24"/>
+        </w:rPr>
+        <w:t>ból</w:t>
+      </w:r>
+      <w:proofErr w:type="spellEnd"/>
+      <w:r>
+        <w:rPr>
+          <w:rFonts w:ascii="Times New Roman" w:hAnsi="Times New Roman" w:cs="Times New Roman"/>
+          <w:sz w:val="24"/>
+          <w:szCs w:val="24"/>
+        </w:rPr>
+        <w:t xml:space="preserve"> előállított szám megegyezik-e a </w:t>
+      </w:r>
+      <w:proofErr w:type="spellStart"/>
+      <w:r>
+        <w:rPr>
+          <w:rFonts w:ascii="Times New Roman" w:hAnsi="Times New Roman" w:cs="Times New Roman"/>
+          <w:sz w:val="24"/>
+          <w:szCs w:val="24"/>
+        </w:rPr>
+        <w:t>payload</w:t>
+      </w:r>
+      <w:proofErr w:type="spellEnd"/>
+      <w:r>
+        <w:rPr>
+          <w:rFonts w:ascii="Times New Roman" w:hAnsi="Times New Roman" w:cs="Times New Roman"/>
+          <w:sz w:val="24"/>
+          <w:szCs w:val="24"/>
+        </w:rPr>
+        <w:t xml:space="preserve"> hosszával.</w:t>
+      </w:r>
+    </w:p>
+    <w:p>
+      <w:pPr>
+        <w:spacing w:line="360" w:lineRule="auto"/>
+        <w:jc w:val="center"/>
         <w:rPr>
           <w:rFonts w:ascii="Times New Roman" w:hAnsi="Times New Roman" w:cs="Times New Roman"/>
           <w:sz w:val="24"/>
@@ -1122,7 +3420,7 @@
                     </pic:cNvPicPr>
                   </pic:nvPicPr>
                   <pic:blipFill>
-                    <a:blip r:embed="rId6">
+                    <a:blip r:embed="rId8">
                       <a:extLst>
                         <a:ext uri="{28A0092B-C50C-407E-A947-70E740481C1C}">
                           <a14:useLocalDpi xmlns:a14="http://schemas.microsoft.com/office/drawing/2010/main" val="0"/>
@@ -1156,6 +3454,66 @@
     </w:p>
     <w:p>
       <w:pPr>
+        <w:pStyle w:val="Listaszerbekezds"/>
+        <w:numPr>
+          <w:ilvl w:val="0"/>
+          <w:numId w:val="26"/>
+        </w:numPr>
+        <w:spacing w:line="360" w:lineRule="auto"/>
+        <w:jc w:val="center"/>
+        <w:rPr>
+          <w:rFonts w:ascii="Times New Roman" w:hAnsi="Times New Roman" w:cs="Times New Roman"/>
+          <w:sz w:val="20"/>
+          <w:szCs w:val="20"/>
+        </w:rPr>
+      </w:pPr>
+      <w:r>
+        <w:rPr>
+          <w:rFonts w:ascii="Times New Roman" w:hAnsi="Times New Roman" w:cs="Times New Roman"/>
+          <w:sz w:val="20"/>
+          <w:szCs w:val="20"/>
+        </w:rPr>
+        <w:t xml:space="preserve">ábra: </w:t>
+      </w:r>
+      <w:proofErr w:type="spellStart"/>
+      <w:r>
+        <w:rPr>
+          <w:rFonts w:ascii="Times New Roman" w:hAnsi="Times New Roman" w:cs="Times New Roman"/>
+          <w:sz w:val="20"/>
+          <w:szCs w:val="20"/>
+        </w:rPr>
+        <w:t>Tcp</w:t>
+      </w:r>
+      <w:proofErr w:type="spellEnd"/>
+      <w:r>
+        <w:rPr>
+          <w:rFonts w:ascii="Times New Roman" w:hAnsi="Times New Roman" w:cs="Times New Roman"/>
+          <w:sz w:val="20"/>
+          <w:szCs w:val="20"/>
+        </w:rPr>
+        <w:t xml:space="preserve"> </w:t>
+      </w:r>
+      <w:proofErr w:type="spellStart"/>
+      <w:r>
+        <w:rPr>
+          <w:rFonts w:ascii="Times New Roman" w:hAnsi="Times New Roman" w:cs="Times New Roman"/>
+          <w:sz w:val="20"/>
+          <w:szCs w:val="20"/>
+        </w:rPr>
+        <w:t>header</w:t>
+      </w:r>
+      <w:proofErr w:type="spellEnd"/>
+      <w:r>
+        <w:rPr>
+          <w:rFonts w:ascii="Times New Roman" w:hAnsi="Times New Roman" w:cs="Times New Roman"/>
+          <w:sz w:val="20"/>
+          <w:szCs w:val="20"/>
+        </w:rPr>
+        <w:t xml:space="preserve"> tesztjeinek futása</w:t>
+      </w:r>
+    </w:p>
+    <w:p>
+      <w:pPr>
         <w:spacing w:line="360" w:lineRule="auto"/>
         <w:jc w:val="both"/>
         <w:rPr>
@@ -1166,6 +3524,7 @@
           <w:szCs w:val="28"/>
         </w:rPr>
       </w:pPr>
+      <w:proofErr w:type="spellStart"/>
       <w:r>
         <w:rPr>
           <w:rFonts w:ascii="Times New Roman" w:hAnsi="Times New Roman" w:cs="Times New Roman"/>
@@ -1174,8 +3533,9 @@
           <w:sz w:val="28"/>
           <w:szCs w:val="28"/>
         </w:rPr>
-        <w:t xml:space="preserve">Tcp </w:t>
-      </w:r>
+        <w:t>Tcp</w:t>
+      </w:r>
+      <w:proofErr w:type="spellEnd"/>
       <w:r>
         <w:rPr>
           <w:rFonts w:ascii="Times New Roman" w:hAnsi="Times New Roman" w:cs="Times New Roman"/>
@@ -1184,7 +3544,7 @@
           <w:sz w:val="28"/>
           <w:szCs w:val="28"/>
         </w:rPr>
-        <w:t>–</w:t>
+        <w:t xml:space="preserve"> </w:t>
       </w:r>
       <w:r>
         <w:rPr>
@@ -1194,35 +3554,85 @@
           <w:sz w:val="28"/>
           <w:szCs w:val="28"/>
         </w:rPr>
-        <w:t xml:space="preserve"> message</w:t>
-      </w:r>
-    </w:p>
-    <w:p>
-      <w:pPr>
-        <w:spacing w:line="360" w:lineRule="auto"/>
-        <w:jc w:val="both"/>
-        <w:rPr>
-          <w:rFonts w:ascii="Times New Roman" w:hAnsi="Times New Roman" w:cs="Times New Roman"/>
-          <w:sz w:val="24"/>
-          <w:szCs w:val="24"/>
-        </w:rPr>
-      </w:pPr>
-      <w:r>
-        <w:rPr>
-          <w:rFonts w:ascii="Times New Roman" w:hAnsi="Times New Roman" w:cs="Times New Roman"/>
-          <w:sz w:val="24"/>
-          <w:szCs w:val="24"/>
-        </w:rPr>
-        <w:t>Ez a teszt a beérkezett byte-okból tcp üzenet</w:t>
-      </w:r>
-      <w:r>
-        <w:rPr>
-          <w:rFonts w:ascii="Times New Roman" w:hAnsi="Times New Roman" w:cs="Times New Roman"/>
-          <w:sz w:val="24"/>
-          <w:szCs w:val="24"/>
-        </w:rPr>
-        <w:t xml:space="preserve"> payloadjából</w:t>
-      </w:r>
+        <w:t>–</w:t>
+      </w:r>
+      <w:r>
+        <w:rPr>
+          <w:rFonts w:ascii="Times New Roman" w:hAnsi="Times New Roman" w:cs="Times New Roman"/>
+          <w:b/>
+          <w:bCs/>
+          <w:sz w:val="28"/>
+          <w:szCs w:val="28"/>
+        </w:rPr>
+        <w:t xml:space="preserve"> </w:t>
+      </w:r>
+      <w:proofErr w:type="spellStart"/>
+      <w:r>
+        <w:rPr>
+          <w:rFonts w:ascii="Times New Roman" w:hAnsi="Times New Roman" w:cs="Times New Roman"/>
+          <w:b/>
+          <w:bCs/>
+          <w:sz w:val="28"/>
+          <w:szCs w:val="28"/>
+        </w:rPr>
+        <w:t>message</w:t>
+      </w:r>
+      <w:proofErr w:type="spellEnd"/>
+    </w:p>
+    <w:p>
+      <w:pPr>
+        <w:spacing w:line="360" w:lineRule="auto"/>
+        <w:jc w:val="both"/>
+        <w:rPr>
+          <w:rFonts w:ascii="Times New Roman" w:hAnsi="Times New Roman" w:cs="Times New Roman"/>
+          <w:sz w:val="24"/>
+          <w:szCs w:val="24"/>
+        </w:rPr>
+      </w:pPr>
+      <w:r>
+        <w:rPr>
+          <w:rFonts w:ascii="Times New Roman" w:hAnsi="Times New Roman" w:cs="Times New Roman"/>
+          <w:sz w:val="24"/>
+          <w:szCs w:val="24"/>
+        </w:rPr>
+        <w:t xml:space="preserve">Ez a teszt a beérkezett byte-okból </w:t>
+      </w:r>
+      <w:proofErr w:type="spellStart"/>
+      <w:r>
+        <w:rPr>
+          <w:rFonts w:ascii="Times New Roman" w:hAnsi="Times New Roman" w:cs="Times New Roman"/>
+          <w:sz w:val="24"/>
+          <w:szCs w:val="24"/>
+        </w:rPr>
+        <w:t>tcp</w:t>
+      </w:r>
+      <w:proofErr w:type="spellEnd"/>
+      <w:r>
+        <w:rPr>
+          <w:rFonts w:ascii="Times New Roman" w:hAnsi="Times New Roman" w:cs="Times New Roman"/>
+          <w:sz w:val="24"/>
+          <w:szCs w:val="24"/>
+        </w:rPr>
+        <w:t xml:space="preserve"> üzenet</w:t>
+      </w:r>
+      <w:r>
+        <w:rPr>
+          <w:rFonts w:ascii="Times New Roman" w:hAnsi="Times New Roman" w:cs="Times New Roman"/>
+          <w:sz w:val="24"/>
+          <w:szCs w:val="24"/>
+        </w:rPr>
+        <w:t xml:space="preserve"> </w:t>
+      </w:r>
+      <w:proofErr w:type="spellStart"/>
+      <w:r>
+        <w:rPr>
+          <w:rFonts w:ascii="Times New Roman" w:hAnsi="Times New Roman" w:cs="Times New Roman"/>
+          <w:sz w:val="24"/>
+          <w:szCs w:val="24"/>
+        </w:rPr>
+        <w:t>payloadjából</w:t>
+      </w:r>
+      <w:proofErr w:type="spellEnd"/>
       <w:r>
         <w:rPr>
           <w:rFonts w:ascii="Times New Roman" w:hAnsi="Times New Roman" w:cs="Times New Roman"/>
@@ -1272,7 +3682,61 @@
           <w:sz w:val="24"/>
           <w:szCs w:val="24"/>
         </w:rPr>
-        <w:t>Elsőnek a berékezett payloadot alkotó byte tömbből struktúrát előállító függvény tesztelése történik (TestCreateTcpMessageFromPayload függvény):</w:t>
+        <w:t xml:space="preserve">Elsőnek a </w:t>
+      </w:r>
+      <w:proofErr w:type="spellStart"/>
+      <w:r>
+        <w:rPr>
+          <w:rFonts w:ascii="Times New Roman" w:hAnsi="Times New Roman" w:cs="Times New Roman"/>
+          <w:sz w:val="24"/>
+          <w:szCs w:val="24"/>
+        </w:rPr>
+        <w:t>berékezett</w:t>
+      </w:r>
+      <w:proofErr w:type="spellEnd"/>
+      <w:r>
+        <w:rPr>
+          <w:rFonts w:ascii="Times New Roman" w:hAnsi="Times New Roman" w:cs="Times New Roman"/>
+          <w:sz w:val="24"/>
+          <w:szCs w:val="24"/>
+        </w:rPr>
+        <w:t xml:space="preserve"> </w:t>
+      </w:r>
+      <w:proofErr w:type="spellStart"/>
+      <w:r>
+        <w:rPr>
+          <w:rFonts w:ascii="Times New Roman" w:hAnsi="Times New Roman" w:cs="Times New Roman"/>
+          <w:sz w:val="24"/>
+          <w:szCs w:val="24"/>
+        </w:rPr>
+        <w:t>payloadot</w:t>
+      </w:r>
+      <w:proofErr w:type="spellEnd"/>
+      <w:r>
+        <w:rPr>
+          <w:rFonts w:ascii="Times New Roman" w:hAnsi="Times New Roman" w:cs="Times New Roman"/>
+          <w:sz w:val="24"/>
+          <w:szCs w:val="24"/>
+        </w:rPr>
+        <w:t xml:space="preserve"> alkotó byte tömbből struktúrát előállító függvény tesztelése történik (</w:t>
+      </w:r>
+      <w:proofErr w:type="spellStart"/>
+      <w:r>
+        <w:rPr>
+          <w:rFonts w:ascii="Times New Roman" w:hAnsi="Times New Roman" w:cs="Times New Roman"/>
+          <w:sz w:val="24"/>
+          <w:szCs w:val="24"/>
+        </w:rPr>
+        <w:t>TestCreateTcpMessageFromPayload</w:t>
+      </w:r>
+      <w:proofErr w:type="spellEnd"/>
+      <w:r>
+        <w:rPr>
+          <w:rFonts w:ascii="Times New Roman" w:hAnsi="Times New Roman" w:cs="Times New Roman"/>
+          <w:sz w:val="24"/>
+          <w:szCs w:val="24"/>
+        </w:rPr>
+        <w:t xml:space="preserve"> függvény):</w:t>
       </w:r>
     </w:p>
     <w:p>
@@ -1296,7 +3760,25 @@
           <w:sz w:val="24"/>
           <w:szCs w:val="24"/>
         </w:rPr>
-        <w:t>A teszt előállít egy payloadot 1-es üzenet típussal és záró EOF-fel.</w:t>
+        <w:t xml:space="preserve">A teszt előállít egy </w:t>
+      </w:r>
+      <w:proofErr w:type="spellStart"/>
+      <w:r>
+        <w:rPr>
+          <w:rFonts w:ascii="Times New Roman" w:hAnsi="Times New Roman" w:cs="Times New Roman"/>
+          <w:sz w:val="24"/>
+          <w:szCs w:val="24"/>
+        </w:rPr>
+        <w:t>payloadot</w:t>
+      </w:r>
+      <w:proofErr w:type="spellEnd"/>
+      <w:r>
+        <w:rPr>
+          <w:rFonts w:ascii="Times New Roman" w:hAnsi="Times New Roman" w:cs="Times New Roman"/>
+          <w:sz w:val="24"/>
+          <w:szCs w:val="24"/>
+        </w:rPr>
+        <w:t xml:space="preserve"> 1-es üzenet típussal és záró EOF-fel.</w:t>
       </w:r>
     </w:p>
     <w:p>
@@ -1320,7 +3802,25 @@
           <w:sz w:val="24"/>
           <w:szCs w:val="24"/>
         </w:rPr>
-        <w:t>Ezután a tcp.CreateTcpMessageFromPayload függvényt tesztelve előállít egy struktúrát</w:t>
+        <w:t xml:space="preserve">Ezután a </w:t>
+      </w:r>
+      <w:proofErr w:type="spellStart"/>
+      <w:r>
+        <w:rPr>
+          <w:rFonts w:ascii="Times New Roman" w:hAnsi="Times New Roman" w:cs="Times New Roman"/>
+          <w:sz w:val="24"/>
+          <w:szCs w:val="24"/>
+        </w:rPr>
+        <w:t>tcp.CreateTcpMessageFromPayload</w:t>
+      </w:r>
+      <w:proofErr w:type="spellEnd"/>
+      <w:r>
+        <w:rPr>
+          <w:rFonts w:ascii="Times New Roman" w:hAnsi="Times New Roman" w:cs="Times New Roman"/>
+          <w:sz w:val="24"/>
+          <w:szCs w:val="24"/>
+        </w:rPr>
+        <w:t xml:space="preserve"> függvényt tesztelve előállít egy struktúrát</w:t>
       </w:r>
       <w:r>
         <w:rPr>
@@ -1384,7 +3884,43 @@
           <w:sz w:val="24"/>
           <w:szCs w:val="24"/>
         </w:rPr>
-        <w:t>Ezután ellenőrzi, hogy a protokoll szerinti Content hossza pontosan 2-vel kevesebb-e a payload hosszánál.</w:t>
+        <w:t xml:space="preserve">Ezután ellenőrzi, hogy a protokoll szerinti </w:t>
+      </w:r>
+      <w:proofErr w:type="spellStart"/>
+      <w:r>
+        <w:rPr>
+          <w:rFonts w:ascii="Times New Roman" w:hAnsi="Times New Roman" w:cs="Times New Roman"/>
+          <w:sz w:val="24"/>
+          <w:szCs w:val="24"/>
+        </w:rPr>
+        <w:t>Content</w:t>
+      </w:r>
+      <w:proofErr w:type="spellEnd"/>
+      <w:r>
+        <w:rPr>
+          <w:rFonts w:ascii="Times New Roman" w:hAnsi="Times New Roman" w:cs="Times New Roman"/>
+          <w:sz w:val="24"/>
+          <w:szCs w:val="24"/>
+        </w:rPr>
+        <w:t xml:space="preserve"> hossza pontosan 2-vel kevesebb-e a </w:t>
+      </w:r>
+      <w:proofErr w:type="spellStart"/>
+      <w:r>
+        <w:rPr>
+          <w:rFonts w:ascii="Times New Roman" w:hAnsi="Times New Roman" w:cs="Times New Roman"/>
+          <w:sz w:val="24"/>
+          <w:szCs w:val="24"/>
+        </w:rPr>
+        <w:t>payload</w:t>
+      </w:r>
+      <w:proofErr w:type="spellEnd"/>
+      <w:r>
+        <w:rPr>
+          <w:rFonts w:ascii="Times New Roman" w:hAnsi="Times New Roman" w:cs="Times New Roman"/>
+          <w:sz w:val="24"/>
+          <w:szCs w:val="24"/>
+        </w:rPr>
+        <w:t xml:space="preserve"> hosszánál.</w:t>
       </w:r>
     </w:p>
     <w:p>
@@ -1408,26 +3944,80 @@
           <w:sz w:val="24"/>
           <w:szCs w:val="24"/>
         </w:rPr>
-        <w:t xml:space="preserve">Végül a teszt végigmegy a Content byte-okon, és ellenőrzi, hogy maradéktalanul megtalálható-e az összes byte, és megegyeznek-e a payload megfelelő adatával. </w:t>
-      </w:r>
-    </w:p>
-    <w:p>
-      <w:pPr>
-        <w:spacing w:line="360" w:lineRule="auto"/>
-        <w:jc w:val="both"/>
-        <w:rPr>
-          <w:rFonts w:ascii="Times New Roman" w:hAnsi="Times New Roman" w:cs="Times New Roman"/>
-          <w:sz w:val="24"/>
-          <w:szCs w:val="24"/>
-        </w:rPr>
-      </w:pPr>
-      <w:r>
-        <w:rPr>
-          <w:rFonts w:ascii="Times New Roman" w:hAnsi="Times New Roman" w:cs="Times New Roman"/>
-          <w:sz w:val="24"/>
-          <w:szCs w:val="24"/>
-        </w:rPr>
-        <w:t>Másodikként a struktúrából byte tömböt létrehozó teszt következik (TestToMessageBytes függvény):</w:t>
+        <w:t xml:space="preserve">Végül a teszt végigmegy a </w:t>
+      </w:r>
+      <w:proofErr w:type="spellStart"/>
+      <w:r>
+        <w:rPr>
+          <w:rFonts w:ascii="Times New Roman" w:hAnsi="Times New Roman" w:cs="Times New Roman"/>
+          <w:sz w:val="24"/>
+          <w:szCs w:val="24"/>
+        </w:rPr>
+        <w:t>Content</w:t>
+      </w:r>
+      <w:proofErr w:type="spellEnd"/>
+      <w:r>
+        <w:rPr>
+          <w:rFonts w:ascii="Times New Roman" w:hAnsi="Times New Roman" w:cs="Times New Roman"/>
+          <w:sz w:val="24"/>
+          <w:szCs w:val="24"/>
+        </w:rPr>
+        <w:t xml:space="preserve"> byte-okon, és ellenőrzi, hogy maradéktalanul megtalálható-e az összes byte, és megegyeznek-e a </w:t>
+      </w:r>
+      <w:proofErr w:type="spellStart"/>
+      <w:r>
+        <w:rPr>
+          <w:rFonts w:ascii="Times New Roman" w:hAnsi="Times New Roman" w:cs="Times New Roman"/>
+          <w:sz w:val="24"/>
+          <w:szCs w:val="24"/>
+        </w:rPr>
+        <w:t>payload</w:t>
+      </w:r>
+      <w:proofErr w:type="spellEnd"/>
+      <w:r>
+        <w:rPr>
+          <w:rFonts w:ascii="Times New Roman" w:hAnsi="Times New Roman" w:cs="Times New Roman"/>
+          <w:sz w:val="24"/>
+          <w:szCs w:val="24"/>
+        </w:rPr>
+        <w:t xml:space="preserve"> megfelelő adatával. </w:t>
+      </w:r>
+    </w:p>
+    <w:p>
+      <w:pPr>
+        <w:spacing w:line="360" w:lineRule="auto"/>
+        <w:jc w:val="both"/>
+        <w:rPr>
+          <w:rFonts w:ascii="Times New Roman" w:hAnsi="Times New Roman" w:cs="Times New Roman"/>
+          <w:sz w:val="24"/>
+          <w:szCs w:val="24"/>
+        </w:rPr>
+      </w:pPr>
+      <w:r>
+        <w:rPr>
+          <w:rFonts w:ascii="Times New Roman" w:hAnsi="Times New Roman" w:cs="Times New Roman"/>
+          <w:sz w:val="24"/>
+          <w:szCs w:val="24"/>
+        </w:rPr>
+        <w:t>Másodikként a struktúrából byte tömböt létrehozó teszt következik (</w:t>
+      </w:r>
+      <w:proofErr w:type="spellStart"/>
+      <w:r>
+        <w:rPr>
+          <w:rFonts w:ascii="Times New Roman" w:hAnsi="Times New Roman" w:cs="Times New Roman"/>
+          <w:sz w:val="24"/>
+          <w:szCs w:val="24"/>
+        </w:rPr>
+        <w:t>TestToMessageBytes</w:t>
+      </w:r>
+      <w:proofErr w:type="spellEnd"/>
+      <w:r>
+        <w:rPr>
+          <w:rFonts w:ascii="Times New Roman" w:hAnsi="Times New Roman" w:cs="Times New Roman"/>
+          <w:sz w:val="24"/>
+          <w:szCs w:val="24"/>
+        </w:rPr>
+        <w:t xml:space="preserve"> függvény):</w:t>
       </w:r>
     </w:p>
     <w:p>
@@ -1451,7 +4041,44 @@
           <w:sz w:val="24"/>
           <w:szCs w:val="24"/>
         </w:rPr>
-        <w:t xml:space="preserve">Létrehoz egy általános TcpMessage struktúrát, aminek beállítja az üzenet típusát és a content-jét. </w:t>
+        <w:lastRenderedPageBreak/>
+        <w:t xml:space="preserve">Létrehoz egy általános </w:t>
+      </w:r>
+      <w:proofErr w:type="spellStart"/>
+      <w:r>
+        <w:rPr>
+          <w:rFonts w:ascii="Times New Roman" w:hAnsi="Times New Roman" w:cs="Times New Roman"/>
+          <w:sz w:val="24"/>
+          <w:szCs w:val="24"/>
+        </w:rPr>
+        <w:t>TcpMessage</w:t>
+      </w:r>
+      <w:proofErr w:type="spellEnd"/>
+      <w:r>
+        <w:rPr>
+          <w:rFonts w:ascii="Times New Roman" w:hAnsi="Times New Roman" w:cs="Times New Roman"/>
+          <w:sz w:val="24"/>
+          <w:szCs w:val="24"/>
+        </w:rPr>
+        <w:t xml:space="preserve"> struktúrát, aminek beállítja az üzenet típusát és a </w:t>
+      </w:r>
+      <w:proofErr w:type="spellStart"/>
+      <w:r>
+        <w:rPr>
+          <w:rFonts w:ascii="Times New Roman" w:hAnsi="Times New Roman" w:cs="Times New Roman"/>
+          <w:sz w:val="24"/>
+          <w:szCs w:val="24"/>
+        </w:rPr>
+        <w:t>content</w:t>
+      </w:r>
+      <w:proofErr w:type="spellEnd"/>
+      <w:r>
+        <w:rPr>
+          <w:rFonts w:ascii="Times New Roman" w:hAnsi="Times New Roman" w:cs="Times New Roman"/>
+          <w:sz w:val="24"/>
+          <w:szCs w:val="24"/>
+        </w:rPr>
+        <w:t xml:space="preserve">-jét. </w:t>
       </w:r>
     </w:p>
     <w:p>
@@ -1475,26 +4102,98 @@
           <w:sz w:val="24"/>
           <w:szCs w:val="24"/>
         </w:rPr>
-        <w:t>A testToMessageBytes segédfüggvény (később kifejtve) használatával teszteli az eredményt.</w:t>
-      </w:r>
-    </w:p>
-    <w:p>
-      <w:pPr>
-        <w:spacing w:line="360" w:lineRule="auto"/>
-        <w:jc w:val="both"/>
-        <w:rPr>
-          <w:rFonts w:ascii="Times New Roman" w:hAnsi="Times New Roman" w:cs="Times New Roman"/>
-          <w:sz w:val="24"/>
-          <w:szCs w:val="24"/>
-        </w:rPr>
-      </w:pPr>
-      <w:r>
-        <w:rPr>
-          <w:rFonts w:ascii="Times New Roman" w:hAnsi="Times New Roman" w:cs="Times New Roman"/>
-          <w:sz w:val="24"/>
-          <w:szCs w:val="24"/>
-        </w:rPr>
-        <w:t>Harmadjára egy error message létrehozását teszteli (TestErrorToMessageBytes):</w:t>
+        <w:t xml:space="preserve">A </w:t>
+      </w:r>
+      <w:proofErr w:type="spellStart"/>
+      <w:r>
+        <w:rPr>
+          <w:rFonts w:ascii="Times New Roman" w:hAnsi="Times New Roman" w:cs="Times New Roman"/>
+          <w:sz w:val="24"/>
+          <w:szCs w:val="24"/>
+        </w:rPr>
+        <w:t>testToMessageBytes</w:t>
+      </w:r>
+      <w:proofErr w:type="spellEnd"/>
+      <w:r>
+        <w:rPr>
+          <w:rFonts w:ascii="Times New Roman" w:hAnsi="Times New Roman" w:cs="Times New Roman"/>
+          <w:sz w:val="24"/>
+          <w:szCs w:val="24"/>
+        </w:rPr>
+        <w:t xml:space="preserve"> segédfüggvény (később kifejtve) használatával teszteli az eredményt.</w:t>
+      </w:r>
+    </w:p>
+    <w:p>
+      <w:pPr>
+        <w:spacing w:line="360" w:lineRule="auto"/>
+        <w:jc w:val="both"/>
+        <w:rPr>
+          <w:rFonts w:ascii="Times New Roman" w:hAnsi="Times New Roman" w:cs="Times New Roman"/>
+          <w:sz w:val="24"/>
+          <w:szCs w:val="24"/>
+        </w:rPr>
+      </w:pPr>
+      <w:r>
+        <w:rPr>
+          <w:rFonts w:ascii="Times New Roman" w:hAnsi="Times New Roman" w:cs="Times New Roman"/>
+          <w:sz w:val="24"/>
+          <w:szCs w:val="24"/>
+        </w:rPr>
+        <w:t xml:space="preserve">Harmadjára egy </w:t>
+      </w:r>
+      <w:proofErr w:type="spellStart"/>
+      <w:r>
+        <w:rPr>
+          <w:rFonts w:ascii="Times New Roman" w:hAnsi="Times New Roman" w:cs="Times New Roman"/>
+          <w:sz w:val="24"/>
+          <w:szCs w:val="24"/>
+        </w:rPr>
+        <w:t>error</w:t>
+      </w:r>
+      <w:proofErr w:type="spellEnd"/>
+      <w:r>
+        <w:rPr>
+          <w:rFonts w:ascii="Times New Roman" w:hAnsi="Times New Roman" w:cs="Times New Roman"/>
+          <w:sz w:val="24"/>
+          <w:szCs w:val="24"/>
+        </w:rPr>
+        <w:t xml:space="preserve"> </w:t>
+      </w:r>
+      <w:proofErr w:type="spellStart"/>
+      <w:r>
+        <w:rPr>
+          <w:rFonts w:ascii="Times New Roman" w:hAnsi="Times New Roman" w:cs="Times New Roman"/>
+          <w:sz w:val="24"/>
+          <w:szCs w:val="24"/>
+        </w:rPr>
+        <w:t>message</w:t>
+      </w:r>
+      <w:proofErr w:type="spellEnd"/>
+      <w:r>
+        <w:rPr>
+          <w:rFonts w:ascii="Times New Roman" w:hAnsi="Times New Roman" w:cs="Times New Roman"/>
+          <w:sz w:val="24"/>
+          <w:szCs w:val="24"/>
+        </w:rPr>
+        <w:t xml:space="preserve"> létrehozását teszteli (</w:t>
+      </w:r>
+      <w:proofErr w:type="spellStart"/>
+      <w:r>
+        <w:rPr>
+          <w:rFonts w:ascii="Times New Roman" w:hAnsi="Times New Roman" w:cs="Times New Roman"/>
+          <w:sz w:val="24"/>
+          <w:szCs w:val="24"/>
+        </w:rPr>
+        <w:t>TestErrorToMessageBytes</w:t>
+      </w:r>
+      <w:proofErr w:type="spellEnd"/>
+      <w:r>
+        <w:rPr>
+          <w:rFonts w:ascii="Times New Roman" w:hAnsi="Times New Roman" w:cs="Times New Roman"/>
+          <w:sz w:val="24"/>
+          <w:szCs w:val="24"/>
+        </w:rPr>
+        <w:t>):</w:t>
       </w:r>
     </w:p>
     <w:p>
@@ -1518,8 +4217,43 @@
           <w:sz w:val="24"/>
           <w:szCs w:val="24"/>
         </w:rPr>
-        <w:lastRenderedPageBreak/>
-        <w:t>A tcp.CreateErrorMessage függvénnyel (paraméterként átvesz egy hibaüzenetet) létrehoz egy error típusú üzenetet</w:t>
+        <w:t xml:space="preserve">A </w:t>
+      </w:r>
+      <w:proofErr w:type="spellStart"/>
+      <w:r>
+        <w:rPr>
+          <w:rFonts w:ascii="Times New Roman" w:hAnsi="Times New Roman" w:cs="Times New Roman"/>
+          <w:sz w:val="24"/>
+          <w:szCs w:val="24"/>
+        </w:rPr>
+        <w:t>tcp.CreateErrorMessage</w:t>
+      </w:r>
+      <w:proofErr w:type="spellEnd"/>
+      <w:r>
+        <w:rPr>
+          <w:rFonts w:ascii="Times New Roman" w:hAnsi="Times New Roman" w:cs="Times New Roman"/>
+          <w:sz w:val="24"/>
+          <w:szCs w:val="24"/>
+        </w:rPr>
+        <w:t xml:space="preserve"> függvénnyel (paraméterként átvesz egy hibaüzenetet) létrehoz egy </w:t>
+      </w:r>
+      <w:proofErr w:type="spellStart"/>
+      <w:r>
+        <w:rPr>
+          <w:rFonts w:ascii="Times New Roman" w:hAnsi="Times New Roman" w:cs="Times New Roman"/>
+          <w:sz w:val="24"/>
+          <w:szCs w:val="24"/>
+        </w:rPr>
+        <w:t>error</w:t>
+      </w:r>
+      <w:proofErr w:type="spellEnd"/>
+      <w:r>
+        <w:rPr>
+          <w:rFonts w:ascii="Times New Roman" w:hAnsi="Times New Roman" w:cs="Times New Roman"/>
+          <w:sz w:val="24"/>
+          <w:szCs w:val="24"/>
+        </w:rPr>
+        <w:t xml:space="preserve"> típusú üzenetet</w:t>
       </w:r>
       <w:r>
         <w:rPr>
@@ -1551,7 +4285,25 @@
           <w:sz w:val="24"/>
           <w:szCs w:val="24"/>
         </w:rPr>
-        <w:t>Ellenőrzi, hogy a típusa valóban error-e.</w:t>
+        <w:t xml:space="preserve">Ellenőrzi, hogy a típusa valóban </w:t>
+      </w:r>
+      <w:proofErr w:type="spellStart"/>
+      <w:r>
+        <w:rPr>
+          <w:rFonts w:ascii="Times New Roman" w:hAnsi="Times New Roman" w:cs="Times New Roman"/>
+          <w:sz w:val="24"/>
+          <w:szCs w:val="24"/>
+        </w:rPr>
+        <w:t>error</w:t>
+      </w:r>
+      <w:proofErr w:type="spellEnd"/>
+      <w:r>
+        <w:rPr>
+          <w:rFonts w:ascii="Times New Roman" w:hAnsi="Times New Roman" w:cs="Times New Roman"/>
+          <w:sz w:val="24"/>
+          <w:szCs w:val="24"/>
+        </w:rPr>
+        <w:t>-e.</w:t>
       </w:r>
     </w:p>
     <w:p>
@@ -1575,7 +4327,25 @@
           <w:sz w:val="24"/>
           <w:szCs w:val="24"/>
         </w:rPr>
-        <w:t>Ellenőrzi, hogy az Msg tulajdonsága megegyezik-e a paraméterként átadott hiba üzenettel.</w:t>
+        <w:t xml:space="preserve">Ellenőrzi, hogy az </w:t>
+      </w:r>
+      <w:proofErr w:type="spellStart"/>
+      <w:r>
+        <w:rPr>
+          <w:rFonts w:ascii="Times New Roman" w:hAnsi="Times New Roman" w:cs="Times New Roman"/>
+          <w:sz w:val="24"/>
+          <w:szCs w:val="24"/>
+        </w:rPr>
+        <w:t>Msg</w:t>
+      </w:r>
+      <w:proofErr w:type="spellEnd"/>
+      <w:r>
+        <w:rPr>
+          <w:rFonts w:ascii="Times New Roman" w:hAnsi="Times New Roman" w:cs="Times New Roman"/>
+          <w:sz w:val="24"/>
+          <w:szCs w:val="24"/>
+        </w:rPr>
+        <w:t xml:space="preserve"> tulajdonsága megegyezik-e a paraméterként átadott hiba üzenettel.</w:t>
       </w:r>
     </w:p>
     <w:p>
@@ -1599,26 +4369,62 @@
           <w:sz w:val="24"/>
           <w:szCs w:val="24"/>
         </w:rPr>
-        <w:t>A testToMessageBytes segédfüggvény használatával teszteli az eredményt.</w:t>
-      </w:r>
-    </w:p>
-    <w:p>
-      <w:pPr>
-        <w:spacing w:line="360" w:lineRule="auto"/>
-        <w:jc w:val="both"/>
-        <w:rPr>
-          <w:rFonts w:ascii="Times New Roman" w:hAnsi="Times New Roman" w:cs="Times New Roman"/>
-          <w:sz w:val="24"/>
-          <w:szCs w:val="24"/>
-        </w:rPr>
-      </w:pPr>
-      <w:r>
-        <w:rPr>
-          <w:rFonts w:ascii="Times New Roman" w:hAnsi="Times New Roman" w:cs="Times New Roman"/>
-          <w:sz w:val="24"/>
-          <w:szCs w:val="24"/>
-        </w:rPr>
-        <w:t>A testToMessageBytes segédfüggvény:</w:t>
+        <w:t xml:space="preserve">A </w:t>
+      </w:r>
+      <w:proofErr w:type="spellStart"/>
+      <w:r>
+        <w:rPr>
+          <w:rFonts w:ascii="Times New Roman" w:hAnsi="Times New Roman" w:cs="Times New Roman"/>
+          <w:sz w:val="24"/>
+          <w:szCs w:val="24"/>
+        </w:rPr>
+        <w:t>testToMessageBytes</w:t>
+      </w:r>
+      <w:proofErr w:type="spellEnd"/>
+      <w:r>
+        <w:rPr>
+          <w:rFonts w:ascii="Times New Roman" w:hAnsi="Times New Roman" w:cs="Times New Roman"/>
+          <w:sz w:val="24"/>
+          <w:szCs w:val="24"/>
+        </w:rPr>
+        <w:t xml:space="preserve"> segédfüggvény használatával teszteli az eredményt.</w:t>
+      </w:r>
+    </w:p>
+    <w:p>
+      <w:pPr>
+        <w:spacing w:line="360" w:lineRule="auto"/>
+        <w:jc w:val="both"/>
+        <w:rPr>
+          <w:rFonts w:ascii="Times New Roman" w:hAnsi="Times New Roman" w:cs="Times New Roman"/>
+          <w:sz w:val="24"/>
+          <w:szCs w:val="24"/>
+        </w:rPr>
+      </w:pPr>
+      <w:r>
+        <w:rPr>
+          <w:rFonts w:ascii="Times New Roman" w:hAnsi="Times New Roman" w:cs="Times New Roman"/>
+          <w:sz w:val="24"/>
+          <w:szCs w:val="24"/>
+        </w:rPr>
+        <w:t xml:space="preserve">A </w:t>
+      </w:r>
+      <w:proofErr w:type="spellStart"/>
+      <w:r>
+        <w:rPr>
+          <w:rFonts w:ascii="Times New Roman" w:hAnsi="Times New Roman" w:cs="Times New Roman"/>
+          <w:sz w:val="24"/>
+          <w:szCs w:val="24"/>
+        </w:rPr>
+        <w:t>testToMessageBytes</w:t>
+      </w:r>
+      <w:proofErr w:type="spellEnd"/>
+      <w:r>
+        <w:rPr>
+          <w:rFonts w:ascii="Times New Roman" w:hAnsi="Times New Roman" w:cs="Times New Roman"/>
+          <w:sz w:val="24"/>
+          <w:szCs w:val="24"/>
+        </w:rPr>
+        <w:t xml:space="preserve"> segédfüggvény:</w:t>
       </w:r>
     </w:p>
     <w:p>
@@ -1642,7 +4448,61 @@
           <w:sz w:val="24"/>
           <w:szCs w:val="24"/>
         </w:rPr>
-        <w:t>Paraméterként átveszi az elvárt üzenettípust, a contentet, valamint a végleges üzenetet alkotó byte-okat, amit a message.ToMessageBytes függvény állít elő</w:t>
+        <w:t xml:space="preserve">Paraméterként átveszi az elvárt üzenettípust, a </w:t>
+      </w:r>
+      <w:proofErr w:type="spellStart"/>
+      <w:r>
+        <w:rPr>
+          <w:rFonts w:ascii="Times New Roman" w:hAnsi="Times New Roman" w:cs="Times New Roman"/>
+          <w:sz w:val="24"/>
+          <w:szCs w:val="24"/>
+        </w:rPr>
+        <w:t>contentet</w:t>
+      </w:r>
+      <w:proofErr w:type="spellEnd"/>
+      <w:r>
+        <w:rPr>
+          <w:rFonts w:ascii="Times New Roman" w:hAnsi="Times New Roman" w:cs="Times New Roman"/>
+          <w:sz w:val="24"/>
+          <w:szCs w:val="24"/>
+        </w:rPr>
+        <w:t>, valamint a végleges üzenetet alkotó byte-</w:t>
+      </w:r>
+      <w:proofErr w:type="spellStart"/>
+      <w:r>
+        <w:rPr>
+          <w:rFonts w:ascii="Times New Roman" w:hAnsi="Times New Roman" w:cs="Times New Roman"/>
+          <w:sz w:val="24"/>
+          <w:szCs w:val="24"/>
+        </w:rPr>
+        <w:t>okat</w:t>
+      </w:r>
+      <w:proofErr w:type="spellEnd"/>
+      <w:r>
+        <w:rPr>
+          <w:rFonts w:ascii="Times New Roman" w:hAnsi="Times New Roman" w:cs="Times New Roman"/>
+          <w:sz w:val="24"/>
+          <w:szCs w:val="24"/>
+        </w:rPr>
+        <w:t xml:space="preserve">, amit a </w:t>
+      </w:r>
+      <w:proofErr w:type="spellStart"/>
+      <w:r>
+        <w:rPr>
+          <w:rFonts w:ascii="Times New Roman" w:hAnsi="Times New Roman" w:cs="Times New Roman"/>
+          <w:sz w:val="24"/>
+          <w:szCs w:val="24"/>
+        </w:rPr>
+        <w:t>message.ToMessageBytes</w:t>
+      </w:r>
+      <w:proofErr w:type="spellEnd"/>
+      <w:r>
+        <w:rPr>
+          <w:rFonts w:ascii="Times New Roman" w:hAnsi="Times New Roman" w:cs="Times New Roman"/>
+          <w:sz w:val="24"/>
+          <w:szCs w:val="24"/>
+        </w:rPr>
+        <w:t xml:space="preserve"> függvény állít elő</w:t>
       </w:r>
       <w:r>
         <w:rPr>
@@ -1674,7 +4534,43 @@
           <w:sz w:val="24"/>
           <w:szCs w:val="24"/>
         </w:rPr>
-        <w:t>Az üzenet típus, valamint a content alapján előállítja az elvárt payload-ot.</w:t>
+        <w:t xml:space="preserve">Az üzenet típus, valamint a </w:t>
+      </w:r>
+      <w:proofErr w:type="spellStart"/>
+      <w:r>
+        <w:rPr>
+          <w:rFonts w:ascii="Times New Roman" w:hAnsi="Times New Roman" w:cs="Times New Roman"/>
+          <w:sz w:val="24"/>
+          <w:szCs w:val="24"/>
+        </w:rPr>
+        <w:t>content</w:t>
+      </w:r>
+      <w:proofErr w:type="spellEnd"/>
+      <w:r>
+        <w:rPr>
+          <w:rFonts w:ascii="Times New Roman" w:hAnsi="Times New Roman" w:cs="Times New Roman"/>
+          <w:sz w:val="24"/>
+          <w:szCs w:val="24"/>
+        </w:rPr>
+        <w:t xml:space="preserve"> alapján előállítja az elvárt </w:t>
+      </w:r>
+      <w:proofErr w:type="spellStart"/>
+      <w:r>
+        <w:rPr>
+          <w:rFonts w:ascii="Times New Roman" w:hAnsi="Times New Roman" w:cs="Times New Roman"/>
+          <w:sz w:val="24"/>
+          <w:szCs w:val="24"/>
+        </w:rPr>
+        <w:t>payload</w:t>
+      </w:r>
+      <w:proofErr w:type="spellEnd"/>
+      <w:r>
+        <w:rPr>
+          <w:rFonts w:ascii="Times New Roman" w:hAnsi="Times New Roman" w:cs="Times New Roman"/>
+          <w:sz w:val="24"/>
+          <w:szCs w:val="24"/>
+        </w:rPr>
+        <w:t>-ot.</w:t>
       </w:r>
     </w:p>
     <w:p>
@@ -1698,7 +4594,115 @@
           <w:sz w:val="24"/>
           <w:szCs w:val="24"/>
         </w:rPr>
-        <w:t>Az előállított payloadhoz a már korábban tesztelt (tehát megfelelően működő) CreateHeaderForPayload függvény segítségével előállít egy headert, majd ellenőrzi azon végighaladva, hogy annak byte-jai megegyeznek-e a végleges üzenet byte-jaival.</w:t>
+        <w:t xml:space="preserve">Az előállított </w:t>
+      </w:r>
+      <w:proofErr w:type="spellStart"/>
+      <w:r>
+        <w:rPr>
+          <w:rFonts w:ascii="Times New Roman" w:hAnsi="Times New Roman" w:cs="Times New Roman"/>
+          <w:sz w:val="24"/>
+          <w:szCs w:val="24"/>
+        </w:rPr>
+        <w:t>payloadhoz</w:t>
+      </w:r>
+      <w:proofErr w:type="spellEnd"/>
+      <w:r>
+        <w:rPr>
+          <w:rFonts w:ascii="Times New Roman" w:hAnsi="Times New Roman" w:cs="Times New Roman"/>
+          <w:sz w:val="24"/>
+          <w:szCs w:val="24"/>
+        </w:rPr>
+        <w:t xml:space="preserve"> a már korábban tesztelt (tehát megfelelően működő) </w:t>
+      </w:r>
+      <w:proofErr w:type="spellStart"/>
+      <w:r>
+        <w:rPr>
+          <w:rFonts w:ascii="Times New Roman" w:hAnsi="Times New Roman" w:cs="Times New Roman"/>
+          <w:sz w:val="24"/>
+          <w:szCs w:val="24"/>
+        </w:rPr>
+        <w:t>CreateHeaderForPayload</w:t>
+      </w:r>
+      <w:proofErr w:type="spellEnd"/>
+      <w:r>
+        <w:rPr>
+          <w:rFonts w:ascii="Times New Roman" w:hAnsi="Times New Roman" w:cs="Times New Roman"/>
+          <w:sz w:val="24"/>
+          <w:szCs w:val="24"/>
+        </w:rPr>
+        <w:t xml:space="preserve"> függvény segítségével előállít egy </w:t>
+      </w:r>
+      <w:proofErr w:type="spellStart"/>
+      <w:r>
+        <w:rPr>
+          <w:rFonts w:ascii="Times New Roman" w:hAnsi="Times New Roman" w:cs="Times New Roman"/>
+          <w:sz w:val="24"/>
+          <w:szCs w:val="24"/>
+        </w:rPr>
+        <w:t>headert</w:t>
+      </w:r>
+      <w:proofErr w:type="spellEnd"/>
+      <w:r>
+        <w:rPr>
+          <w:rFonts w:ascii="Times New Roman" w:hAnsi="Times New Roman" w:cs="Times New Roman"/>
+          <w:sz w:val="24"/>
+          <w:szCs w:val="24"/>
+        </w:rPr>
+        <w:t xml:space="preserve">, majd ellenőrzi azon </w:t>
+      </w:r>
+      <w:proofErr w:type="spellStart"/>
+      <w:r>
+        <w:rPr>
+          <w:rFonts w:ascii="Times New Roman" w:hAnsi="Times New Roman" w:cs="Times New Roman"/>
+          <w:sz w:val="24"/>
+          <w:szCs w:val="24"/>
+        </w:rPr>
+        <w:t>végighaladva</w:t>
+      </w:r>
+      <w:proofErr w:type="spellEnd"/>
+      <w:r>
+        <w:rPr>
+          <w:rFonts w:ascii="Times New Roman" w:hAnsi="Times New Roman" w:cs="Times New Roman"/>
+          <w:sz w:val="24"/>
+          <w:szCs w:val="24"/>
+        </w:rPr>
+        <w:t>, hogy annak byte-</w:t>
+      </w:r>
+      <w:proofErr w:type="spellStart"/>
+      <w:r>
+        <w:rPr>
+          <w:rFonts w:ascii="Times New Roman" w:hAnsi="Times New Roman" w:cs="Times New Roman"/>
+          <w:sz w:val="24"/>
+          <w:szCs w:val="24"/>
+        </w:rPr>
+        <w:t>jai</w:t>
+      </w:r>
+      <w:proofErr w:type="spellEnd"/>
+      <w:r>
+        <w:rPr>
+          <w:rFonts w:ascii="Times New Roman" w:hAnsi="Times New Roman" w:cs="Times New Roman"/>
+          <w:sz w:val="24"/>
+          <w:szCs w:val="24"/>
+        </w:rPr>
+        <w:t xml:space="preserve"> megegyeznek-e a végleges üzenet byte-</w:t>
+      </w:r>
+      <w:proofErr w:type="spellStart"/>
+      <w:r>
+        <w:rPr>
+          <w:rFonts w:ascii="Times New Roman" w:hAnsi="Times New Roman" w:cs="Times New Roman"/>
+          <w:sz w:val="24"/>
+          <w:szCs w:val="24"/>
+        </w:rPr>
+        <w:t>jaival</w:t>
+      </w:r>
+      <w:proofErr w:type="spellEnd"/>
+      <w:r>
+        <w:rPr>
+          <w:rFonts w:ascii="Times New Roman" w:hAnsi="Times New Roman" w:cs="Times New Roman"/>
+          <w:sz w:val="24"/>
+          <w:szCs w:val="24"/>
+        </w:rPr>
+        <w:t>.</w:t>
       </w:r>
     </w:p>
     <w:p>
@@ -1722,7 +4726,43 @@
           <w:sz w:val="24"/>
           <w:szCs w:val="24"/>
         </w:rPr>
-        <w:t>Ezután levágja a végleges üzenet header részét (hiszen az már megfelelő), és ellenőrzi, hogy az üzenet maradékának hossza megegyezik-e a payload hosszával.</w:t>
+        <w:t xml:space="preserve">Ezután levágja a végleges üzenet </w:t>
+      </w:r>
+      <w:proofErr w:type="spellStart"/>
+      <w:r>
+        <w:rPr>
+          <w:rFonts w:ascii="Times New Roman" w:hAnsi="Times New Roman" w:cs="Times New Roman"/>
+          <w:sz w:val="24"/>
+          <w:szCs w:val="24"/>
+        </w:rPr>
+        <w:t>header</w:t>
+      </w:r>
+      <w:proofErr w:type="spellEnd"/>
+      <w:r>
+        <w:rPr>
+          <w:rFonts w:ascii="Times New Roman" w:hAnsi="Times New Roman" w:cs="Times New Roman"/>
+          <w:sz w:val="24"/>
+          <w:szCs w:val="24"/>
+        </w:rPr>
+        <w:t xml:space="preserve"> részét (hiszen az már megfelelő), és ellenőrzi, hogy az üzenet maradékának hossza megegyezik-e a </w:t>
+      </w:r>
+      <w:proofErr w:type="spellStart"/>
+      <w:r>
+        <w:rPr>
+          <w:rFonts w:ascii="Times New Roman" w:hAnsi="Times New Roman" w:cs="Times New Roman"/>
+          <w:sz w:val="24"/>
+          <w:szCs w:val="24"/>
+        </w:rPr>
+        <w:t>payload</w:t>
+      </w:r>
+      <w:proofErr w:type="spellEnd"/>
+      <w:r>
+        <w:rPr>
+          <w:rFonts w:ascii="Times New Roman" w:hAnsi="Times New Roman" w:cs="Times New Roman"/>
+          <w:sz w:val="24"/>
+          <w:szCs w:val="24"/>
+        </w:rPr>
+        <w:t xml:space="preserve"> hosszával.</w:t>
       </w:r>
     </w:p>
     <w:p>
@@ -1746,13 +4786,49 @@
           <w:sz w:val="24"/>
           <w:szCs w:val="24"/>
         </w:rPr>
-        <w:t>Végül végighaladva az üzenet maradékán ellenőrzi, hogy minden byte megegyezik-e az előállított payloaddal.</w:t>
-      </w:r>
-    </w:p>
-    <w:p>
-      <w:pPr>
-        <w:spacing w:line="360" w:lineRule="auto"/>
-        <w:jc w:val="both"/>
+        <w:t xml:space="preserve">Végül </w:t>
+      </w:r>
+      <w:proofErr w:type="spellStart"/>
+      <w:r>
+        <w:rPr>
+          <w:rFonts w:ascii="Times New Roman" w:hAnsi="Times New Roman" w:cs="Times New Roman"/>
+          <w:sz w:val="24"/>
+          <w:szCs w:val="24"/>
+        </w:rPr>
+        <w:t>végighaladva</w:t>
+      </w:r>
+      <w:proofErr w:type="spellEnd"/>
+      <w:r>
+        <w:rPr>
+          <w:rFonts w:ascii="Times New Roman" w:hAnsi="Times New Roman" w:cs="Times New Roman"/>
+          <w:sz w:val="24"/>
+          <w:szCs w:val="24"/>
+        </w:rPr>
+        <w:t xml:space="preserve"> az üzenet maradékán ellenőrzi, hogy minden byte megegyezik-e az előállított </w:t>
+      </w:r>
+      <w:proofErr w:type="spellStart"/>
+      <w:r>
+        <w:rPr>
+          <w:rFonts w:ascii="Times New Roman" w:hAnsi="Times New Roman" w:cs="Times New Roman"/>
+          <w:sz w:val="24"/>
+          <w:szCs w:val="24"/>
+        </w:rPr>
+        <w:t>payloaddal</w:t>
+      </w:r>
+      <w:proofErr w:type="spellEnd"/>
+      <w:r>
+        <w:rPr>
+          <w:rFonts w:ascii="Times New Roman" w:hAnsi="Times New Roman" w:cs="Times New Roman"/>
+          <w:sz w:val="24"/>
+          <w:szCs w:val="24"/>
+        </w:rPr>
+        <w:t>.</w:t>
+      </w:r>
+    </w:p>
+    <w:p>
+      <w:pPr>
+        <w:spacing w:line="360" w:lineRule="auto"/>
+        <w:jc w:val="center"/>
         <w:rPr>
           <w:rFonts w:ascii="Times New Roman" w:hAnsi="Times New Roman" w:cs="Times New Roman"/>
           <w:sz w:val="24"/>
@@ -1781,7 +4857,7 @@
                     </pic:cNvPicPr>
                   </pic:nvPicPr>
                   <pic:blipFill>
-                    <a:blip r:embed="rId7">
+                    <a:blip r:embed="rId9">
                       <a:extLst>
                         <a:ext uri="{28A0092B-C50C-407E-A947-70E740481C1C}">
                           <a14:useLocalDpi xmlns:a14="http://schemas.microsoft.com/office/drawing/2010/main" val="0"/>
@@ -1815,8 +4891,54 @@
     </w:p>
     <w:p>
       <w:pPr>
-        <w:spacing w:line="360" w:lineRule="auto"/>
-        <w:jc w:val="both"/>
+        <w:pStyle w:val="Listaszerbekezds"/>
+        <w:numPr>
+          <w:ilvl w:val="0"/>
+          <w:numId w:val="26"/>
+        </w:numPr>
+        <w:spacing w:line="360" w:lineRule="auto"/>
+        <w:jc w:val="center"/>
+        <w:rPr>
+          <w:rFonts w:ascii="Times New Roman" w:hAnsi="Times New Roman" w:cs="Times New Roman"/>
+          <w:sz w:val="20"/>
+          <w:szCs w:val="20"/>
+        </w:rPr>
+      </w:pPr>
+      <w:r>
+        <w:rPr>
+          <w:rFonts w:ascii="Times New Roman" w:hAnsi="Times New Roman" w:cs="Times New Roman"/>
+          <w:sz w:val="20"/>
+          <w:szCs w:val="20"/>
+        </w:rPr>
+        <w:t xml:space="preserve">ábra: </w:t>
+      </w:r>
+      <w:proofErr w:type="spellStart"/>
+      <w:r>
+        <w:rPr>
+          <w:rFonts w:ascii="Times New Roman" w:hAnsi="Times New Roman" w:cs="Times New Roman"/>
+          <w:sz w:val="20"/>
+          <w:szCs w:val="20"/>
+        </w:rPr>
+        <w:t>Tcp</w:t>
+      </w:r>
+      <w:proofErr w:type="spellEnd"/>
+      <w:r>
+        <w:rPr>
+          <w:rFonts w:ascii="Times New Roman" w:hAnsi="Times New Roman" w:cs="Times New Roman"/>
+          <w:sz w:val="20"/>
+          <w:szCs w:val="20"/>
+        </w:rPr>
+        <w:t xml:space="preserve"> üzenet </w:t>
+      </w:r>
+      <w:r>
+        <w:rPr>
+          <w:rFonts w:ascii="Times New Roman" w:hAnsi="Times New Roman" w:cs="Times New Roman"/>
+          <w:sz w:val="20"/>
+          <w:szCs w:val="20"/>
+        </w:rPr>
+        <w:t>tesztjeinek futása</w:t>
+      </w:r>
+      <w:r>
         <w:rPr>
           <w:rFonts w:ascii="Times New Roman" w:hAnsi="Times New Roman" w:cs="Times New Roman"/>
           <w:b/>
@@ -1824,8 +4946,13 @@
           <w:sz w:val="28"/>
           <w:szCs w:val="28"/>
         </w:rPr>
-      </w:pPr>
-      <w:r>
+        <w:br w:type="page"/>
+      </w:r>
+    </w:p>
+    <w:p>
+      <w:pPr>
+        <w:spacing w:line="360" w:lineRule="auto"/>
+        <w:jc w:val="both"/>
         <w:rPr>
           <w:rFonts w:ascii="Times New Roman" w:hAnsi="Times New Roman" w:cs="Times New Roman"/>
           <w:b/>
@@ -1833,8 +4960,8 @@
           <w:sz w:val="28"/>
           <w:szCs w:val="28"/>
         </w:rPr>
-        <w:t xml:space="preserve">Tcp </w:t>
-      </w:r>
+      </w:pPr>
+      <w:proofErr w:type="spellStart"/>
       <w:r>
         <w:rPr>
           <w:rFonts w:ascii="Times New Roman" w:hAnsi="Times New Roman" w:cs="Times New Roman"/>
@@ -1843,8 +4970,10 @@
           <w:sz w:val="28"/>
           <w:szCs w:val="28"/>
         </w:rPr>
-        <w:t>–</w:t>
-      </w:r>
+        <w:lastRenderedPageBreak/>
+        <w:t>Tcp</w:t>
+      </w:r>
+      <w:proofErr w:type="spellEnd"/>
       <w:r>
         <w:rPr>
           <w:rFonts w:ascii="Times New Roman" w:hAnsi="Times New Roman" w:cs="Times New Roman"/>
@@ -1853,26 +4982,94 @@
           <w:sz w:val="28"/>
           <w:szCs w:val="28"/>
         </w:rPr>
-        <w:t xml:space="preserve"> connection</w:t>
-      </w:r>
-    </w:p>
-    <w:p>
-      <w:pPr>
-        <w:spacing w:line="360" w:lineRule="auto"/>
-        <w:jc w:val="both"/>
-        <w:rPr>
-          <w:rFonts w:ascii="Times New Roman" w:hAnsi="Times New Roman" w:cs="Times New Roman"/>
-          <w:sz w:val="24"/>
-          <w:szCs w:val="24"/>
-        </w:rPr>
-      </w:pPr>
-      <w:r>
-        <w:rPr>
-          <w:rFonts w:ascii="Times New Roman" w:hAnsi="Times New Roman" w:cs="Times New Roman"/>
-          <w:sz w:val="24"/>
-          <w:szCs w:val="24"/>
-        </w:rPr>
-        <w:t>Ez a teszt a kliens és szerver közti kommunikációt teszteli, a beépített net.Pipe használatával, ami valós tcp kapcsolatot nem épít, de az üzenetek elküldhetők az egyik végéről a másikra, ezáltal könnyen tesztelhető a megfelelő működés.</w:t>
+        <w:t xml:space="preserve"> </w:t>
+      </w:r>
+      <w:r>
+        <w:rPr>
+          <w:rFonts w:ascii="Times New Roman" w:hAnsi="Times New Roman" w:cs="Times New Roman"/>
+          <w:b/>
+          <w:bCs/>
+          <w:sz w:val="28"/>
+          <w:szCs w:val="28"/>
+        </w:rPr>
+        <w:t>–</w:t>
+      </w:r>
+      <w:r>
+        <w:rPr>
+          <w:rFonts w:ascii="Times New Roman" w:hAnsi="Times New Roman" w:cs="Times New Roman"/>
+          <w:b/>
+          <w:bCs/>
+          <w:sz w:val="28"/>
+          <w:szCs w:val="28"/>
+        </w:rPr>
+        <w:t xml:space="preserve"> </w:t>
+      </w:r>
+      <w:proofErr w:type="spellStart"/>
+      <w:r>
+        <w:rPr>
+          <w:rFonts w:ascii="Times New Roman" w:hAnsi="Times New Roman" w:cs="Times New Roman"/>
+          <w:b/>
+          <w:bCs/>
+          <w:sz w:val="28"/>
+          <w:szCs w:val="28"/>
+        </w:rPr>
+        <w:t>connection</w:t>
+      </w:r>
+      <w:proofErr w:type="spellEnd"/>
+    </w:p>
+    <w:p>
+      <w:pPr>
+        <w:spacing w:line="360" w:lineRule="auto"/>
+        <w:jc w:val="both"/>
+        <w:rPr>
+          <w:rFonts w:ascii="Times New Roman" w:hAnsi="Times New Roman" w:cs="Times New Roman"/>
+          <w:sz w:val="24"/>
+          <w:szCs w:val="24"/>
+        </w:rPr>
+      </w:pPr>
+      <w:r>
+        <w:rPr>
+          <w:rFonts w:ascii="Times New Roman" w:hAnsi="Times New Roman" w:cs="Times New Roman"/>
+          <w:sz w:val="24"/>
+          <w:szCs w:val="24"/>
+        </w:rPr>
+        <w:t xml:space="preserve">Ez a teszt a kliens és szerver közti kommunikációt teszteli, a beépített </w:t>
+      </w:r>
+      <w:proofErr w:type="spellStart"/>
+      <w:r>
+        <w:rPr>
+          <w:rFonts w:ascii="Times New Roman" w:hAnsi="Times New Roman" w:cs="Times New Roman"/>
+          <w:sz w:val="24"/>
+          <w:szCs w:val="24"/>
+        </w:rPr>
+        <w:t>net.Pipe</w:t>
+      </w:r>
+      <w:proofErr w:type="spellEnd"/>
+      <w:r>
+        <w:rPr>
+          <w:rFonts w:ascii="Times New Roman" w:hAnsi="Times New Roman" w:cs="Times New Roman"/>
+          <w:sz w:val="24"/>
+          <w:szCs w:val="24"/>
+        </w:rPr>
+        <w:t xml:space="preserve"> használatával, ami valós </w:t>
+      </w:r>
+      <w:proofErr w:type="spellStart"/>
+      <w:r>
+        <w:rPr>
+          <w:rFonts w:ascii="Times New Roman" w:hAnsi="Times New Roman" w:cs="Times New Roman"/>
+          <w:sz w:val="24"/>
+          <w:szCs w:val="24"/>
+        </w:rPr>
+        <w:t>tcp</w:t>
+      </w:r>
+      <w:proofErr w:type="spellEnd"/>
+      <w:r>
+        <w:rPr>
+          <w:rFonts w:ascii="Times New Roman" w:hAnsi="Times New Roman" w:cs="Times New Roman"/>
+          <w:sz w:val="24"/>
+          <w:szCs w:val="24"/>
+        </w:rPr>
+        <w:t xml:space="preserve"> kapcsolatot nem épít, de az üzenetek elküldhetők az egyik végéről a másikra, ezáltal könnyen tesztelhető a megfelelő működés.</w:t>
       </w:r>
       <w:r>
         <w:rPr>
@@ -1896,26 +5093,116 @@
           <w:sz w:val="24"/>
           <w:szCs w:val="24"/>
         </w:rPr>
-        <w:t xml:space="preserve"> révén több modul együttműködése kerül tesztelésre (tcp message, header, connection).</w:t>
-      </w:r>
-    </w:p>
-    <w:p>
-      <w:pPr>
-        <w:spacing w:line="360" w:lineRule="auto"/>
-        <w:jc w:val="both"/>
-        <w:rPr>
-          <w:rFonts w:ascii="Times New Roman" w:hAnsi="Times New Roman" w:cs="Times New Roman"/>
-          <w:sz w:val="24"/>
-          <w:szCs w:val="24"/>
-        </w:rPr>
-      </w:pPr>
-      <w:r>
-        <w:rPr>
-          <w:rFonts w:ascii="Times New Roman" w:hAnsi="Times New Roman" w:cs="Times New Roman"/>
-          <w:sz w:val="24"/>
-          <w:szCs w:val="24"/>
-        </w:rPr>
-        <w:t>Először az kerül tesztelésre, hogy egy esetlegesen hibás üzenet hossz esetén megfelelően kezeli-e azt a szerver (nem omlik össze és ignorálja az üzenetet) (TestBadMessageLength függvény)</w:t>
+        <w:t xml:space="preserve"> révén több modul együttműködése kerül tesztelésre (</w:t>
+      </w:r>
+      <w:proofErr w:type="spellStart"/>
+      <w:r>
+        <w:rPr>
+          <w:rFonts w:ascii="Times New Roman" w:hAnsi="Times New Roman" w:cs="Times New Roman"/>
+          <w:sz w:val="24"/>
+          <w:szCs w:val="24"/>
+        </w:rPr>
+        <w:t>tcp</w:t>
+      </w:r>
+      <w:proofErr w:type="spellEnd"/>
+      <w:r>
+        <w:rPr>
+          <w:rFonts w:ascii="Times New Roman" w:hAnsi="Times New Roman" w:cs="Times New Roman"/>
+          <w:sz w:val="24"/>
+          <w:szCs w:val="24"/>
+        </w:rPr>
+        <w:t xml:space="preserve"> </w:t>
+      </w:r>
+      <w:proofErr w:type="spellStart"/>
+      <w:r>
+        <w:rPr>
+          <w:rFonts w:ascii="Times New Roman" w:hAnsi="Times New Roman" w:cs="Times New Roman"/>
+          <w:sz w:val="24"/>
+          <w:szCs w:val="24"/>
+        </w:rPr>
+        <w:t>message</w:t>
+      </w:r>
+      <w:proofErr w:type="spellEnd"/>
+      <w:r>
+        <w:rPr>
+          <w:rFonts w:ascii="Times New Roman" w:hAnsi="Times New Roman" w:cs="Times New Roman"/>
+          <w:sz w:val="24"/>
+          <w:szCs w:val="24"/>
+        </w:rPr>
+        <w:t xml:space="preserve">, </w:t>
+      </w:r>
+      <w:proofErr w:type="spellStart"/>
+      <w:r>
+        <w:rPr>
+          <w:rFonts w:ascii="Times New Roman" w:hAnsi="Times New Roman" w:cs="Times New Roman"/>
+          <w:sz w:val="24"/>
+          <w:szCs w:val="24"/>
+        </w:rPr>
+        <w:t>header</w:t>
+      </w:r>
+      <w:proofErr w:type="spellEnd"/>
+      <w:r>
+        <w:rPr>
+          <w:rFonts w:ascii="Times New Roman" w:hAnsi="Times New Roman" w:cs="Times New Roman"/>
+          <w:sz w:val="24"/>
+          <w:szCs w:val="24"/>
+        </w:rPr>
+        <w:t xml:space="preserve">, </w:t>
+      </w:r>
+      <w:proofErr w:type="spellStart"/>
+      <w:r>
+        <w:rPr>
+          <w:rFonts w:ascii="Times New Roman" w:hAnsi="Times New Roman" w:cs="Times New Roman"/>
+          <w:sz w:val="24"/>
+          <w:szCs w:val="24"/>
+        </w:rPr>
+        <w:t>connection</w:t>
+      </w:r>
+      <w:proofErr w:type="spellEnd"/>
+      <w:r>
+        <w:rPr>
+          <w:rFonts w:ascii="Times New Roman" w:hAnsi="Times New Roman" w:cs="Times New Roman"/>
+          <w:sz w:val="24"/>
+          <w:szCs w:val="24"/>
+        </w:rPr>
+        <w:t>).</w:t>
+      </w:r>
+    </w:p>
+    <w:p>
+      <w:pPr>
+        <w:spacing w:line="360" w:lineRule="auto"/>
+        <w:jc w:val="both"/>
+        <w:rPr>
+          <w:rFonts w:ascii="Times New Roman" w:hAnsi="Times New Roman" w:cs="Times New Roman"/>
+          <w:sz w:val="24"/>
+          <w:szCs w:val="24"/>
+        </w:rPr>
+      </w:pPr>
+      <w:r>
+        <w:rPr>
+          <w:rFonts w:ascii="Times New Roman" w:hAnsi="Times New Roman" w:cs="Times New Roman"/>
+          <w:sz w:val="24"/>
+          <w:szCs w:val="24"/>
+        </w:rPr>
+        <w:t>Először az kerül tesztelésre, hogy egy esetlegesen hibás üzenet hossz esetén megfelelően kezeli-e azt a szerver (nem omlik össze és ignorálja az üzenetet) (</w:t>
+      </w:r>
+      <w:proofErr w:type="spellStart"/>
+      <w:r>
+        <w:rPr>
+          <w:rFonts w:ascii="Times New Roman" w:hAnsi="Times New Roman" w:cs="Times New Roman"/>
+          <w:sz w:val="24"/>
+          <w:szCs w:val="24"/>
+        </w:rPr>
+        <w:t>TestBadMessageLength</w:t>
+      </w:r>
+      <w:proofErr w:type="spellEnd"/>
+      <w:r>
+        <w:rPr>
+          <w:rFonts w:ascii="Times New Roman" w:hAnsi="Times New Roman" w:cs="Times New Roman"/>
+          <w:sz w:val="24"/>
+          <w:szCs w:val="24"/>
+        </w:rPr>
+        <w:t xml:space="preserve"> függvény)</w:t>
       </w:r>
       <w:r>
         <w:rPr>
@@ -1947,8 +5234,25 @@
           <w:sz w:val="24"/>
           <w:szCs w:val="24"/>
         </w:rPr>
-        <w:lastRenderedPageBreak/>
-        <w:t>Létrehozza a kliens és szerver végét a pipe-nak.</w:t>
+        <w:t xml:space="preserve">Létrehozza a kliens és szerver végét a </w:t>
+      </w:r>
+      <w:proofErr w:type="spellStart"/>
+      <w:r>
+        <w:rPr>
+          <w:rFonts w:ascii="Times New Roman" w:hAnsi="Times New Roman" w:cs="Times New Roman"/>
+          <w:sz w:val="24"/>
+          <w:szCs w:val="24"/>
+        </w:rPr>
+        <w:t>pipe-nak</w:t>
+      </w:r>
+      <w:proofErr w:type="spellEnd"/>
+      <w:r>
+        <w:rPr>
+          <w:rFonts w:ascii="Times New Roman" w:hAnsi="Times New Roman" w:cs="Times New Roman"/>
+          <w:sz w:val="24"/>
+          <w:szCs w:val="24"/>
+        </w:rPr>
+        <w:t>.</w:t>
       </w:r>
     </w:p>
     <w:p>
@@ -1972,7 +5276,43 @@
           <w:sz w:val="24"/>
           <w:szCs w:val="24"/>
         </w:rPr>
-        <w:t>Létrehoz egy a szerver által használt Connection struktúrát, aminek a mögöttes kapcsolata a pipe szerver vége.</w:t>
+        <w:t xml:space="preserve">Létrehoz egy a szerver által használt </w:t>
+      </w:r>
+      <w:proofErr w:type="spellStart"/>
+      <w:r>
+        <w:rPr>
+          <w:rFonts w:ascii="Times New Roman" w:hAnsi="Times New Roman" w:cs="Times New Roman"/>
+          <w:sz w:val="24"/>
+          <w:szCs w:val="24"/>
+        </w:rPr>
+        <w:t>Connection</w:t>
+      </w:r>
+      <w:proofErr w:type="spellEnd"/>
+      <w:r>
+        <w:rPr>
+          <w:rFonts w:ascii="Times New Roman" w:hAnsi="Times New Roman" w:cs="Times New Roman"/>
+          <w:sz w:val="24"/>
+          <w:szCs w:val="24"/>
+        </w:rPr>
+        <w:t xml:space="preserve"> struktúrát, aminek a mögöttes kapcsolata a </w:t>
+      </w:r>
+      <w:proofErr w:type="spellStart"/>
+      <w:r>
+        <w:rPr>
+          <w:rFonts w:ascii="Times New Roman" w:hAnsi="Times New Roman" w:cs="Times New Roman"/>
+          <w:sz w:val="24"/>
+          <w:szCs w:val="24"/>
+        </w:rPr>
+        <w:t>pipe</w:t>
+      </w:r>
+      <w:proofErr w:type="spellEnd"/>
+      <w:r>
+        <w:rPr>
+          <w:rFonts w:ascii="Times New Roman" w:hAnsi="Times New Roman" w:cs="Times New Roman"/>
+          <w:sz w:val="24"/>
+          <w:szCs w:val="24"/>
+        </w:rPr>
+        <w:t xml:space="preserve"> szerver vége.</w:t>
       </w:r>
     </w:p>
     <w:p>
@@ -2004,8 +5344,18 @@
           <w:sz w:val="24"/>
           <w:szCs w:val="24"/>
         </w:rPr>
-        <w:t>, hibás üzenet hosszal</w:t>
-      </w:r>
+        <w:t xml:space="preserve">, hibás üzenet </w:t>
+      </w:r>
+      <w:proofErr w:type="spellStart"/>
+      <w:r>
+        <w:rPr>
+          <w:rFonts w:ascii="Times New Roman" w:hAnsi="Times New Roman" w:cs="Times New Roman"/>
+          <w:sz w:val="24"/>
+          <w:szCs w:val="24"/>
+        </w:rPr>
+        <w:t>hosszal</w:t>
+      </w:r>
+      <w:proofErr w:type="spellEnd"/>
       <w:r>
         <w:rPr>
           <w:rFonts w:ascii="Times New Roman" w:hAnsi="Times New Roman" w:cs="Times New Roman"/>
@@ -2036,7 +5386,43 @@
           <w:sz w:val="24"/>
           <w:szCs w:val="24"/>
         </w:rPr>
-        <w:t>Ezután a szerver oldalról kiolvassa a TcpHeader struktúrát, aminek validnak kell lennie, ezt ellenőrzi.</w:t>
+        <w:t xml:space="preserve">Ezután a szerver oldalról kiolvassa a </w:t>
+      </w:r>
+      <w:proofErr w:type="spellStart"/>
+      <w:r>
+        <w:rPr>
+          <w:rFonts w:ascii="Times New Roman" w:hAnsi="Times New Roman" w:cs="Times New Roman"/>
+          <w:sz w:val="24"/>
+          <w:szCs w:val="24"/>
+        </w:rPr>
+        <w:t>TcpHeader</w:t>
+      </w:r>
+      <w:proofErr w:type="spellEnd"/>
+      <w:r>
+        <w:rPr>
+          <w:rFonts w:ascii="Times New Roman" w:hAnsi="Times New Roman" w:cs="Times New Roman"/>
+          <w:sz w:val="24"/>
+          <w:szCs w:val="24"/>
+        </w:rPr>
+        <w:t xml:space="preserve"> struktúrát, aminek </w:t>
+      </w:r>
+      <w:proofErr w:type="spellStart"/>
+      <w:r>
+        <w:rPr>
+          <w:rFonts w:ascii="Times New Roman" w:hAnsi="Times New Roman" w:cs="Times New Roman"/>
+          <w:sz w:val="24"/>
+          <w:szCs w:val="24"/>
+        </w:rPr>
+        <w:t>validnak</w:t>
+      </w:r>
+      <w:proofErr w:type="spellEnd"/>
+      <w:r>
+        <w:rPr>
+          <w:rFonts w:ascii="Times New Roman" w:hAnsi="Times New Roman" w:cs="Times New Roman"/>
+          <w:sz w:val="24"/>
+          <w:szCs w:val="24"/>
+        </w:rPr>
+        <w:t xml:space="preserve"> kell lennie, ezt ellenőrzi.</w:t>
       </w:r>
     </w:p>
     <w:p>
@@ -2060,7 +5446,43 @@
           <w:sz w:val="24"/>
           <w:szCs w:val="24"/>
         </w:rPr>
-        <w:t>Kiolvassa az TcpMessage struktúrát, ami itt viszont nil, mivel a hibás hossz miatt értelmezhetetlen.</w:t>
+        <w:t xml:space="preserve">Kiolvassa az </w:t>
+      </w:r>
+      <w:proofErr w:type="spellStart"/>
+      <w:r>
+        <w:rPr>
+          <w:rFonts w:ascii="Times New Roman" w:hAnsi="Times New Roman" w:cs="Times New Roman"/>
+          <w:sz w:val="24"/>
+          <w:szCs w:val="24"/>
+        </w:rPr>
+        <w:t>TcpMessage</w:t>
+      </w:r>
+      <w:proofErr w:type="spellEnd"/>
+      <w:r>
+        <w:rPr>
+          <w:rFonts w:ascii="Times New Roman" w:hAnsi="Times New Roman" w:cs="Times New Roman"/>
+          <w:sz w:val="24"/>
+          <w:szCs w:val="24"/>
+        </w:rPr>
+        <w:t xml:space="preserve"> struktúrát, ami itt viszont </w:t>
+      </w:r>
+      <w:proofErr w:type="spellStart"/>
+      <w:r>
+        <w:rPr>
+          <w:rFonts w:ascii="Times New Roman" w:hAnsi="Times New Roman" w:cs="Times New Roman"/>
+          <w:sz w:val="24"/>
+          <w:szCs w:val="24"/>
+        </w:rPr>
+        <w:t>nil</w:t>
+      </w:r>
+      <w:proofErr w:type="spellEnd"/>
+      <w:r>
+        <w:rPr>
+          <w:rFonts w:ascii="Times New Roman" w:hAnsi="Times New Roman" w:cs="Times New Roman"/>
+          <w:sz w:val="24"/>
+          <w:szCs w:val="24"/>
+        </w:rPr>
+        <w:t>, mivel a hibás hossz miatt értelmezhetetlen.</w:t>
       </w:r>
     </w:p>
     <w:p>
@@ -2084,26 +5506,62 @@
           <w:sz w:val="24"/>
           <w:szCs w:val="24"/>
         </w:rPr>
-        <w:t>Ezután kiolvas egy újabb fejlécet a maradék byte-okból, viszont mivel azok nem fejléc byte-ok, ezért itt a visszakapott fejlécnek nilnek kell lennie, ezt ellenőrzi a teszt.</w:t>
-      </w:r>
-    </w:p>
-    <w:p>
-      <w:pPr>
-        <w:spacing w:line="360" w:lineRule="auto"/>
-        <w:jc w:val="both"/>
-        <w:rPr>
-          <w:rFonts w:ascii="Times New Roman" w:hAnsi="Times New Roman" w:cs="Times New Roman"/>
-          <w:sz w:val="24"/>
-          <w:szCs w:val="24"/>
-        </w:rPr>
-      </w:pPr>
-      <w:r>
-        <w:rPr>
-          <w:rFonts w:ascii="Times New Roman" w:hAnsi="Times New Roman" w:cs="Times New Roman"/>
-          <w:sz w:val="24"/>
-          <w:szCs w:val="24"/>
-        </w:rPr>
-        <w:t>Ez után tesztelésre kerül egy rövid üzenet sikeres elküldése és kiolvasása (TestReading_ShortSuccess függvény):</w:t>
+        <w:t xml:space="preserve">Ezután kiolvas egy újabb fejlécet a maradék byte-okból, viszont mivel azok nem fejléc byte-ok, ezért itt a visszakapott fejlécnek </w:t>
+      </w:r>
+      <w:proofErr w:type="spellStart"/>
+      <w:r>
+        <w:rPr>
+          <w:rFonts w:ascii="Times New Roman" w:hAnsi="Times New Roman" w:cs="Times New Roman"/>
+          <w:sz w:val="24"/>
+          <w:szCs w:val="24"/>
+        </w:rPr>
+        <w:t>nilnek</w:t>
+      </w:r>
+      <w:proofErr w:type="spellEnd"/>
+      <w:r>
+        <w:rPr>
+          <w:rFonts w:ascii="Times New Roman" w:hAnsi="Times New Roman" w:cs="Times New Roman"/>
+          <w:sz w:val="24"/>
+          <w:szCs w:val="24"/>
+        </w:rPr>
+        <w:t xml:space="preserve"> kell lennie, ezt ellenőrzi a teszt.</w:t>
+      </w:r>
+    </w:p>
+    <w:p>
+      <w:pPr>
+        <w:spacing w:line="360" w:lineRule="auto"/>
+        <w:jc w:val="both"/>
+        <w:rPr>
+          <w:rFonts w:ascii="Times New Roman" w:hAnsi="Times New Roman" w:cs="Times New Roman"/>
+          <w:sz w:val="24"/>
+          <w:szCs w:val="24"/>
+        </w:rPr>
+      </w:pPr>
+      <w:r>
+        <w:rPr>
+          <w:rFonts w:ascii="Times New Roman" w:hAnsi="Times New Roman" w:cs="Times New Roman"/>
+          <w:sz w:val="24"/>
+          <w:szCs w:val="24"/>
+        </w:rPr>
+        <w:t>Ez után tesztelésre kerül egy rövid üzenet sikeres elküldése és kiolvasása (</w:t>
+      </w:r>
+      <w:proofErr w:type="spellStart"/>
+      <w:r>
+        <w:rPr>
+          <w:rFonts w:ascii="Times New Roman" w:hAnsi="Times New Roman" w:cs="Times New Roman"/>
+          <w:sz w:val="24"/>
+          <w:szCs w:val="24"/>
+        </w:rPr>
+        <w:t>TestReading_ShortSuccess</w:t>
+      </w:r>
+      <w:proofErr w:type="spellEnd"/>
+      <w:r>
+        <w:rPr>
+          <w:rFonts w:ascii="Times New Roman" w:hAnsi="Times New Roman" w:cs="Times New Roman"/>
+          <w:sz w:val="24"/>
+          <w:szCs w:val="24"/>
+        </w:rPr>
+        <w:t xml:space="preserve"> függvény):</w:t>
       </w:r>
     </w:p>
     <w:p>
@@ -2121,13 +5579,41 @@
           <w:szCs w:val="24"/>
         </w:rPr>
       </w:pPr>
-      <w:r>
-        <w:rPr>
-          <w:rFonts w:ascii="Times New Roman" w:hAnsi="Times New Roman" w:cs="Times New Roman"/>
-          <w:sz w:val="24"/>
-          <w:szCs w:val="24"/>
-        </w:rPr>
-        <w:t>Létrehozzaa a kliens és szerver részét a pipe-nak.</w:t>
+      <w:proofErr w:type="spellStart"/>
+      <w:r>
+        <w:rPr>
+          <w:rFonts w:ascii="Times New Roman" w:hAnsi="Times New Roman" w:cs="Times New Roman"/>
+          <w:sz w:val="24"/>
+          <w:szCs w:val="24"/>
+        </w:rPr>
+        <w:t>Létrehozzaa</w:t>
+      </w:r>
+      <w:proofErr w:type="spellEnd"/>
+      <w:r>
+        <w:rPr>
+          <w:rFonts w:ascii="Times New Roman" w:hAnsi="Times New Roman" w:cs="Times New Roman"/>
+          <w:sz w:val="24"/>
+          <w:szCs w:val="24"/>
+        </w:rPr>
+        <w:t xml:space="preserve"> a kliens és szerver részét a </w:t>
+      </w:r>
+      <w:proofErr w:type="spellStart"/>
+      <w:r>
+        <w:rPr>
+          <w:rFonts w:ascii="Times New Roman" w:hAnsi="Times New Roman" w:cs="Times New Roman"/>
+          <w:sz w:val="24"/>
+          <w:szCs w:val="24"/>
+        </w:rPr>
+        <w:t>pipe-nak</w:t>
+      </w:r>
+      <w:proofErr w:type="spellEnd"/>
+      <w:r>
+        <w:rPr>
+          <w:rFonts w:ascii="Times New Roman" w:hAnsi="Times New Roman" w:cs="Times New Roman"/>
+          <w:sz w:val="24"/>
+          <w:szCs w:val="24"/>
+        </w:rPr>
+        <w:t>.</w:t>
       </w:r>
     </w:p>
     <w:p>
@@ -2151,7 +5637,43 @@
           <w:sz w:val="24"/>
           <w:szCs w:val="24"/>
         </w:rPr>
-        <w:t>Létrehoz egy a szerver által használt Connection struktúrát, aminek a mögöttes kapcsolata a pipe szerver vége.</w:t>
+        <w:t xml:space="preserve">Létrehoz egy a szerver által használt </w:t>
+      </w:r>
+      <w:proofErr w:type="spellStart"/>
+      <w:r>
+        <w:rPr>
+          <w:rFonts w:ascii="Times New Roman" w:hAnsi="Times New Roman" w:cs="Times New Roman"/>
+          <w:sz w:val="24"/>
+          <w:szCs w:val="24"/>
+        </w:rPr>
+        <w:t>Connection</w:t>
+      </w:r>
+      <w:proofErr w:type="spellEnd"/>
+      <w:r>
+        <w:rPr>
+          <w:rFonts w:ascii="Times New Roman" w:hAnsi="Times New Roman" w:cs="Times New Roman"/>
+          <w:sz w:val="24"/>
+          <w:szCs w:val="24"/>
+        </w:rPr>
+        <w:t xml:space="preserve"> struktúrát, aminek a mögöttes kapcsolata a </w:t>
+      </w:r>
+      <w:proofErr w:type="spellStart"/>
+      <w:r>
+        <w:rPr>
+          <w:rFonts w:ascii="Times New Roman" w:hAnsi="Times New Roman" w:cs="Times New Roman"/>
+          <w:sz w:val="24"/>
+          <w:szCs w:val="24"/>
+        </w:rPr>
+        <w:t>pipe</w:t>
+      </w:r>
+      <w:proofErr w:type="spellEnd"/>
+      <w:r>
+        <w:rPr>
+          <w:rFonts w:ascii="Times New Roman" w:hAnsi="Times New Roman" w:cs="Times New Roman"/>
+          <w:sz w:val="24"/>
+          <w:szCs w:val="24"/>
+        </w:rPr>
+        <w:t xml:space="preserve"> szerver vége.</w:t>
       </w:r>
     </w:p>
     <w:p>
@@ -2191,7 +5713,25 @@
           <w:sz w:val="24"/>
           <w:szCs w:val="24"/>
         </w:rPr>
-        <w:t xml:space="preserve"> search típusú üzenetet.</w:t>
+        <w:t xml:space="preserve"> </w:t>
+      </w:r>
+      <w:proofErr w:type="spellStart"/>
+      <w:r>
+        <w:rPr>
+          <w:rFonts w:ascii="Times New Roman" w:hAnsi="Times New Roman" w:cs="Times New Roman"/>
+          <w:sz w:val="24"/>
+          <w:szCs w:val="24"/>
+        </w:rPr>
+        <w:t>search</w:t>
+      </w:r>
+      <w:proofErr w:type="spellEnd"/>
+      <w:r>
+        <w:rPr>
+          <w:rFonts w:ascii="Times New Roman" w:hAnsi="Times New Roman" w:cs="Times New Roman"/>
+          <w:sz w:val="24"/>
+          <w:szCs w:val="24"/>
+        </w:rPr>
+        <w:t xml:space="preserve"> típusú üzenetet.</w:t>
       </w:r>
     </w:p>
     <w:p>
@@ -2239,26 +5779,62 @@
           <w:sz w:val="24"/>
           <w:szCs w:val="24"/>
         </w:rPr>
-        <w:t>Végigmegy az üzenet Content részén, és ellenőrzi, hogy az megegyezik-e az elküldött adatokkal.</w:t>
-      </w:r>
-    </w:p>
-    <w:p>
-      <w:pPr>
-        <w:spacing w:line="360" w:lineRule="auto"/>
-        <w:jc w:val="both"/>
-        <w:rPr>
-          <w:rFonts w:ascii="Times New Roman" w:hAnsi="Times New Roman" w:cs="Times New Roman"/>
-          <w:sz w:val="24"/>
-          <w:szCs w:val="24"/>
-        </w:rPr>
-      </w:pPr>
-      <w:r>
-        <w:rPr>
-          <w:rFonts w:ascii="Times New Roman" w:hAnsi="Times New Roman" w:cs="Times New Roman"/>
-          <w:sz w:val="24"/>
-          <w:szCs w:val="24"/>
-        </w:rPr>
-        <w:t>Ez után tesztelésre kerül egy a szervertől eltérő protokoll verziót használó kliens működése és a szerver általi kezelése (TestReading_VersionMismatch függvény):</w:t>
+        <w:t xml:space="preserve">Végigmegy az üzenet </w:t>
+      </w:r>
+      <w:proofErr w:type="spellStart"/>
+      <w:r>
+        <w:rPr>
+          <w:rFonts w:ascii="Times New Roman" w:hAnsi="Times New Roman" w:cs="Times New Roman"/>
+          <w:sz w:val="24"/>
+          <w:szCs w:val="24"/>
+        </w:rPr>
+        <w:t>Content</w:t>
+      </w:r>
+      <w:proofErr w:type="spellEnd"/>
+      <w:r>
+        <w:rPr>
+          <w:rFonts w:ascii="Times New Roman" w:hAnsi="Times New Roman" w:cs="Times New Roman"/>
+          <w:sz w:val="24"/>
+          <w:szCs w:val="24"/>
+        </w:rPr>
+        <w:t xml:space="preserve"> részén, és ellenőrzi, hogy az megegyezik-e az elküldött adatokkal.</w:t>
+      </w:r>
+    </w:p>
+    <w:p>
+      <w:pPr>
+        <w:spacing w:line="360" w:lineRule="auto"/>
+        <w:jc w:val="both"/>
+        <w:rPr>
+          <w:rFonts w:ascii="Times New Roman" w:hAnsi="Times New Roman" w:cs="Times New Roman"/>
+          <w:sz w:val="24"/>
+          <w:szCs w:val="24"/>
+        </w:rPr>
+      </w:pPr>
+      <w:r>
+        <w:rPr>
+          <w:rFonts w:ascii="Times New Roman" w:hAnsi="Times New Roman" w:cs="Times New Roman"/>
+          <w:sz w:val="24"/>
+          <w:szCs w:val="24"/>
+        </w:rPr>
+        <w:t>Ez után tesztelésre kerül egy a szervertől eltérő protokoll verziót használó kliens működése és a szerver általi kezelése (</w:t>
+      </w:r>
+      <w:proofErr w:type="spellStart"/>
+      <w:r>
+        <w:rPr>
+          <w:rFonts w:ascii="Times New Roman" w:hAnsi="Times New Roman" w:cs="Times New Roman"/>
+          <w:sz w:val="24"/>
+          <w:szCs w:val="24"/>
+        </w:rPr>
+        <w:t>TestReading_VersionMismatch</w:t>
+      </w:r>
+      <w:proofErr w:type="spellEnd"/>
+      <w:r>
+        <w:rPr>
+          <w:rFonts w:ascii="Times New Roman" w:hAnsi="Times New Roman" w:cs="Times New Roman"/>
+          <w:sz w:val="24"/>
+          <w:szCs w:val="24"/>
+        </w:rPr>
+        <w:t xml:space="preserve"> függvény):</w:t>
       </w:r>
     </w:p>
     <w:p>
@@ -2282,7 +5858,26 @@
           <w:sz w:val="24"/>
           <w:szCs w:val="24"/>
         </w:rPr>
-        <w:t>Létrehozza a kliens és szerver végét a pipe-nak.</w:t>
+        <w:lastRenderedPageBreak/>
+        <w:t xml:space="preserve">Létrehozza a kliens és szerver végét a </w:t>
+      </w:r>
+      <w:proofErr w:type="spellStart"/>
+      <w:r>
+        <w:rPr>
+          <w:rFonts w:ascii="Times New Roman" w:hAnsi="Times New Roman" w:cs="Times New Roman"/>
+          <w:sz w:val="24"/>
+          <w:szCs w:val="24"/>
+        </w:rPr>
+        <w:t>pipe-nak</w:t>
+      </w:r>
+      <w:proofErr w:type="spellEnd"/>
+      <w:r>
+        <w:rPr>
+          <w:rFonts w:ascii="Times New Roman" w:hAnsi="Times New Roman" w:cs="Times New Roman"/>
+          <w:sz w:val="24"/>
+          <w:szCs w:val="24"/>
+        </w:rPr>
+        <w:t>.</w:t>
       </w:r>
     </w:p>
     <w:p>
@@ -2306,7 +5901,43 @@
           <w:sz w:val="24"/>
           <w:szCs w:val="24"/>
         </w:rPr>
-        <w:t>Létrehoz egy a szerver által használt Connection struktúrát, aminek a mögöttes kapcsolata a pipe szerver vége.</w:t>
+        <w:t xml:space="preserve">Létrehoz egy a szerver által használt </w:t>
+      </w:r>
+      <w:proofErr w:type="spellStart"/>
+      <w:r>
+        <w:rPr>
+          <w:rFonts w:ascii="Times New Roman" w:hAnsi="Times New Roman" w:cs="Times New Roman"/>
+          <w:sz w:val="24"/>
+          <w:szCs w:val="24"/>
+        </w:rPr>
+        <w:t>Connection</w:t>
+      </w:r>
+      <w:proofErr w:type="spellEnd"/>
+      <w:r>
+        <w:rPr>
+          <w:rFonts w:ascii="Times New Roman" w:hAnsi="Times New Roman" w:cs="Times New Roman"/>
+          <w:sz w:val="24"/>
+          <w:szCs w:val="24"/>
+        </w:rPr>
+        <w:t xml:space="preserve"> struktúrát, aminek a mögöttes kapcsolata a </w:t>
+      </w:r>
+      <w:proofErr w:type="spellStart"/>
+      <w:r>
+        <w:rPr>
+          <w:rFonts w:ascii="Times New Roman" w:hAnsi="Times New Roman" w:cs="Times New Roman"/>
+          <w:sz w:val="24"/>
+          <w:szCs w:val="24"/>
+        </w:rPr>
+        <w:t>pipe</w:t>
+      </w:r>
+      <w:proofErr w:type="spellEnd"/>
+      <w:r>
+        <w:rPr>
+          <w:rFonts w:ascii="Times New Roman" w:hAnsi="Times New Roman" w:cs="Times New Roman"/>
+          <w:sz w:val="24"/>
+          <w:szCs w:val="24"/>
+        </w:rPr>
+        <w:t xml:space="preserve"> szerver vége.</w:t>
       </w:r>
     </w:p>
     <w:p>
@@ -2372,13 +6003,23 @@
           <w:szCs w:val="24"/>
         </w:rPr>
       </w:pPr>
-      <w:r>
-        <w:rPr>
-          <w:rFonts w:ascii="Times New Roman" w:hAnsi="Times New Roman" w:cs="Times New Roman"/>
-          <w:sz w:val="24"/>
-          <w:szCs w:val="24"/>
-        </w:rPr>
-        <w:t>Validálja szerver oldalon a kiolvasott fejlécet, aminek a hibás verzió miatt hibát kell dobnia.</w:t>
+      <w:proofErr w:type="spellStart"/>
+      <w:r>
+        <w:rPr>
+          <w:rFonts w:ascii="Times New Roman" w:hAnsi="Times New Roman" w:cs="Times New Roman"/>
+          <w:sz w:val="24"/>
+          <w:szCs w:val="24"/>
+        </w:rPr>
+        <w:t>Validálja</w:t>
+      </w:r>
+      <w:proofErr w:type="spellEnd"/>
+      <w:r>
+        <w:rPr>
+          <w:rFonts w:ascii="Times New Roman" w:hAnsi="Times New Roman" w:cs="Times New Roman"/>
+          <w:sz w:val="24"/>
+          <w:szCs w:val="24"/>
+        </w:rPr>
+        <w:t xml:space="preserve"> szerver oldalon a kiolvasott fejlécet, aminek a hibás verzió miatt hibát kell dobnia.</w:t>
       </w:r>
     </w:p>
     <w:p>
@@ -2402,8 +6043,25 @@
           <w:sz w:val="24"/>
           <w:szCs w:val="24"/>
         </w:rPr>
-        <w:lastRenderedPageBreak/>
-        <w:t>Ezután kiolvassa az üzenetet, ami eldobásra kerül, majd a szerver működését szimulálva, visszaküld a szerver oldalról egy error típusú üzenetet</w:t>
+        <w:t xml:space="preserve">Ezután kiolvassa az üzenetet, ami eldobásra kerül, majd a szerver működését szimulálva, visszaküld a szerver oldalról egy </w:t>
+      </w:r>
+      <w:proofErr w:type="spellStart"/>
+      <w:r>
+        <w:rPr>
+          <w:rFonts w:ascii="Times New Roman" w:hAnsi="Times New Roman" w:cs="Times New Roman"/>
+          <w:sz w:val="24"/>
+          <w:szCs w:val="24"/>
+        </w:rPr>
+        <w:t>error</w:t>
+      </w:r>
+      <w:proofErr w:type="spellEnd"/>
+      <w:r>
+        <w:rPr>
+          <w:rFonts w:ascii="Times New Roman" w:hAnsi="Times New Roman" w:cs="Times New Roman"/>
+          <w:sz w:val="24"/>
+          <w:szCs w:val="24"/>
+        </w:rPr>
+        <w:t xml:space="preserve"> típusú üzenetet</w:t>
       </w:r>
       <w:r>
         <w:rPr>
@@ -2462,7 +6120,25 @@
           <w:sz w:val="24"/>
           <w:szCs w:val="24"/>
         </w:rPr>
-        <w:t>Ez után tesztelésre kerül egy hosszú üzenet átjutása a kapcsolaton. Hosszú üzenetnek számít, ami nem fér bele egy TCP szegmensbe, ezáltal időben később érkezik az adatok második fele, mint a fejléc és az első fele (TestReading_LongSuccess függvény):</w:t>
+        <w:t>Ez után tesztelésre kerül egy hosszú üzenet átjutása a kapcsolaton. Hosszú üzenetnek számít, ami nem fér bele egy TCP szegmensbe, ezáltal időben később érkezik az adatok második fele, mint a fejléc és az első fele (</w:t>
+      </w:r>
+      <w:proofErr w:type="spellStart"/>
+      <w:r>
+        <w:rPr>
+          <w:rFonts w:ascii="Times New Roman" w:hAnsi="Times New Roman" w:cs="Times New Roman"/>
+          <w:sz w:val="24"/>
+          <w:szCs w:val="24"/>
+        </w:rPr>
+        <w:t>TestReading_LongSuccess</w:t>
+      </w:r>
+      <w:proofErr w:type="spellEnd"/>
+      <w:r>
+        <w:rPr>
+          <w:rFonts w:ascii="Times New Roman" w:hAnsi="Times New Roman" w:cs="Times New Roman"/>
+          <w:sz w:val="24"/>
+          <w:szCs w:val="24"/>
+        </w:rPr>
+        <w:t xml:space="preserve"> függvény):</w:t>
       </w:r>
     </w:p>
     <w:p>
@@ -2480,13 +6156,41 @@
           <w:szCs w:val="24"/>
         </w:rPr>
       </w:pPr>
-      <w:r>
-        <w:rPr>
-          <w:rFonts w:ascii="Times New Roman" w:hAnsi="Times New Roman" w:cs="Times New Roman"/>
-          <w:sz w:val="24"/>
-          <w:szCs w:val="24"/>
-        </w:rPr>
-        <w:t>Létrehozzaa a kliens és szerver részét a pipe-nak.</w:t>
+      <w:proofErr w:type="spellStart"/>
+      <w:r>
+        <w:rPr>
+          <w:rFonts w:ascii="Times New Roman" w:hAnsi="Times New Roman" w:cs="Times New Roman"/>
+          <w:sz w:val="24"/>
+          <w:szCs w:val="24"/>
+        </w:rPr>
+        <w:t>Létrehozzaa</w:t>
+      </w:r>
+      <w:proofErr w:type="spellEnd"/>
+      <w:r>
+        <w:rPr>
+          <w:rFonts w:ascii="Times New Roman" w:hAnsi="Times New Roman" w:cs="Times New Roman"/>
+          <w:sz w:val="24"/>
+          <w:szCs w:val="24"/>
+        </w:rPr>
+        <w:t xml:space="preserve"> a kliens és szerver részét a </w:t>
+      </w:r>
+      <w:proofErr w:type="spellStart"/>
+      <w:r>
+        <w:rPr>
+          <w:rFonts w:ascii="Times New Roman" w:hAnsi="Times New Roman" w:cs="Times New Roman"/>
+          <w:sz w:val="24"/>
+          <w:szCs w:val="24"/>
+        </w:rPr>
+        <w:t>pipe-nak</w:t>
+      </w:r>
+      <w:proofErr w:type="spellEnd"/>
+      <w:r>
+        <w:rPr>
+          <w:rFonts w:ascii="Times New Roman" w:hAnsi="Times New Roman" w:cs="Times New Roman"/>
+          <w:sz w:val="24"/>
+          <w:szCs w:val="24"/>
+        </w:rPr>
+        <w:t>.</w:t>
       </w:r>
     </w:p>
     <w:p>
@@ -2510,7 +6214,43 @@
           <w:sz w:val="24"/>
           <w:szCs w:val="24"/>
         </w:rPr>
-        <w:t>Létrehoz egy a szerver által használt Connection struktúrát, aminek a mögöttes kapcsolata a pipe szerver vége.</w:t>
+        <w:t xml:space="preserve">Létrehoz egy a szerver által használt </w:t>
+      </w:r>
+      <w:proofErr w:type="spellStart"/>
+      <w:r>
+        <w:rPr>
+          <w:rFonts w:ascii="Times New Roman" w:hAnsi="Times New Roman" w:cs="Times New Roman"/>
+          <w:sz w:val="24"/>
+          <w:szCs w:val="24"/>
+        </w:rPr>
+        <w:t>Connection</w:t>
+      </w:r>
+      <w:proofErr w:type="spellEnd"/>
+      <w:r>
+        <w:rPr>
+          <w:rFonts w:ascii="Times New Roman" w:hAnsi="Times New Roman" w:cs="Times New Roman"/>
+          <w:sz w:val="24"/>
+          <w:szCs w:val="24"/>
+        </w:rPr>
+        <w:t xml:space="preserve"> struktúrát, aminek a mögöttes kapcsolata a </w:t>
+      </w:r>
+      <w:proofErr w:type="spellStart"/>
+      <w:r>
+        <w:rPr>
+          <w:rFonts w:ascii="Times New Roman" w:hAnsi="Times New Roman" w:cs="Times New Roman"/>
+          <w:sz w:val="24"/>
+          <w:szCs w:val="24"/>
+        </w:rPr>
+        <w:t>pipe</w:t>
+      </w:r>
+      <w:proofErr w:type="spellEnd"/>
+      <w:r>
+        <w:rPr>
+          <w:rFonts w:ascii="Times New Roman" w:hAnsi="Times New Roman" w:cs="Times New Roman"/>
+          <w:sz w:val="24"/>
+          <w:szCs w:val="24"/>
+        </w:rPr>
+        <w:t xml:space="preserve"> szerver vége.</w:t>
       </w:r>
     </w:p>
     <w:p>
@@ -2534,7 +6274,25 @@
           <w:sz w:val="24"/>
           <w:szCs w:val="24"/>
         </w:rPr>
-        <w:t>Ekkor létrehoz egy 4000 byte hosszú (bőven több mint 1 TCP szegmens), random adatokat tartalmazó Content részt, amit üzenetbe csomagol</w:t>
+        <w:t xml:space="preserve">Ekkor létrehoz egy 4000 byte hosszú (bőven több mint 1 TCP szegmens), random adatokat tartalmazó </w:t>
+      </w:r>
+      <w:proofErr w:type="spellStart"/>
+      <w:r>
+        <w:rPr>
+          <w:rFonts w:ascii="Times New Roman" w:hAnsi="Times New Roman" w:cs="Times New Roman"/>
+          <w:sz w:val="24"/>
+          <w:szCs w:val="24"/>
+        </w:rPr>
+        <w:t>Content</w:t>
+      </w:r>
+      <w:proofErr w:type="spellEnd"/>
+      <w:r>
+        <w:rPr>
+          <w:rFonts w:ascii="Times New Roman" w:hAnsi="Times New Roman" w:cs="Times New Roman"/>
+          <w:sz w:val="24"/>
+          <w:szCs w:val="24"/>
+        </w:rPr>
+        <w:t xml:space="preserve"> részt, amit üzenetbe csomagol</w:t>
       </w:r>
       <w:r>
         <w:rPr>
@@ -2566,7 +6324,25 @@
           <w:sz w:val="24"/>
           <w:szCs w:val="24"/>
         </w:rPr>
-        <w:t>Az üzenetet külön szálon, két részletben küldi. Az első rész 3000 byte-os (már ez is több TCP szegmenst vesz igénybe). Az első rész elküldése után vár 100 milliszekundumot, hogy szimulálja a hálózati átfutási időt, majd elküldi a maradék részét az üzenetnek.</w:t>
+        <w:t xml:space="preserve">Az üzenetet külön szálon, két részletben küldi. Az első rész 3000 byte-os (már ez is több TCP </w:t>
+      </w:r>
+      <w:proofErr w:type="spellStart"/>
+      <w:r>
+        <w:rPr>
+          <w:rFonts w:ascii="Times New Roman" w:hAnsi="Times New Roman" w:cs="Times New Roman"/>
+          <w:sz w:val="24"/>
+          <w:szCs w:val="24"/>
+        </w:rPr>
+        <w:t>szegmenst</w:t>
+      </w:r>
+      <w:proofErr w:type="spellEnd"/>
+      <w:r>
+        <w:rPr>
+          <w:rFonts w:ascii="Times New Roman" w:hAnsi="Times New Roman" w:cs="Times New Roman"/>
+          <w:sz w:val="24"/>
+          <w:szCs w:val="24"/>
+        </w:rPr>
+        <w:t xml:space="preserve"> vesz igénybe). Az első rész elküldése után vár 100 milliszekundumot, hogy szimulálja a hálózati átfutási időt, majd elküldi a maradék részét az üzenetnek.</w:t>
       </w:r>
     </w:p>
     <w:p>
@@ -2614,7 +6390,25 @@
           <w:sz w:val="24"/>
           <w:szCs w:val="24"/>
         </w:rPr>
-        <w:t>Kiolvas egy fejlécet, aminek sikeresnek és validnak kell lennie.</w:t>
+        <w:t xml:space="preserve">Kiolvas egy fejlécet, aminek sikeresnek és </w:t>
+      </w:r>
+      <w:proofErr w:type="spellStart"/>
+      <w:r>
+        <w:rPr>
+          <w:rFonts w:ascii="Times New Roman" w:hAnsi="Times New Roman" w:cs="Times New Roman"/>
+          <w:sz w:val="24"/>
+          <w:szCs w:val="24"/>
+        </w:rPr>
+        <w:t>validnak</w:t>
+      </w:r>
+      <w:proofErr w:type="spellEnd"/>
+      <w:r>
+        <w:rPr>
+          <w:rFonts w:ascii="Times New Roman" w:hAnsi="Times New Roman" w:cs="Times New Roman"/>
+          <w:sz w:val="24"/>
+          <w:szCs w:val="24"/>
+        </w:rPr>
+        <w:t xml:space="preserve"> kell lennie.</w:t>
       </w:r>
     </w:p>
     <w:p>
@@ -2662,7 +6456,25 @@
           <w:sz w:val="24"/>
           <w:szCs w:val="24"/>
         </w:rPr>
-        <w:t>Az üzenet sikeres előállítása esetén ellenőrzésre kerül, hogy annak Content része maradéktalanul megegyezik-e az elküldöttel</w:t>
+        <w:t xml:space="preserve">Az üzenet sikeres előállítása esetén ellenőrzésre kerül, hogy annak </w:t>
+      </w:r>
+      <w:proofErr w:type="spellStart"/>
+      <w:r>
+        <w:rPr>
+          <w:rFonts w:ascii="Times New Roman" w:hAnsi="Times New Roman" w:cs="Times New Roman"/>
+          <w:sz w:val="24"/>
+          <w:szCs w:val="24"/>
+        </w:rPr>
+        <w:t>Content</w:t>
+      </w:r>
+      <w:proofErr w:type="spellEnd"/>
+      <w:r>
+        <w:rPr>
+          <w:rFonts w:ascii="Times New Roman" w:hAnsi="Times New Roman" w:cs="Times New Roman"/>
+          <w:sz w:val="24"/>
+          <w:szCs w:val="24"/>
+        </w:rPr>
+        <w:t xml:space="preserve"> része maradéktalanul megegyezik-e az elküldöttel</w:t>
       </w:r>
       <w:r>
         <w:rPr>
@@ -2694,26 +6506,63 @@
           <w:sz w:val="24"/>
           <w:szCs w:val="24"/>
         </w:rPr>
-        <w:t>A kliens és szerver külön szálai egy waitgroup segítségével jelzik a fő szálnak, mikor sikeresen lefutottak.</w:t>
-      </w:r>
-    </w:p>
-    <w:p>
-      <w:pPr>
-        <w:spacing w:line="360" w:lineRule="auto"/>
-        <w:jc w:val="both"/>
-        <w:rPr>
-          <w:rFonts w:ascii="Times New Roman" w:hAnsi="Times New Roman" w:cs="Times New Roman"/>
-          <w:sz w:val="24"/>
-          <w:szCs w:val="24"/>
-        </w:rPr>
-      </w:pPr>
-      <w:r>
-        <w:rPr>
-          <w:rFonts w:ascii="Times New Roman" w:hAnsi="Times New Roman" w:cs="Times New Roman"/>
-          <w:sz w:val="24"/>
-          <w:szCs w:val="24"/>
-        </w:rPr>
-        <w:t>Ez után tesztelésre kerül, hogy a szerver a beérkezett üzenetek a megfelelő módon tudja-e kezelni (TestHandleMessage függvény):</w:t>
+        <w:t xml:space="preserve">A kliens és szerver külön szálai egy </w:t>
+      </w:r>
+      <w:proofErr w:type="spellStart"/>
+      <w:r>
+        <w:rPr>
+          <w:rFonts w:ascii="Times New Roman" w:hAnsi="Times New Roman" w:cs="Times New Roman"/>
+          <w:sz w:val="24"/>
+          <w:szCs w:val="24"/>
+        </w:rPr>
+        <w:t>waitgroup</w:t>
+      </w:r>
+      <w:proofErr w:type="spellEnd"/>
+      <w:r>
+        <w:rPr>
+          <w:rFonts w:ascii="Times New Roman" w:hAnsi="Times New Roman" w:cs="Times New Roman"/>
+          <w:sz w:val="24"/>
+          <w:szCs w:val="24"/>
+        </w:rPr>
+        <w:t xml:space="preserve"> segítségével jelzik a fő szálnak, mikor sikeresen lefutottak.</w:t>
+      </w:r>
+    </w:p>
+    <w:p>
+      <w:pPr>
+        <w:spacing w:line="360" w:lineRule="auto"/>
+        <w:jc w:val="both"/>
+        <w:rPr>
+          <w:rFonts w:ascii="Times New Roman" w:hAnsi="Times New Roman" w:cs="Times New Roman"/>
+          <w:sz w:val="24"/>
+          <w:szCs w:val="24"/>
+        </w:rPr>
+      </w:pPr>
+      <w:r>
+        <w:rPr>
+          <w:rFonts w:ascii="Times New Roman" w:hAnsi="Times New Roman" w:cs="Times New Roman"/>
+          <w:sz w:val="24"/>
+          <w:szCs w:val="24"/>
+        </w:rPr>
+        <w:lastRenderedPageBreak/>
+        <w:t>Ez után tesztelésre kerül, hogy a szerver a beérkezett üzenetek a megfelelő módon tudja-e kezelni (</w:t>
+      </w:r>
+      <w:proofErr w:type="spellStart"/>
+      <w:r>
+        <w:rPr>
+          <w:rFonts w:ascii="Times New Roman" w:hAnsi="Times New Roman" w:cs="Times New Roman"/>
+          <w:sz w:val="24"/>
+          <w:szCs w:val="24"/>
+        </w:rPr>
+        <w:t>TestHandleMessage</w:t>
+      </w:r>
+      <w:proofErr w:type="spellEnd"/>
+      <w:r>
+        <w:rPr>
+          <w:rFonts w:ascii="Times New Roman" w:hAnsi="Times New Roman" w:cs="Times New Roman"/>
+          <w:sz w:val="24"/>
+          <w:szCs w:val="24"/>
+        </w:rPr>
+        <w:t xml:space="preserve"> függvény):</w:t>
       </w:r>
     </w:p>
     <w:p>
@@ -2731,13 +6580,41 @@
           <w:szCs w:val="24"/>
         </w:rPr>
       </w:pPr>
-      <w:r>
-        <w:rPr>
-          <w:rFonts w:ascii="Times New Roman" w:hAnsi="Times New Roman" w:cs="Times New Roman"/>
-          <w:sz w:val="24"/>
-          <w:szCs w:val="24"/>
-        </w:rPr>
-        <w:t>Létrehozzaa a kliens és szerver részét a pipe-nak.</w:t>
+      <w:proofErr w:type="spellStart"/>
+      <w:r>
+        <w:rPr>
+          <w:rFonts w:ascii="Times New Roman" w:hAnsi="Times New Roman" w:cs="Times New Roman"/>
+          <w:sz w:val="24"/>
+          <w:szCs w:val="24"/>
+        </w:rPr>
+        <w:t>Létrehozzaa</w:t>
+      </w:r>
+      <w:proofErr w:type="spellEnd"/>
+      <w:r>
+        <w:rPr>
+          <w:rFonts w:ascii="Times New Roman" w:hAnsi="Times New Roman" w:cs="Times New Roman"/>
+          <w:sz w:val="24"/>
+          <w:szCs w:val="24"/>
+        </w:rPr>
+        <w:t xml:space="preserve"> a kliens és szerver részét a </w:t>
+      </w:r>
+      <w:proofErr w:type="spellStart"/>
+      <w:r>
+        <w:rPr>
+          <w:rFonts w:ascii="Times New Roman" w:hAnsi="Times New Roman" w:cs="Times New Roman"/>
+          <w:sz w:val="24"/>
+          <w:szCs w:val="24"/>
+        </w:rPr>
+        <w:t>pipe-nak</w:t>
+      </w:r>
+      <w:proofErr w:type="spellEnd"/>
+      <w:r>
+        <w:rPr>
+          <w:rFonts w:ascii="Times New Roman" w:hAnsi="Times New Roman" w:cs="Times New Roman"/>
+          <w:sz w:val="24"/>
+          <w:szCs w:val="24"/>
+        </w:rPr>
+        <w:t>.</w:t>
       </w:r>
     </w:p>
     <w:p>
@@ -2761,7 +6638,43 @@
           <w:sz w:val="24"/>
           <w:szCs w:val="24"/>
         </w:rPr>
-        <w:t>Létrehoz egy a szerver által használt Connection struktúrát, aminek a mögöttes kapcsolata a pipe szerver vége.</w:t>
+        <w:t xml:space="preserve">Létrehoz egy a szerver által használt </w:t>
+      </w:r>
+      <w:proofErr w:type="spellStart"/>
+      <w:r>
+        <w:rPr>
+          <w:rFonts w:ascii="Times New Roman" w:hAnsi="Times New Roman" w:cs="Times New Roman"/>
+          <w:sz w:val="24"/>
+          <w:szCs w:val="24"/>
+        </w:rPr>
+        <w:t>Connection</w:t>
+      </w:r>
+      <w:proofErr w:type="spellEnd"/>
+      <w:r>
+        <w:rPr>
+          <w:rFonts w:ascii="Times New Roman" w:hAnsi="Times New Roman" w:cs="Times New Roman"/>
+          <w:sz w:val="24"/>
+          <w:szCs w:val="24"/>
+        </w:rPr>
+        <w:t xml:space="preserve"> struktúrát, aminek a mögöttes kapcsolata a </w:t>
+      </w:r>
+      <w:proofErr w:type="spellStart"/>
+      <w:r>
+        <w:rPr>
+          <w:rFonts w:ascii="Times New Roman" w:hAnsi="Times New Roman" w:cs="Times New Roman"/>
+          <w:sz w:val="24"/>
+          <w:szCs w:val="24"/>
+        </w:rPr>
+        <w:t>pipe</w:t>
+      </w:r>
+      <w:proofErr w:type="spellEnd"/>
+      <w:r>
+        <w:rPr>
+          <w:rFonts w:ascii="Times New Roman" w:hAnsi="Times New Roman" w:cs="Times New Roman"/>
+          <w:sz w:val="24"/>
+          <w:szCs w:val="24"/>
+        </w:rPr>
+        <w:t xml:space="preserve"> szerver vége.</w:t>
       </w:r>
     </w:p>
     <w:p>
@@ -2785,16 +6698,69 @@
           <w:sz w:val="24"/>
           <w:szCs w:val="24"/>
         </w:rPr>
-        <w:lastRenderedPageBreak/>
-        <w:t>Létrehoz egy authentikációs üzenetet, amit külön szálról elküld a szervernek (sendMessageToServer függvény, később kifejtve)</w:t>
-      </w:r>
-      <w:r>
-        <w:rPr>
-          <w:rFonts w:ascii="Times New Roman" w:hAnsi="Times New Roman" w:cs="Times New Roman"/>
-          <w:sz w:val="24"/>
-          <w:szCs w:val="24"/>
-        </w:rPr>
-        <w:t>, ez egy hibás authentikációs üzenet</w:t>
+        <w:t xml:space="preserve">Létrehoz egy </w:t>
+      </w:r>
+      <w:proofErr w:type="spellStart"/>
+      <w:r>
+        <w:rPr>
+          <w:rFonts w:ascii="Times New Roman" w:hAnsi="Times New Roman" w:cs="Times New Roman"/>
+          <w:sz w:val="24"/>
+          <w:szCs w:val="24"/>
+        </w:rPr>
+        <w:t>authentikációs</w:t>
+      </w:r>
+      <w:proofErr w:type="spellEnd"/>
+      <w:r>
+        <w:rPr>
+          <w:rFonts w:ascii="Times New Roman" w:hAnsi="Times New Roman" w:cs="Times New Roman"/>
+          <w:sz w:val="24"/>
+          <w:szCs w:val="24"/>
+        </w:rPr>
+        <w:t xml:space="preserve"> üzenetet, amit külön szálról elküld a szervernek (</w:t>
+      </w:r>
+      <w:proofErr w:type="spellStart"/>
+      <w:r>
+        <w:rPr>
+          <w:rFonts w:ascii="Times New Roman" w:hAnsi="Times New Roman" w:cs="Times New Roman"/>
+          <w:sz w:val="24"/>
+          <w:szCs w:val="24"/>
+        </w:rPr>
+        <w:t>sendMessageToServer</w:t>
+      </w:r>
+      <w:proofErr w:type="spellEnd"/>
+      <w:r>
+        <w:rPr>
+          <w:rFonts w:ascii="Times New Roman" w:hAnsi="Times New Roman" w:cs="Times New Roman"/>
+          <w:sz w:val="24"/>
+          <w:szCs w:val="24"/>
+        </w:rPr>
+        <w:t xml:space="preserve"> függvény, később kifejtve)</w:t>
+      </w:r>
+      <w:r>
+        <w:rPr>
+          <w:rFonts w:ascii="Times New Roman" w:hAnsi="Times New Roman" w:cs="Times New Roman"/>
+          <w:sz w:val="24"/>
+          <w:szCs w:val="24"/>
+        </w:rPr>
+        <w:t xml:space="preserve">, ez egy hibás </w:t>
+      </w:r>
+      <w:proofErr w:type="spellStart"/>
+      <w:r>
+        <w:rPr>
+          <w:rFonts w:ascii="Times New Roman" w:hAnsi="Times New Roman" w:cs="Times New Roman"/>
+          <w:sz w:val="24"/>
+          <w:szCs w:val="24"/>
+        </w:rPr>
+        <w:t>authentikációs</w:t>
+      </w:r>
+      <w:proofErr w:type="spellEnd"/>
+      <w:r>
+        <w:rPr>
+          <w:rFonts w:ascii="Times New Roman" w:hAnsi="Times New Roman" w:cs="Times New Roman"/>
+          <w:sz w:val="24"/>
+          <w:szCs w:val="24"/>
+        </w:rPr>
+        <w:t xml:space="preserve"> üzenet</w:t>
       </w:r>
       <w:r>
         <w:rPr>
@@ -2810,7 +6776,25 @@
           <w:sz w:val="24"/>
           <w:szCs w:val="24"/>
         </w:rPr>
-        <w:t>, ezért a testAuthenticationFailure függvénnyel ellenőrzi, hogy ez megfelelően lett-e kezelve (később kifejtve)</w:t>
+        <w:t xml:space="preserve">, ezért a </w:t>
+      </w:r>
+      <w:proofErr w:type="spellStart"/>
+      <w:r>
+        <w:rPr>
+          <w:rFonts w:ascii="Times New Roman" w:hAnsi="Times New Roman" w:cs="Times New Roman"/>
+          <w:sz w:val="24"/>
+          <w:szCs w:val="24"/>
+        </w:rPr>
+        <w:t>testAuthenticationFailure</w:t>
+      </w:r>
+      <w:proofErr w:type="spellEnd"/>
+      <w:r>
+        <w:rPr>
+          <w:rFonts w:ascii="Times New Roman" w:hAnsi="Times New Roman" w:cs="Times New Roman"/>
+          <w:sz w:val="24"/>
+          <w:szCs w:val="24"/>
+        </w:rPr>
+        <w:t xml:space="preserve"> függvénnyel ellenőrzi, hogy ez megfelelően lett-e kezelve (később kifejtve)</w:t>
       </w:r>
       <w:r>
         <w:rPr>
@@ -2842,7 +6826,61 @@
           <w:sz w:val="24"/>
           <w:szCs w:val="24"/>
         </w:rPr>
-        <w:t>Ezután a helyes PSK használatával elküldi a jó authentikációs üzenetet, majd a testAuthenticationSuccess fügvénnyel ellenőrzi, hogy ez megfelelően kerül-e kezelésre (később kifejtve).</w:t>
+        <w:t xml:space="preserve">Ezután a helyes PSK használatával elküldi a jó </w:t>
+      </w:r>
+      <w:proofErr w:type="spellStart"/>
+      <w:r>
+        <w:rPr>
+          <w:rFonts w:ascii="Times New Roman" w:hAnsi="Times New Roman" w:cs="Times New Roman"/>
+          <w:sz w:val="24"/>
+          <w:szCs w:val="24"/>
+        </w:rPr>
+        <w:t>authentikációs</w:t>
+      </w:r>
+      <w:proofErr w:type="spellEnd"/>
+      <w:r>
+        <w:rPr>
+          <w:rFonts w:ascii="Times New Roman" w:hAnsi="Times New Roman" w:cs="Times New Roman"/>
+          <w:sz w:val="24"/>
+          <w:szCs w:val="24"/>
+        </w:rPr>
+        <w:t xml:space="preserve"> üzenetet, majd a </w:t>
+      </w:r>
+      <w:proofErr w:type="spellStart"/>
+      <w:r>
+        <w:rPr>
+          <w:rFonts w:ascii="Times New Roman" w:hAnsi="Times New Roman" w:cs="Times New Roman"/>
+          <w:sz w:val="24"/>
+          <w:szCs w:val="24"/>
+        </w:rPr>
+        <w:t>testAuthenticationSuccess</w:t>
+      </w:r>
+      <w:proofErr w:type="spellEnd"/>
+      <w:r>
+        <w:rPr>
+          <w:rFonts w:ascii="Times New Roman" w:hAnsi="Times New Roman" w:cs="Times New Roman"/>
+          <w:sz w:val="24"/>
+          <w:szCs w:val="24"/>
+        </w:rPr>
+        <w:t xml:space="preserve"> </w:t>
+      </w:r>
+      <w:proofErr w:type="spellStart"/>
+      <w:r>
+        <w:rPr>
+          <w:rFonts w:ascii="Times New Roman" w:hAnsi="Times New Roman" w:cs="Times New Roman"/>
+          <w:sz w:val="24"/>
+          <w:szCs w:val="24"/>
+        </w:rPr>
+        <w:t>fügvénnyel</w:t>
+      </w:r>
+      <w:proofErr w:type="spellEnd"/>
+      <w:r>
+        <w:rPr>
+          <w:rFonts w:ascii="Times New Roman" w:hAnsi="Times New Roman" w:cs="Times New Roman"/>
+          <w:sz w:val="24"/>
+          <w:szCs w:val="24"/>
+        </w:rPr>
+        <w:t xml:space="preserve"> ellenőrzi, hogy ez megfelelően kerül-e kezelésre (később kifejtve).</w:t>
       </w:r>
     </w:p>
     <w:p>
@@ -2866,7 +6904,25 @@
           <w:sz w:val="24"/>
           <w:szCs w:val="24"/>
         </w:rPr>
-        <w:t>Ezután egy keresési kérést küld a szervernek és a testEnqueueSearchRequest függvény segítségével teszteli annak működését (később kifejtve).</w:t>
+        <w:t xml:space="preserve">Ezután egy keresési kérést küld a szervernek és a </w:t>
+      </w:r>
+      <w:proofErr w:type="spellStart"/>
+      <w:r>
+        <w:rPr>
+          <w:rFonts w:ascii="Times New Roman" w:hAnsi="Times New Roman" w:cs="Times New Roman"/>
+          <w:sz w:val="24"/>
+          <w:szCs w:val="24"/>
+        </w:rPr>
+        <w:t>testEnqueueSearchRequest</w:t>
+      </w:r>
+      <w:proofErr w:type="spellEnd"/>
+      <w:r>
+        <w:rPr>
+          <w:rFonts w:ascii="Times New Roman" w:hAnsi="Times New Roman" w:cs="Times New Roman"/>
+          <w:sz w:val="24"/>
+          <w:szCs w:val="24"/>
+        </w:rPr>
+        <w:t xml:space="preserve"> függvény segítségével teszteli annak működését (később kifejtve).</w:t>
       </w:r>
     </w:p>
     <w:p>
@@ -2892,6 +6948,7 @@
         </w:rPr>
         <w:t xml:space="preserve">Ezután beállítja a </w:t>
       </w:r>
+      <w:proofErr w:type="spellStart"/>
       <w:r>
         <w:rPr>
           <w:rFonts w:ascii="Times New Roman" w:hAnsi="Times New Roman" w:cs="Times New Roman"/>
@@ -2900,13 +6957,50 @@
         </w:rPr>
         <w:t>Connectiont</w:t>
       </w:r>
-      <w:r>
-        <w:rPr>
-          <w:rFonts w:ascii="Times New Roman" w:hAnsi="Times New Roman" w:cs="Times New Roman"/>
-          <w:sz w:val="24"/>
-          <w:szCs w:val="24"/>
-        </w:rPr>
-        <w:t xml:space="preserve"> arra, hogy egy válasz üzenetet tudjon fogadni (answer id beállítása).</w:t>
+      <w:proofErr w:type="spellEnd"/>
+      <w:r>
+        <w:rPr>
+          <w:rFonts w:ascii="Times New Roman" w:hAnsi="Times New Roman" w:cs="Times New Roman"/>
+          <w:sz w:val="24"/>
+          <w:szCs w:val="24"/>
+        </w:rPr>
+        <w:t xml:space="preserve"> arra, hogy egy válasz üzenetet tudjon fogadni (</w:t>
+      </w:r>
+      <w:proofErr w:type="spellStart"/>
+      <w:r>
+        <w:rPr>
+          <w:rFonts w:ascii="Times New Roman" w:hAnsi="Times New Roman" w:cs="Times New Roman"/>
+          <w:sz w:val="24"/>
+          <w:szCs w:val="24"/>
+        </w:rPr>
+        <w:t>answer</w:t>
+      </w:r>
+      <w:proofErr w:type="spellEnd"/>
+      <w:r>
+        <w:rPr>
+          <w:rFonts w:ascii="Times New Roman" w:hAnsi="Times New Roman" w:cs="Times New Roman"/>
+          <w:sz w:val="24"/>
+          <w:szCs w:val="24"/>
+        </w:rPr>
+        <w:t xml:space="preserve"> </w:t>
+      </w:r>
+      <w:proofErr w:type="spellStart"/>
+      <w:r>
+        <w:rPr>
+          <w:rFonts w:ascii="Times New Roman" w:hAnsi="Times New Roman" w:cs="Times New Roman"/>
+          <w:sz w:val="24"/>
+          <w:szCs w:val="24"/>
+        </w:rPr>
+        <w:t>id</w:t>
+      </w:r>
+      <w:proofErr w:type="spellEnd"/>
+      <w:r>
+        <w:rPr>
+          <w:rFonts w:ascii="Times New Roman" w:hAnsi="Times New Roman" w:cs="Times New Roman"/>
+          <w:sz w:val="24"/>
+          <w:szCs w:val="24"/>
+        </w:rPr>
+        <w:t xml:space="preserve"> beállítása).</w:t>
       </w:r>
     </w:p>
     <w:p>
@@ -2930,7 +7024,43 @@
           <w:sz w:val="24"/>
           <w:szCs w:val="24"/>
         </w:rPr>
-        <w:t>Ezután előállít egy answer üzenetet, amit elküld a szervernek, majd a testGiveAnswer függvénnyel teszteli a megfelelő működést (később kifejtve).</w:t>
+        <w:t xml:space="preserve">Ezután előállít egy </w:t>
+      </w:r>
+      <w:proofErr w:type="spellStart"/>
+      <w:r>
+        <w:rPr>
+          <w:rFonts w:ascii="Times New Roman" w:hAnsi="Times New Roman" w:cs="Times New Roman"/>
+          <w:sz w:val="24"/>
+          <w:szCs w:val="24"/>
+        </w:rPr>
+        <w:t>answer</w:t>
+      </w:r>
+      <w:proofErr w:type="spellEnd"/>
+      <w:r>
+        <w:rPr>
+          <w:rFonts w:ascii="Times New Roman" w:hAnsi="Times New Roman" w:cs="Times New Roman"/>
+          <w:sz w:val="24"/>
+          <w:szCs w:val="24"/>
+        </w:rPr>
+        <w:t xml:space="preserve"> üzenetet, amit elküld a szervernek, majd a </w:t>
+      </w:r>
+      <w:proofErr w:type="spellStart"/>
+      <w:r>
+        <w:rPr>
+          <w:rFonts w:ascii="Times New Roman" w:hAnsi="Times New Roman" w:cs="Times New Roman"/>
+          <w:sz w:val="24"/>
+          <w:szCs w:val="24"/>
+        </w:rPr>
+        <w:t>testGiveAnswer</w:t>
+      </w:r>
+      <w:proofErr w:type="spellEnd"/>
+      <w:r>
+        <w:rPr>
+          <w:rFonts w:ascii="Times New Roman" w:hAnsi="Times New Roman" w:cs="Times New Roman"/>
+          <w:sz w:val="24"/>
+          <w:szCs w:val="24"/>
+        </w:rPr>
+        <w:t xml:space="preserve"> függvénnyel teszteli a megfelelő működést (később kifejtve).</w:t>
       </w:r>
     </w:p>
     <w:p>
@@ -2954,15 +7084,105 @@
           <w:sz w:val="24"/>
           <w:szCs w:val="24"/>
         </w:rPr>
-        <w:t xml:space="preserve">Ezután tesztelésre kerül, mi történik, ha a szerver olyan választ kap, amire nem számít (hibás answer id). Ehhez a Connection </w:t>
-      </w:r>
-      <w:r>
-        <w:rPr>
-          <w:rFonts w:ascii="Times New Roman" w:hAnsi="Times New Roman" w:cs="Times New Roman"/>
-          <w:sz w:val="24"/>
-          <w:szCs w:val="24"/>
-        </w:rPr>
-        <w:t>beállításra kerül, és a válaszüzenet újra elküldődik, ezúttál viszont a testGiveInvalidAnswer függvény teszteli a működést.</w:t>
+        <w:t xml:space="preserve">Ezután tesztelésre kerül, mi történik, ha a szerver olyan választ kap, amire nem számít (hibás </w:t>
+      </w:r>
+      <w:proofErr w:type="spellStart"/>
+      <w:r>
+        <w:rPr>
+          <w:rFonts w:ascii="Times New Roman" w:hAnsi="Times New Roman" w:cs="Times New Roman"/>
+          <w:sz w:val="24"/>
+          <w:szCs w:val="24"/>
+        </w:rPr>
+        <w:t>answer</w:t>
+      </w:r>
+      <w:proofErr w:type="spellEnd"/>
+      <w:r>
+        <w:rPr>
+          <w:rFonts w:ascii="Times New Roman" w:hAnsi="Times New Roman" w:cs="Times New Roman"/>
+          <w:sz w:val="24"/>
+          <w:szCs w:val="24"/>
+        </w:rPr>
+        <w:t xml:space="preserve"> </w:t>
+      </w:r>
+      <w:proofErr w:type="spellStart"/>
+      <w:r>
+        <w:rPr>
+          <w:rFonts w:ascii="Times New Roman" w:hAnsi="Times New Roman" w:cs="Times New Roman"/>
+          <w:sz w:val="24"/>
+          <w:szCs w:val="24"/>
+        </w:rPr>
+        <w:t>id</w:t>
+      </w:r>
+      <w:proofErr w:type="spellEnd"/>
+      <w:r>
+        <w:rPr>
+          <w:rFonts w:ascii="Times New Roman" w:hAnsi="Times New Roman" w:cs="Times New Roman"/>
+          <w:sz w:val="24"/>
+          <w:szCs w:val="24"/>
+        </w:rPr>
+        <w:t xml:space="preserve">). Ehhez a </w:t>
+      </w:r>
+      <w:proofErr w:type="spellStart"/>
+      <w:r>
+        <w:rPr>
+          <w:rFonts w:ascii="Times New Roman" w:hAnsi="Times New Roman" w:cs="Times New Roman"/>
+          <w:sz w:val="24"/>
+          <w:szCs w:val="24"/>
+        </w:rPr>
+        <w:t>Connection</w:t>
+      </w:r>
+      <w:proofErr w:type="spellEnd"/>
+      <w:r>
+        <w:rPr>
+          <w:rFonts w:ascii="Times New Roman" w:hAnsi="Times New Roman" w:cs="Times New Roman"/>
+          <w:sz w:val="24"/>
+          <w:szCs w:val="24"/>
+        </w:rPr>
+        <w:t xml:space="preserve"> </w:t>
+      </w:r>
+      <w:r>
+        <w:rPr>
+          <w:rFonts w:ascii="Times New Roman" w:hAnsi="Times New Roman" w:cs="Times New Roman"/>
+          <w:sz w:val="24"/>
+          <w:szCs w:val="24"/>
+        </w:rPr>
+        <w:t xml:space="preserve">beállításra kerül, és a válaszüzenet újra </w:t>
+      </w:r>
+      <w:proofErr w:type="spellStart"/>
+      <w:r>
+        <w:rPr>
+          <w:rFonts w:ascii="Times New Roman" w:hAnsi="Times New Roman" w:cs="Times New Roman"/>
+          <w:sz w:val="24"/>
+          <w:szCs w:val="24"/>
+        </w:rPr>
+        <w:t>elküldődik</w:t>
+      </w:r>
+      <w:proofErr w:type="spellEnd"/>
+      <w:r>
+        <w:rPr>
+          <w:rFonts w:ascii="Times New Roman" w:hAnsi="Times New Roman" w:cs="Times New Roman"/>
+          <w:sz w:val="24"/>
+          <w:szCs w:val="24"/>
+        </w:rPr>
+        <w:t xml:space="preserve">, ezúttál viszont a </w:t>
+      </w:r>
+      <w:proofErr w:type="spellStart"/>
+      <w:r>
+        <w:rPr>
+          <w:rFonts w:ascii="Times New Roman" w:hAnsi="Times New Roman" w:cs="Times New Roman"/>
+          <w:sz w:val="24"/>
+          <w:szCs w:val="24"/>
+        </w:rPr>
+        <w:t>testGiveInvalidAnswer</w:t>
+      </w:r>
+      <w:proofErr w:type="spellEnd"/>
+      <w:r>
+        <w:rPr>
+          <w:rFonts w:ascii="Times New Roman" w:hAnsi="Times New Roman" w:cs="Times New Roman"/>
+          <w:sz w:val="24"/>
+          <w:szCs w:val="24"/>
+        </w:rPr>
+        <w:t xml:space="preserve"> függvény teszteli a működést.</w:t>
       </w:r>
     </w:p>
     <w:p>
@@ -2986,7 +7206,25 @@
           <w:sz w:val="24"/>
           <w:szCs w:val="24"/>
         </w:rPr>
-        <w:t>Végül pedig egy, a kliens által nem küldhető üzenet típussal rendelkező üzenet kerül elküldésre a szervernek, ami teszteli, hogy egy ilyen hibás esetben megfelelően működik-e a szerver oldal. Ezt a testInvalidMsgType függvénnyel teszi (később kifejtve).</w:t>
+        <w:t xml:space="preserve">Végül pedig egy, a kliens által nem küldhető üzenet típussal rendelkező üzenet kerül elküldésre a szervernek, ami teszteli, hogy egy ilyen hibás esetben megfelelően működik-e a szerver oldal. Ezt a </w:t>
+      </w:r>
+      <w:proofErr w:type="spellStart"/>
+      <w:r>
+        <w:rPr>
+          <w:rFonts w:ascii="Times New Roman" w:hAnsi="Times New Roman" w:cs="Times New Roman"/>
+          <w:sz w:val="24"/>
+          <w:szCs w:val="24"/>
+        </w:rPr>
+        <w:t>testInvalidMsgType</w:t>
+      </w:r>
+      <w:proofErr w:type="spellEnd"/>
+      <w:r>
+        <w:rPr>
+          <w:rFonts w:ascii="Times New Roman" w:hAnsi="Times New Roman" w:cs="Times New Roman"/>
+          <w:sz w:val="24"/>
+          <w:szCs w:val="24"/>
+        </w:rPr>
+        <w:t xml:space="preserve"> függvénnyel teszi (később kifejtve).</w:t>
       </w:r>
     </w:p>
     <w:p>
@@ -3023,22 +7261,60 @@
           <w:szCs w:val="24"/>
         </w:rPr>
       </w:pPr>
-      <w:r>
-        <w:rPr>
-          <w:rFonts w:ascii="Times New Roman" w:hAnsi="Times New Roman" w:cs="Times New Roman"/>
-          <w:sz w:val="24"/>
-          <w:szCs w:val="24"/>
-        </w:rPr>
-        <w:t>testAuthenticationFailure(</w:t>
-      </w:r>
-      <w:r>
-        <w:rPr>
-          <w:rFonts w:ascii="Times New Roman" w:hAnsi="Times New Roman" w:cs="Times New Roman"/>
-          <w:sz w:val="24"/>
-          <w:szCs w:val="24"/>
-        </w:rPr>
-        <w:t>*tcp.Connection, net.Conn</w:t>
-      </w:r>
+      <w:proofErr w:type="spellStart"/>
+      <w:r>
+        <w:rPr>
+          <w:rFonts w:ascii="Times New Roman" w:hAnsi="Times New Roman" w:cs="Times New Roman"/>
+          <w:sz w:val="24"/>
+          <w:szCs w:val="24"/>
+        </w:rPr>
+        <w:t>testAuthenticationFailure</w:t>
+      </w:r>
+      <w:proofErr w:type="spellEnd"/>
+      <w:r>
+        <w:rPr>
+          <w:rFonts w:ascii="Times New Roman" w:hAnsi="Times New Roman" w:cs="Times New Roman"/>
+          <w:sz w:val="24"/>
+          <w:szCs w:val="24"/>
+        </w:rPr>
+        <w:t>(</w:t>
+      </w:r>
+      <w:r>
+        <w:rPr>
+          <w:rFonts w:ascii="Times New Roman" w:hAnsi="Times New Roman" w:cs="Times New Roman"/>
+          <w:sz w:val="24"/>
+          <w:szCs w:val="24"/>
+        </w:rPr>
+        <w:t>*</w:t>
+      </w:r>
+      <w:proofErr w:type="spellStart"/>
+      <w:r>
+        <w:rPr>
+          <w:rFonts w:ascii="Times New Roman" w:hAnsi="Times New Roman" w:cs="Times New Roman"/>
+          <w:sz w:val="24"/>
+          <w:szCs w:val="24"/>
+        </w:rPr>
+        <w:t>tcp.Connection</w:t>
+      </w:r>
+      <w:proofErr w:type="spellEnd"/>
+      <w:r>
+        <w:rPr>
+          <w:rFonts w:ascii="Times New Roman" w:hAnsi="Times New Roman" w:cs="Times New Roman"/>
+          <w:sz w:val="24"/>
+          <w:szCs w:val="24"/>
+        </w:rPr>
+        <w:t xml:space="preserve">, </w:t>
+      </w:r>
+      <w:proofErr w:type="spellStart"/>
+      <w:r>
+        <w:rPr>
+          <w:rFonts w:ascii="Times New Roman" w:hAnsi="Times New Roman" w:cs="Times New Roman"/>
+          <w:sz w:val="24"/>
+          <w:szCs w:val="24"/>
+        </w:rPr>
+        <w:t>net.Conn</w:t>
+      </w:r>
+      <w:proofErr w:type="spellEnd"/>
       <w:r>
         <w:rPr>
           <w:rFonts w:ascii="Times New Roman" w:hAnsi="Times New Roman" w:cs="Times New Roman"/>
@@ -3053,7 +7329,88 @@
           <w:sz w:val="24"/>
           <w:szCs w:val="24"/>
         </w:rPr>
-        <w:t xml:space="preserve"> segédfüggvény: paraméterként átvesz egy szerver által használt kapcsolatot, valamint a klienst reprezentáló végét a pipe-nak. A szerver szimulálva kiolvassa az authentikációs üzenetet (ennek küldése a hívó függvény feladat), majd külön szálon feldolgozza azt (erre azért van szükség, mert a válasz írása blokkolja a szálat, amíg a pipe másik végén ki nem olvassák). A feldolgozás részeként error típusú üzenetet küld a szerver oldal, amit a kliens oldalon kiolvas és ellenőrzi, hogy a megfelelő üzenet érkezett-e.</w:t>
+        <w:t xml:space="preserve"> segédfüggvény: paraméterként átvesz egy szerver által használt kapcsolatot, valamint a klienst reprezentáló végét a </w:t>
+      </w:r>
+      <w:proofErr w:type="spellStart"/>
+      <w:r>
+        <w:rPr>
+          <w:rFonts w:ascii="Times New Roman" w:hAnsi="Times New Roman" w:cs="Times New Roman"/>
+          <w:sz w:val="24"/>
+          <w:szCs w:val="24"/>
+        </w:rPr>
+        <w:t>pipe-nak</w:t>
+      </w:r>
+      <w:proofErr w:type="spellEnd"/>
+      <w:r>
+        <w:rPr>
+          <w:rFonts w:ascii="Times New Roman" w:hAnsi="Times New Roman" w:cs="Times New Roman"/>
+          <w:sz w:val="24"/>
+          <w:szCs w:val="24"/>
+        </w:rPr>
+        <w:t xml:space="preserve">. A szerver szimulálva kiolvassa az </w:t>
+      </w:r>
+      <w:proofErr w:type="spellStart"/>
+      <w:r>
+        <w:rPr>
+          <w:rFonts w:ascii="Times New Roman" w:hAnsi="Times New Roman" w:cs="Times New Roman"/>
+          <w:sz w:val="24"/>
+          <w:szCs w:val="24"/>
+        </w:rPr>
+        <w:t>authentikációs</w:t>
+      </w:r>
+      <w:proofErr w:type="spellEnd"/>
+      <w:r>
+        <w:rPr>
+          <w:rFonts w:ascii="Times New Roman" w:hAnsi="Times New Roman" w:cs="Times New Roman"/>
+          <w:sz w:val="24"/>
+          <w:szCs w:val="24"/>
+        </w:rPr>
+        <w:t xml:space="preserve"> üzenetet (ennek küldése a hívó függvény feladat), majd külön szálon feldolgozza azt (erre azért van szükség, mert a válasz írása blokkolja a szálat, amíg a </w:t>
+      </w:r>
+      <w:proofErr w:type="spellStart"/>
+      <w:r>
+        <w:rPr>
+          <w:rFonts w:ascii="Times New Roman" w:hAnsi="Times New Roman" w:cs="Times New Roman"/>
+          <w:sz w:val="24"/>
+          <w:szCs w:val="24"/>
+        </w:rPr>
+        <w:t>pipe</w:t>
+      </w:r>
+      <w:proofErr w:type="spellEnd"/>
+      <w:r>
+        <w:rPr>
+          <w:rFonts w:ascii="Times New Roman" w:hAnsi="Times New Roman" w:cs="Times New Roman"/>
+          <w:sz w:val="24"/>
+          <w:szCs w:val="24"/>
+        </w:rPr>
+        <w:t xml:space="preserve"> másik végén ki nem olvassák). A </w:t>
+      </w:r>
+      <w:r>
+        <w:rPr>
+          <w:rFonts w:ascii="Times New Roman" w:hAnsi="Times New Roman" w:cs="Times New Roman"/>
+          <w:sz w:val="24"/>
+          <w:szCs w:val="24"/>
+        </w:rPr>
+        <w:lastRenderedPageBreak/>
+        <w:t xml:space="preserve">feldolgozás részeként </w:t>
+      </w:r>
+      <w:proofErr w:type="spellStart"/>
+      <w:r>
+        <w:rPr>
+          <w:rFonts w:ascii="Times New Roman" w:hAnsi="Times New Roman" w:cs="Times New Roman"/>
+          <w:sz w:val="24"/>
+          <w:szCs w:val="24"/>
+        </w:rPr>
+        <w:t>error</w:t>
+      </w:r>
+      <w:proofErr w:type="spellEnd"/>
+      <w:r>
+        <w:rPr>
+          <w:rFonts w:ascii="Times New Roman" w:hAnsi="Times New Roman" w:cs="Times New Roman"/>
+          <w:sz w:val="24"/>
+          <w:szCs w:val="24"/>
+        </w:rPr>
+        <w:t xml:space="preserve"> típusú üzenetet küld a szerver oldal, amit a kliens oldalon kiolvas és ellenőrzi, hogy a megfelelő üzenet érkezett-e.</w:t>
       </w:r>
     </w:p>
     <w:p>
@@ -3071,13 +7428,59 @@
           <w:szCs w:val="24"/>
         </w:rPr>
       </w:pPr>
-      <w:r>
-        <w:rPr>
-          <w:rFonts w:ascii="Times New Roman" w:hAnsi="Times New Roman" w:cs="Times New Roman"/>
-          <w:sz w:val="24"/>
-          <w:szCs w:val="24"/>
-        </w:rPr>
-        <w:t>testAuthenticationSuccess(*tcp.Connection, net.Conn) segédfüggvény: paraméterként átvesz egy szerver által használt</w:t>
+      <w:proofErr w:type="spellStart"/>
+      <w:r>
+        <w:rPr>
+          <w:rFonts w:ascii="Times New Roman" w:hAnsi="Times New Roman" w:cs="Times New Roman"/>
+          <w:sz w:val="24"/>
+          <w:szCs w:val="24"/>
+        </w:rPr>
+        <w:t>testAuthenticationSuccess</w:t>
+      </w:r>
+      <w:proofErr w:type="spellEnd"/>
+      <w:r>
+        <w:rPr>
+          <w:rFonts w:ascii="Times New Roman" w:hAnsi="Times New Roman" w:cs="Times New Roman"/>
+          <w:sz w:val="24"/>
+          <w:szCs w:val="24"/>
+        </w:rPr>
+        <w:t>(*</w:t>
+      </w:r>
+      <w:proofErr w:type="spellStart"/>
+      <w:r>
+        <w:rPr>
+          <w:rFonts w:ascii="Times New Roman" w:hAnsi="Times New Roman" w:cs="Times New Roman"/>
+          <w:sz w:val="24"/>
+          <w:szCs w:val="24"/>
+        </w:rPr>
+        <w:t>tcp.Connection</w:t>
+      </w:r>
+      <w:proofErr w:type="spellEnd"/>
+      <w:r>
+        <w:rPr>
+          <w:rFonts w:ascii="Times New Roman" w:hAnsi="Times New Roman" w:cs="Times New Roman"/>
+          <w:sz w:val="24"/>
+          <w:szCs w:val="24"/>
+        </w:rPr>
+        <w:t xml:space="preserve">, </w:t>
+      </w:r>
+      <w:proofErr w:type="spellStart"/>
+      <w:r>
+        <w:rPr>
+          <w:rFonts w:ascii="Times New Roman" w:hAnsi="Times New Roman" w:cs="Times New Roman"/>
+          <w:sz w:val="24"/>
+          <w:szCs w:val="24"/>
+        </w:rPr>
+        <w:t>net.Conn</w:t>
+      </w:r>
+      <w:proofErr w:type="spellEnd"/>
+      <w:r>
+        <w:rPr>
+          <w:rFonts w:ascii="Times New Roman" w:hAnsi="Times New Roman" w:cs="Times New Roman"/>
+          <w:sz w:val="24"/>
+          <w:szCs w:val="24"/>
+        </w:rPr>
+        <w:t>) segédfüggvény: paraméterként átvesz egy szerver által használt</w:t>
       </w:r>
       <w:r>
         <w:rPr>
@@ -3093,17 +7496,63 @@
           <w:sz w:val="24"/>
           <w:szCs w:val="24"/>
         </w:rPr>
-        <w:t xml:space="preserve">kapcsolatot, valamint a klienst reprezentáló végét a pipe-nak. A szerver szimulálva kiolvassa az authentikációs üzenetet (ennek küldése a hívó függvény feladat), majd külön szálon feldolgozza azt (erre azért van szükség, mert </w:t>
-      </w:r>
-      <w:r>
-        <w:rPr>
-          <w:rFonts w:ascii="Times New Roman" w:hAnsi="Times New Roman" w:cs="Times New Roman"/>
-          <w:sz w:val="24"/>
-          <w:szCs w:val="24"/>
-        </w:rPr>
-        <w:lastRenderedPageBreak/>
-        <w:t xml:space="preserve">a válasz írása blokkolja a szálat, amíg a pipe másik végén ki nem olvassák). A feldolgozás részeként </w:t>
-      </w:r>
+        <w:t xml:space="preserve">kapcsolatot, valamint a klienst reprezentáló végét a </w:t>
+      </w:r>
+      <w:proofErr w:type="spellStart"/>
+      <w:r>
+        <w:rPr>
+          <w:rFonts w:ascii="Times New Roman" w:hAnsi="Times New Roman" w:cs="Times New Roman"/>
+          <w:sz w:val="24"/>
+          <w:szCs w:val="24"/>
+        </w:rPr>
+        <w:t>pipe-nak</w:t>
+      </w:r>
+      <w:proofErr w:type="spellEnd"/>
+      <w:r>
+        <w:rPr>
+          <w:rFonts w:ascii="Times New Roman" w:hAnsi="Times New Roman" w:cs="Times New Roman"/>
+          <w:sz w:val="24"/>
+          <w:szCs w:val="24"/>
+        </w:rPr>
+        <w:t xml:space="preserve">. A szerver szimulálva kiolvassa az </w:t>
+      </w:r>
+      <w:proofErr w:type="spellStart"/>
+      <w:r>
+        <w:rPr>
+          <w:rFonts w:ascii="Times New Roman" w:hAnsi="Times New Roman" w:cs="Times New Roman"/>
+          <w:sz w:val="24"/>
+          <w:szCs w:val="24"/>
+        </w:rPr>
+        <w:t>authentikációs</w:t>
+      </w:r>
+      <w:proofErr w:type="spellEnd"/>
+      <w:r>
+        <w:rPr>
+          <w:rFonts w:ascii="Times New Roman" w:hAnsi="Times New Roman" w:cs="Times New Roman"/>
+          <w:sz w:val="24"/>
+          <w:szCs w:val="24"/>
+        </w:rPr>
+        <w:t xml:space="preserve"> üzenetet (ennek küldése a hívó függvény feladat), majd külön szálon feldolgozza azt (erre azért van szükség, mert a válasz írása blokkolja a szálat, amíg a </w:t>
+      </w:r>
+      <w:proofErr w:type="spellStart"/>
+      <w:r>
+        <w:rPr>
+          <w:rFonts w:ascii="Times New Roman" w:hAnsi="Times New Roman" w:cs="Times New Roman"/>
+          <w:sz w:val="24"/>
+          <w:szCs w:val="24"/>
+        </w:rPr>
+        <w:t>pipe</w:t>
+      </w:r>
+      <w:proofErr w:type="spellEnd"/>
+      <w:r>
+        <w:rPr>
+          <w:rFonts w:ascii="Times New Roman" w:hAnsi="Times New Roman" w:cs="Times New Roman"/>
+          <w:sz w:val="24"/>
+          <w:szCs w:val="24"/>
+        </w:rPr>
+        <w:t xml:space="preserve"> másik végén ki nem olvassák). A feldolgozás részeként </w:t>
+      </w:r>
+      <w:proofErr w:type="spellStart"/>
       <w:r>
         <w:rPr>
           <w:rFonts w:ascii="Times New Roman" w:hAnsi="Times New Roman" w:cs="Times New Roman"/>
@@ -3112,6 +7561,7 @@
         </w:rPr>
         <w:t>AuthenticationSuccess</w:t>
       </w:r>
+      <w:proofErr w:type="spellEnd"/>
       <w:r>
         <w:rPr>
           <w:rFonts w:ascii="Times New Roman" w:hAnsi="Times New Roman" w:cs="Times New Roman"/>
@@ -3126,7 +7576,25 @@
           <w:sz w:val="24"/>
           <w:szCs w:val="24"/>
         </w:rPr>
-        <w:t xml:space="preserve"> Ezen túl ellenőrzi, hogy a feldolgozás részeként ténylegesen elküldi-e a kapcsolat pointerét a csatornába a program (erre azért lesz szükség, hogy a szerver tudja kezelni a már authentikált kapcsolatokat, és azok leválását).</w:t>
+        <w:t xml:space="preserve"> Ezen túl ellenőrzi, hogy a feldolgozás részeként ténylegesen elküldi-e a kapcsolat pointerét a csatornába a program (erre azért lesz szükség, hogy a szerver tudja kezelni a már </w:t>
+      </w:r>
+      <w:proofErr w:type="spellStart"/>
+      <w:r>
+        <w:rPr>
+          <w:rFonts w:ascii="Times New Roman" w:hAnsi="Times New Roman" w:cs="Times New Roman"/>
+          <w:sz w:val="24"/>
+          <w:szCs w:val="24"/>
+        </w:rPr>
+        <w:t>authentikált</w:t>
+      </w:r>
+      <w:proofErr w:type="spellEnd"/>
+      <w:r>
+        <w:rPr>
+          <w:rFonts w:ascii="Times New Roman" w:hAnsi="Times New Roman" w:cs="Times New Roman"/>
+          <w:sz w:val="24"/>
+          <w:szCs w:val="24"/>
+        </w:rPr>
+        <w:t xml:space="preserve"> kapcsolatokat, és azok leválását).</w:t>
       </w:r>
     </w:p>
     <w:p>
@@ -3144,13 +7612,41 @@
           <w:szCs w:val="24"/>
         </w:rPr>
       </w:pPr>
-      <w:r>
-        <w:rPr>
-          <w:rFonts w:ascii="Times New Roman" w:hAnsi="Times New Roman" w:cs="Times New Roman"/>
-          <w:sz w:val="24"/>
-          <w:szCs w:val="24"/>
-        </w:rPr>
-        <w:t>testEnqueueSearchRequest(*tcp.Connection) segédfüggvény: paraméterként átvesz egy szerver által használt kapcsolatot</w:t>
+      <w:proofErr w:type="spellStart"/>
+      <w:r>
+        <w:rPr>
+          <w:rFonts w:ascii="Times New Roman" w:hAnsi="Times New Roman" w:cs="Times New Roman"/>
+          <w:sz w:val="24"/>
+          <w:szCs w:val="24"/>
+        </w:rPr>
+        <w:t>testEnqueueSearchRequest</w:t>
+      </w:r>
+      <w:proofErr w:type="spellEnd"/>
+      <w:r>
+        <w:rPr>
+          <w:rFonts w:ascii="Times New Roman" w:hAnsi="Times New Roman" w:cs="Times New Roman"/>
+          <w:sz w:val="24"/>
+          <w:szCs w:val="24"/>
+        </w:rPr>
+        <w:t>(*</w:t>
+      </w:r>
+      <w:proofErr w:type="spellStart"/>
+      <w:r>
+        <w:rPr>
+          <w:rFonts w:ascii="Times New Roman" w:hAnsi="Times New Roman" w:cs="Times New Roman"/>
+          <w:sz w:val="24"/>
+          <w:szCs w:val="24"/>
+        </w:rPr>
+        <w:t>tcp.Connection</w:t>
+      </w:r>
+      <w:proofErr w:type="spellEnd"/>
+      <w:r>
+        <w:rPr>
+          <w:rFonts w:ascii="Times New Roman" w:hAnsi="Times New Roman" w:cs="Times New Roman"/>
+          <w:sz w:val="24"/>
+          <w:szCs w:val="24"/>
+        </w:rPr>
+        <w:t>) segédfüggvény: paraméterként átvesz egy szerver által használt kapcsolatot</w:t>
       </w:r>
       <w:r>
         <w:rPr>
@@ -3184,13 +7680,41 @@
           <w:szCs w:val="24"/>
         </w:rPr>
       </w:pPr>
-      <w:r>
-        <w:rPr>
-          <w:rFonts w:ascii="Times New Roman" w:hAnsi="Times New Roman" w:cs="Times New Roman"/>
-          <w:sz w:val="24"/>
-          <w:szCs w:val="24"/>
-        </w:rPr>
-        <w:t>testGiveAnswer(*tcp.Connection) segédfüggvény: paraméterként átvesz egy szerver által használt kapcsolatot.</w:t>
+      <w:proofErr w:type="spellStart"/>
+      <w:r>
+        <w:rPr>
+          <w:rFonts w:ascii="Times New Roman" w:hAnsi="Times New Roman" w:cs="Times New Roman"/>
+          <w:sz w:val="24"/>
+          <w:szCs w:val="24"/>
+        </w:rPr>
+        <w:t>testGiveAnswer</w:t>
+      </w:r>
+      <w:proofErr w:type="spellEnd"/>
+      <w:r>
+        <w:rPr>
+          <w:rFonts w:ascii="Times New Roman" w:hAnsi="Times New Roman" w:cs="Times New Roman"/>
+          <w:sz w:val="24"/>
+          <w:szCs w:val="24"/>
+        </w:rPr>
+        <w:t>(*</w:t>
+      </w:r>
+      <w:proofErr w:type="spellStart"/>
+      <w:r>
+        <w:rPr>
+          <w:rFonts w:ascii="Times New Roman" w:hAnsi="Times New Roman" w:cs="Times New Roman"/>
+          <w:sz w:val="24"/>
+          <w:szCs w:val="24"/>
+        </w:rPr>
+        <w:t>tcp.Connection</w:t>
+      </w:r>
+      <w:proofErr w:type="spellEnd"/>
+      <w:r>
+        <w:rPr>
+          <w:rFonts w:ascii="Times New Roman" w:hAnsi="Times New Roman" w:cs="Times New Roman"/>
+          <w:sz w:val="24"/>
+          <w:szCs w:val="24"/>
+        </w:rPr>
+        <w:t>) segédfüggvény: paraméterként átvesz egy szerver által használt kapcsolatot.</w:t>
       </w:r>
       <w:r>
         <w:rPr>
@@ -3224,13 +7748,41 @@
           <w:szCs w:val="24"/>
         </w:rPr>
       </w:pPr>
-      <w:r>
-        <w:rPr>
-          <w:rFonts w:ascii="Times New Roman" w:hAnsi="Times New Roman" w:cs="Times New Roman"/>
-          <w:sz w:val="24"/>
-          <w:szCs w:val="24"/>
-        </w:rPr>
-        <w:t>testGiveInvalidAnswer(*tcp.Connection) segédfüggvény: paraméterként átvesz egy szerver által használt kapcsolatot. Kiolvassa a hibás azonosítóval rendelkező válasz üzenetet (annak küldése a hívó függvény feladata), majd feldolgozza azt. Ha íródik ki hibaüzenet, akkor a teszt nem sikerült (viszont a futás működik, ezért a teszt futtató azt hiszi, hogy sikeres, ezt a tesztelő ember feladata ellenőrizni)</w:t>
+      <w:proofErr w:type="spellStart"/>
+      <w:r>
+        <w:rPr>
+          <w:rFonts w:ascii="Times New Roman" w:hAnsi="Times New Roman" w:cs="Times New Roman"/>
+          <w:sz w:val="24"/>
+          <w:szCs w:val="24"/>
+        </w:rPr>
+        <w:t>testGiveInvalidAnswer</w:t>
+      </w:r>
+      <w:proofErr w:type="spellEnd"/>
+      <w:r>
+        <w:rPr>
+          <w:rFonts w:ascii="Times New Roman" w:hAnsi="Times New Roman" w:cs="Times New Roman"/>
+          <w:sz w:val="24"/>
+          <w:szCs w:val="24"/>
+        </w:rPr>
+        <w:t>(*</w:t>
+      </w:r>
+      <w:proofErr w:type="spellStart"/>
+      <w:r>
+        <w:rPr>
+          <w:rFonts w:ascii="Times New Roman" w:hAnsi="Times New Roman" w:cs="Times New Roman"/>
+          <w:sz w:val="24"/>
+          <w:szCs w:val="24"/>
+        </w:rPr>
+        <w:t>tcp.Connection</w:t>
+      </w:r>
+      <w:proofErr w:type="spellEnd"/>
+      <w:r>
+        <w:rPr>
+          <w:rFonts w:ascii="Times New Roman" w:hAnsi="Times New Roman" w:cs="Times New Roman"/>
+          <w:sz w:val="24"/>
+          <w:szCs w:val="24"/>
+        </w:rPr>
+        <w:t>) segédfüggvény: paraméterként átvesz egy szerver által használt kapcsolatot. Kiolvassa a hibás azonosítóval rendelkező válasz üzenetet (annak küldése a hívó függvény feladata), majd feldolgozza azt. Ha íródik ki hibaüzenet, akkor a teszt nem sikerült (viszont a futás működik, ezért a teszt futtató azt hiszi, hogy sikeres, ezt a tesztelő ember feladata ellenőrizni)</w:t>
       </w:r>
       <w:r>
         <w:rPr>
@@ -3256,35 +7808,144 @@
           <w:szCs w:val="24"/>
         </w:rPr>
       </w:pPr>
-      <w:r>
-        <w:rPr>
-          <w:rFonts w:ascii="Times New Roman" w:hAnsi="Times New Roman" w:cs="Times New Roman"/>
-          <w:sz w:val="24"/>
-          <w:szCs w:val="24"/>
-        </w:rPr>
-        <w:t>testInvalidMsgType(*tcp.Connection, net.Conn) segédfüggvény: paraméterként átvesz egy szerver által használt kapcsolatot, és a pipe kliens oldalt reprezentáló végét.</w:t>
-      </w:r>
-      <w:r>
-        <w:rPr>
-          <w:rFonts w:ascii="Times New Roman" w:hAnsi="Times New Roman" w:cs="Times New Roman"/>
-          <w:sz w:val="24"/>
-          <w:szCs w:val="24"/>
-        </w:rPr>
-        <w:t xml:space="preserve"> Kiolvassa a hibás típusú üzenetet (a szerver nem vár ilyen típust, az üzenet küldése a hívó függvény feladata), majd külön szálon feldolgozza (erre azért van szükség, mert a válasz írása blokkolná a szálat, amíg nem olvassák ki a pipe másik végén).</w:t>
-      </w:r>
-      <w:r>
-        <w:rPr>
-          <w:rFonts w:ascii="Times New Roman" w:hAnsi="Times New Roman" w:cs="Times New Roman"/>
-          <w:sz w:val="24"/>
-          <w:szCs w:val="24"/>
-        </w:rPr>
-        <w:t xml:space="preserve"> A feldolgozás részeként a szerver error típusú üzenettel válaszol, aminek szövege fix. A kliens oldali végen ez az üzenet kiolvasásra kerül, és a teszt ellenőrzi, hogy a megfelelő hibaüzenetet kapta-e.</w:t>
-      </w:r>
-    </w:p>
-    <w:p>
-      <w:pPr>
-        <w:spacing w:line="360" w:lineRule="auto"/>
-        <w:jc w:val="both"/>
+      <w:proofErr w:type="spellStart"/>
+      <w:r>
+        <w:rPr>
+          <w:rFonts w:ascii="Times New Roman" w:hAnsi="Times New Roman" w:cs="Times New Roman"/>
+          <w:sz w:val="24"/>
+          <w:szCs w:val="24"/>
+        </w:rPr>
+        <w:t>testInvalidMsgType</w:t>
+      </w:r>
+      <w:proofErr w:type="spellEnd"/>
+      <w:r>
+        <w:rPr>
+          <w:rFonts w:ascii="Times New Roman" w:hAnsi="Times New Roman" w:cs="Times New Roman"/>
+          <w:sz w:val="24"/>
+          <w:szCs w:val="24"/>
+        </w:rPr>
+        <w:t>(*</w:t>
+      </w:r>
+      <w:proofErr w:type="spellStart"/>
+      <w:r>
+        <w:rPr>
+          <w:rFonts w:ascii="Times New Roman" w:hAnsi="Times New Roman" w:cs="Times New Roman"/>
+          <w:sz w:val="24"/>
+          <w:szCs w:val="24"/>
+        </w:rPr>
+        <w:t>tcp.Connection</w:t>
+      </w:r>
+      <w:proofErr w:type="spellEnd"/>
+      <w:r>
+        <w:rPr>
+          <w:rFonts w:ascii="Times New Roman" w:hAnsi="Times New Roman" w:cs="Times New Roman"/>
+          <w:sz w:val="24"/>
+          <w:szCs w:val="24"/>
+        </w:rPr>
+        <w:t xml:space="preserve">, </w:t>
+      </w:r>
+      <w:proofErr w:type="spellStart"/>
+      <w:r>
+        <w:rPr>
+          <w:rFonts w:ascii="Times New Roman" w:hAnsi="Times New Roman" w:cs="Times New Roman"/>
+          <w:sz w:val="24"/>
+          <w:szCs w:val="24"/>
+        </w:rPr>
+        <w:t>net.Conn</w:t>
+      </w:r>
+      <w:proofErr w:type="spellEnd"/>
+      <w:r>
+        <w:rPr>
+          <w:rFonts w:ascii="Times New Roman" w:hAnsi="Times New Roman" w:cs="Times New Roman"/>
+          <w:sz w:val="24"/>
+          <w:szCs w:val="24"/>
+        </w:rPr>
+        <w:t xml:space="preserve">) segédfüggvény: paraméterként átvesz egy szerver által használt kapcsolatot, és a </w:t>
+      </w:r>
+      <w:proofErr w:type="spellStart"/>
+      <w:r>
+        <w:rPr>
+          <w:rFonts w:ascii="Times New Roman" w:hAnsi="Times New Roman" w:cs="Times New Roman"/>
+          <w:sz w:val="24"/>
+          <w:szCs w:val="24"/>
+        </w:rPr>
+        <w:t>pipe</w:t>
+      </w:r>
+      <w:proofErr w:type="spellEnd"/>
+      <w:r>
+        <w:rPr>
+          <w:rFonts w:ascii="Times New Roman" w:hAnsi="Times New Roman" w:cs="Times New Roman"/>
+          <w:sz w:val="24"/>
+          <w:szCs w:val="24"/>
+        </w:rPr>
+        <w:t xml:space="preserve"> kliens oldalt reprezentáló végét.</w:t>
+      </w:r>
+      <w:r>
+        <w:rPr>
+          <w:rFonts w:ascii="Times New Roman" w:hAnsi="Times New Roman" w:cs="Times New Roman"/>
+          <w:sz w:val="24"/>
+          <w:szCs w:val="24"/>
+        </w:rPr>
+        <w:t xml:space="preserve"> Kiolvassa a hibás típusú üzenetet (a szerver nem vár ilyen típust, az üzenet küldése a hívó függvény feladata), majd külön szálon feldolgozza (erre azért van szükség, mert a válasz írása blokkolná a szálat, amíg nem olvassák ki a </w:t>
+      </w:r>
+      <w:proofErr w:type="spellStart"/>
+      <w:r>
+        <w:rPr>
+          <w:rFonts w:ascii="Times New Roman" w:hAnsi="Times New Roman" w:cs="Times New Roman"/>
+          <w:sz w:val="24"/>
+          <w:szCs w:val="24"/>
+        </w:rPr>
+        <w:t>pipe</w:t>
+      </w:r>
+      <w:proofErr w:type="spellEnd"/>
+      <w:r>
+        <w:rPr>
+          <w:rFonts w:ascii="Times New Roman" w:hAnsi="Times New Roman" w:cs="Times New Roman"/>
+          <w:sz w:val="24"/>
+          <w:szCs w:val="24"/>
+        </w:rPr>
+        <w:t xml:space="preserve"> másik végén).</w:t>
+      </w:r>
+      <w:r>
+        <w:rPr>
+          <w:rFonts w:ascii="Times New Roman" w:hAnsi="Times New Roman" w:cs="Times New Roman"/>
+          <w:sz w:val="24"/>
+          <w:szCs w:val="24"/>
+        </w:rPr>
+        <w:t xml:space="preserve"> A feldolgozás részeként a szerver </w:t>
+      </w:r>
+      <w:proofErr w:type="spellStart"/>
+      <w:r>
+        <w:rPr>
+          <w:rFonts w:ascii="Times New Roman" w:hAnsi="Times New Roman" w:cs="Times New Roman"/>
+          <w:sz w:val="24"/>
+          <w:szCs w:val="24"/>
+        </w:rPr>
+        <w:t>error</w:t>
+      </w:r>
+      <w:proofErr w:type="spellEnd"/>
+      <w:r>
+        <w:rPr>
+          <w:rFonts w:ascii="Times New Roman" w:hAnsi="Times New Roman" w:cs="Times New Roman"/>
+          <w:sz w:val="24"/>
+          <w:szCs w:val="24"/>
+        </w:rPr>
+        <w:t xml:space="preserve"> típusú üzenettel válaszol, aminek szövege fix. A kliens oldali </w:t>
+      </w:r>
+      <w:r>
+        <w:rPr>
+          <w:rFonts w:ascii="Times New Roman" w:hAnsi="Times New Roman" w:cs="Times New Roman"/>
+          <w:sz w:val="24"/>
+          <w:szCs w:val="24"/>
+        </w:rPr>
+        <w:lastRenderedPageBreak/>
+        <w:t>végen ez az üzenet kiolvasásra kerül, és a teszt ellenőrzi, hogy a megfelelő hibaüzenetet kapta-e.</w:t>
+      </w:r>
+    </w:p>
+    <w:p>
+      <w:pPr>
+        <w:spacing w:line="360" w:lineRule="auto"/>
+        <w:jc w:val="center"/>
         <w:rPr>
           <w:rFonts w:ascii="Times New Roman" w:hAnsi="Times New Roman" w:cs="Times New Roman"/>
           <w:sz w:val="24"/>
@@ -3295,7 +7956,6 @@
         <w:rPr>
           <w:noProof/>
         </w:rPr>
-        <w:lastRenderedPageBreak/>
         <w:drawing>
           <wp:inline distT="0" distB="0" distL="0" distR="0" wp14:anchorId="37C76873" wp14:editId="61D5FE25">
             <wp:extent cx="5760720" cy="1177290"/>
@@ -3314,7 +7974,7 @@
                     </pic:cNvPicPr>
                   </pic:nvPicPr>
                   <pic:blipFill>
-                    <a:blip r:embed="rId8">
+                    <a:blip r:embed="rId10">
                       <a:extLst>
                         <a:ext uri="{28A0092B-C50C-407E-A947-70E740481C1C}">
                           <a14:useLocalDpi xmlns:a14="http://schemas.microsoft.com/office/drawing/2010/main" val="0"/>
@@ -3348,14 +8008,65 @@
     </w:p>
     <w:p>
       <w:pPr>
-        <w:spacing w:line="360" w:lineRule="auto"/>
-        <w:jc w:val="both"/>
-        <w:rPr>
-          <w:rFonts w:ascii="Times New Roman" w:hAnsi="Times New Roman" w:cs="Times New Roman"/>
-          <w:sz w:val="24"/>
-          <w:szCs w:val="24"/>
-        </w:rPr>
-      </w:pPr>
+        <w:pStyle w:val="Listaszerbekezds"/>
+        <w:numPr>
+          <w:ilvl w:val="0"/>
+          <w:numId w:val="26"/>
+        </w:numPr>
+        <w:spacing w:line="360" w:lineRule="auto"/>
+        <w:jc w:val="center"/>
+        <w:rPr>
+          <w:rFonts w:ascii="Times New Roman" w:hAnsi="Times New Roman" w:cs="Times New Roman"/>
+          <w:sz w:val="20"/>
+          <w:szCs w:val="20"/>
+        </w:rPr>
+      </w:pPr>
+      <w:r>
+        <w:rPr>
+          <w:rFonts w:ascii="Times New Roman" w:hAnsi="Times New Roman" w:cs="Times New Roman"/>
+          <w:sz w:val="20"/>
+          <w:szCs w:val="20"/>
+        </w:rPr>
+        <w:t xml:space="preserve">ábra: </w:t>
+      </w:r>
+      <w:proofErr w:type="spellStart"/>
+      <w:r>
+        <w:rPr>
+          <w:rFonts w:ascii="Times New Roman" w:hAnsi="Times New Roman" w:cs="Times New Roman"/>
+          <w:sz w:val="20"/>
+          <w:szCs w:val="20"/>
+        </w:rPr>
+        <w:t>Tcp</w:t>
+      </w:r>
+      <w:proofErr w:type="spellEnd"/>
+      <w:r>
+        <w:rPr>
+          <w:rFonts w:ascii="Times New Roman" w:hAnsi="Times New Roman" w:cs="Times New Roman"/>
+          <w:sz w:val="20"/>
+          <w:szCs w:val="20"/>
+        </w:rPr>
+        <w:t xml:space="preserve"> kapcsolat</w:t>
+      </w:r>
+      <w:r>
+        <w:rPr>
+          <w:rFonts w:ascii="Times New Roman" w:hAnsi="Times New Roman" w:cs="Times New Roman"/>
+          <w:sz w:val="20"/>
+          <w:szCs w:val="20"/>
+        </w:rPr>
+        <w:t xml:space="preserve"> tesztjeinek futása</w:t>
+      </w:r>
+    </w:p>
+    <w:p>
+      <w:pPr>
+        <w:spacing w:line="360" w:lineRule="auto"/>
+        <w:jc w:val="both"/>
+        <w:rPr>
+          <w:rFonts w:ascii="Times New Roman" w:hAnsi="Times New Roman" w:cs="Times New Roman"/>
+          <w:sz w:val="24"/>
+          <w:szCs w:val="24"/>
+        </w:rPr>
+      </w:pPr>
+      <w:proofErr w:type="spellStart"/>
       <w:r>
         <w:rPr>
           <w:rFonts w:ascii="Times New Roman" w:hAnsi="Times New Roman" w:cs="Times New Roman"/>
@@ -3366,43 +8077,98 @@
         </w:rPr>
         <w:t>Client</w:t>
       </w:r>
-    </w:p>
-    <w:p>
-      <w:pPr>
-        <w:spacing w:line="360" w:lineRule="auto"/>
-        <w:jc w:val="both"/>
-        <w:rPr>
-          <w:rFonts w:ascii="Times New Roman" w:hAnsi="Times New Roman" w:cs="Times New Roman"/>
-          <w:sz w:val="24"/>
-          <w:szCs w:val="24"/>
-        </w:rPr>
-      </w:pPr>
-      <w:r>
-        <w:rPr>
-          <w:rFonts w:ascii="Times New Roman" w:hAnsi="Times New Roman" w:cs="Times New Roman"/>
-          <w:sz w:val="24"/>
-          <w:szCs w:val="24"/>
-        </w:rPr>
-        <w:t>A teszteléshez megvalósításra került egy teszt kliens, ami csatlakozni képes a központi szerverre, és tesztelni tudja, hogy különböző üzenetek esetén a szerver hogyan reagál, valamint eljut-e az adat egyik klienstől a másikig. Ezáltal szerves részét képzi a szerver end-to-end tesztjének.</w:t>
-      </w:r>
-    </w:p>
-    <w:p>
-      <w:pPr>
-        <w:spacing w:line="360" w:lineRule="auto"/>
-        <w:jc w:val="both"/>
-        <w:rPr>
-          <w:rFonts w:ascii="Times New Roman" w:hAnsi="Times New Roman" w:cs="Times New Roman"/>
-          <w:sz w:val="24"/>
-          <w:szCs w:val="24"/>
-        </w:rPr>
-      </w:pPr>
-      <w:r>
-        <w:rPr>
-          <w:rFonts w:ascii="Times New Roman" w:hAnsi="Times New Roman" w:cs="Times New Roman"/>
-          <w:sz w:val="24"/>
-          <w:szCs w:val="24"/>
-        </w:rPr>
-        <w:t>A TestAnswer struktúra (az a válasz, amit a kliens egy keresési kérésre vissza fog küldeni):</w:t>
+      <w:proofErr w:type="spellEnd"/>
+    </w:p>
+    <w:p>
+      <w:pPr>
+        <w:spacing w:line="360" w:lineRule="auto"/>
+        <w:jc w:val="both"/>
+        <w:rPr>
+          <w:rFonts w:ascii="Times New Roman" w:hAnsi="Times New Roman" w:cs="Times New Roman"/>
+          <w:sz w:val="24"/>
+          <w:szCs w:val="24"/>
+        </w:rPr>
+      </w:pPr>
+      <w:r>
+        <w:rPr>
+          <w:rFonts w:ascii="Times New Roman" w:hAnsi="Times New Roman" w:cs="Times New Roman"/>
+          <w:sz w:val="24"/>
+          <w:szCs w:val="24"/>
+        </w:rPr>
+        <w:t xml:space="preserve">A teszteléshez megvalósításra került egy teszt kliens, ami csatlakozni képes a központi szerverre, és tesztelni tudja, hogy különböző üzenetek esetén a szerver hogyan reagál, valamint eljut-e az adat egyik klienstől a másikig. Ezáltal szerves részét </w:t>
+      </w:r>
+      <w:proofErr w:type="spellStart"/>
+      <w:r>
+        <w:rPr>
+          <w:rFonts w:ascii="Times New Roman" w:hAnsi="Times New Roman" w:cs="Times New Roman"/>
+          <w:sz w:val="24"/>
+          <w:szCs w:val="24"/>
+        </w:rPr>
+        <w:t>képzi</w:t>
+      </w:r>
+      <w:proofErr w:type="spellEnd"/>
+      <w:r>
+        <w:rPr>
+          <w:rFonts w:ascii="Times New Roman" w:hAnsi="Times New Roman" w:cs="Times New Roman"/>
+          <w:sz w:val="24"/>
+          <w:szCs w:val="24"/>
+        </w:rPr>
+        <w:t xml:space="preserve"> a szerver end-</w:t>
+      </w:r>
+      <w:proofErr w:type="spellStart"/>
+      <w:r>
+        <w:rPr>
+          <w:rFonts w:ascii="Times New Roman" w:hAnsi="Times New Roman" w:cs="Times New Roman"/>
+          <w:sz w:val="24"/>
+          <w:szCs w:val="24"/>
+        </w:rPr>
+        <w:t>to</w:t>
+      </w:r>
+      <w:proofErr w:type="spellEnd"/>
+      <w:r>
+        <w:rPr>
+          <w:rFonts w:ascii="Times New Roman" w:hAnsi="Times New Roman" w:cs="Times New Roman"/>
+          <w:sz w:val="24"/>
+          <w:szCs w:val="24"/>
+        </w:rPr>
+        <w:t>-end tesztjének.</w:t>
+      </w:r>
+    </w:p>
+    <w:p>
+      <w:pPr>
+        <w:spacing w:line="360" w:lineRule="auto"/>
+        <w:jc w:val="both"/>
+        <w:rPr>
+          <w:rFonts w:ascii="Times New Roman" w:hAnsi="Times New Roman" w:cs="Times New Roman"/>
+          <w:sz w:val="24"/>
+          <w:szCs w:val="24"/>
+        </w:rPr>
+      </w:pPr>
+      <w:r>
+        <w:rPr>
+          <w:rFonts w:ascii="Times New Roman" w:hAnsi="Times New Roman" w:cs="Times New Roman"/>
+          <w:sz w:val="24"/>
+          <w:szCs w:val="24"/>
+        </w:rPr>
+        <w:t xml:space="preserve">A </w:t>
+      </w:r>
+      <w:proofErr w:type="spellStart"/>
+      <w:r>
+        <w:rPr>
+          <w:rFonts w:ascii="Times New Roman" w:hAnsi="Times New Roman" w:cs="Times New Roman"/>
+          <w:sz w:val="24"/>
+          <w:szCs w:val="24"/>
+        </w:rPr>
+        <w:t>TestAnswer</w:t>
+      </w:r>
+      <w:proofErr w:type="spellEnd"/>
+      <w:r>
+        <w:rPr>
+          <w:rFonts w:ascii="Times New Roman" w:hAnsi="Times New Roman" w:cs="Times New Roman"/>
+          <w:sz w:val="24"/>
+          <w:szCs w:val="24"/>
+        </w:rPr>
+        <w:t xml:space="preserve"> struktúra (az a válasz, amit a kliens egy keresési kérésre vissza fog küldeni):</w:t>
       </w:r>
     </w:p>
     <w:p>
@@ -3420,13 +8186,41 @@
           <w:szCs w:val="24"/>
         </w:rPr>
       </w:pPr>
-      <w:r>
-        <w:rPr>
-          <w:rFonts w:ascii="Times New Roman" w:hAnsi="Times New Roman" w:cs="Times New Roman"/>
-          <w:sz w:val="24"/>
-          <w:szCs w:val="24"/>
-        </w:rPr>
-        <w:t>Username: string (random adat, célja, hogy ellenőrizze a szerver el tudja-e juttatni a kliensek által küldött adatokat)</w:t>
+      <w:proofErr w:type="spellStart"/>
+      <w:r>
+        <w:rPr>
+          <w:rFonts w:ascii="Times New Roman" w:hAnsi="Times New Roman" w:cs="Times New Roman"/>
+          <w:sz w:val="24"/>
+          <w:szCs w:val="24"/>
+        </w:rPr>
+        <w:t>Username</w:t>
+      </w:r>
+      <w:proofErr w:type="spellEnd"/>
+      <w:r>
+        <w:rPr>
+          <w:rFonts w:ascii="Times New Roman" w:hAnsi="Times New Roman" w:cs="Times New Roman"/>
+          <w:sz w:val="24"/>
+          <w:szCs w:val="24"/>
+        </w:rPr>
+        <w:t xml:space="preserve">: </w:t>
+      </w:r>
+      <w:proofErr w:type="spellStart"/>
+      <w:r>
+        <w:rPr>
+          <w:rFonts w:ascii="Times New Roman" w:hAnsi="Times New Roman" w:cs="Times New Roman"/>
+          <w:sz w:val="24"/>
+          <w:szCs w:val="24"/>
+        </w:rPr>
+        <w:t>string</w:t>
+      </w:r>
+      <w:proofErr w:type="spellEnd"/>
+      <w:r>
+        <w:rPr>
+          <w:rFonts w:ascii="Times New Roman" w:hAnsi="Times New Roman" w:cs="Times New Roman"/>
+          <w:sz w:val="24"/>
+          <w:szCs w:val="24"/>
+        </w:rPr>
+        <w:t xml:space="preserve"> (random adat, célja, hogy ellenőrizze a szerver el tudja-e juttatni a kliensek által küldött adatokat)</w:t>
       </w:r>
     </w:p>
     <w:p>
@@ -3444,13 +8238,41 @@
           <w:szCs w:val="24"/>
         </w:rPr>
       </w:pPr>
-      <w:r>
-        <w:rPr>
-          <w:rFonts w:ascii="Times New Roman" w:hAnsi="Times New Roman" w:cs="Times New Roman"/>
-          <w:sz w:val="24"/>
-          <w:szCs w:val="24"/>
-        </w:rPr>
-        <w:t>Role: string (random adat, célja, hogy ellenőrizze a szerver el tudja-e juttatni a kliensek által küldött adatokat)</w:t>
+      <w:proofErr w:type="spellStart"/>
+      <w:r>
+        <w:rPr>
+          <w:rFonts w:ascii="Times New Roman" w:hAnsi="Times New Roman" w:cs="Times New Roman"/>
+          <w:sz w:val="24"/>
+          <w:szCs w:val="24"/>
+        </w:rPr>
+        <w:t>Role</w:t>
+      </w:r>
+      <w:proofErr w:type="spellEnd"/>
+      <w:r>
+        <w:rPr>
+          <w:rFonts w:ascii="Times New Roman" w:hAnsi="Times New Roman" w:cs="Times New Roman"/>
+          <w:sz w:val="24"/>
+          <w:szCs w:val="24"/>
+        </w:rPr>
+        <w:t xml:space="preserve">: </w:t>
+      </w:r>
+      <w:proofErr w:type="spellStart"/>
+      <w:r>
+        <w:rPr>
+          <w:rFonts w:ascii="Times New Roman" w:hAnsi="Times New Roman" w:cs="Times New Roman"/>
+          <w:sz w:val="24"/>
+          <w:szCs w:val="24"/>
+        </w:rPr>
+        <w:t>string</w:t>
+      </w:r>
+      <w:proofErr w:type="spellEnd"/>
+      <w:r>
+        <w:rPr>
+          <w:rFonts w:ascii="Times New Roman" w:hAnsi="Times New Roman" w:cs="Times New Roman"/>
+          <w:sz w:val="24"/>
+          <w:szCs w:val="24"/>
+        </w:rPr>
+        <w:t xml:space="preserve"> (random adat, célja, hogy ellenőrizze a szerver el tudja-e juttatni a kliensek által küldött adatokat)</w:t>
       </w:r>
     </w:p>
     <w:p>
@@ -3468,13 +8290,23 @@
           <w:szCs w:val="24"/>
         </w:rPr>
       </w:pPr>
-      <w:r>
-        <w:rPr>
-          <w:rFonts w:ascii="Times New Roman" w:hAnsi="Times New Roman" w:cs="Times New Roman"/>
-          <w:sz w:val="24"/>
-          <w:szCs w:val="24"/>
-        </w:rPr>
-        <w:t>Num: int (random adat, de válaszadáskor a kliens változtatja, ezáltal ellenőrzi a szerver adatküldő képességét)</w:t>
+      <w:proofErr w:type="spellStart"/>
+      <w:r>
+        <w:rPr>
+          <w:rFonts w:ascii="Times New Roman" w:hAnsi="Times New Roman" w:cs="Times New Roman"/>
+          <w:sz w:val="24"/>
+          <w:szCs w:val="24"/>
+        </w:rPr>
+        <w:t>Num</w:t>
+      </w:r>
+      <w:proofErr w:type="spellEnd"/>
+      <w:r>
+        <w:rPr>
+          <w:rFonts w:ascii="Times New Roman" w:hAnsi="Times New Roman" w:cs="Times New Roman"/>
+          <w:sz w:val="24"/>
+          <w:szCs w:val="24"/>
+        </w:rPr>
+        <w:t>: int (random adat, de válaszadáskor a kliens változtatja, ezáltal ellenőrzi a szerver adatküldő képességét)</w:t>
       </w:r>
     </w:p>
     <w:p>
@@ -3505,32 +8337,124 @@
           <w:szCs w:val="24"/>
         </w:rPr>
       </w:pPr>
-      <w:r>
-        <w:rPr>
-          <w:rFonts w:ascii="Times New Roman" w:hAnsi="Times New Roman" w:cs="Times New Roman"/>
-          <w:sz w:val="24"/>
-          <w:szCs w:val="24"/>
-        </w:rPr>
-        <w:t>ToMessageBytes(): []byte függvény: a válasz struktúra adatait egy answer message content részébe foglalva visszaadja a teljes üzenetet alkotó byte-okat</w:t>
-      </w:r>
-    </w:p>
-    <w:p>
-      <w:pPr>
-        <w:spacing w:line="360" w:lineRule="auto"/>
-        <w:jc w:val="both"/>
-        <w:rPr>
-          <w:rFonts w:ascii="Times New Roman" w:hAnsi="Times New Roman" w:cs="Times New Roman"/>
-          <w:sz w:val="24"/>
-          <w:szCs w:val="24"/>
-        </w:rPr>
-      </w:pPr>
-      <w:r>
-        <w:rPr>
-          <w:rFonts w:ascii="Times New Roman" w:hAnsi="Times New Roman" w:cs="Times New Roman"/>
-          <w:sz w:val="24"/>
-          <w:szCs w:val="24"/>
-        </w:rPr>
-        <w:t>A TestClient struktúra:</w:t>
+      <w:proofErr w:type="spellStart"/>
+      <w:r>
+        <w:rPr>
+          <w:rFonts w:ascii="Times New Roman" w:hAnsi="Times New Roman" w:cs="Times New Roman"/>
+          <w:sz w:val="24"/>
+          <w:szCs w:val="24"/>
+        </w:rPr>
+        <w:t>ToMessageBytes</w:t>
+      </w:r>
+      <w:proofErr w:type="spellEnd"/>
+      <w:r>
+        <w:rPr>
+          <w:rFonts w:ascii="Times New Roman" w:hAnsi="Times New Roman" w:cs="Times New Roman"/>
+          <w:sz w:val="24"/>
+          <w:szCs w:val="24"/>
+        </w:rPr>
+        <w:t xml:space="preserve">(): []byte függvény: a válasz struktúra adatait egy </w:t>
+      </w:r>
+      <w:proofErr w:type="spellStart"/>
+      <w:r>
+        <w:rPr>
+          <w:rFonts w:ascii="Times New Roman" w:hAnsi="Times New Roman" w:cs="Times New Roman"/>
+          <w:sz w:val="24"/>
+          <w:szCs w:val="24"/>
+        </w:rPr>
+        <w:t>answer</w:t>
+      </w:r>
+      <w:proofErr w:type="spellEnd"/>
+      <w:r>
+        <w:rPr>
+          <w:rFonts w:ascii="Times New Roman" w:hAnsi="Times New Roman" w:cs="Times New Roman"/>
+          <w:sz w:val="24"/>
+          <w:szCs w:val="24"/>
+        </w:rPr>
+        <w:t xml:space="preserve"> </w:t>
+      </w:r>
+      <w:proofErr w:type="spellStart"/>
+      <w:r>
+        <w:rPr>
+          <w:rFonts w:ascii="Times New Roman" w:hAnsi="Times New Roman" w:cs="Times New Roman"/>
+          <w:sz w:val="24"/>
+          <w:szCs w:val="24"/>
+        </w:rPr>
+        <w:t>message</w:t>
+      </w:r>
+      <w:proofErr w:type="spellEnd"/>
+      <w:r>
+        <w:rPr>
+          <w:rFonts w:ascii="Times New Roman" w:hAnsi="Times New Roman" w:cs="Times New Roman"/>
+          <w:sz w:val="24"/>
+          <w:szCs w:val="24"/>
+        </w:rPr>
+        <w:t xml:space="preserve"> </w:t>
+      </w:r>
+      <w:proofErr w:type="spellStart"/>
+      <w:r>
+        <w:rPr>
+          <w:rFonts w:ascii="Times New Roman" w:hAnsi="Times New Roman" w:cs="Times New Roman"/>
+          <w:sz w:val="24"/>
+          <w:szCs w:val="24"/>
+        </w:rPr>
+        <w:t>content</w:t>
+      </w:r>
+      <w:proofErr w:type="spellEnd"/>
+      <w:r>
+        <w:rPr>
+          <w:rFonts w:ascii="Times New Roman" w:hAnsi="Times New Roman" w:cs="Times New Roman"/>
+          <w:sz w:val="24"/>
+          <w:szCs w:val="24"/>
+        </w:rPr>
+        <w:t xml:space="preserve"> részébe foglalva visszaadja a teljes üzenetet alkotó byte-</w:t>
+      </w:r>
+      <w:proofErr w:type="spellStart"/>
+      <w:r>
+        <w:rPr>
+          <w:rFonts w:ascii="Times New Roman" w:hAnsi="Times New Roman" w:cs="Times New Roman"/>
+          <w:sz w:val="24"/>
+          <w:szCs w:val="24"/>
+        </w:rPr>
+        <w:t>okat</w:t>
+      </w:r>
+      <w:proofErr w:type="spellEnd"/>
+    </w:p>
+    <w:p>
+      <w:pPr>
+        <w:spacing w:line="360" w:lineRule="auto"/>
+        <w:jc w:val="both"/>
+        <w:rPr>
+          <w:rFonts w:ascii="Times New Roman" w:hAnsi="Times New Roman" w:cs="Times New Roman"/>
+          <w:sz w:val="24"/>
+          <w:szCs w:val="24"/>
+        </w:rPr>
+      </w:pPr>
+      <w:r>
+        <w:rPr>
+          <w:rFonts w:ascii="Times New Roman" w:hAnsi="Times New Roman" w:cs="Times New Roman"/>
+          <w:sz w:val="24"/>
+          <w:szCs w:val="24"/>
+        </w:rPr>
+        <w:t xml:space="preserve">A </w:t>
+      </w:r>
+      <w:proofErr w:type="spellStart"/>
+      <w:r>
+        <w:rPr>
+          <w:rFonts w:ascii="Times New Roman" w:hAnsi="Times New Roman" w:cs="Times New Roman"/>
+          <w:sz w:val="24"/>
+          <w:szCs w:val="24"/>
+        </w:rPr>
+        <w:t>TestClient</w:t>
+      </w:r>
+      <w:proofErr w:type="spellEnd"/>
+      <w:r>
+        <w:rPr>
+          <w:rFonts w:ascii="Times New Roman" w:hAnsi="Times New Roman" w:cs="Times New Roman"/>
+          <w:sz w:val="24"/>
+          <w:szCs w:val="24"/>
+        </w:rPr>
+        <w:t xml:space="preserve"> struktúra:</w:t>
       </w:r>
     </w:p>
     <w:p>
@@ -3548,13 +8472,59 @@
           <w:szCs w:val="24"/>
         </w:rPr>
       </w:pPr>
-      <w:r>
-        <w:rPr>
-          <w:rFonts w:ascii="Times New Roman" w:hAnsi="Times New Roman" w:cs="Times New Roman"/>
-          <w:sz w:val="24"/>
-          <w:szCs w:val="24"/>
-        </w:rPr>
-        <w:t>Conn: net.Conn (a mögöttes tcp kapcsolat a szerver felé)</w:t>
+      <w:proofErr w:type="spellStart"/>
+      <w:r>
+        <w:rPr>
+          <w:rFonts w:ascii="Times New Roman" w:hAnsi="Times New Roman" w:cs="Times New Roman"/>
+          <w:sz w:val="24"/>
+          <w:szCs w:val="24"/>
+        </w:rPr>
+        <w:t>Conn</w:t>
+      </w:r>
+      <w:proofErr w:type="spellEnd"/>
+      <w:r>
+        <w:rPr>
+          <w:rFonts w:ascii="Times New Roman" w:hAnsi="Times New Roman" w:cs="Times New Roman"/>
+          <w:sz w:val="24"/>
+          <w:szCs w:val="24"/>
+        </w:rPr>
+        <w:t xml:space="preserve">: </w:t>
+      </w:r>
+      <w:proofErr w:type="spellStart"/>
+      <w:r>
+        <w:rPr>
+          <w:rFonts w:ascii="Times New Roman" w:hAnsi="Times New Roman" w:cs="Times New Roman"/>
+          <w:sz w:val="24"/>
+          <w:szCs w:val="24"/>
+        </w:rPr>
+        <w:t>net.Conn</w:t>
+      </w:r>
+      <w:proofErr w:type="spellEnd"/>
+      <w:r>
+        <w:rPr>
+          <w:rFonts w:ascii="Times New Roman" w:hAnsi="Times New Roman" w:cs="Times New Roman"/>
+          <w:sz w:val="24"/>
+          <w:szCs w:val="24"/>
+        </w:rPr>
+        <w:t xml:space="preserve"> (a mögöttes </w:t>
+      </w:r>
+      <w:proofErr w:type="spellStart"/>
+      <w:r>
+        <w:rPr>
+          <w:rFonts w:ascii="Times New Roman" w:hAnsi="Times New Roman" w:cs="Times New Roman"/>
+          <w:sz w:val="24"/>
+          <w:szCs w:val="24"/>
+        </w:rPr>
+        <w:t>tcp</w:t>
+      </w:r>
+      <w:proofErr w:type="spellEnd"/>
+      <w:r>
+        <w:rPr>
+          <w:rFonts w:ascii="Times New Roman" w:hAnsi="Times New Roman" w:cs="Times New Roman"/>
+          <w:sz w:val="24"/>
+          <w:szCs w:val="24"/>
+        </w:rPr>
+        <w:t xml:space="preserve"> kapcsolat a szerver felé)</w:t>
       </w:r>
     </w:p>
     <w:p>
@@ -3572,13 +8542,41 @@
           <w:szCs w:val="24"/>
         </w:rPr>
       </w:pPr>
-      <w:r>
-        <w:rPr>
-          <w:rFonts w:ascii="Times New Roman" w:hAnsi="Times New Roman" w:cs="Times New Roman"/>
-          <w:sz w:val="24"/>
-          <w:szCs w:val="24"/>
-        </w:rPr>
-        <w:t>Answer: *TestAnswer (az a válasz, amit a kliens egy keresési kérésre küld)</w:t>
+      <w:proofErr w:type="spellStart"/>
+      <w:r>
+        <w:rPr>
+          <w:rFonts w:ascii="Times New Roman" w:hAnsi="Times New Roman" w:cs="Times New Roman"/>
+          <w:sz w:val="24"/>
+          <w:szCs w:val="24"/>
+        </w:rPr>
+        <w:t>Answer</w:t>
+      </w:r>
+      <w:proofErr w:type="spellEnd"/>
+      <w:r>
+        <w:rPr>
+          <w:rFonts w:ascii="Times New Roman" w:hAnsi="Times New Roman" w:cs="Times New Roman"/>
+          <w:sz w:val="24"/>
+          <w:szCs w:val="24"/>
+        </w:rPr>
+        <w:t>: *</w:t>
+      </w:r>
+      <w:proofErr w:type="spellStart"/>
+      <w:r>
+        <w:rPr>
+          <w:rFonts w:ascii="Times New Roman" w:hAnsi="Times New Roman" w:cs="Times New Roman"/>
+          <w:sz w:val="24"/>
+          <w:szCs w:val="24"/>
+        </w:rPr>
+        <w:t>TestAnswer</w:t>
+      </w:r>
+      <w:proofErr w:type="spellEnd"/>
+      <w:r>
+        <w:rPr>
+          <w:rFonts w:ascii="Times New Roman" w:hAnsi="Times New Roman" w:cs="Times New Roman"/>
+          <w:sz w:val="24"/>
+          <w:szCs w:val="24"/>
+        </w:rPr>
+        <w:t xml:space="preserve"> (az a válasz, amit a kliens egy keresési kérésre küld)</w:t>
       </w:r>
     </w:p>
     <w:p>
@@ -3596,21 +8594,103 @@
           <w:szCs w:val="24"/>
         </w:rPr>
       </w:pPr>
-      <w:r>
-        <w:rPr>
-          <w:rFonts w:ascii="Times New Roman" w:hAnsi="Times New Roman" w:cs="Times New Roman"/>
-          <w:sz w:val="24"/>
-          <w:szCs w:val="24"/>
-        </w:rPr>
-        <w:t>AnswerId string (az a UUID, amit a szerver a keresési kéréshez rendelt</w:t>
-      </w:r>
-      <w:r>
-        <w:rPr>
-          <w:rFonts w:ascii="Times New Roman" w:hAnsi="Times New Roman" w:cs="Times New Roman"/>
-          <w:sz w:val="24"/>
-          <w:szCs w:val="24"/>
-        </w:rPr>
-        <w:t>, a client search üzenet részeként érkezik a klienshez, és az answer üzenetben visszaküldendő</w:t>
+      <w:proofErr w:type="spellStart"/>
+      <w:r>
+        <w:rPr>
+          <w:rFonts w:ascii="Times New Roman" w:hAnsi="Times New Roman" w:cs="Times New Roman"/>
+          <w:sz w:val="24"/>
+          <w:szCs w:val="24"/>
+        </w:rPr>
+        <w:t>AnswerId</w:t>
+      </w:r>
+      <w:proofErr w:type="spellEnd"/>
+      <w:r>
+        <w:rPr>
+          <w:rFonts w:ascii="Times New Roman" w:hAnsi="Times New Roman" w:cs="Times New Roman"/>
+          <w:sz w:val="24"/>
+          <w:szCs w:val="24"/>
+        </w:rPr>
+        <w:t xml:space="preserve"> </w:t>
+      </w:r>
+      <w:proofErr w:type="spellStart"/>
+      <w:r>
+        <w:rPr>
+          <w:rFonts w:ascii="Times New Roman" w:hAnsi="Times New Roman" w:cs="Times New Roman"/>
+          <w:sz w:val="24"/>
+          <w:szCs w:val="24"/>
+        </w:rPr>
+        <w:t>string</w:t>
+      </w:r>
+      <w:proofErr w:type="spellEnd"/>
+      <w:r>
+        <w:rPr>
+          <w:rFonts w:ascii="Times New Roman" w:hAnsi="Times New Roman" w:cs="Times New Roman"/>
+          <w:sz w:val="24"/>
+          <w:szCs w:val="24"/>
+        </w:rPr>
+        <w:t xml:space="preserve"> (az a UUID, amit a szerver a keresési kéréshez rendelt</w:t>
+      </w:r>
+      <w:r>
+        <w:rPr>
+          <w:rFonts w:ascii="Times New Roman" w:hAnsi="Times New Roman" w:cs="Times New Roman"/>
+          <w:sz w:val="24"/>
+          <w:szCs w:val="24"/>
+        </w:rPr>
+        <w:t xml:space="preserve">, a </w:t>
+      </w:r>
+      <w:proofErr w:type="spellStart"/>
+      <w:r>
+        <w:rPr>
+          <w:rFonts w:ascii="Times New Roman" w:hAnsi="Times New Roman" w:cs="Times New Roman"/>
+          <w:sz w:val="24"/>
+          <w:szCs w:val="24"/>
+        </w:rPr>
+        <w:t>client</w:t>
+      </w:r>
+      <w:proofErr w:type="spellEnd"/>
+      <w:r>
+        <w:rPr>
+          <w:rFonts w:ascii="Times New Roman" w:hAnsi="Times New Roman" w:cs="Times New Roman"/>
+          <w:sz w:val="24"/>
+          <w:szCs w:val="24"/>
+        </w:rPr>
+        <w:t xml:space="preserve"> </w:t>
+      </w:r>
+      <w:proofErr w:type="spellStart"/>
+      <w:r>
+        <w:rPr>
+          <w:rFonts w:ascii="Times New Roman" w:hAnsi="Times New Roman" w:cs="Times New Roman"/>
+          <w:sz w:val="24"/>
+          <w:szCs w:val="24"/>
+        </w:rPr>
+        <w:t>search</w:t>
+      </w:r>
+      <w:proofErr w:type="spellEnd"/>
+      <w:r>
+        <w:rPr>
+          <w:rFonts w:ascii="Times New Roman" w:hAnsi="Times New Roman" w:cs="Times New Roman"/>
+          <w:sz w:val="24"/>
+          <w:szCs w:val="24"/>
+        </w:rPr>
+        <w:t xml:space="preserve"> üzenet részeként érkezik a klienshez, és az </w:t>
+      </w:r>
+      <w:proofErr w:type="spellStart"/>
+      <w:r>
+        <w:rPr>
+          <w:rFonts w:ascii="Times New Roman" w:hAnsi="Times New Roman" w:cs="Times New Roman"/>
+          <w:sz w:val="24"/>
+          <w:szCs w:val="24"/>
+        </w:rPr>
+        <w:t>answer</w:t>
+      </w:r>
+      <w:proofErr w:type="spellEnd"/>
+      <w:r>
+        <w:rPr>
+          <w:rFonts w:ascii="Times New Roman" w:hAnsi="Times New Roman" w:cs="Times New Roman"/>
+          <w:sz w:val="24"/>
+          <w:szCs w:val="24"/>
+        </w:rPr>
+        <w:t xml:space="preserve"> üzenetben visszaküldendő</w:t>
       </w:r>
       <w:r>
         <w:rPr>
@@ -3649,13 +8729,41 @@
           <w:szCs w:val="24"/>
         </w:rPr>
       </w:pPr>
-      <w:r>
-        <w:rPr>
-          <w:rFonts w:ascii="Times New Roman" w:hAnsi="Times New Roman" w:cs="Times New Roman"/>
-          <w:sz w:val="24"/>
-          <w:szCs w:val="24"/>
-        </w:rPr>
-        <w:t>ConnectToServer() függvény: beolvassa a konfigurációt (ami a központi szerveré), és az alapján létrehozza a mögöttes tcp kapcsolatot a központi szerverhez</w:t>
+      <w:proofErr w:type="spellStart"/>
+      <w:r>
+        <w:rPr>
+          <w:rFonts w:ascii="Times New Roman" w:hAnsi="Times New Roman" w:cs="Times New Roman"/>
+          <w:sz w:val="24"/>
+          <w:szCs w:val="24"/>
+        </w:rPr>
+        <w:t>ConnectToServer</w:t>
+      </w:r>
+      <w:proofErr w:type="spellEnd"/>
+      <w:r>
+        <w:rPr>
+          <w:rFonts w:ascii="Times New Roman" w:hAnsi="Times New Roman" w:cs="Times New Roman"/>
+          <w:sz w:val="24"/>
+          <w:szCs w:val="24"/>
+        </w:rPr>
+        <w:t xml:space="preserve">() függvény: beolvassa a konfigurációt (ami a központi szerveré), és az alapján létrehozza a mögöttes </w:t>
+      </w:r>
+      <w:proofErr w:type="spellStart"/>
+      <w:r>
+        <w:rPr>
+          <w:rFonts w:ascii="Times New Roman" w:hAnsi="Times New Roman" w:cs="Times New Roman"/>
+          <w:sz w:val="24"/>
+          <w:szCs w:val="24"/>
+        </w:rPr>
+        <w:t>tcp</w:t>
+      </w:r>
+      <w:proofErr w:type="spellEnd"/>
+      <w:r>
+        <w:rPr>
+          <w:rFonts w:ascii="Times New Roman" w:hAnsi="Times New Roman" w:cs="Times New Roman"/>
+          <w:sz w:val="24"/>
+          <w:szCs w:val="24"/>
+        </w:rPr>
+        <w:t xml:space="preserve"> kapcsolatot a központi szerverhez</w:t>
       </w:r>
     </w:p>
     <w:p>
@@ -3679,6 +8787,7 @@
           <w:sz w:val="24"/>
           <w:szCs w:val="24"/>
         </w:rPr>
+        <w:lastRenderedPageBreak/>
         <w:t>Read(): []byte függvény: kiolvassa a kapcsolaton érkező üzenetet</w:t>
       </w:r>
       <w:r>
@@ -3695,7 +8804,43 @@
           <w:sz w:val="24"/>
           <w:szCs w:val="24"/>
         </w:rPr>
-        <w:t>majd a payloadot alkotó byte-okat visszaadja</w:t>
+        <w:t xml:space="preserve">majd a </w:t>
+      </w:r>
+      <w:proofErr w:type="spellStart"/>
+      <w:r>
+        <w:rPr>
+          <w:rFonts w:ascii="Times New Roman" w:hAnsi="Times New Roman" w:cs="Times New Roman"/>
+          <w:sz w:val="24"/>
+          <w:szCs w:val="24"/>
+        </w:rPr>
+        <w:t>payloadot</w:t>
+      </w:r>
+      <w:proofErr w:type="spellEnd"/>
+      <w:r>
+        <w:rPr>
+          <w:rFonts w:ascii="Times New Roman" w:hAnsi="Times New Roman" w:cs="Times New Roman"/>
+          <w:sz w:val="24"/>
+          <w:szCs w:val="24"/>
+        </w:rPr>
+        <w:t xml:space="preserve"> alkotó byte-</w:t>
+      </w:r>
+      <w:proofErr w:type="spellStart"/>
+      <w:r>
+        <w:rPr>
+          <w:rFonts w:ascii="Times New Roman" w:hAnsi="Times New Roman" w:cs="Times New Roman"/>
+          <w:sz w:val="24"/>
+          <w:szCs w:val="24"/>
+        </w:rPr>
+        <w:t>okat</w:t>
+      </w:r>
+      <w:proofErr w:type="spellEnd"/>
+      <w:r>
+        <w:rPr>
+          <w:rFonts w:ascii="Times New Roman" w:hAnsi="Times New Roman" w:cs="Times New Roman"/>
+          <w:sz w:val="24"/>
+          <w:szCs w:val="24"/>
+        </w:rPr>
+        <w:t xml:space="preserve"> visszaadja</w:t>
       </w:r>
     </w:p>
     <w:p>
@@ -3713,14 +8858,59 @@
           <w:szCs w:val="24"/>
         </w:rPr>
       </w:pPr>
-      <w:r>
-        <w:rPr>
-          <w:rFonts w:ascii="Times New Roman" w:hAnsi="Times New Roman" w:cs="Times New Roman"/>
-          <w:sz w:val="24"/>
-          <w:szCs w:val="24"/>
-        </w:rPr>
-        <w:lastRenderedPageBreak/>
-        <w:t xml:space="preserve">SendMessage(Message) függvény: paraméterként átvesz egy általános tcp üzenetet, majd elküldi azt a </w:t>
+      <w:proofErr w:type="spellStart"/>
+      <w:r>
+        <w:rPr>
+          <w:rFonts w:ascii="Times New Roman" w:hAnsi="Times New Roman" w:cs="Times New Roman"/>
+          <w:sz w:val="24"/>
+          <w:szCs w:val="24"/>
+        </w:rPr>
+        <w:t>SendMessage</w:t>
+      </w:r>
+      <w:proofErr w:type="spellEnd"/>
+      <w:r>
+        <w:rPr>
+          <w:rFonts w:ascii="Times New Roman" w:hAnsi="Times New Roman" w:cs="Times New Roman"/>
+          <w:sz w:val="24"/>
+          <w:szCs w:val="24"/>
+        </w:rPr>
+        <w:t>(</w:t>
+      </w:r>
+      <w:proofErr w:type="spellStart"/>
+      <w:r>
+        <w:rPr>
+          <w:rFonts w:ascii="Times New Roman" w:hAnsi="Times New Roman" w:cs="Times New Roman"/>
+          <w:sz w:val="24"/>
+          <w:szCs w:val="24"/>
+        </w:rPr>
+        <w:t>Message</w:t>
+      </w:r>
+      <w:proofErr w:type="spellEnd"/>
+      <w:r>
+        <w:rPr>
+          <w:rFonts w:ascii="Times New Roman" w:hAnsi="Times New Roman" w:cs="Times New Roman"/>
+          <w:sz w:val="24"/>
+          <w:szCs w:val="24"/>
+        </w:rPr>
+        <w:t xml:space="preserve">) függvény: paraméterként átvesz egy általános </w:t>
+      </w:r>
+      <w:proofErr w:type="spellStart"/>
+      <w:r>
+        <w:rPr>
+          <w:rFonts w:ascii="Times New Roman" w:hAnsi="Times New Roman" w:cs="Times New Roman"/>
+          <w:sz w:val="24"/>
+          <w:szCs w:val="24"/>
+        </w:rPr>
+        <w:t>tcp</w:t>
+      </w:r>
+      <w:proofErr w:type="spellEnd"/>
+      <w:r>
+        <w:rPr>
+          <w:rFonts w:ascii="Times New Roman" w:hAnsi="Times New Roman" w:cs="Times New Roman"/>
+          <w:sz w:val="24"/>
+          <w:szCs w:val="24"/>
+        </w:rPr>
+        <w:t xml:space="preserve"> üzenetet, majd elküldi azt a </w:t>
       </w:r>
       <w:r>
         <w:rPr>
@@ -3746,13 +8936,23 @@
           <w:szCs w:val="24"/>
         </w:rPr>
       </w:pPr>
-      <w:r>
-        <w:rPr>
-          <w:rFonts w:ascii="Times New Roman" w:hAnsi="Times New Roman" w:cs="Times New Roman"/>
-          <w:sz w:val="24"/>
-          <w:szCs w:val="24"/>
-        </w:rPr>
-        <w:t>Close() függvény: zárja a mögöttes kapcsolatot</w:t>
+      <w:proofErr w:type="spellStart"/>
+      <w:r>
+        <w:rPr>
+          <w:rFonts w:ascii="Times New Roman" w:hAnsi="Times New Roman" w:cs="Times New Roman"/>
+          <w:sz w:val="24"/>
+          <w:szCs w:val="24"/>
+        </w:rPr>
+        <w:t>Close</w:t>
+      </w:r>
+      <w:proofErr w:type="spellEnd"/>
+      <w:r>
+        <w:rPr>
+          <w:rFonts w:ascii="Times New Roman" w:hAnsi="Times New Roman" w:cs="Times New Roman"/>
+          <w:sz w:val="24"/>
+          <w:szCs w:val="24"/>
+        </w:rPr>
+        <w:t>() függvény: zárja a mögöttes kapcsolatot</w:t>
       </w:r>
     </w:p>
     <w:p>
@@ -3781,7 +8981,79 @@
           <w:sz w:val="24"/>
           <w:szCs w:val="24"/>
         </w:rPr>
-        <w:t>A teszt kliens inicializáláshoz használható a NewTestClient(string, string, int): *TestClient függvény, ami paraméterként átvesz egy felhasználónevet, jelszót és számot, ami alapján a klienshez tartozó teszt válasz struktúrát hozza létre, visszaadja a teszt kliens pointerét.</w:t>
+        <w:t xml:space="preserve">A teszt kliens inicializáláshoz használható a </w:t>
+      </w:r>
+      <w:proofErr w:type="spellStart"/>
+      <w:r>
+        <w:rPr>
+          <w:rFonts w:ascii="Times New Roman" w:hAnsi="Times New Roman" w:cs="Times New Roman"/>
+          <w:sz w:val="24"/>
+          <w:szCs w:val="24"/>
+        </w:rPr>
+        <w:t>NewTestClient</w:t>
+      </w:r>
+      <w:proofErr w:type="spellEnd"/>
+      <w:r>
+        <w:rPr>
+          <w:rFonts w:ascii="Times New Roman" w:hAnsi="Times New Roman" w:cs="Times New Roman"/>
+          <w:sz w:val="24"/>
+          <w:szCs w:val="24"/>
+        </w:rPr>
+        <w:t>(</w:t>
+      </w:r>
+      <w:proofErr w:type="spellStart"/>
+      <w:r>
+        <w:rPr>
+          <w:rFonts w:ascii="Times New Roman" w:hAnsi="Times New Roman" w:cs="Times New Roman"/>
+          <w:sz w:val="24"/>
+          <w:szCs w:val="24"/>
+        </w:rPr>
+        <w:t>string</w:t>
+      </w:r>
+      <w:proofErr w:type="spellEnd"/>
+      <w:r>
+        <w:rPr>
+          <w:rFonts w:ascii="Times New Roman" w:hAnsi="Times New Roman" w:cs="Times New Roman"/>
+          <w:sz w:val="24"/>
+          <w:szCs w:val="24"/>
+        </w:rPr>
+        <w:t xml:space="preserve">, </w:t>
+      </w:r>
+      <w:proofErr w:type="spellStart"/>
+      <w:r>
+        <w:rPr>
+          <w:rFonts w:ascii="Times New Roman" w:hAnsi="Times New Roman" w:cs="Times New Roman"/>
+          <w:sz w:val="24"/>
+          <w:szCs w:val="24"/>
+        </w:rPr>
+        <w:t>string</w:t>
+      </w:r>
+      <w:proofErr w:type="spellEnd"/>
+      <w:r>
+        <w:rPr>
+          <w:rFonts w:ascii="Times New Roman" w:hAnsi="Times New Roman" w:cs="Times New Roman"/>
+          <w:sz w:val="24"/>
+          <w:szCs w:val="24"/>
+        </w:rPr>
+        <w:t>, int): *</w:t>
+      </w:r>
+      <w:proofErr w:type="spellStart"/>
+      <w:r>
+        <w:rPr>
+          <w:rFonts w:ascii="Times New Roman" w:hAnsi="Times New Roman" w:cs="Times New Roman"/>
+          <w:sz w:val="24"/>
+          <w:szCs w:val="24"/>
+        </w:rPr>
+        <w:t>TestClient</w:t>
+      </w:r>
+      <w:proofErr w:type="spellEnd"/>
+      <w:r>
+        <w:rPr>
+          <w:rFonts w:ascii="Times New Roman" w:hAnsi="Times New Roman" w:cs="Times New Roman"/>
+          <w:sz w:val="24"/>
+          <w:szCs w:val="24"/>
+        </w:rPr>
+        <w:t xml:space="preserve"> függvény, ami paraméterként átvesz egy felhasználónevet, jelszót és számot, ami alapján a klienshez tartozó teszt válasz struktúrát hozza létre, visszaadja a teszt kliens pointerét.</w:t>
       </w:r>
     </w:p>
     <w:p>
@@ -3829,13 +9101,23 @@
           <w:szCs w:val="24"/>
         </w:rPr>
       </w:pPr>
-      <w:r>
-        <w:rPr>
-          <w:rFonts w:ascii="Times New Roman" w:hAnsi="Times New Roman" w:cs="Times New Roman"/>
-          <w:sz w:val="24"/>
-          <w:szCs w:val="24"/>
-        </w:rPr>
-        <w:t>TestUnauthenticated() függvény:</w:t>
+      <w:proofErr w:type="spellStart"/>
+      <w:r>
+        <w:rPr>
+          <w:rFonts w:ascii="Times New Roman" w:hAnsi="Times New Roman" w:cs="Times New Roman"/>
+          <w:sz w:val="24"/>
+          <w:szCs w:val="24"/>
+        </w:rPr>
+        <w:t>TestUnauthenticated</w:t>
+      </w:r>
+      <w:proofErr w:type="spellEnd"/>
+      <w:r>
+        <w:rPr>
+          <w:rFonts w:ascii="Times New Roman" w:hAnsi="Times New Roman" w:cs="Times New Roman"/>
+          <w:sz w:val="24"/>
+          <w:szCs w:val="24"/>
+        </w:rPr>
+        <w:t>() függvény:</w:t>
       </w:r>
     </w:p>
     <w:p>
@@ -3859,7 +9141,43 @@
           <w:sz w:val="24"/>
           <w:szCs w:val="24"/>
         </w:rPr>
-        <w:t>Elküld egy nem authentikációs üzenetet a szervernek, a protokoll szerint egy nem authentikált kapcsolat esetén a szervernek bontania kell a kapcsolatot ilyen esetben</w:t>
+        <w:t xml:space="preserve">Elküld egy nem </w:t>
+      </w:r>
+      <w:proofErr w:type="spellStart"/>
+      <w:r>
+        <w:rPr>
+          <w:rFonts w:ascii="Times New Roman" w:hAnsi="Times New Roman" w:cs="Times New Roman"/>
+          <w:sz w:val="24"/>
+          <w:szCs w:val="24"/>
+        </w:rPr>
+        <w:t>authentikációs</w:t>
+      </w:r>
+      <w:proofErr w:type="spellEnd"/>
+      <w:r>
+        <w:rPr>
+          <w:rFonts w:ascii="Times New Roman" w:hAnsi="Times New Roman" w:cs="Times New Roman"/>
+          <w:sz w:val="24"/>
+          <w:szCs w:val="24"/>
+        </w:rPr>
+        <w:t xml:space="preserve"> üzenetet a szervernek, a protokoll szerint egy nem </w:t>
+      </w:r>
+      <w:proofErr w:type="spellStart"/>
+      <w:r>
+        <w:rPr>
+          <w:rFonts w:ascii="Times New Roman" w:hAnsi="Times New Roman" w:cs="Times New Roman"/>
+          <w:sz w:val="24"/>
+          <w:szCs w:val="24"/>
+        </w:rPr>
+        <w:t>authentikált</w:t>
+      </w:r>
+      <w:proofErr w:type="spellEnd"/>
+      <w:r>
+        <w:rPr>
+          <w:rFonts w:ascii="Times New Roman" w:hAnsi="Times New Roman" w:cs="Times New Roman"/>
+          <w:sz w:val="24"/>
+          <w:szCs w:val="24"/>
+        </w:rPr>
+        <w:t xml:space="preserve"> kapcsolat esetén a szervernek bontania kell a kapcsolatot ilyen esetben</w:t>
       </w:r>
       <w:r>
         <w:rPr>
@@ -3904,13 +9222,23 @@
           <w:szCs w:val="24"/>
         </w:rPr>
       </w:pPr>
-      <w:r>
-        <w:rPr>
-          <w:rFonts w:ascii="Times New Roman" w:hAnsi="Times New Roman" w:cs="Times New Roman"/>
-          <w:sz w:val="24"/>
-          <w:szCs w:val="24"/>
-        </w:rPr>
-        <w:t>TestAuthenticationFailure() függvény:</w:t>
+      <w:proofErr w:type="spellStart"/>
+      <w:r>
+        <w:rPr>
+          <w:rFonts w:ascii="Times New Roman" w:hAnsi="Times New Roman" w:cs="Times New Roman"/>
+          <w:sz w:val="24"/>
+          <w:szCs w:val="24"/>
+        </w:rPr>
+        <w:t>TestAuthenticationFailure</w:t>
+      </w:r>
+      <w:proofErr w:type="spellEnd"/>
+      <w:r>
+        <w:rPr>
+          <w:rFonts w:ascii="Times New Roman" w:hAnsi="Times New Roman" w:cs="Times New Roman"/>
+          <w:sz w:val="24"/>
+          <w:szCs w:val="24"/>
+        </w:rPr>
+        <w:t>() függvény:</w:t>
       </w:r>
     </w:p>
     <w:p>
@@ -3934,16 +9262,44 @@
           <w:sz w:val="24"/>
           <w:szCs w:val="24"/>
         </w:rPr>
-        <w:t xml:space="preserve">Elküld egy authentikációs </w:t>
-      </w:r>
-      <w:r>
-        <w:rPr>
-          <w:rFonts w:ascii="Times New Roman" w:hAnsi="Times New Roman" w:cs="Times New Roman"/>
-          <w:sz w:val="24"/>
-          <w:szCs w:val="24"/>
-        </w:rPr>
-        <w:t>üzenetet hibás PSK-val</w:t>
-      </w:r>
+        <w:t xml:space="preserve">Elküld egy </w:t>
+      </w:r>
+      <w:proofErr w:type="spellStart"/>
+      <w:r>
+        <w:rPr>
+          <w:rFonts w:ascii="Times New Roman" w:hAnsi="Times New Roman" w:cs="Times New Roman"/>
+          <w:sz w:val="24"/>
+          <w:szCs w:val="24"/>
+        </w:rPr>
+        <w:t>authentikációs</w:t>
+      </w:r>
+      <w:proofErr w:type="spellEnd"/>
+      <w:r>
+        <w:rPr>
+          <w:rFonts w:ascii="Times New Roman" w:hAnsi="Times New Roman" w:cs="Times New Roman"/>
+          <w:sz w:val="24"/>
+          <w:szCs w:val="24"/>
+        </w:rPr>
+        <w:t xml:space="preserve"> </w:t>
+      </w:r>
+      <w:r>
+        <w:rPr>
+          <w:rFonts w:ascii="Times New Roman" w:hAnsi="Times New Roman" w:cs="Times New Roman"/>
+          <w:sz w:val="24"/>
+          <w:szCs w:val="24"/>
+        </w:rPr>
+        <w:t>üzenetet hibás PSK-</w:t>
+      </w:r>
+      <w:proofErr w:type="spellStart"/>
+      <w:r>
+        <w:rPr>
+          <w:rFonts w:ascii="Times New Roman" w:hAnsi="Times New Roman" w:cs="Times New Roman"/>
+          <w:sz w:val="24"/>
+          <w:szCs w:val="24"/>
+        </w:rPr>
+        <w:t>val</w:t>
+      </w:r>
+      <w:proofErr w:type="spellEnd"/>
     </w:p>
     <w:p>
       <w:pPr>
@@ -3979,13 +9335,23 @@
           <w:szCs w:val="24"/>
         </w:rPr>
       </w:pPr>
-      <w:r>
-        <w:rPr>
-          <w:rFonts w:ascii="Times New Roman" w:hAnsi="Times New Roman" w:cs="Times New Roman"/>
-          <w:sz w:val="24"/>
-          <w:szCs w:val="24"/>
-        </w:rPr>
-        <w:t>TestAuthenticationSuccess() függvény:</w:t>
+      <w:proofErr w:type="spellStart"/>
+      <w:r>
+        <w:rPr>
+          <w:rFonts w:ascii="Times New Roman" w:hAnsi="Times New Roman" w:cs="Times New Roman"/>
+          <w:sz w:val="24"/>
+          <w:szCs w:val="24"/>
+        </w:rPr>
+        <w:t>TestAuthenticationSuccess</w:t>
+      </w:r>
+      <w:proofErr w:type="spellEnd"/>
+      <w:r>
+        <w:rPr>
+          <w:rFonts w:ascii="Times New Roman" w:hAnsi="Times New Roman" w:cs="Times New Roman"/>
+          <w:sz w:val="24"/>
+          <w:szCs w:val="24"/>
+        </w:rPr>
+        <w:t>() függvény:</w:t>
       </w:r>
     </w:p>
     <w:p>
@@ -4009,7 +9375,25 @@
           <w:sz w:val="24"/>
           <w:szCs w:val="24"/>
         </w:rPr>
-        <w:t>Elküld egy jó authentikációs üzenetet</w:t>
+        <w:t xml:space="preserve">Elküld egy jó </w:t>
+      </w:r>
+      <w:proofErr w:type="spellStart"/>
+      <w:r>
+        <w:rPr>
+          <w:rFonts w:ascii="Times New Roman" w:hAnsi="Times New Roman" w:cs="Times New Roman"/>
+          <w:sz w:val="24"/>
+          <w:szCs w:val="24"/>
+        </w:rPr>
+        <w:t>authentikációs</w:t>
+      </w:r>
+      <w:proofErr w:type="spellEnd"/>
+      <w:r>
+        <w:rPr>
+          <w:rFonts w:ascii="Times New Roman" w:hAnsi="Times New Roman" w:cs="Times New Roman"/>
+          <w:sz w:val="24"/>
+          <w:szCs w:val="24"/>
+        </w:rPr>
+        <w:t xml:space="preserve"> üzenetet</w:t>
       </w:r>
     </w:p>
     <w:p>
@@ -4033,26 +9417,54 @@
           <w:sz w:val="24"/>
           <w:szCs w:val="24"/>
         </w:rPr>
-        <w:t>Ellenőrzi, hogy a szerver visszaküld-e egy AuthenticationSuccess üzenetet</w:t>
-      </w:r>
-    </w:p>
-    <w:p>
-      <w:pPr>
-        <w:spacing w:line="360" w:lineRule="auto"/>
-        <w:jc w:val="both"/>
-        <w:rPr>
-          <w:rFonts w:ascii="Times New Roman" w:hAnsi="Times New Roman" w:cs="Times New Roman"/>
-          <w:sz w:val="24"/>
-          <w:szCs w:val="24"/>
-        </w:rPr>
-      </w:pPr>
-      <w:r>
-        <w:rPr>
-          <w:rFonts w:ascii="Times New Roman" w:hAnsi="Times New Roman" w:cs="Times New Roman"/>
-          <w:sz w:val="24"/>
-          <w:szCs w:val="24"/>
-        </w:rPr>
-        <w:t>SendMalformedMessage() függvény:</w:t>
+        <w:t xml:space="preserve">Ellenőrzi, hogy a szerver visszaküld-e egy </w:t>
+      </w:r>
+      <w:proofErr w:type="spellStart"/>
+      <w:r>
+        <w:rPr>
+          <w:rFonts w:ascii="Times New Roman" w:hAnsi="Times New Roman" w:cs="Times New Roman"/>
+          <w:sz w:val="24"/>
+          <w:szCs w:val="24"/>
+        </w:rPr>
+        <w:t>AuthenticationSuccess</w:t>
+      </w:r>
+      <w:proofErr w:type="spellEnd"/>
+      <w:r>
+        <w:rPr>
+          <w:rFonts w:ascii="Times New Roman" w:hAnsi="Times New Roman" w:cs="Times New Roman"/>
+          <w:sz w:val="24"/>
+          <w:szCs w:val="24"/>
+        </w:rPr>
+        <w:t xml:space="preserve"> üzenetet</w:t>
+      </w:r>
+    </w:p>
+    <w:p>
+      <w:pPr>
+        <w:spacing w:line="360" w:lineRule="auto"/>
+        <w:jc w:val="both"/>
+        <w:rPr>
+          <w:rFonts w:ascii="Times New Roman" w:hAnsi="Times New Roman" w:cs="Times New Roman"/>
+          <w:sz w:val="24"/>
+          <w:szCs w:val="24"/>
+        </w:rPr>
+      </w:pPr>
+      <w:proofErr w:type="spellStart"/>
+      <w:r>
+        <w:rPr>
+          <w:rFonts w:ascii="Times New Roman" w:hAnsi="Times New Roman" w:cs="Times New Roman"/>
+          <w:sz w:val="24"/>
+          <w:szCs w:val="24"/>
+        </w:rPr>
+        <w:t>SendMalformedMessage</w:t>
+      </w:r>
+      <w:proofErr w:type="spellEnd"/>
+      <w:r>
+        <w:rPr>
+          <w:rFonts w:ascii="Times New Roman" w:hAnsi="Times New Roman" w:cs="Times New Roman"/>
+          <w:sz w:val="24"/>
+          <w:szCs w:val="24"/>
+        </w:rPr>
+        <w:t>() függvény:</w:t>
       </w:r>
     </w:p>
     <w:p>
@@ -4076,7 +9488,25 @@
           <w:sz w:val="24"/>
           <w:szCs w:val="24"/>
         </w:rPr>
-        <w:t>Elküld egy a prokollnak nem megfelelő üzenetet.</w:t>
+        <w:t xml:space="preserve">Elküld egy a </w:t>
+      </w:r>
+      <w:proofErr w:type="spellStart"/>
+      <w:r>
+        <w:rPr>
+          <w:rFonts w:ascii="Times New Roman" w:hAnsi="Times New Roman" w:cs="Times New Roman"/>
+          <w:sz w:val="24"/>
+          <w:szCs w:val="24"/>
+        </w:rPr>
+        <w:t>prokollnak</w:t>
+      </w:r>
+      <w:proofErr w:type="spellEnd"/>
+      <w:r>
+        <w:rPr>
+          <w:rFonts w:ascii="Times New Roman" w:hAnsi="Times New Roman" w:cs="Times New Roman"/>
+          <w:sz w:val="24"/>
+          <w:szCs w:val="24"/>
+        </w:rPr>
+        <w:t xml:space="preserve"> nem megfelelő üzenetet.</w:t>
       </w:r>
     </w:p>
     <w:p>
@@ -4137,13 +9567,24 @@
           <w:szCs w:val="24"/>
         </w:rPr>
       </w:pPr>
-      <w:r>
-        <w:rPr>
-          <w:rFonts w:ascii="Times New Roman" w:hAnsi="Times New Roman" w:cs="Times New Roman"/>
-          <w:sz w:val="24"/>
-          <w:szCs w:val="24"/>
-        </w:rPr>
-        <w:t>SendSearchRequest() függvény:</w:t>
+      <w:proofErr w:type="spellStart"/>
+      <w:r>
+        <w:rPr>
+          <w:rFonts w:ascii="Times New Roman" w:hAnsi="Times New Roman" w:cs="Times New Roman"/>
+          <w:sz w:val="24"/>
+          <w:szCs w:val="24"/>
+        </w:rPr>
+        <w:lastRenderedPageBreak/>
+        <w:t>SendSearchRequest</w:t>
+      </w:r>
+      <w:proofErr w:type="spellEnd"/>
+      <w:r>
+        <w:rPr>
+          <w:rFonts w:ascii="Times New Roman" w:hAnsi="Times New Roman" w:cs="Times New Roman"/>
+          <w:sz w:val="24"/>
+          <w:szCs w:val="24"/>
+        </w:rPr>
+        <w:t>() függvény:</w:t>
       </w:r>
     </w:p>
     <w:p>
@@ -4167,27 +9608,54 @@
           <w:sz w:val="24"/>
           <w:szCs w:val="24"/>
         </w:rPr>
-        <w:lastRenderedPageBreak/>
-        <w:t>A package elején található TEST_SEARCH konstans adatait küldi egy keresési kérésbe ágyazva paraméterként.</w:t>
-      </w:r>
-    </w:p>
-    <w:p>
-      <w:pPr>
-        <w:spacing w:line="360" w:lineRule="auto"/>
-        <w:jc w:val="both"/>
-        <w:rPr>
-          <w:rFonts w:ascii="Times New Roman" w:hAnsi="Times New Roman" w:cs="Times New Roman"/>
-          <w:sz w:val="24"/>
-          <w:szCs w:val="24"/>
-        </w:rPr>
-      </w:pPr>
-      <w:r>
-        <w:rPr>
-          <w:rFonts w:ascii="Times New Roman" w:hAnsi="Times New Roman" w:cs="Times New Roman"/>
-          <w:sz w:val="24"/>
-          <w:szCs w:val="24"/>
-        </w:rPr>
-        <w:t>ReadClientSearch()</w:t>
+        <w:t xml:space="preserve">A </w:t>
+      </w:r>
+      <w:proofErr w:type="spellStart"/>
+      <w:r>
+        <w:rPr>
+          <w:rFonts w:ascii="Times New Roman" w:hAnsi="Times New Roman" w:cs="Times New Roman"/>
+          <w:sz w:val="24"/>
+          <w:szCs w:val="24"/>
+        </w:rPr>
+        <w:t>package</w:t>
+      </w:r>
+      <w:proofErr w:type="spellEnd"/>
+      <w:r>
+        <w:rPr>
+          <w:rFonts w:ascii="Times New Roman" w:hAnsi="Times New Roman" w:cs="Times New Roman"/>
+          <w:sz w:val="24"/>
+          <w:szCs w:val="24"/>
+        </w:rPr>
+        <w:t xml:space="preserve"> elején található TEST_SEARCH konstans adatait küldi egy keresési kérésbe ágyazva paraméterként.</w:t>
+      </w:r>
+    </w:p>
+    <w:p>
+      <w:pPr>
+        <w:spacing w:line="360" w:lineRule="auto"/>
+        <w:jc w:val="both"/>
+        <w:rPr>
+          <w:rFonts w:ascii="Times New Roman" w:hAnsi="Times New Roman" w:cs="Times New Roman"/>
+          <w:sz w:val="24"/>
+          <w:szCs w:val="24"/>
+        </w:rPr>
+      </w:pPr>
+      <w:proofErr w:type="spellStart"/>
+      <w:r>
+        <w:rPr>
+          <w:rFonts w:ascii="Times New Roman" w:hAnsi="Times New Roman" w:cs="Times New Roman"/>
+          <w:sz w:val="24"/>
+          <w:szCs w:val="24"/>
+        </w:rPr>
+        <w:t>ReadClientSearch</w:t>
+      </w:r>
+      <w:proofErr w:type="spellEnd"/>
+      <w:r>
+        <w:rPr>
+          <w:rFonts w:ascii="Times New Roman" w:hAnsi="Times New Roman" w:cs="Times New Roman"/>
+          <w:sz w:val="24"/>
+          <w:szCs w:val="24"/>
+        </w:rPr>
+        <w:t>()</w:t>
       </w:r>
       <w:r>
         <w:rPr>
@@ -4304,13 +9772,41 @@
           <w:szCs w:val="24"/>
         </w:rPr>
       </w:pPr>
-      <w:r>
-        <w:rPr>
-          <w:rFonts w:ascii="Times New Roman" w:hAnsi="Times New Roman" w:cs="Times New Roman"/>
-          <w:sz w:val="24"/>
-          <w:szCs w:val="24"/>
-        </w:rPr>
-        <w:t>SendAnswer(time.Duration) függvény:</w:t>
+      <w:proofErr w:type="spellStart"/>
+      <w:r>
+        <w:rPr>
+          <w:rFonts w:ascii="Times New Roman" w:hAnsi="Times New Roman" w:cs="Times New Roman"/>
+          <w:sz w:val="24"/>
+          <w:szCs w:val="24"/>
+        </w:rPr>
+        <w:t>SendAnswer</w:t>
+      </w:r>
+      <w:proofErr w:type="spellEnd"/>
+      <w:r>
+        <w:rPr>
+          <w:rFonts w:ascii="Times New Roman" w:hAnsi="Times New Roman" w:cs="Times New Roman"/>
+          <w:sz w:val="24"/>
+          <w:szCs w:val="24"/>
+        </w:rPr>
+        <w:t>(</w:t>
+      </w:r>
+      <w:proofErr w:type="spellStart"/>
+      <w:r>
+        <w:rPr>
+          <w:rFonts w:ascii="Times New Roman" w:hAnsi="Times New Roman" w:cs="Times New Roman"/>
+          <w:sz w:val="24"/>
+          <w:szCs w:val="24"/>
+        </w:rPr>
+        <w:t>time.Duration</w:t>
+      </w:r>
+      <w:proofErr w:type="spellEnd"/>
+      <w:r>
+        <w:rPr>
+          <w:rFonts w:ascii="Times New Roman" w:hAnsi="Times New Roman" w:cs="Times New Roman"/>
+          <w:sz w:val="24"/>
+          <w:szCs w:val="24"/>
+        </w:rPr>
+        <w:t>) függvény:</w:t>
       </w:r>
     </w:p>
     <w:p>
@@ -4371,13 +9867,77 @@
           <w:szCs w:val="24"/>
         </w:rPr>
       </w:pPr>
-      <w:r>
-        <w:rPr>
-          <w:rFonts w:ascii="Times New Roman" w:hAnsi="Times New Roman" w:cs="Times New Roman"/>
-          <w:sz w:val="24"/>
-          <w:szCs w:val="24"/>
-        </w:rPr>
-        <w:t>ReadClientAnswer(bool, string, string, int) függvény:</w:t>
+      <w:proofErr w:type="spellStart"/>
+      <w:r>
+        <w:rPr>
+          <w:rFonts w:ascii="Times New Roman" w:hAnsi="Times New Roman" w:cs="Times New Roman"/>
+          <w:sz w:val="24"/>
+          <w:szCs w:val="24"/>
+        </w:rPr>
+        <w:t>ReadClientAnswer</w:t>
+      </w:r>
+      <w:proofErr w:type="spellEnd"/>
+      <w:r>
+        <w:rPr>
+          <w:rFonts w:ascii="Times New Roman" w:hAnsi="Times New Roman" w:cs="Times New Roman"/>
+          <w:sz w:val="24"/>
+          <w:szCs w:val="24"/>
+        </w:rPr>
+        <w:t>(</w:t>
+      </w:r>
+      <w:proofErr w:type="spellStart"/>
+      <w:r>
+        <w:rPr>
+          <w:rFonts w:ascii="Times New Roman" w:hAnsi="Times New Roman" w:cs="Times New Roman"/>
+          <w:sz w:val="24"/>
+          <w:szCs w:val="24"/>
+        </w:rPr>
+        <w:t>bool</w:t>
+      </w:r>
+      <w:proofErr w:type="spellEnd"/>
+      <w:r>
+        <w:rPr>
+          <w:rFonts w:ascii="Times New Roman" w:hAnsi="Times New Roman" w:cs="Times New Roman"/>
+          <w:sz w:val="24"/>
+          <w:szCs w:val="24"/>
+        </w:rPr>
+        <w:t xml:space="preserve">, </w:t>
+      </w:r>
+      <w:proofErr w:type="spellStart"/>
+      <w:r>
+        <w:rPr>
+          <w:rFonts w:ascii="Times New Roman" w:hAnsi="Times New Roman" w:cs="Times New Roman"/>
+          <w:sz w:val="24"/>
+          <w:szCs w:val="24"/>
+        </w:rPr>
+        <w:t>string</w:t>
+      </w:r>
+      <w:proofErr w:type="spellEnd"/>
+      <w:r>
+        <w:rPr>
+          <w:rFonts w:ascii="Times New Roman" w:hAnsi="Times New Roman" w:cs="Times New Roman"/>
+          <w:sz w:val="24"/>
+          <w:szCs w:val="24"/>
+        </w:rPr>
+        <w:t xml:space="preserve">, </w:t>
+      </w:r>
+      <w:proofErr w:type="spellStart"/>
+      <w:r>
+        <w:rPr>
+          <w:rFonts w:ascii="Times New Roman" w:hAnsi="Times New Roman" w:cs="Times New Roman"/>
+          <w:sz w:val="24"/>
+          <w:szCs w:val="24"/>
+        </w:rPr>
+        <w:t>string</w:t>
+      </w:r>
+      <w:proofErr w:type="spellEnd"/>
+      <w:r>
+        <w:rPr>
+          <w:rFonts w:ascii="Times New Roman" w:hAnsi="Times New Roman" w:cs="Times New Roman"/>
+          <w:sz w:val="24"/>
+          <w:szCs w:val="24"/>
+        </w:rPr>
+        <w:t>, int) függvény:</w:t>
       </w:r>
     </w:p>
     <w:p>
@@ -4539,7 +10099,25 @@
           <w:sz w:val="24"/>
           <w:szCs w:val="24"/>
         </w:rPr>
-        <w:t>Ez a teszt a központi szerver end-to-end tesztje a korábban ismertetett teszt kliens használatával.</w:t>
+        <w:t>Ez a teszt a központi szerver end-</w:t>
+      </w:r>
+      <w:proofErr w:type="spellStart"/>
+      <w:r>
+        <w:rPr>
+          <w:rFonts w:ascii="Times New Roman" w:hAnsi="Times New Roman" w:cs="Times New Roman"/>
+          <w:sz w:val="24"/>
+          <w:szCs w:val="24"/>
+        </w:rPr>
+        <w:t>to</w:t>
+      </w:r>
+      <w:proofErr w:type="spellEnd"/>
+      <w:r>
+        <w:rPr>
+          <w:rFonts w:ascii="Times New Roman" w:hAnsi="Times New Roman" w:cs="Times New Roman"/>
+          <w:sz w:val="24"/>
+          <w:szCs w:val="24"/>
+        </w:rPr>
+        <w:t>-end tesztje a korábban ismertetett teszt kliens használatával.</w:t>
       </w:r>
       <w:r>
         <w:rPr>
@@ -4571,24 +10149,70 @@
           <w:sz w:val="24"/>
           <w:szCs w:val="24"/>
         </w:rPr>
-        <w:t>TestServer függvény: létrehozza a main.log fájlt, a teszt alatt generálódott logok tárolására.</w:t>
-      </w:r>
-      <w:r>
-        <w:rPr>
-          <w:rFonts w:ascii="Times New Roman" w:hAnsi="Times New Roman" w:cs="Times New Roman"/>
-          <w:sz w:val="24"/>
-          <w:szCs w:val="24"/>
-        </w:rPr>
-        <w:t xml:space="preserve"> Betölti a konfigurációt, létrehozza és külön szálon elindítja a szervert (mivel </w:t>
-      </w:r>
-      <w:r>
-        <w:rPr>
-          <w:rFonts w:ascii="Times New Roman" w:hAnsi="Times New Roman" w:cs="Times New Roman"/>
-          <w:sz w:val="24"/>
-          <w:szCs w:val="24"/>
-        </w:rPr>
         <w:lastRenderedPageBreak/>
-        <w:t>az indítás blokkolja a szálat), lefuttatja a testClientAuthActions és testClietActions segédfüggvényeket.</w:t>
+        <w:t xml:space="preserve">TestServer függvény: létrehozza a main.log fájlt, a teszt alatt generálódott </w:t>
+      </w:r>
+      <w:proofErr w:type="spellStart"/>
+      <w:r>
+        <w:rPr>
+          <w:rFonts w:ascii="Times New Roman" w:hAnsi="Times New Roman" w:cs="Times New Roman"/>
+          <w:sz w:val="24"/>
+          <w:szCs w:val="24"/>
+        </w:rPr>
+        <w:t>logok</w:t>
+      </w:r>
+      <w:proofErr w:type="spellEnd"/>
+      <w:r>
+        <w:rPr>
+          <w:rFonts w:ascii="Times New Roman" w:hAnsi="Times New Roman" w:cs="Times New Roman"/>
+          <w:sz w:val="24"/>
+          <w:szCs w:val="24"/>
+        </w:rPr>
+        <w:t xml:space="preserve"> tárolására.</w:t>
+      </w:r>
+      <w:r>
+        <w:rPr>
+          <w:rFonts w:ascii="Times New Roman" w:hAnsi="Times New Roman" w:cs="Times New Roman"/>
+          <w:sz w:val="24"/>
+          <w:szCs w:val="24"/>
+        </w:rPr>
+        <w:t xml:space="preserve"> Betölti a konfigurációt, létrehozza és külön szálon elindítja a szervert (mivel az indítás blokkolja a szálat), lefuttatja a </w:t>
+      </w:r>
+      <w:proofErr w:type="spellStart"/>
+      <w:r>
+        <w:rPr>
+          <w:rFonts w:ascii="Times New Roman" w:hAnsi="Times New Roman" w:cs="Times New Roman"/>
+          <w:sz w:val="24"/>
+          <w:szCs w:val="24"/>
+        </w:rPr>
+        <w:t>testClientAuthActions</w:t>
+      </w:r>
+      <w:proofErr w:type="spellEnd"/>
+      <w:r>
+        <w:rPr>
+          <w:rFonts w:ascii="Times New Roman" w:hAnsi="Times New Roman" w:cs="Times New Roman"/>
+          <w:sz w:val="24"/>
+          <w:szCs w:val="24"/>
+        </w:rPr>
+        <w:t xml:space="preserve"> és </w:t>
+      </w:r>
+      <w:proofErr w:type="spellStart"/>
+      <w:r>
+        <w:rPr>
+          <w:rFonts w:ascii="Times New Roman" w:hAnsi="Times New Roman" w:cs="Times New Roman"/>
+          <w:sz w:val="24"/>
+          <w:szCs w:val="24"/>
+        </w:rPr>
+        <w:t>testClietActions</w:t>
+      </w:r>
+      <w:proofErr w:type="spellEnd"/>
+      <w:r>
+        <w:rPr>
+          <w:rFonts w:ascii="Times New Roman" w:hAnsi="Times New Roman" w:cs="Times New Roman"/>
+          <w:sz w:val="24"/>
+          <w:szCs w:val="24"/>
+        </w:rPr>
+        <w:t xml:space="preserve"> segédfüggvényeket.</w:t>
       </w:r>
     </w:p>
     <w:p>
@@ -4606,21 +10230,85 @@
           <w:szCs w:val="24"/>
         </w:rPr>
       </w:pPr>
-      <w:r>
-        <w:rPr>
-          <w:rFonts w:ascii="Times New Roman" w:hAnsi="Times New Roman" w:cs="Times New Roman"/>
-          <w:sz w:val="24"/>
-          <w:szCs w:val="24"/>
-        </w:rPr>
-        <w:t xml:space="preserve">testClientAuthActions segédfüggvény: </w:t>
-      </w:r>
-      <w:r>
-        <w:rPr>
-          <w:rFonts w:ascii="Times New Roman" w:hAnsi="Times New Roman" w:cs="Times New Roman"/>
-          <w:sz w:val="24"/>
-          <w:szCs w:val="24"/>
-        </w:rPr>
-        <w:t>létrehoz egy teszt klienst, majd annak teszt függvényeinek használatával teszteli a nem authentikációs üzenet küldését, a hibás authentikációs üzenet küldését, valamint a sikeres authentikációs üzenet küldését, és a szerver ezekre adott válaszait.</w:t>
+      <w:proofErr w:type="spellStart"/>
+      <w:r>
+        <w:rPr>
+          <w:rFonts w:ascii="Times New Roman" w:hAnsi="Times New Roman" w:cs="Times New Roman"/>
+          <w:sz w:val="24"/>
+          <w:szCs w:val="24"/>
+        </w:rPr>
+        <w:t>testClientAuthActions</w:t>
+      </w:r>
+      <w:proofErr w:type="spellEnd"/>
+      <w:r>
+        <w:rPr>
+          <w:rFonts w:ascii="Times New Roman" w:hAnsi="Times New Roman" w:cs="Times New Roman"/>
+          <w:sz w:val="24"/>
+          <w:szCs w:val="24"/>
+        </w:rPr>
+        <w:t xml:space="preserve"> segédfüggvény: </w:t>
+      </w:r>
+      <w:r>
+        <w:rPr>
+          <w:rFonts w:ascii="Times New Roman" w:hAnsi="Times New Roman" w:cs="Times New Roman"/>
+          <w:sz w:val="24"/>
+          <w:szCs w:val="24"/>
+        </w:rPr>
+        <w:t xml:space="preserve">létrehoz egy teszt klienst, majd annak teszt függvényeinek használatával teszteli a nem </w:t>
+      </w:r>
+      <w:proofErr w:type="spellStart"/>
+      <w:r>
+        <w:rPr>
+          <w:rFonts w:ascii="Times New Roman" w:hAnsi="Times New Roman" w:cs="Times New Roman"/>
+          <w:sz w:val="24"/>
+          <w:szCs w:val="24"/>
+        </w:rPr>
+        <w:t>authentikációs</w:t>
+      </w:r>
+      <w:proofErr w:type="spellEnd"/>
+      <w:r>
+        <w:rPr>
+          <w:rFonts w:ascii="Times New Roman" w:hAnsi="Times New Roman" w:cs="Times New Roman"/>
+          <w:sz w:val="24"/>
+          <w:szCs w:val="24"/>
+        </w:rPr>
+        <w:t xml:space="preserve"> üzenet küldését, a hibás </w:t>
+      </w:r>
+      <w:proofErr w:type="spellStart"/>
+      <w:r>
+        <w:rPr>
+          <w:rFonts w:ascii="Times New Roman" w:hAnsi="Times New Roman" w:cs="Times New Roman"/>
+          <w:sz w:val="24"/>
+          <w:szCs w:val="24"/>
+        </w:rPr>
+        <w:t>authentikációs</w:t>
+      </w:r>
+      <w:proofErr w:type="spellEnd"/>
+      <w:r>
+        <w:rPr>
+          <w:rFonts w:ascii="Times New Roman" w:hAnsi="Times New Roman" w:cs="Times New Roman"/>
+          <w:sz w:val="24"/>
+          <w:szCs w:val="24"/>
+        </w:rPr>
+        <w:t xml:space="preserve"> üzenet küldését, valamint a sikeres </w:t>
+      </w:r>
+      <w:proofErr w:type="spellStart"/>
+      <w:r>
+        <w:rPr>
+          <w:rFonts w:ascii="Times New Roman" w:hAnsi="Times New Roman" w:cs="Times New Roman"/>
+          <w:sz w:val="24"/>
+          <w:szCs w:val="24"/>
+        </w:rPr>
+        <w:t>authentikációs</w:t>
+      </w:r>
+      <w:proofErr w:type="spellEnd"/>
+      <w:r>
+        <w:rPr>
+          <w:rFonts w:ascii="Times New Roman" w:hAnsi="Times New Roman" w:cs="Times New Roman"/>
+          <w:sz w:val="24"/>
+          <w:szCs w:val="24"/>
+        </w:rPr>
+        <w:t xml:space="preserve"> üzenet küldését, és a szerver ezekre adott válaszait.</w:t>
       </w:r>
     </w:p>
     <w:p>
@@ -4638,13 +10326,23 @@
           <w:szCs w:val="24"/>
         </w:rPr>
       </w:pPr>
-      <w:r>
-        <w:rPr>
-          <w:rFonts w:ascii="Times New Roman" w:hAnsi="Times New Roman" w:cs="Times New Roman"/>
-          <w:sz w:val="24"/>
-          <w:szCs w:val="24"/>
-        </w:rPr>
-        <w:t>testClientActions segédfüggvény: 3 teszt klienst hoz létre, és a belőlük létrehozott hálózaton keresztül, és a rajtuk található teszt függvények segítségével ellenőrzi a működést.</w:t>
+      <w:proofErr w:type="spellStart"/>
+      <w:r>
+        <w:rPr>
+          <w:rFonts w:ascii="Times New Roman" w:hAnsi="Times New Roman" w:cs="Times New Roman"/>
+          <w:sz w:val="24"/>
+          <w:szCs w:val="24"/>
+        </w:rPr>
+        <w:t>testClientActions</w:t>
+      </w:r>
+      <w:proofErr w:type="spellEnd"/>
+      <w:r>
+        <w:rPr>
+          <w:rFonts w:ascii="Times New Roman" w:hAnsi="Times New Roman" w:cs="Times New Roman"/>
+          <w:sz w:val="24"/>
+          <w:szCs w:val="24"/>
+        </w:rPr>
+        <w:t xml:space="preserve"> segédfüggvény: 3 teszt klienst hoz létre, és a belőlük létrehozott hálózaton keresztül, és a rajtuk található teszt függvények segítségével ellenőrzi a működést.</w:t>
       </w:r>
     </w:p>
     <w:p>
@@ -4668,7 +10366,25 @@
           <w:sz w:val="24"/>
           <w:szCs w:val="24"/>
         </w:rPr>
-        <w:t>A 3 klienst rácsatlakoztatja a központi szerverre, majd authentikálja őket.</w:t>
+        <w:t xml:space="preserve">A 3 klienst rácsatlakoztatja a központi szerverre, majd </w:t>
+      </w:r>
+      <w:proofErr w:type="spellStart"/>
+      <w:r>
+        <w:rPr>
+          <w:rFonts w:ascii="Times New Roman" w:hAnsi="Times New Roman" w:cs="Times New Roman"/>
+          <w:sz w:val="24"/>
+          <w:szCs w:val="24"/>
+        </w:rPr>
+        <w:t>authentikálja</w:t>
+      </w:r>
+      <w:proofErr w:type="spellEnd"/>
+      <w:r>
+        <w:rPr>
+          <w:rFonts w:ascii="Times New Roman" w:hAnsi="Times New Roman" w:cs="Times New Roman"/>
+          <w:sz w:val="24"/>
+          <w:szCs w:val="24"/>
+        </w:rPr>
+        <w:t xml:space="preserve"> őket.</w:t>
       </w:r>
     </w:p>
     <w:p>
@@ -4740,7 +10456,25 @@
           <w:sz w:val="24"/>
           <w:szCs w:val="24"/>
         </w:rPr>
-        <w:t>A 3-as kliensen fogadja a kliens keresését, és 1 mikromásodperc után megválaszolja azt.</w:t>
+        <w:t xml:space="preserve">A 3-as kliensen fogadja a kliens keresését, és 1 </w:t>
+      </w:r>
+      <w:proofErr w:type="spellStart"/>
+      <w:r>
+        <w:rPr>
+          <w:rFonts w:ascii="Times New Roman" w:hAnsi="Times New Roman" w:cs="Times New Roman"/>
+          <w:sz w:val="24"/>
+          <w:szCs w:val="24"/>
+        </w:rPr>
+        <w:t>mikromásodperc</w:t>
+      </w:r>
+      <w:proofErr w:type="spellEnd"/>
+      <w:r>
+        <w:rPr>
+          <w:rFonts w:ascii="Times New Roman" w:hAnsi="Times New Roman" w:cs="Times New Roman"/>
+          <w:sz w:val="24"/>
+          <w:szCs w:val="24"/>
+        </w:rPr>
+        <w:t xml:space="preserve"> után megválaszolja azt.</w:t>
       </w:r>
     </w:p>
     <w:p>
@@ -4906,7 +10640,7 @@
     <w:p>
       <w:pPr>
         <w:spacing w:line="360" w:lineRule="auto"/>
-        <w:jc w:val="both"/>
+        <w:jc w:val="center"/>
         <w:rPr>
           <w:rFonts w:ascii="Times New Roman" w:hAnsi="Times New Roman" w:cs="Times New Roman"/>
           <w:sz w:val="24"/>
@@ -4935,7 +10669,7 @@
                     </pic:cNvPicPr>
                   </pic:nvPicPr>
                   <pic:blipFill>
-                    <a:blip r:embed="rId9">
+                    <a:blip r:embed="rId11">
                       <a:extLst>
                         <a:ext uri="{28A0092B-C50C-407E-A947-70E740481C1C}">
                           <a14:useLocalDpi xmlns:a14="http://schemas.microsoft.com/office/drawing/2010/main" val="0"/>
@@ -4969,6 +10703,46 @@
     </w:p>
     <w:p>
       <w:pPr>
+        <w:pStyle w:val="Listaszerbekezds"/>
+        <w:numPr>
+          <w:ilvl w:val="0"/>
+          <w:numId w:val="26"/>
+        </w:numPr>
+        <w:spacing w:line="360" w:lineRule="auto"/>
+        <w:jc w:val="center"/>
+        <w:rPr>
+          <w:rFonts w:ascii="Times New Roman" w:hAnsi="Times New Roman" w:cs="Times New Roman"/>
+          <w:sz w:val="20"/>
+          <w:szCs w:val="20"/>
+        </w:rPr>
+      </w:pPr>
+      <w:r>
+        <w:rPr>
+          <w:rFonts w:ascii="Times New Roman" w:hAnsi="Times New Roman" w:cs="Times New Roman"/>
+          <w:sz w:val="20"/>
+          <w:szCs w:val="20"/>
+        </w:rPr>
+        <w:t>ábra:</w:t>
+      </w:r>
+      <w:r>
+        <w:rPr>
+          <w:rFonts w:ascii="Times New Roman" w:hAnsi="Times New Roman" w:cs="Times New Roman"/>
+          <w:sz w:val="20"/>
+          <w:szCs w:val="20"/>
+        </w:rPr>
+        <w:t xml:space="preserve"> Szerver E2E</w:t>
+      </w:r>
+      <w:r>
+        <w:rPr>
+          <w:rFonts w:ascii="Times New Roman" w:hAnsi="Times New Roman" w:cs="Times New Roman"/>
+          <w:sz w:val="20"/>
+          <w:szCs w:val="20"/>
+        </w:rPr>
+        <w:t xml:space="preserve"> tesztjeinek futása</w:t>
+      </w:r>
+    </w:p>
+    <w:p>
+      <w:pPr>
         <w:rPr>
           <w:rFonts w:ascii="Times New Roman" w:hAnsi="Times New Roman" w:cs="Times New Roman"/>
           <w:b/>
@@ -4990,15 +10764,6 @@
     </w:p>
     <w:p>
       <w:pPr>
-        <w:spacing w:line="360" w:lineRule="auto"/>
-        <w:jc w:val="both"/>
-        <w:rPr>
-          <w:rFonts w:ascii="Times New Roman" w:hAnsi="Times New Roman" w:cs="Times New Roman"/>
-          <w:sz w:val="24"/>
-          <w:szCs w:val="24"/>
-        </w:rPr>
-      </w:pPr>
-      <w:r>
         <w:rPr>
           <w:rFonts w:ascii="Times New Roman" w:hAnsi="Times New Roman" w:cs="Times New Roman"/>
           <w:b/>
@@ -5006,14 +10771,33 @@
           <w:sz w:val="28"/>
           <w:szCs w:val="28"/>
         </w:rPr>
-        <w:lastRenderedPageBreak/>
+      </w:pPr>
+    </w:p>
+    <w:p>
+      <w:pPr>
+        <w:spacing w:line="360" w:lineRule="auto"/>
+        <w:jc w:val="both"/>
+        <w:rPr>
+          <w:rFonts w:ascii="Times New Roman" w:hAnsi="Times New Roman" w:cs="Times New Roman"/>
+          <w:sz w:val="24"/>
+          <w:szCs w:val="24"/>
+        </w:rPr>
+      </w:pPr>
+      <w:r>
+        <w:rPr>
+          <w:rFonts w:ascii="Times New Roman" w:hAnsi="Times New Roman" w:cs="Times New Roman"/>
+          <w:b/>
+          <w:bCs/>
+          <w:sz w:val="28"/>
+          <w:szCs w:val="28"/>
+        </w:rPr>
         <w:t>A teljes tesztkészlet futása</w:t>
       </w:r>
     </w:p>
     <w:p>
       <w:pPr>
         <w:spacing w:line="360" w:lineRule="auto"/>
-        <w:jc w:val="both"/>
+        <w:jc w:val="center"/>
         <w:rPr>
           <w:rFonts w:ascii="Times New Roman" w:hAnsi="Times New Roman" w:cs="Times New Roman"/>
           <w:sz w:val="24"/>
@@ -5042,7 +10826,7 @@
                     </pic:cNvPicPr>
                   </pic:nvPicPr>
                   <pic:blipFill>
-                    <a:blip r:embed="rId10" cstate="print">
+                    <a:blip r:embed="rId12" cstate="print">
                       <a:extLst>
                         <a:ext uri="{28A0092B-C50C-407E-A947-70E740481C1C}">
                           <a14:useLocalDpi xmlns:a14="http://schemas.microsoft.com/office/drawing/2010/main" val="0"/>
@@ -5074,7 +10858,45 @@
         </w:drawing>
       </w:r>
     </w:p>
+    <w:p>
+      <w:pPr>
+        <w:pStyle w:val="Listaszerbekezds"/>
+        <w:numPr>
+          <w:ilvl w:val="0"/>
+          <w:numId w:val="26"/>
+        </w:numPr>
+        <w:spacing w:line="360" w:lineRule="auto"/>
+        <w:jc w:val="center"/>
+        <w:rPr>
+          <w:rFonts w:ascii="Times New Roman" w:hAnsi="Times New Roman" w:cs="Times New Roman"/>
+          <w:sz w:val="20"/>
+          <w:szCs w:val="20"/>
+        </w:rPr>
+      </w:pPr>
+      <w:r>
+        <w:rPr>
+          <w:rFonts w:ascii="Times New Roman" w:hAnsi="Times New Roman" w:cs="Times New Roman"/>
+          <w:sz w:val="20"/>
+          <w:szCs w:val="20"/>
+        </w:rPr>
+        <w:t xml:space="preserve">ábra: </w:t>
+      </w:r>
+      <w:r>
+        <w:rPr>
+          <w:rFonts w:ascii="Times New Roman" w:hAnsi="Times New Roman" w:cs="Times New Roman"/>
+          <w:sz w:val="20"/>
+          <w:szCs w:val="20"/>
+        </w:rPr>
+        <w:t>Összes teszt futása</w:t>
+      </w:r>
+    </w:p>
     <w:sectPr>
+      <w:headerReference w:type="even" r:id="rId13"/>
+      <w:headerReference w:type="default" r:id="rId14"/>
+      <w:footerReference w:type="even" r:id="rId15"/>
+      <w:footerReference w:type="default" r:id="rId16"/>
+      <w:headerReference w:type="first" r:id="rId17"/>
+      <w:footerReference w:type="first" r:id="rId18"/>
       <w:pgSz w:w="11906" w:h="16838"/>
       <w:pgMar w:top="1417" w:right="1417" w:bottom="1417" w:left="1417" w:header="708" w:footer="708" w:gutter="0"/>
       <w:cols w:space="708"/>
@@ -5084,8 +10906,150 @@
 </w:document>
 </file>
 
+<file path=word/endnotes.xml><?xml version="1.0" encoding="utf-8"?>
+<w:endnotes xmlns:wpc="http://schemas.microsoft.com/office/word/2010/wordprocessingCanvas" xmlns:cx="http://schemas.microsoft.com/office/drawing/2014/chartex" xmlns:cx1="http://schemas.microsoft.com/office/drawing/2015/9/8/chartex" xmlns:cx2="http://schemas.microsoft.com/office/drawing/2015/10/21/chartex" xmlns:cx3="http://schemas.microsoft.com/office/drawing/2016/5/9/chartex" xmlns:cx4="http://schemas.microsoft.com/office/drawing/2016/5/10/chartex" xmlns:cx5="http://schemas.microsoft.com/office/drawing/2016/5/11/chartex" xmlns:cx6="http://schemas.microsoft.com/office/drawing/2016/5/12/chartex" xmlns:cx7="http://schemas.microsoft.com/office/drawing/2016/5/13/chartex" xmlns:cx8="http://schemas.microsoft.com/office/drawing/2016/5/14/chartex" xmlns:mc="http://schemas.openxmlformats.org/markup-compatibility/2006" xmlns:aink="http://schemas.microsoft.com/office/drawing/2016/ink" xmlns:am3d="http://schemas.microsoft.com/office/drawing/2017/model3d" xmlns:o="urn:schemas-microsoft-com:office:office" xmlns:r="http://schemas.openxmlformats.org/officeDocument/2006/relationships" xmlns:m="http://schemas.openxmlformats.org/officeDocument/2006/math" xmlns:v="urn:schemas-microsoft-com:vml" xmlns:wp14="http://schemas.microsoft.com/office/word/2010/wordprocessingDrawing" xmlns:wp="http://schemas.openxmlformats.org/drawingml/2006/wordprocessingDrawing" xmlns:w10="urn:schemas-microsoft-com:office:word" xmlns:w="http://schemas.openxmlformats.org/wordprocessingml/2006/main" xmlns:w14="http://schemas.microsoft.com/office/word/2010/wordml" xmlns:w15="http://schemas.microsoft.com/office/word/2012/wordml" xmlns:w16cex="http://schemas.microsoft.com/office/word/2018/wordml/cex" xmlns:w16cid="http://schemas.microsoft.com/office/word/2016/wordml/cid" xmlns:w16="http://schemas.microsoft.com/office/word/2018/wordml" xmlns:w16sdtdh="http://schemas.microsoft.com/office/word/2020/wordml/sdtdatahash" xmlns:w16se="http://schemas.microsoft.com/office/word/2015/wordml/symex" xmlns:wpg="http://schemas.microsoft.com/office/word/2010/wordprocessingGroup" xmlns:wpi="http://schemas.microsoft.com/office/word/2010/wordprocessingInk" xmlns:wne="http://schemas.microsoft.com/office/word/2006/wordml" xmlns:wps="http://schemas.microsoft.com/office/word/2010/wordprocessingShape" mc:Ignorable="w14 w15 w16se w16cid w16 w16cex w16sdtdh wp14">
+  <w:endnote w:type="separator" w:id="-1">
+    <w:p>
+      <w:pPr>
+        <w:spacing w:after="0" w:line="240" w:lineRule="auto"/>
+      </w:pPr>
+      <w:r>
+        <w:separator/>
+      </w:r>
+    </w:p>
+  </w:endnote>
+  <w:endnote w:type="continuationSeparator" w:id="0">
+    <w:p>
+      <w:pPr>
+        <w:spacing w:after="0" w:line="240" w:lineRule="auto"/>
+      </w:pPr>
+      <w:r>
+        <w:continuationSeparator/>
+      </w:r>
+    </w:p>
+  </w:endnote>
+</w:endnotes>
+</file>
+
+<file path=word/footer1.xml><?xml version="1.0" encoding="utf-8"?>
+<w:ftr xmlns:wpc="http://schemas.microsoft.com/office/word/2010/wordprocessingCanvas" xmlns:cx="http://schemas.microsoft.com/office/drawing/2014/chartex" xmlns:cx1="http://schemas.microsoft.com/office/drawing/2015/9/8/chartex" xmlns:cx2="http://schemas.microsoft.com/office/drawing/2015/10/21/chartex" xmlns:cx3="http://schemas.microsoft.com/office/drawing/2016/5/9/chartex" xmlns:cx4="http://schemas.microsoft.com/office/drawing/2016/5/10/chartex" xmlns:cx5="http://schemas.microsoft.com/office/drawing/2016/5/11/chartex" xmlns:cx6="http://schemas.microsoft.com/office/drawing/2016/5/12/chartex" xmlns:cx7="http://schemas.microsoft.com/office/drawing/2016/5/13/chartex" xmlns:cx8="http://schemas.microsoft.com/office/drawing/2016/5/14/chartex" xmlns:mc="http://schemas.openxmlformats.org/markup-compatibility/2006" xmlns:aink="http://schemas.microsoft.com/office/drawing/2016/ink" xmlns:am3d="http://schemas.microsoft.com/office/drawing/2017/model3d" xmlns:o="urn:schemas-microsoft-com:office:office" xmlns:r="http://schemas.openxmlformats.org/officeDocument/2006/relationships" xmlns:m="http://schemas.openxmlformats.org/officeDocument/2006/math" xmlns:v="urn:schemas-microsoft-com:vml" xmlns:wp14="http://schemas.microsoft.com/office/word/2010/wordprocessingDrawing" xmlns:wp="http://schemas.openxmlformats.org/drawingml/2006/wordprocessingDrawing" xmlns:w10="urn:schemas-microsoft-com:office:word" xmlns:w="http://schemas.openxmlformats.org/wordprocessingml/2006/main" xmlns:w14="http://schemas.microsoft.com/office/word/2010/wordml" xmlns:w15="http://schemas.microsoft.com/office/word/2012/wordml" xmlns:w16cex="http://schemas.microsoft.com/office/word/2018/wordml/cex" xmlns:w16cid="http://schemas.microsoft.com/office/word/2016/wordml/cid" xmlns:w16="http://schemas.microsoft.com/office/word/2018/wordml" xmlns:w16sdtdh="http://schemas.microsoft.com/office/word/2020/wordml/sdtdatahash" xmlns:w16se="http://schemas.microsoft.com/office/word/2015/wordml/symex" xmlns:wpg="http://schemas.microsoft.com/office/word/2010/wordprocessingGroup" xmlns:wpi="http://schemas.microsoft.com/office/word/2010/wordprocessingInk" xmlns:wne="http://schemas.microsoft.com/office/word/2006/wordml" xmlns:wps="http://schemas.microsoft.com/office/word/2010/wordprocessingShape" mc:Ignorable="w14 w15 w16se w16cid w16 w16cex w16sdtdh wp14">
+  <w:p>
+    <w:pPr>
+      <w:pStyle w:val="llb"/>
+    </w:pPr>
+  </w:p>
+</w:ftr>
+</file>
+
+<file path=word/footer2.xml><?xml version="1.0" encoding="utf-8"?>
+<w:ftr xmlns:wpc="http://schemas.microsoft.com/office/word/2010/wordprocessingCanvas" xmlns:cx="http://schemas.microsoft.com/office/drawing/2014/chartex" xmlns:cx1="http://schemas.microsoft.com/office/drawing/2015/9/8/chartex" xmlns:cx2="http://schemas.microsoft.com/office/drawing/2015/10/21/chartex" xmlns:cx3="http://schemas.microsoft.com/office/drawing/2016/5/9/chartex" xmlns:cx4="http://schemas.microsoft.com/office/drawing/2016/5/10/chartex" xmlns:cx5="http://schemas.microsoft.com/office/drawing/2016/5/11/chartex" xmlns:cx6="http://schemas.microsoft.com/office/drawing/2016/5/12/chartex" xmlns:cx7="http://schemas.microsoft.com/office/drawing/2016/5/13/chartex" xmlns:cx8="http://schemas.microsoft.com/office/drawing/2016/5/14/chartex" xmlns:mc="http://schemas.openxmlformats.org/markup-compatibility/2006" xmlns:aink="http://schemas.microsoft.com/office/drawing/2016/ink" xmlns:am3d="http://schemas.microsoft.com/office/drawing/2017/model3d" xmlns:o="urn:schemas-microsoft-com:office:office" xmlns:r="http://schemas.openxmlformats.org/officeDocument/2006/relationships" xmlns:m="http://schemas.openxmlformats.org/officeDocument/2006/math" xmlns:v="urn:schemas-microsoft-com:vml" xmlns:wp14="http://schemas.microsoft.com/office/word/2010/wordprocessingDrawing" xmlns:wp="http://schemas.openxmlformats.org/drawingml/2006/wordprocessingDrawing" xmlns:w10="urn:schemas-microsoft-com:office:word" xmlns:w="http://schemas.openxmlformats.org/wordprocessingml/2006/main" xmlns:w14="http://schemas.microsoft.com/office/word/2010/wordml" xmlns:w15="http://schemas.microsoft.com/office/word/2012/wordml" xmlns:w16cex="http://schemas.microsoft.com/office/word/2018/wordml/cex" xmlns:w16cid="http://schemas.microsoft.com/office/word/2016/wordml/cid" xmlns:w16="http://schemas.microsoft.com/office/word/2018/wordml" xmlns:w16sdtdh="http://schemas.microsoft.com/office/word/2020/wordml/sdtdatahash" xmlns:w16se="http://schemas.microsoft.com/office/word/2015/wordml/symex" xmlns:wpg="http://schemas.microsoft.com/office/word/2010/wordprocessingGroup" xmlns:wpi="http://schemas.microsoft.com/office/word/2010/wordprocessingInk" xmlns:wne="http://schemas.microsoft.com/office/word/2006/wordml" xmlns:wps="http://schemas.microsoft.com/office/word/2010/wordprocessingShape" mc:Ignorable="w14 w15 w16se w16cid w16 w16cex w16sdtdh wp14">
+  <w:sdt>
+    <w:sdtPr>
+      <w:id w:val="-126635239"/>
+      <w:docPartObj>
+        <w:docPartGallery w:val="Page Numbers (Bottom of Page)"/>
+        <w:docPartUnique/>
+      </w:docPartObj>
+    </w:sdtPr>
+    <w:sdtContent>
+      <w:p>
+        <w:pPr>
+          <w:pStyle w:val="llb"/>
+          <w:jc w:val="center"/>
+        </w:pPr>
+        <w:r>
+          <w:fldChar w:fldCharType="begin"/>
+        </w:r>
+        <w:r>
+          <w:instrText>PAGE   \* MERGEFORMAT</w:instrText>
+        </w:r>
+        <w:r>
+          <w:fldChar w:fldCharType="separate"/>
+        </w:r>
+        <w:r>
+          <w:t>2</w:t>
+        </w:r>
+        <w:r>
+          <w:fldChar w:fldCharType="end"/>
+        </w:r>
+      </w:p>
+    </w:sdtContent>
+  </w:sdt>
+  <w:p>
+    <w:pPr>
+      <w:pStyle w:val="llb"/>
+    </w:pPr>
+  </w:p>
+</w:ftr>
+</file>
+
+<file path=word/footer3.xml><?xml version="1.0" encoding="utf-8"?>
+<w:ftr xmlns:wpc="http://schemas.microsoft.com/office/word/2010/wordprocessingCanvas" xmlns:cx="http://schemas.microsoft.com/office/drawing/2014/chartex" xmlns:cx1="http://schemas.microsoft.com/office/drawing/2015/9/8/chartex" xmlns:cx2="http://schemas.microsoft.com/office/drawing/2015/10/21/chartex" xmlns:cx3="http://schemas.microsoft.com/office/drawing/2016/5/9/chartex" xmlns:cx4="http://schemas.microsoft.com/office/drawing/2016/5/10/chartex" xmlns:cx5="http://schemas.microsoft.com/office/drawing/2016/5/11/chartex" xmlns:cx6="http://schemas.microsoft.com/office/drawing/2016/5/12/chartex" xmlns:cx7="http://schemas.microsoft.com/office/drawing/2016/5/13/chartex" xmlns:cx8="http://schemas.microsoft.com/office/drawing/2016/5/14/chartex" xmlns:mc="http://schemas.openxmlformats.org/markup-compatibility/2006" xmlns:aink="http://schemas.microsoft.com/office/drawing/2016/ink" xmlns:am3d="http://schemas.microsoft.com/office/drawing/2017/model3d" xmlns:o="urn:schemas-microsoft-com:office:office" xmlns:r="http://schemas.openxmlformats.org/officeDocument/2006/relationships" xmlns:m="http://schemas.openxmlformats.org/officeDocument/2006/math" xmlns:v="urn:schemas-microsoft-com:vml" xmlns:wp14="http://schemas.microsoft.com/office/word/2010/wordprocessingDrawing" xmlns:wp="http://schemas.openxmlformats.org/drawingml/2006/wordprocessingDrawing" xmlns:w10="urn:schemas-microsoft-com:office:word" xmlns:w="http://schemas.openxmlformats.org/wordprocessingml/2006/main" xmlns:w14="http://schemas.microsoft.com/office/word/2010/wordml" xmlns:w15="http://schemas.microsoft.com/office/word/2012/wordml" xmlns:w16cex="http://schemas.microsoft.com/office/word/2018/wordml/cex" xmlns:w16cid="http://schemas.microsoft.com/office/word/2016/wordml/cid" xmlns:w16="http://schemas.microsoft.com/office/word/2018/wordml" xmlns:w16sdtdh="http://schemas.microsoft.com/office/word/2020/wordml/sdtdatahash" xmlns:w16se="http://schemas.microsoft.com/office/word/2015/wordml/symex" xmlns:wpg="http://schemas.microsoft.com/office/word/2010/wordprocessingGroup" xmlns:wpi="http://schemas.microsoft.com/office/word/2010/wordprocessingInk" xmlns:wne="http://schemas.microsoft.com/office/word/2006/wordml" xmlns:wps="http://schemas.microsoft.com/office/word/2010/wordprocessingShape" mc:Ignorable="w14 w15 w16se w16cid w16 w16cex w16sdtdh wp14">
+  <w:p>
+    <w:pPr>
+      <w:pStyle w:val="llb"/>
+    </w:pPr>
+  </w:p>
+</w:ftr>
+</file>
+
+<file path=word/footnotes.xml><?xml version="1.0" encoding="utf-8"?>
+<w:footnotes xmlns:wpc="http://schemas.microsoft.com/office/word/2010/wordprocessingCanvas" xmlns:cx="http://schemas.microsoft.com/office/drawing/2014/chartex" xmlns:cx1="http://schemas.microsoft.com/office/drawing/2015/9/8/chartex" xmlns:cx2="http://schemas.microsoft.com/office/drawing/2015/10/21/chartex" xmlns:cx3="http://schemas.microsoft.com/office/drawing/2016/5/9/chartex" xmlns:cx4="http://schemas.microsoft.com/office/drawing/2016/5/10/chartex" xmlns:cx5="http://schemas.microsoft.com/office/drawing/2016/5/11/chartex" xmlns:cx6="http://schemas.microsoft.com/office/drawing/2016/5/12/chartex" xmlns:cx7="http://schemas.microsoft.com/office/drawing/2016/5/13/chartex" xmlns:cx8="http://schemas.microsoft.com/office/drawing/2016/5/14/chartex" xmlns:mc="http://schemas.openxmlformats.org/markup-compatibility/2006" xmlns:aink="http://schemas.microsoft.com/office/drawing/2016/ink" xmlns:am3d="http://schemas.microsoft.com/office/drawing/2017/model3d" xmlns:o="urn:schemas-microsoft-com:office:office" xmlns:r="http://schemas.openxmlformats.org/officeDocument/2006/relationships" xmlns:m="http://schemas.openxmlformats.org/officeDocument/2006/math" xmlns:v="urn:schemas-microsoft-com:vml" xmlns:wp14="http://schemas.microsoft.com/office/word/2010/wordprocessingDrawing" xmlns:wp="http://schemas.openxmlformats.org/drawingml/2006/wordprocessingDrawing" xmlns:w10="urn:schemas-microsoft-com:office:word" xmlns:w="http://schemas.openxmlformats.org/wordprocessingml/2006/main" xmlns:w14="http://schemas.microsoft.com/office/word/2010/wordml" xmlns:w15="http://schemas.microsoft.com/office/word/2012/wordml" xmlns:w16cex="http://schemas.microsoft.com/office/word/2018/wordml/cex" xmlns:w16cid="http://schemas.microsoft.com/office/word/2016/wordml/cid" xmlns:w16="http://schemas.microsoft.com/office/word/2018/wordml" xmlns:w16sdtdh="http://schemas.microsoft.com/office/word/2020/wordml/sdtdatahash" xmlns:w16se="http://schemas.microsoft.com/office/word/2015/wordml/symex" xmlns:wpg="http://schemas.microsoft.com/office/word/2010/wordprocessingGroup" xmlns:wpi="http://schemas.microsoft.com/office/word/2010/wordprocessingInk" xmlns:wne="http://schemas.microsoft.com/office/word/2006/wordml" xmlns:wps="http://schemas.microsoft.com/office/word/2010/wordprocessingShape" mc:Ignorable="w14 w15 w16se w16cid w16 w16cex w16sdtdh wp14">
+  <w:footnote w:type="separator" w:id="-1">
+    <w:p>
+      <w:pPr>
+        <w:spacing w:after="0" w:line="240" w:lineRule="auto"/>
+      </w:pPr>
+      <w:r>
+        <w:separator/>
+      </w:r>
+    </w:p>
+  </w:footnote>
+  <w:footnote w:type="continuationSeparator" w:id="0">
+    <w:p>
+      <w:pPr>
+        <w:spacing w:after="0" w:line="240" w:lineRule="auto"/>
+      </w:pPr>
+      <w:r>
+        <w:continuationSeparator/>
+      </w:r>
+    </w:p>
+  </w:footnote>
+</w:footnotes>
+</file>
+
+<file path=word/header1.xml><?xml version="1.0" encoding="utf-8"?>
+<w:hdr xmlns:wpc="http://schemas.microsoft.com/office/word/2010/wordprocessingCanvas" xmlns:cx="http://schemas.microsoft.com/office/drawing/2014/chartex" xmlns:cx1="http://schemas.microsoft.com/office/drawing/2015/9/8/chartex" xmlns:cx2="http://schemas.microsoft.com/office/drawing/2015/10/21/chartex" xmlns:cx3="http://schemas.microsoft.com/office/drawing/2016/5/9/chartex" xmlns:cx4="http://schemas.microsoft.com/office/drawing/2016/5/10/chartex" xmlns:cx5="http://schemas.microsoft.com/office/drawing/2016/5/11/chartex" xmlns:cx6="http://schemas.microsoft.com/office/drawing/2016/5/12/chartex" xmlns:cx7="http://schemas.microsoft.com/office/drawing/2016/5/13/chartex" xmlns:cx8="http://schemas.microsoft.com/office/drawing/2016/5/14/chartex" xmlns:mc="http://schemas.openxmlformats.org/markup-compatibility/2006" xmlns:aink="http://schemas.microsoft.com/office/drawing/2016/ink" xmlns:am3d="http://schemas.microsoft.com/office/drawing/2017/model3d" xmlns:o="urn:schemas-microsoft-com:office:office" xmlns:r="http://schemas.openxmlformats.org/officeDocument/2006/relationships" xmlns:m="http://schemas.openxmlformats.org/officeDocument/2006/math" xmlns:v="urn:schemas-microsoft-com:vml" xmlns:wp14="http://schemas.microsoft.com/office/word/2010/wordprocessingDrawing" xmlns:wp="http://schemas.openxmlformats.org/drawingml/2006/wordprocessingDrawing" xmlns:w10="urn:schemas-microsoft-com:office:word" xmlns:w="http://schemas.openxmlformats.org/wordprocessingml/2006/main" xmlns:w14="http://schemas.microsoft.com/office/word/2010/wordml" xmlns:w15="http://schemas.microsoft.com/office/word/2012/wordml" xmlns:w16cex="http://schemas.microsoft.com/office/word/2018/wordml/cex" xmlns:w16cid="http://schemas.microsoft.com/office/word/2016/wordml/cid" xmlns:w16="http://schemas.microsoft.com/office/word/2018/wordml" xmlns:w16sdtdh="http://schemas.microsoft.com/office/word/2020/wordml/sdtdatahash" xmlns:w16se="http://schemas.microsoft.com/office/word/2015/wordml/symex" xmlns:wpg="http://schemas.microsoft.com/office/word/2010/wordprocessingGroup" xmlns:wpi="http://schemas.microsoft.com/office/word/2010/wordprocessingInk" xmlns:wne="http://schemas.microsoft.com/office/word/2006/wordml" xmlns:wps="http://schemas.microsoft.com/office/word/2010/wordprocessingShape" mc:Ignorable="w14 w15 w16se w16cid w16 w16cex w16sdtdh wp14">
+  <w:p>
+    <w:pPr>
+      <w:pStyle w:val="lfej"/>
+    </w:pPr>
+  </w:p>
+</w:hdr>
+</file>
+
+<file path=word/header2.xml><?xml version="1.0" encoding="utf-8"?>
+<w:hdr xmlns:wpc="http://schemas.microsoft.com/office/word/2010/wordprocessingCanvas" xmlns:cx="http://schemas.microsoft.com/office/drawing/2014/chartex" xmlns:cx1="http://schemas.microsoft.com/office/drawing/2015/9/8/chartex" xmlns:cx2="http://schemas.microsoft.com/office/drawing/2015/10/21/chartex" xmlns:cx3="http://schemas.microsoft.com/office/drawing/2016/5/9/chartex" xmlns:cx4="http://schemas.microsoft.com/office/drawing/2016/5/10/chartex" xmlns:cx5="http://schemas.microsoft.com/office/drawing/2016/5/11/chartex" xmlns:cx6="http://schemas.microsoft.com/office/drawing/2016/5/12/chartex" xmlns:cx7="http://schemas.microsoft.com/office/drawing/2016/5/13/chartex" xmlns:cx8="http://schemas.microsoft.com/office/drawing/2016/5/14/chartex" xmlns:mc="http://schemas.openxmlformats.org/markup-compatibility/2006" xmlns:aink="http://schemas.microsoft.com/office/drawing/2016/ink" xmlns:am3d="http://schemas.microsoft.com/office/drawing/2017/model3d" xmlns:o="urn:schemas-microsoft-com:office:office" xmlns:r="http://schemas.openxmlformats.org/officeDocument/2006/relationships" xmlns:m="http://schemas.openxmlformats.org/officeDocument/2006/math" xmlns:v="urn:schemas-microsoft-com:vml" xmlns:wp14="http://schemas.microsoft.com/office/word/2010/wordprocessingDrawing" xmlns:wp="http://schemas.openxmlformats.org/drawingml/2006/wordprocessingDrawing" xmlns:w10="urn:schemas-microsoft-com:office:word" xmlns:w="http://schemas.openxmlformats.org/wordprocessingml/2006/main" xmlns:w14="http://schemas.microsoft.com/office/word/2010/wordml" xmlns:w15="http://schemas.microsoft.com/office/word/2012/wordml" xmlns:w16cex="http://schemas.microsoft.com/office/word/2018/wordml/cex" xmlns:w16cid="http://schemas.microsoft.com/office/word/2016/wordml/cid" xmlns:w16="http://schemas.microsoft.com/office/word/2018/wordml" xmlns:w16sdtdh="http://schemas.microsoft.com/office/word/2020/wordml/sdtdatahash" xmlns:w16se="http://schemas.microsoft.com/office/word/2015/wordml/symex" xmlns:wpg="http://schemas.microsoft.com/office/word/2010/wordprocessingGroup" xmlns:wpi="http://schemas.microsoft.com/office/word/2010/wordprocessingInk" xmlns:wne="http://schemas.microsoft.com/office/word/2006/wordml" xmlns:wps="http://schemas.microsoft.com/office/word/2010/wordprocessingShape" mc:Ignorable="w14 w15 w16se w16cid w16 w16cex w16sdtdh wp14">
+  <w:p>
+    <w:pPr>
+      <w:pStyle w:val="lfej"/>
+    </w:pPr>
+  </w:p>
+</w:hdr>
+</file>
+
+<file path=word/header3.xml><?xml version="1.0" encoding="utf-8"?>
+<w:hdr xmlns:wpc="http://schemas.microsoft.com/office/word/2010/wordprocessingCanvas" xmlns:cx="http://schemas.microsoft.com/office/drawing/2014/chartex" xmlns:cx1="http://schemas.microsoft.com/office/drawing/2015/9/8/chartex" xmlns:cx2="http://schemas.microsoft.com/office/drawing/2015/10/21/chartex" xmlns:cx3="http://schemas.microsoft.com/office/drawing/2016/5/9/chartex" xmlns:cx4="http://schemas.microsoft.com/office/drawing/2016/5/10/chartex" xmlns:cx5="http://schemas.microsoft.com/office/drawing/2016/5/11/chartex" xmlns:cx6="http://schemas.microsoft.com/office/drawing/2016/5/12/chartex" xmlns:cx7="http://schemas.microsoft.com/office/drawing/2016/5/13/chartex" xmlns:cx8="http://schemas.microsoft.com/office/drawing/2016/5/14/chartex" xmlns:mc="http://schemas.openxmlformats.org/markup-compatibility/2006" xmlns:aink="http://schemas.microsoft.com/office/drawing/2016/ink" xmlns:am3d="http://schemas.microsoft.com/office/drawing/2017/model3d" xmlns:o="urn:schemas-microsoft-com:office:office" xmlns:r="http://schemas.openxmlformats.org/officeDocument/2006/relationships" xmlns:m="http://schemas.openxmlformats.org/officeDocument/2006/math" xmlns:v="urn:schemas-microsoft-com:vml" xmlns:wp14="http://schemas.microsoft.com/office/word/2010/wordprocessingDrawing" xmlns:wp="http://schemas.openxmlformats.org/drawingml/2006/wordprocessingDrawing" xmlns:w10="urn:schemas-microsoft-com:office:word" xmlns:w="http://schemas.openxmlformats.org/wordprocessingml/2006/main" xmlns:w14="http://schemas.microsoft.com/office/word/2010/wordml" xmlns:w15="http://schemas.microsoft.com/office/word/2012/wordml" xmlns:w16cex="http://schemas.microsoft.com/office/word/2018/wordml/cex" xmlns:w16cid="http://schemas.microsoft.com/office/word/2016/wordml/cid" xmlns:w16="http://schemas.microsoft.com/office/word/2018/wordml" xmlns:w16sdtdh="http://schemas.microsoft.com/office/word/2020/wordml/sdtdatahash" xmlns:w16se="http://schemas.microsoft.com/office/word/2015/wordml/symex" xmlns:wpg="http://schemas.microsoft.com/office/word/2010/wordprocessingGroup" xmlns:wpi="http://schemas.microsoft.com/office/word/2010/wordprocessingInk" xmlns:wne="http://schemas.microsoft.com/office/word/2006/wordml" xmlns:wps="http://schemas.microsoft.com/office/word/2010/wordprocessingShape" mc:Ignorable="w14 w15 w16se w16cid w16 w16cex w16sdtdh wp14">
+  <w:p>
+    <w:pPr>
+      <w:pStyle w:val="lfej"/>
+    </w:pPr>
+  </w:p>
+</w:hdr>
+</file>
+
 <file path=word/numbering.xml><?xml version="1.0" encoding="utf-8"?>
-<w:numbering xmlns:wpc="http://schemas.microsoft.com/office/word/2010/wordprocessingCanvas" xmlns:cx="http://schemas.microsoft.com/office/drawing/2014/chartex" xmlns:cx1="http://schemas.microsoft.com/office/drawing/2015/9/8/chartex" xmlns:cx2="http://schemas.microsoft.com/office/drawing/2015/10/21/chartex" xmlns:cx3="http://schemas.microsoft.com/office/drawing/2016/5/9/chartex" xmlns:cx4="http://schemas.microsoft.com/office/drawing/2016/5/10/chartex" xmlns:cx5="http://schemas.microsoft.com/office/drawing/2016/5/11/chartex" xmlns:cx6="http://schemas.microsoft.com/office/drawing/2016/5/12/chartex" xmlns:cx7="http://schemas.microsoft.com/office/drawing/2016/5/13/chartex" xmlns:cx8="http://schemas.microsoft.com/office/drawing/2016/5/14/chartex" xmlns:mc="http://schemas.openxmlformats.org/markup-compatibility/2006" xmlns:aink="http://schemas.microsoft.com/office/drawing/2016/ink" xmlns:am3d="http://schemas.microsoft.com/office/drawing/2017/model3d" xmlns:o="urn:schemas-microsoft-com:office:office" xmlns:oel="http://schemas.microsoft.com/office/2019/extlst" xmlns:r="http://schemas.openxmlformats.org/officeDocument/2006/relationships" xmlns:m="http://schemas.openxmlformats.org/officeDocument/2006/math" xmlns:v="urn:schemas-microsoft-com:vml" xmlns:wp14="http://schemas.microsoft.com/office/word/2010/wordprocessingDrawing" xmlns:wp="http://schemas.openxmlformats.org/drawingml/2006/wordprocessingDrawing" xmlns:w10="urn:schemas-microsoft-com:office:word" xmlns:w="http://schemas.openxmlformats.org/wordprocessingml/2006/main" xmlns:w14="http://schemas.microsoft.com/office/word/2010/wordml" xmlns:w15="http://schemas.microsoft.com/office/word/2012/wordml" xmlns:w16cex="http://schemas.microsoft.com/office/word/2018/wordml/cex" xmlns:w16cid="http://schemas.microsoft.com/office/word/2016/wordml/cid" xmlns:w16="http://schemas.microsoft.com/office/word/2018/wordml" xmlns:w16du="http://schemas.microsoft.com/office/word/2023/wordml/word16du" xmlns:w16sdtdh="http://schemas.microsoft.com/office/word/2020/wordml/sdtdatahash" xmlns:w16sdtfl="http://schemas.microsoft.com/office/word/2024/wordml/sdtformatlock" xmlns:w16se="http://schemas.microsoft.com/office/word/2015/wordml/symex" xmlns:wpg="http://schemas.microsoft.com/office/word/2010/wordprocessingGroup" xmlns:wpi="http://schemas.microsoft.com/office/word/2010/wordprocessingInk" xmlns:wne="http://schemas.microsoft.com/office/word/2006/wordml" xmlns:wps="http://schemas.microsoft.com/office/word/2010/wordprocessingShape" mc:Ignorable="w14 w15 w16se w16cid w16 w16cex w16sdtdh w16sdtfl w16du wp14">
+<w:numbering xmlns:wpc="http://schemas.microsoft.com/office/word/2010/wordprocessingCanvas" xmlns:cx="http://schemas.microsoft.com/office/drawing/2014/chartex" xmlns:cx1="http://schemas.microsoft.com/office/drawing/2015/9/8/chartex" xmlns:cx2="http://schemas.microsoft.com/office/drawing/2015/10/21/chartex" xmlns:cx3="http://schemas.microsoft.com/office/drawing/2016/5/9/chartex" xmlns:cx4="http://schemas.microsoft.com/office/drawing/2016/5/10/chartex" xmlns:cx5="http://schemas.microsoft.com/office/drawing/2016/5/11/chartex" xmlns:cx6="http://schemas.microsoft.com/office/drawing/2016/5/12/chartex" xmlns:cx7="http://schemas.microsoft.com/office/drawing/2016/5/13/chartex" xmlns:cx8="http://schemas.microsoft.com/office/drawing/2016/5/14/chartex" xmlns:mc="http://schemas.openxmlformats.org/markup-compatibility/2006" xmlns:aink="http://schemas.microsoft.com/office/drawing/2016/ink" xmlns:am3d="http://schemas.microsoft.com/office/drawing/2017/model3d" xmlns:o="urn:schemas-microsoft-com:office:office" xmlns:r="http://schemas.openxmlformats.org/officeDocument/2006/relationships" xmlns:m="http://schemas.openxmlformats.org/officeDocument/2006/math" xmlns:v="urn:schemas-microsoft-com:vml" xmlns:wp14="http://schemas.microsoft.com/office/word/2010/wordprocessingDrawing" xmlns:wp="http://schemas.openxmlformats.org/drawingml/2006/wordprocessingDrawing" xmlns:w10="urn:schemas-microsoft-com:office:word" xmlns:w="http://schemas.openxmlformats.org/wordprocessingml/2006/main" xmlns:w14="http://schemas.microsoft.com/office/word/2010/wordml" xmlns:w15="http://schemas.microsoft.com/office/word/2012/wordml" xmlns:w16cex="http://schemas.microsoft.com/office/word/2018/wordml/cex" xmlns:w16cid="http://schemas.microsoft.com/office/word/2016/wordml/cid" xmlns:w16="http://schemas.microsoft.com/office/word/2018/wordml" xmlns:w16sdtdh="http://schemas.microsoft.com/office/word/2020/wordml/sdtdatahash" xmlns:w16se="http://schemas.microsoft.com/office/word/2015/wordml/symex" xmlns:wpg="http://schemas.microsoft.com/office/word/2010/wordprocessingGroup" xmlns:wpi="http://schemas.microsoft.com/office/word/2010/wordprocessingInk" xmlns:wne="http://schemas.microsoft.com/office/word/2006/wordml" xmlns:wps="http://schemas.microsoft.com/office/word/2010/wordprocessingShape" mc:Ignorable="w14 w15 w16se w16cid w16 w16cex w16sdtdh wp14">
   <w:abstractNum w:abstractNumId="0" w15:restartNumberingAfterBreak="0">
     <w:nsid w:val="02453D79"/>
     <w:multiLevelType w:val="hybridMultilevel"/>
@@ -5176,6 +11140,95 @@
     </w:lvl>
   </w:abstractNum>
   <w:abstractNum w:abstractNumId="1" w15:restartNumberingAfterBreak="0">
+    <w:nsid w:val="040E3C35"/>
+    <w:multiLevelType w:val="hybridMultilevel"/>
+    <w:tmpl w:val="CDA48BC2"/>
+    <w:lvl w:ilvl="0" w:tplc="E0FE1AFE">
+      <w:start w:val="1"/>
+      <w:numFmt w:val="decimal"/>
+      <w:lvlText w:val="%1.)"/>
+      <w:lvlJc w:val="left"/>
+      <w:pPr>
+        <w:ind w:left="720" w:hanging="360"/>
+      </w:pPr>
+      <w:rPr>
+        <w:rFonts w:hint="default"/>
+      </w:rPr>
+    </w:lvl>
+    <w:lvl w:ilvl="1" w:tplc="040E0019" w:tentative="1">
+      <w:start w:val="1"/>
+      <w:numFmt w:val="lowerLetter"/>
+      <w:lvlText w:val="%2."/>
+      <w:lvlJc w:val="left"/>
+      <w:pPr>
+        <w:ind w:left="1440" w:hanging="360"/>
+      </w:pPr>
+    </w:lvl>
+    <w:lvl w:ilvl="2" w:tplc="040E001B" w:tentative="1">
+      <w:start w:val="1"/>
+      <w:numFmt w:val="lowerRoman"/>
+      <w:lvlText w:val="%3."/>
+      <w:lvlJc w:val="right"/>
+      <w:pPr>
+        <w:ind w:left="2160" w:hanging="180"/>
+      </w:pPr>
+    </w:lvl>
+    <w:lvl w:ilvl="3" w:tplc="040E000F" w:tentative="1">
+      <w:start w:val="1"/>
+      <w:numFmt w:val="decimal"/>
+      <w:lvlText w:val="%4."/>
+      <w:lvlJc w:val="left"/>
+      <w:pPr>
+        <w:ind w:left="2880" w:hanging="360"/>
+      </w:pPr>
+    </w:lvl>
+    <w:lvl w:ilvl="4" w:tplc="040E0019" w:tentative="1">
+      <w:start w:val="1"/>
+      <w:numFmt w:val="lowerLetter"/>
+      <w:lvlText w:val="%5."/>
+      <w:lvlJc w:val="left"/>
+      <w:pPr>
+        <w:ind w:left="3600" w:hanging="360"/>
+      </w:pPr>
+    </w:lvl>
+    <w:lvl w:ilvl="5" w:tplc="040E001B" w:tentative="1">
+      <w:start w:val="1"/>
+      <w:numFmt w:val="lowerRoman"/>
+      <w:lvlText w:val="%6."/>
+      <w:lvlJc w:val="right"/>
+      <w:pPr>
+        <w:ind w:left="4320" w:hanging="180"/>
+      </w:pPr>
+    </w:lvl>
+    <w:lvl w:ilvl="6" w:tplc="040E000F" w:tentative="1">
+      <w:start w:val="1"/>
+      <w:numFmt w:val="decimal"/>
+      <w:lvlText w:val="%7."/>
+      <w:lvlJc w:val="left"/>
+      <w:pPr>
+        <w:ind w:left="5040" w:hanging="360"/>
+      </w:pPr>
+    </w:lvl>
+    <w:lvl w:ilvl="7" w:tplc="040E0019" w:tentative="1">
+      <w:start w:val="1"/>
+      <w:numFmt w:val="lowerLetter"/>
+      <w:lvlText w:val="%8."/>
+      <w:lvlJc w:val="left"/>
+      <w:pPr>
+        <w:ind w:left="5760" w:hanging="360"/>
+      </w:pPr>
+    </w:lvl>
+    <w:lvl w:ilvl="8" w:tplc="040E001B" w:tentative="1">
+      <w:start w:val="1"/>
+      <w:numFmt w:val="lowerRoman"/>
+      <w:lvlText w:val="%9."/>
+      <w:lvlJc w:val="right"/>
+      <w:pPr>
+        <w:ind w:left="6480" w:hanging="180"/>
+      </w:pPr>
+    </w:lvl>
+  </w:abstractNum>
+  <w:abstractNum w:abstractNumId="2" w15:restartNumberingAfterBreak="0">
     <w:nsid w:val="09C75656"/>
     <w:multiLevelType w:val="hybridMultilevel"/>
     <w:tmpl w:val="3E860D24"/>
@@ -5264,7 +11317,7 @@
       </w:pPr>
     </w:lvl>
   </w:abstractNum>
-  <w:abstractNum w:abstractNumId="2" w15:restartNumberingAfterBreak="0">
+  <w:abstractNum w:abstractNumId="3" w15:restartNumberingAfterBreak="0">
     <w:nsid w:val="0A934A61"/>
     <w:multiLevelType w:val="hybridMultilevel"/>
     <w:tmpl w:val="BDE69E2A"/>
@@ -5353,7 +11406,96 @@
       </w:pPr>
     </w:lvl>
   </w:abstractNum>
-  <w:abstractNum w:abstractNumId="3" w15:restartNumberingAfterBreak="0">
+  <w:abstractNum w:abstractNumId="4" w15:restartNumberingAfterBreak="0">
+    <w:nsid w:val="0FCA6C53"/>
+    <w:multiLevelType w:val="hybridMultilevel"/>
+    <w:tmpl w:val="CDA48BC2"/>
+    <w:lvl w:ilvl="0" w:tplc="E0FE1AFE">
+      <w:start w:val="1"/>
+      <w:numFmt w:val="decimal"/>
+      <w:lvlText w:val="%1.)"/>
+      <w:lvlJc w:val="left"/>
+      <w:pPr>
+        <w:ind w:left="720" w:hanging="360"/>
+      </w:pPr>
+      <w:rPr>
+        <w:rFonts w:hint="default"/>
+      </w:rPr>
+    </w:lvl>
+    <w:lvl w:ilvl="1" w:tplc="040E0019" w:tentative="1">
+      <w:start w:val="1"/>
+      <w:numFmt w:val="lowerLetter"/>
+      <w:lvlText w:val="%2."/>
+      <w:lvlJc w:val="left"/>
+      <w:pPr>
+        <w:ind w:left="1440" w:hanging="360"/>
+      </w:pPr>
+    </w:lvl>
+    <w:lvl w:ilvl="2" w:tplc="040E001B" w:tentative="1">
+      <w:start w:val="1"/>
+      <w:numFmt w:val="lowerRoman"/>
+      <w:lvlText w:val="%3."/>
+      <w:lvlJc w:val="right"/>
+      <w:pPr>
+        <w:ind w:left="2160" w:hanging="180"/>
+      </w:pPr>
+    </w:lvl>
+    <w:lvl w:ilvl="3" w:tplc="040E000F" w:tentative="1">
+      <w:start w:val="1"/>
+      <w:numFmt w:val="decimal"/>
+      <w:lvlText w:val="%4."/>
+      <w:lvlJc w:val="left"/>
+      <w:pPr>
+        <w:ind w:left="2880" w:hanging="360"/>
+      </w:pPr>
+    </w:lvl>
+    <w:lvl w:ilvl="4" w:tplc="040E0019" w:tentative="1">
+      <w:start w:val="1"/>
+      <w:numFmt w:val="lowerLetter"/>
+      <w:lvlText w:val="%5."/>
+      <w:lvlJc w:val="left"/>
+      <w:pPr>
+        <w:ind w:left="3600" w:hanging="360"/>
+      </w:pPr>
+    </w:lvl>
+    <w:lvl w:ilvl="5" w:tplc="040E001B" w:tentative="1">
+      <w:start w:val="1"/>
+      <w:numFmt w:val="lowerRoman"/>
+      <w:lvlText w:val="%6."/>
+      <w:lvlJc w:val="right"/>
+      <w:pPr>
+        <w:ind w:left="4320" w:hanging="180"/>
+      </w:pPr>
+    </w:lvl>
+    <w:lvl w:ilvl="6" w:tplc="040E000F" w:tentative="1">
+      <w:start w:val="1"/>
+      <w:numFmt w:val="decimal"/>
+      <w:lvlText w:val="%7."/>
+      <w:lvlJc w:val="left"/>
+      <w:pPr>
+        <w:ind w:left="5040" w:hanging="360"/>
+      </w:pPr>
+    </w:lvl>
+    <w:lvl w:ilvl="7" w:tplc="040E0019" w:tentative="1">
+      <w:start w:val="1"/>
+      <w:numFmt w:val="lowerLetter"/>
+      <w:lvlText w:val="%8."/>
+      <w:lvlJc w:val="left"/>
+      <w:pPr>
+        <w:ind w:left="5760" w:hanging="360"/>
+      </w:pPr>
+    </w:lvl>
+    <w:lvl w:ilvl="8" w:tplc="040E001B" w:tentative="1">
+      <w:start w:val="1"/>
+      <w:numFmt w:val="lowerRoman"/>
+      <w:lvlText w:val="%9."/>
+      <w:lvlJc w:val="right"/>
+      <w:pPr>
+        <w:ind w:left="6480" w:hanging="180"/>
+      </w:pPr>
+    </w:lvl>
+  </w:abstractNum>
+  <w:abstractNum w:abstractNumId="5" w15:restartNumberingAfterBreak="0">
     <w:nsid w:val="111D2831"/>
     <w:multiLevelType w:val="hybridMultilevel"/>
     <w:tmpl w:val="C2F8445A"/>
@@ -5442,7 +11584,7 @@
       </w:pPr>
     </w:lvl>
   </w:abstractNum>
-  <w:abstractNum w:abstractNumId="4" w15:restartNumberingAfterBreak="0">
+  <w:abstractNum w:abstractNumId="6" w15:restartNumberingAfterBreak="0">
     <w:nsid w:val="113D11E5"/>
     <w:multiLevelType w:val="hybridMultilevel"/>
     <w:tmpl w:val="1354CFA8"/>
@@ -5531,7 +11673,185 @@
       </w:pPr>
     </w:lvl>
   </w:abstractNum>
-  <w:abstractNum w:abstractNumId="5" w15:restartNumberingAfterBreak="0">
+  <w:abstractNum w:abstractNumId="7" w15:restartNumberingAfterBreak="0">
+    <w:nsid w:val="133D50C4"/>
+    <w:multiLevelType w:val="hybridMultilevel"/>
+    <w:tmpl w:val="CDA48BC2"/>
+    <w:lvl w:ilvl="0" w:tplc="E0FE1AFE">
+      <w:start w:val="1"/>
+      <w:numFmt w:val="decimal"/>
+      <w:lvlText w:val="%1.)"/>
+      <w:lvlJc w:val="left"/>
+      <w:pPr>
+        <w:ind w:left="720" w:hanging="360"/>
+      </w:pPr>
+      <w:rPr>
+        <w:rFonts w:hint="default"/>
+      </w:rPr>
+    </w:lvl>
+    <w:lvl w:ilvl="1" w:tplc="040E0019" w:tentative="1">
+      <w:start w:val="1"/>
+      <w:numFmt w:val="lowerLetter"/>
+      <w:lvlText w:val="%2."/>
+      <w:lvlJc w:val="left"/>
+      <w:pPr>
+        <w:ind w:left="1440" w:hanging="360"/>
+      </w:pPr>
+    </w:lvl>
+    <w:lvl w:ilvl="2" w:tplc="040E001B" w:tentative="1">
+      <w:start w:val="1"/>
+      <w:numFmt w:val="lowerRoman"/>
+      <w:lvlText w:val="%3."/>
+      <w:lvlJc w:val="right"/>
+      <w:pPr>
+        <w:ind w:left="2160" w:hanging="180"/>
+      </w:pPr>
+    </w:lvl>
+    <w:lvl w:ilvl="3" w:tplc="040E000F" w:tentative="1">
+      <w:start w:val="1"/>
+      <w:numFmt w:val="decimal"/>
+      <w:lvlText w:val="%4."/>
+      <w:lvlJc w:val="left"/>
+      <w:pPr>
+        <w:ind w:left="2880" w:hanging="360"/>
+      </w:pPr>
+    </w:lvl>
+    <w:lvl w:ilvl="4" w:tplc="040E0019" w:tentative="1">
+      <w:start w:val="1"/>
+      <w:numFmt w:val="lowerLetter"/>
+      <w:lvlText w:val="%5."/>
+      <w:lvlJc w:val="left"/>
+      <w:pPr>
+        <w:ind w:left="3600" w:hanging="360"/>
+      </w:pPr>
+    </w:lvl>
+    <w:lvl w:ilvl="5" w:tplc="040E001B" w:tentative="1">
+      <w:start w:val="1"/>
+      <w:numFmt w:val="lowerRoman"/>
+      <w:lvlText w:val="%6."/>
+      <w:lvlJc w:val="right"/>
+      <w:pPr>
+        <w:ind w:left="4320" w:hanging="180"/>
+      </w:pPr>
+    </w:lvl>
+    <w:lvl w:ilvl="6" w:tplc="040E000F" w:tentative="1">
+      <w:start w:val="1"/>
+      <w:numFmt w:val="decimal"/>
+      <w:lvlText w:val="%7."/>
+      <w:lvlJc w:val="left"/>
+      <w:pPr>
+        <w:ind w:left="5040" w:hanging="360"/>
+      </w:pPr>
+    </w:lvl>
+    <w:lvl w:ilvl="7" w:tplc="040E0019" w:tentative="1">
+      <w:start w:val="1"/>
+      <w:numFmt w:val="lowerLetter"/>
+      <w:lvlText w:val="%8."/>
+      <w:lvlJc w:val="left"/>
+      <w:pPr>
+        <w:ind w:left="5760" w:hanging="360"/>
+      </w:pPr>
+    </w:lvl>
+    <w:lvl w:ilvl="8" w:tplc="040E001B" w:tentative="1">
+      <w:start w:val="1"/>
+      <w:numFmt w:val="lowerRoman"/>
+      <w:lvlText w:val="%9."/>
+      <w:lvlJc w:val="right"/>
+      <w:pPr>
+        <w:ind w:left="6480" w:hanging="180"/>
+      </w:pPr>
+    </w:lvl>
+  </w:abstractNum>
+  <w:abstractNum w:abstractNumId="8" w15:restartNumberingAfterBreak="0">
+    <w:nsid w:val="159D57BB"/>
+    <w:multiLevelType w:val="hybridMultilevel"/>
+    <w:tmpl w:val="CDA48BC2"/>
+    <w:lvl w:ilvl="0" w:tplc="E0FE1AFE">
+      <w:start w:val="1"/>
+      <w:numFmt w:val="decimal"/>
+      <w:lvlText w:val="%1.)"/>
+      <w:lvlJc w:val="left"/>
+      <w:pPr>
+        <w:ind w:left="720" w:hanging="360"/>
+      </w:pPr>
+      <w:rPr>
+        <w:rFonts w:hint="default"/>
+      </w:rPr>
+    </w:lvl>
+    <w:lvl w:ilvl="1" w:tplc="040E0019" w:tentative="1">
+      <w:start w:val="1"/>
+      <w:numFmt w:val="lowerLetter"/>
+      <w:lvlText w:val="%2."/>
+      <w:lvlJc w:val="left"/>
+      <w:pPr>
+        <w:ind w:left="1440" w:hanging="360"/>
+      </w:pPr>
+    </w:lvl>
+    <w:lvl w:ilvl="2" w:tplc="040E001B" w:tentative="1">
+      <w:start w:val="1"/>
+      <w:numFmt w:val="lowerRoman"/>
+      <w:lvlText w:val="%3."/>
+      <w:lvlJc w:val="right"/>
+      <w:pPr>
+        <w:ind w:left="2160" w:hanging="180"/>
+      </w:pPr>
+    </w:lvl>
+    <w:lvl w:ilvl="3" w:tplc="040E000F" w:tentative="1">
+      <w:start w:val="1"/>
+      <w:numFmt w:val="decimal"/>
+      <w:lvlText w:val="%4."/>
+      <w:lvlJc w:val="left"/>
+      <w:pPr>
+        <w:ind w:left="2880" w:hanging="360"/>
+      </w:pPr>
+    </w:lvl>
+    <w:lvl w:ilvl="4" w:tplc="040E0019" w:tentative="1">
+      <w:start w:val="1"/>
+      <w:numFmt w:val="lowerLetter"/>
+      <w:lvlText w:val="%5."/>
+      <w:lvlJc w:val="left"/>
+      <w:pPr>
+        <w:ind w:left="3600" w:hanging="360"/>
+      </w:pPr>
+    </w:lvl>
+    <w:lvl w:ilvl="5" w:tplc="040E001B" w:tentative="1">
+      <w:start w:val="1"/>
+      <w:numFmt w:val="lowerRoman"/>
+      <w:lvlText w:val="%6."/>
+      <w:lvlJc w:val="right"/>
+      <w:pPr>
+        <w:ind w:left="4320" w:hanging="180"/>
+      </w:pPr>
+    </w:lvl>
+    <w:lvl w:ilvl="6" w:tplc="040E000F" w:tentative="1">
+      <w:start w:val="1"/>
+      <w:numFmt w:val="decimal"/>
+      <w:lvlText w:val="%7."/>
+      <w:lvlJc w:val="left"/>
+      <w:pPr>
+        <w:ind w:left="5040" w:hanging="360"/>
+      </w:pPr>
+    </w:lvl>
+    <w:lvl w:ilvl="7" w:tplc="040E0019" w:tentative="1">
+      <w:start w:val="1"/>
+      <w:numFmt w:val="lowerLetter"/>
+      <w:lvlText w:val="%8."/>
+      <w:lvlJc w:val="left"/>
+      <w:pPr>
+        <w:ind w:left="5760" w:hanging="360"/>
+      </w:pPr>
+    </w:lvl>
+    <w:lvl w:ilvl="8" w:tplc="040E001B" w:tentative="1">
+      <w:start w:val="1"/>
+      <w:numFmt w:val="lowerRoman"/>
+      <w:lvlText w:val="%9."/>
+      <w:lvlJc w:val="right"/>
+      <w:pPr>
+        <w:ind w:left="6480" w:hanging="180"/>
+      </w:pPr>
+    </w:lvl>
+  </w:abstractNum>
+  <w:abstractNum w:abstractNumId="9" w15:restartNumberingAfterBreak="0">
     <w:nsid w:val="1C6E523C"/>
     <w:multiLevelType w:val="hybridMultilevel"/>
     <w:tmpl w:val="DF0A34C6"/>
@@ -5620,7 +11940,7 @@
       </w:pPr>
     </w:lvl>
   </w:abstractNum>
-  <w:abstractNum w:abstractNumId="6" w15:restartNumberingAfterBreak="0">
+  <w:abstractNum w:abstractNumId="10" w15:restartNumberingAfterBreak="0">
     <w:nsid w:val="1D3772BF"/>
     <w:multiLevelType w:val="hybridMultilevel"/>
     <w:tmpl w:val="28F81104"/>
@@ -5709,7 +12029,7 @@
       </w:pPr>
     </w:lvl>
   </w:abstractNum>
-  <w:abstractNum w:abstractNumId="7" w15:restartNumberingAfterBreak="0">
+  <w:abstractNum w:abstractNumId="11" w15:restartNumberingAfterBreak="0">
     <w:nsid w:val="1DE45D2A"/>
     <w:multiLevelType w:val="hybridMultilevel"/>
     <w:tmpl w:val="0AE66978"/>
@@ -5821,7 +12141,7 @@
       </w:rPr>
     </w:lvl>
   </w:abstractNum>
-  <w:abstractNum w:abstractNumId="8" w15:restartNumberingAfterBreak="0">
+  <w:abstractNum w:abstractNumId="12" w15:restartNumberingAfterBreak="0">
     <w:nsid w:val="210618D2"/>
     <w:multiLevelType w:val="hybridMultilevel"/>
     <w:tmpl w:val="874CF8F8"/>
@@ -5910,7 +12230,7 @@
       </w:pPr>
     </w:lvl>
   </w:abstractNum>
-  <w:abstractNum w:abstractNumId="9" w15:restartNumberingAfterBreak="0">
+  <w:abstractNum w:abstractNumId="13" w15:restartNumberingAfterBreak="0">
     <w:nsid w:val="24312FF7"/>
     <w:multiLevelType w:val="hybridMultilevel"/>
     <w:tmpl w:val="71A07E06"/>
@@ -5999,7 +12319,7 @@
       </w:pPr>
     </w:lvl>
   </w:abstractNum>
-  <w:abstractNum w:abstractNumId="10" w15:restartNumberingAfterBreak="0">
+  <w:abstractNum w:abstractNumId="14" w15:restartNumberingAfterBreak="0">
     <w:nsid w:val="28FF085F"/>
     <w:multiLevelType w:val="hybridMultilevel"/>
     <w:tmpl w:val="6A1634B4"/>
@@ -6111,7 +12431,96 @@
       </w:rPr>
     </w:lvl>
   </w:abstractNum>
-  <w:abstractNum w:abstractNumId="11" w15:restartNumberingAfterBreak="0">
+  <w:abstractNum w:abstractNumId="15" w15:restartNumberingAfterBreak="0">
+    <w:nsid w:val="2F311661"/>
+    <w:multiLevelType w:val="hybridMultilevel"/>
+    <w:tmpl w:val="CDA48BC2"/>
+    <w:lvl w:ilvl="0" w:tplc="E0FE1AFE">
+      <w:start w:val="1"/>
+      <w:numFmt w:val="decimal"/>
+      <w:lvlText w:val="%1.)"/>
+      <w:lvlJc w:val="left"/>
+      <w:pPr>
+        <w:ind w:left="720" w:hanging="360"/>
+      </w:pPr>
+      <w:rPr>
+        <w:rFonts w:hint="default"/>
+      </w:rPr>
+    </w:lvl>
+    <w:lvl w:ilvl="1" w:tplc="040E0019" w:tentative="1">
+      <w:start w:val="1"/>
+      <w:numFmt w:val="lowerLetter"/>
+      <w:lvlText w:val="%2."/>
+      <w:lvlJc w:val="left"/>
+      <w:pPr>
+        <w:ind w:left="1440" w:hanging="360"/>
+      </w:pPr>
+    </w:lvl>
+    <w:lvl w:ilvl="2" w:tplc="040E001B" w:tentative="1">
+      <w:start w:val="1"/>
+      <w:numFmt w:val="lowerRoman"/>
+      <w:lvlText w:val="%3."/>
+      <w:lvlJc w:val="right"/>
+      <w:pPr>
+        <w:ind w:left="2160" w:hanging="180"/>
+      </w:pPr>
+    </w:lvl>
+    <w:lvl w:ilvl="3" w:tplc="040E000F" w:tentative="1">
+      <w:start w:val="1"/>
+      <w:numFmt w:val="decimal"/>
+      <w:lvlText w:val="%4."/>
+      <w:lvlJc w:val="left"/>
+      <w:pPr>
+        <w:ind w:left="2880" w:hanging="360"/>
+      </w:pPr>
+    </w:lvl>
+    <w:lvl w:ilvl="4" w:tplc="040E0019" w:tentative="1">
+      <w:start w:val="1"/>
+      <w:numFmt w:val="lowerLetter"/>
+      <w:lvlText w:val="%5."/>
+      <w:lvlJc w:val="left"/>
+      <w:pPr>
+        <w:ind w:left="3600" w:hanging="360"/>
+      </w:pPr>
+    </w:lvl>
+    <w:lvl w:ilvl="5" w:tplc="040E001B" w:tentative="1">
+      <w:start w:val="1"/>
+      <w:numFmt w:val="lowerRoman"/>
+      <w:lvlText w:val="%6."/>
+      <w:lvlJc w:val="right"/>
+      <w:pPr>
+        <w:ind w:left="4320" w:hanging="180"/>
+      </w:pPr>
+    </w:lvl>
+    <w:lvl w:ilvl="6" w:tplc="040E000F" w:tentative="1">
+      <w:start w:val="1"/>
+      <w:numFmt w:val="decimal"/>
+      <w:lvlText w:val="%7."/>
+      <w:lvlJc w:val="left"/>
+      <w:pPr>
+        <w:ind w:left="5040" w:hanging="360"/>
+      </w:pPr>
+    </w:lvl>
+    <w:lvl w:ilvl="7" w:tplc="040E0019" w:tentative="1">
+      <w:start w:val="1"/>
+      <w:numFmt w:val="lowerLetter"/>
+      <w:lvlText w:val="%8."/>
+      <w:lvlJc w:val="left"/>
+      <w:pPr>
+        <w:ind w:left="5760" w:hanging="360"/>
+      </w:pPr>
+    </w:lvl>
+    <w:lvl w:ilvl="8" w:tplc="040E001B" w:tentative="1">
+      <w:start w:val="1"/>
+      <w:numFmt w:val="lowerRoman"/>
+      <w:lvlText w:val="%9."/>
+      <w:lvlJc w:val="right"/>
+      <w:pPr>
+        <w:ind w:left="6480" w:hanging="180"/>
+      </w:pPr>
+    </w:lvl>
+  </w:abstractNum>
+  <w:abstractNum w:abstractNumId="16" w15:restartNumberingAfterBreak="0">
     <w:nsid w:val="335043DA"/>
     <w:multiLevelType w:val="hybridMultilevel"/>
     <w:tmpl w:val="0428E1FE"/>
@@ -6200,7 +12609,7 @@
       </w:pPr>
     </w:lvl>
   </w:abstractNum>
-  <w:abstractNum w:abstractNumId="12" w15:restartNumberingAfterBreak="0">
+  <w:abstractNum w:abstractNumId="17" w15:restartNumberingAfterBreak="0">
     <w:nsid w:val="3B2B1543"/>
     <w:multiLevelType w:val="hybridMultilevel"/>
     <w:tmpl w:val="5AB4388A"/>
@@ -6289,7 +12698,7 @@
       </w:pPr>
     </w:lvl>
   </w:abstractNum>
-  <w:abstractNum w:abstractNumId="13" w15:restartNumberingAfterBreak="0">
+  <w:abstractNum w:abstractNumId="18" w15:restartNumberingAfterBreak="0">
     <w:nsid w:val="3C7047C4"/>
     <w:multiLevelType w:val="hybridMultilevel"/>
     <w:tmpl w:val="B532F5E2"/>
@@ -6378,7 +12787,7 @@
       </w:pPr>
     </w:lvl>
   </w:abstractNum>
-  <w:abstractNum w:abstractNumId="14" w15:restartNumberingAfterBreak="0">
+  <w:abstractNum w:abstractNumId="19" w15:restartNumberingAfterBreak="0">
     <w:nsid w:val="458F3913"/>
     <w:multiLevelType w:val="hybridMultilevel"/>
     <w:tmpl w:val="F796E96E"/>
@@ -6467,7 +12876,7 @@
       </w:pPr>
     </w:lvl>
   </w:abstractNum>
-  <w:abstractNum w:abstractNumId="15" w15:restartNumberingAfterBreak="0">
+  <w:abstractNum w:abstractNumId="20" w15:restartNumberingAfterBreak="0">
     <w:nsid w:val="4F9F3D2E"/>
     <w:multiLevelType w:val="hybridMultilevel"/>
     <w:tmpl w:val="78F4C622"/>
@@ -6556,7 +12965,96 @@
       </w:pPr>
     </w:lvl>
   </w:abstractNum>
-  <w:abstractNum w:abstractNumId="16" w15:restartNumberingAfterBreak="0">
+  <w:abstractNum w:abstractNumId="21" w15:restartNumberingAfterBreak="0">
+    <w:nsid w:val="55950B4C"/>
+    <w:multiLevelType w:val="hybridMultilevel"/>
+    <w:tmpl w:val="CDA48BC2"/>
+    <w:lvl w:ilvl="0" w:tplc="E0FE1AFE">
+      <w:start w:val="1"/>
+      <w:numFmt w:val="decimal"/>
+      <w:lvlText w:val="%1.)"/>
+      <w:lvlJc w:val="left"/>
+      <w:pPr>
+        <w:ind w:left="720" w:hanging="360"/>
+      </w:pPr>
+      <w:rPr>
+        <w:rFonts w:hint="default"/>
+      </w:rPr>
+    </w:lvl>
+    <w:lvl w:ilvl="1" w:tplc="040E0019" w:tentative="1">
+      <w:start w:val="1"/>
+      <w:numFmt w:val="lowerLetter"/>
+      <w:lvlText w:val="%2."/>
+      <w:lvlJc w:val="left"/>
+      <w:pPr>
+        <w:ind w:left="1440" w:hanging="360"/>
+      </w:pPr>
+    </w:lvl>
+    <w:lvl w:ilvl="2" w:tplc="040E001B" w:tentative="1">
+      <w:start w:val="1"/>
+      <w:numFmt w:val="lowerRoman"/>
+      <w:lvlText w:val="%3."/>
+      <w:lvlJc w:val="right"/>
+      <w:pPr>
+        <w:ind w:left="2160" w:hanging="180"/>
+      </w:pPr>
+    </w:lvl>
+    <w:lvl w:ilvl="3" w:tplc="040E000F" w:tentative="1">
+      <w:start w:val="1"/>
+      <w:numFmt w:val="decimal"/>
+      <w:lvlText w:val="%4."/>
+      <w:lvlJc w:val="left"/>
+      <w:pPr>
+        <w:ind w:left="2880" w:hanging="360"/>
+      </w:pPr>
+    </w:lvl>
+    <w:lvl w:ilvl="4" w:tplc="040E0019" w:tentative="1">
+      <w:start w:val="1"/>
+      <w:numFmt w:val="lowerLetter"/>
+      <w:lvlText w:val="%5."/>
+      <w:lvlJc w:val="left"/>
+      <w:pPr>
+        <w:ind w:left="3600" w:hanging="360"/>
+      </w:pPr>
+    </w:lvl>
+    <w:lvl w:ilvl="5" w:tplc="040E001B" w:tentative="1">
+      <w:start w:val="1"/>
+      <w:numFmt w:val="lowerRoman"/>
+      <w:lvlText w:val="%6."/>
+      <w:lvlJc w:val="right"/>
+      <w:pPr>
+        <w:ind w:left="4320" w:hanging="180"/>
+      </w:pPr>
+    </w:lvl>
+    <w:lvl w:ilvl="6" w:tplc="040E000F" w:tentative="1">
+      <w:start w:val="1"/>
+      <w:numFmt w:val="decimal"/>
+      <w:lvlText w:val="%7."/>
+      <w:lvlJc w:val="left"/>
+      <w:pPr>
+        <w:ind w:left="5040" w:hanging="360"/>
+      </w:pPr>
+    </w:lvl>
+    <w:lvl w:ilvl="7" w:tplc="040E0019" w:tentative="1">
+      <w:start w:val="1"/>
+      <w:numFmt w:val="lowerLetter"/>
+      <w:lvlText w:val="%8."/>
+      <w:lvlJc w:val="left"/>
+      <w:pPr>
+        <w:ind w:left="5760" w:hanging="360"/>
+      </w:pPr>
+    </w:lvl>
+    <w:lvl w:ilvl="8" w:tplc="040E001B" w:tentative="1">
+      <w:start w:val="1"/>
+      <w:numFmt w:val="lowerRoman"/>
+      <w:lvlText w:val="%9."/>
+      <w:lvlJc w:val="right"/>
+      <w:pPr>
+        <w:ind w:left="6480" w:hanging="180"/>
+      </w:pPr>
+    </w:lvl>
+  </w:abstractNum>
+  <w:abstractNum w:abstractNumId="22" w15:restartNumberingAfterBreak="0">
     <w:nsid w:val="5A5A6C81"/>
     <w:multiLevelType w:val="hybridMultilevel"/>
     <w:tmpl w:val="CB8895F2"/>
@@ -6645,7 +13143,7 @@
       </w:pPr>
     </w:lvl>
   </w:abstractNum>
-  <w:abstractNum w:abstractNumId="17" w15:restartNumberingAfterBreak="0">
+  <w:abstractNum w:abstractNumId="23" w15:restartNumberingAfterBreak="0">
     <w:nsid w:val="5E2F00EE"/>
     <w:multiLevelType w:val="hybridMultilevel"/>
     <w:tmpl w:val="742C4E72"/>
@@ -6734,7 +13232,7 @@
       </w:pPr>
     </w:lvl>
   </w:abstractNum>
-  <w:abstractNum w:abstractNumId="18" w15:restartNumberingAfterBreak="0">
+  <w:abstractNum w:abstractNumId="24" w15:restartNumberingAfterBreak="0">
     <w:nsid w:val="621A4F7A"/>
     <w:multiLevelType w:val="hybridMultilevel"/>
     <w:tmpl w:val="557CDF3E"/>
@@ -6823,7 +13321,7 @@
       </w:pPr>
     </w:lvl>
   </w:abstractNum>
-  <w:abstractNum w:abstractNumId="19" w15:restartNumberingAfterBreak="0">
+  <w:abstractNum w:abstractNumId="25" w15:restartNumberingAfterBreak="0">
     <w:nsid w:val="627574A6"/>
     <w:multiLevelType w:val="hybridMultilevel"/>
     <w:tmpl w:val="1854A246"/>
@@ -6912,7 +13410,7 @@
       </w:pPr>
     </w:lvl>
   </w:abstractNum>
-  <w:abstractNum w:abstractNumId="20" w15:restartNumberingAfterBreak="0">
+  <w:abstractNum w:abstractNumId="26" w15:restartNumberingAfterBreak="0">
     <w:nsid w:val="65ED129C"/>
     <w:multiLevelType w:val="hybridMultilevel"/>
     <w:tmpl w:val="3DEAAF70"/>
@@ -7001,7 +13499,7 @@
       </w:pPr>
     </w:lvl>
   </w:abstractNum>
-  <w:abstractNum w:abstractNumId="21" w15:restartNumberingAfterBreak="0">
+  <w:abstractNum w:abstractNumId="27" w15:restartNumberingAfterBreak="0">
     <w:nsid w:val="693C75EA"/>
     <w:multiLevelType w:val="hybridMultilevel"/>
     <w:tmpl w:val="FFDE93C2"/>
@@ -7090,7 +13588,7 @@
       </w:pPr>
     </w:lvl>
   </w:abstractNum>
-  <w:abstractNum w:abstractNumId="22" w15:restartNumberingAfterBreak="0">
+  <w:abstractNum w:abstractNumId="28" w15:restartNumberingAfterBreak="0">
     <w:nsid w:val="6A307926"/>
     <w:multiLevelType w:val="hybridMultilevel"/>
     <w:tmpl w:val="D540A5F8"/>
@@ -7179,7 +13677,7 @@
       </w:pPr>
     </w:lvl>
   </w:abstractNum>
-  <w:abstractNum w:abstractNumId="23" w15:restartNumberingAfterBreak="0">
+  <w:abstractNum w:abstractNumId="29" w15:restartNumberingAfterBreak="0">
     <w:nsid w:val="74F77976"/>
     <w:multiLevelType w:val="hybridMultilevel"/>
     <w:tmpl w:val="DB747170"/>
@@ -7268,7 +13766,7 @@
       </w:pPr>
     </w:lvl>
   </w:abstractNum>
-  <w:abstractNum w:abstractNumId="24" w15:restartNumberingAfterBreak="0">
+  <w:abstractNum w:abstractNumId="30" w15:restartNumberingAfterBreak="0">
     <w:nsid w:val="79D366A6"/>
     <w:multiLevelType w:val="hybridMultilevel"/>
     <w:tmpl w:val="47D2CFBC"/>
@@ -7380,86 +13878,104 @@
       </w:rPr>
     </w:lvl>
   </w:abstractNum>
-  <w:num w:numId="1" w16cid:durableId="1028290873">
+  <w:num w:numId="1">
+    <w:abstractNumId w:val="16"/>
+  </w:num>
+  <w:num w:numId="2">
+    <w:abstractNumId w:val="26"/>
+  </w:num>
+  <w:num w:numId="3">
+    <w:abstractNumId w:val="25"/>
+  </w:num>
+  <w:num w:numId="4">
+    <w:abstractNumId w:val="12"/>
+  </w:num>
+  <w:num w:numId="5">
+    <w:abstractNumId w:val="3"/>
+  </w:num>
+  <w:num w:numId="6">
+    <w:abstractNumId w:val="18"/>
+  </w:num>
+  <w:num w:numId="7">
+    <w:abstractNumId w:val="24"/>
+  </w:num>
+  <w:num w:numId="8">
+    <w:abstractNumId w:val="30"/>
+  </w:num>
+  <w:num w:numId="9">
     <w:abstractNumId w:val="11"/>
   </w:num>
-  <w:num w:numId="2" w16cid:durableId="449713228">
+  <w:num w:numId="10">
+    <w:abstractNumId w:val="14"/>
+  </w:num>
+  <w:num w:numId="11">
+    <w:abstractNumId w:val="27"/>
+  </w:num>
+  <w:num w:numId="12">
+    <w:abstractNumId w:val="2"/>
+  </w:num>
+  <w:num w:numId="13">
+    <w:abstractNumId w:val="6"/>
+  </w:num>
+  <w:num w:numId="14">
+    <w:abstractNumId w:val="22"/>
+  </w:num>
+  <w:num w:numId="15">
+    <w:abstractNumId w:val="23"/>
+  </w:num>
+  <w:num w:numId="16">
+    <w:abstractNumId w:val="5"/>
+  </w:num>
+  <w:num w:numId="17">
+    <w:abstractNumId w:val="13"/>
+  </w:num>
+  <w:num w:numId="18">
+    <w:abstractNumId w:val="29"/>
+  </w:num>
+  <w:num w:numId="19">
+    <w:abstractNumId w:val="28"/>
+  </w:num>
+  <w:num w:numId="20">
+    <w:abstractNumId w:val="17"/>
+  </w:num>
+  <w:num w:numId="21">
+    <w:abstractNumId w:val="10"/>
+  </w:num>
+  <w:num w:numId="22">
+    <w:abstractNumId w:val="9"/>
+  </w:num>
+  <w:num w:numId="23">
+    <w:abstractNumId w:val="19"/>
+  </w:num>
+  <w:num w:numId="24">
     <w:abstractNumId w:val="20"/>
   </w:num>
-  <w:num w:numId="3" w16cid:durableId="1134329390">
-    <w:abstractNumId w:val="19"/>
+  <w:num w:numId="25">
+    <w:abstractNumId w:val="0"/>
   </w:num>
-  <w:num w:numId="4" w16cid:durableId="1767266955">
+  <w:num w:numId="26">
+    <w:abstractNumId w:val="15"/>
+  </w:num>
+  <w:num w:numId="27">
+    <w:abstractNumId w:val="7"/>
+  </w:num>
+  <w:num w:numId="28">
+    <w:abstractNumId w:val="4"/>
+  </w:num>
+  <w:num w:numId="29">
+    <w:abstractNumId w:val="1"/>
+  </w:num>
+  <w:num w:numId="30">
     <w:abstractNumId w:val="8"/>
   </w:num>
-  <w:num w:numId="5" w16cid:durableId="189340309">
-    <w:abstractNumId w:val="2"/>
-  </w:num>
-  <w:num w:numId="6" w16cid:durableId="1439565143">
-    <w:abstractNumId w:val="13"/>
-  </w:num>
-  <w:num w:numId="7" w16cid:durableId="2017533480">
-    <w:abstractNumId w:val="18"/>
-  </w:num>
-  <w:num w:numId="8" w16cid:durableId="504512379">
-    <w:abstractNumId w:val="24"/>
-  </w:num>
-  <w:num w:numId="9" w16cid:durableId="164711545">
-    <w:abstractNumId w:val="7"/>
-  </w:num>
-  <w:num w:numId="10" w16cid:durableId="310334724">
-    <w:abstractNumId w:val="10"/>
-  </w:num>
-  <w:num w:numId="11" w16cid:durableId="1601136460">
+  <w:num w:numId="31">
     <w:abstractNumId w:val="21"/>
-  </w:num>
-  <w:num w:numId="12" w16cid:durableId="1046105790">
-    <w:abstractNumId w:val="1"/>
-  </w:num>
-  <w:num w:numId="13" w16cid:durableId="57242398">
-    <w:abstractNumId w:val="4"/>
-  </w:num>
-  <w:num w:numId="14" w16cid:durableId="1243417529">
-    <w:abstractNumId w:val="16"/>
-  </w:num>
-  <w:num w:numId="15" w16cid:durableId="1944531366">
-    <w:abstractNumId w:val="17"/>
-  </w:num>
-  <w:num w:numId="16" w16cid:durableId="215363851">
-    <w:abstractNumId w:val="3"/>
-  </w:num>
-  <w:num w:numId="17" w16cid:durableId="1091390335">
-    <w:abstractNumId w:val="9"/>
-  </w:num>
-  <w:num w:numId="18" w16cid:durableId="1266964754">
-    <w:abstractNumId w:val="23"/>
-  </w:num>
-  <w:num w:numId="19" w16cid:durableId="372731522">
-    <w:abstractNumId w:val="22"/>
-  </w:num>
-  <w:num w:numId="20" w16cid:durableId="1381319488">
-    <w:abstractNumId w:val="12"/>
-  </w:num>
-  <w:num w:numId="21" w16cid:durableId="2140218896">
-    <w:abstractNumId w:val="6"/>
-  </w:num>
-  <w:num w:numId="22" w16cid:durableId="237399603">
-    <w:abstractNumId w:val="5"/>
-  </w:num>
-  <w:num w:numId="23" w16cid:durableId="89741314">
-    <w:abstractNumId w:val="14"/>
-  </w:num>
-  <w:num w:numId="24" w16cid:durableId="2093160383">
-    <w:abstractNumId w:val="15"/>
-  </w:num>
-  <w:num w:numId="25" w16cid:durableId="1462305747">
-    <w:abstractNumId w:val="0"/>
   </w:num>
 </w:numbering>
 </file>
 
 <file path=word/styles.xml><?xml version="1.0" encoding="utf-8"?>
-<w:styles xmlns:mc="http://schemas.openxmlformats.org/markup-compatibility/2006" xmlns:r="http://schemas.openxmlformats.org/officeDocument/2006/relationships" xmlns:w="http://schemas.openxmlformats.org/wordprocessingml/2006/main" xmlns:w14="http://schemas.microsoft.com/office/word/2010/wordml" xmlns:w15="http://schemas.microsoft.com/office/word/2012/wordml" xmlns:w16cex="http://schemas.microsoft.com/office/word/2018/wordml/cex" xmlns:w16cid="http://schemas.microsoft.com/office/word/2016/wordml/cid" xmlns:w16="http://schemas.microsoft.com/office/word/2018/wordml" xmlns:w16du="http://schemas.microsoft.com/office/word/2023/wordml/word16du" xmlns:w16sdtdh="http://schemas.microsoft.com/office/word/2020/wordml/sdtdatahash" xmlns:w16sdtfl="http://schemas.microsoft.com/office/word/2024/wordml/sdtformatlock" xmlns:w16se="http://schemas.microsoft.com/office/word/2015/wordml/symex" mc:Ignorable="w14 w15 w16se w16cid w16 w16cex w16sdtdh w16sdtfl w16du">
+<w:styles xmlns:mc="http://schemas.openxmlformats.org/markup-compatibility/2006" xmlns:r="http://schemas.openxmlformats.org/officeDocument/2006/relationships" xmlns:w="http://schemas.openxmlformats.org/wordprocessingml/2006/main" xmlns:w14="http://schemas.microsoft.com/office/word/2010/wordml" xmlns:w15="http://schemas.microsoft.com/office/word/2012/wordml" xmlns:w16cex="http://schemas.microsoft.com/office/word/2018/wordml/cex" xmlns:w16cid="http://schemas.microsoft.com/office/word/2016/wordml/cid" xmlns:w16="http://schemas.microsoft.com/office/word/2018/wordml" xmlns:w16sdtdh="http://schemas.microsoft.com/office/word/2020/wordml/sdtdatahash" xmlns:w16se="http://schemas.microsoft.com/office/word/2015/wordml/symex" mc:Ignorable="w14 w15 w16se w16cid w16 w16cex w16sdtdh">
   <w:docDefaults>
     <w:rPrDefault>
       <w:rPr>
@@ -7895,6 +14411,50 @@
       <w:contextualSpacing/>
     </w:pPr>
   </w:style>
+  <w:style w:type="paragraph" w:styleId="lfej">
+    <w:name w:val="header"/>
+    <w:basedOn w:val="Norml"/>
+    <w:link w:val="lfejChar"/>
+    <w:uiPriority w:val="99"/>
+    <w:unhideWhenUsed/>
+    <w:rsid w:val="00357655"/>
+    <w:pPr>
+      <w:tabs>
+        <w:tab w:val="center" w:pos="4536"/>
+        <w:tab w:val="right" w:pos="9072"/>
+      </w:tabs>
+      <w:spacing w:after="0" w:line="240" w:lineRule="auto"/>
+    </w:pPr>
+  </w:style>
+  <w:style w:type="character" w:customStyle="1" w:styleId="lfejChar">
+    <w:name w:val="Élőfej Char"/>
+    <w:basedOn w:val="Bekezdsalapbettpusa"/>
+    <w:link w:val="lfej"/>
+    <w:uiPriority w:val="99"/>
+    <w:rsid w:val="00357655"/>
+  </w:style>
+  <w:style w:type="paragraph" w:styleId="llb">
+    <w:name w:val="footer"/>
+    <w:basedOn w:val="Norml"/>
+    <w:link w:val="llbChar"/>
+    <w:uiPriority w:val="99"/>
+    <w:unhideWhenUsed/>
+    <w:rsid w:val="00357655"/>
+    <w:pPr>
+      <w:tabs>
+        <w:tab w:val="center" w:pos="4536"/>
+        <w:tab w:val="right" w:pos="9072"/>
+      </w:tabs>
+      <w:spacing w:after="0" w:line="240" w:lineRule="auto"/>
+    </w:pPr>
+  </w:style>
+  <w:style w:type="character" w:customStyle="1" w:styleId="llbChar">
+    <w:name w:val="Élőláb Char"/>
+    <w:basedOn w:val="Bekezdsalapbettpusa"/>
+    <w:link w:val="llb"/>
+    <w:uiPriority w:val="99"/>
+    <w:rsid w:val="00357655"/>
+  </w:style>
 </w:styles>
 </file>
 
